--- a/engine/du_study/DU_Valuation_Study_09-08-2026_public.docx
+++ b/engine/du_study/DU_Valuation_Study_09-08-2026_public.docx
@@ -191,7 +191,7 @@
                 <w:color w:val="1C3A36"/>
                 <w:sz w:val="19"/>
               </w:rPr>
-              <w:t>Weighted central AED 14.98 per share against a spot of AED 12.30 (+22%), inside a full bear-to-bull span of AED 8.25 to AED 29.58. The cash-flow lens alone reads AED 19.14; the market-anchored relative lens reads AED 10.80. That gap is the study's honest tension, and section 4 explains rather than hides it.</w:t>
+              <w:t>Weighted central AED 14.77 per share against a spot of AED 12.30 (+20%), inside a full bear-to-bull span of AED 8.26 to AED 28.73. The cash-flow lens alone reads AED 18.74; the market-anchored relative lens reads AED 10.80. That gap is the study's honest tension, and section 4 explains rather than hides it.</w:t>
             </w:r>
           </w:p>
           <w:p>
@@ -211,7 +211,7 @@
                 <w:color w:val="1C3A36"/>
                 <w:sz w:val="19"/>
               </w:rPr>
-              <w:t>The 38% federal royalty plus 9% corporate tax regime (a 43.6% combined take) is legislated only through 2026. Carried forward it gives AED 19.14; a reversion to the heavier pre-2024 construction gives AED 16.29. Both are published side by side — the judgement is worth AED 2.85 per share and is never averaged into one number.</w:t>
+              <w:t>The 38% federal royalty plus 9% corporate tax regime (a 43.6% combined take) is legislated only through 2026. Carried forward it gives AED 18.74; a reversion to the heavier pre-2024 construction gives AED 15.95. Both are published side by side — the judgement is worth AED 2.79 per share and is never averaged into one number.</w:t>
             </w:r>
           </w:p>
           <w:p>
@@ -434,7 +434,7 @@
                 <w:color w:val="1C3A36"/>
                 <w:sz w:val="18"/>
               </w:rPr>
-              <w:t>10.97</w:t>
+              <w:t>10.80</w:t>
             </w:r>
           </w:p>
         </w:tc>
@@ -452,7 +452,7 @@
                 <w:color w:val="1C3A36"/>
                 <w:sz w:val="18"/>
               </w:rPr>
-              <w:t>19.14</w:t>
+              <w:t>18.74</w:t>
             </w:r>
           </w:p>
         </w:tc>
@@ -470,7 +470,7 @@
                 <w:color w:val="1C3A36"/>
                 <w:sz w:val="18"/>
               </w:rPr>
-              <w:t>29.58</w:t>
+              <w:t>28.73</w:t>
             </w:r>
           </w:p>
         </w:tc>
@@ -506,7 +506,7 @@
                 <w:color w:val="1C3A36"/>
                 <w:sz w:val="18"/>
               </w:rPr>
-              <w:t>+56%</w:t>
+              <w:t>+52%</w:t>
             </w:r>
           </w:p>
         </w:tc>
@@ -579,7 +579,7 @@
                 <w:color w:val="1C3A36"/>
                 <w:sz w:val="18"/>
               </w:rPr>
-              <w:t>12.96</w:t>
+              <w:t>12.97</w:t>
             </w:r>
           </w:p>
         </w:tc>
@@ -652,7 +652,7 @@
                 <w:color w:val="1C3A36"/>
                 <w:sz w:val="18"/>
               </w:rPr>
-              <w:t>8.25</w:t>
+              <w:t>8.26</w:t>
             </w:r>
           </w:p>
         </w:tc>
@@ -688,7 +688,7 @@
                 <w:color w:val="1C3A36"/>
                 <w:sz w:val="18"/>
               </w:rPr>
-              <w:t>12.94</w:t>
+              <w:t>12.95</w:t>
             </w:r>
           </w:p>
         </w:tc>
@@ -761,7 +761,7 @@
                 <w:color w:val="1C3A36"/>
                 <w:sz w:val="18"/>
               </w:rPr>
-              <w:t>9.74</w:t>
+              <w:t>9.60</w:t>
             </w:r>
           </w:p>
         </w:tc>
@@ -779,7 +779,7 @@
                 <w:color w:val="1C3A36"/>
                 <w:sz w:val="18"/>
               </w:rPr>
-              <w:t>15.07</w:t>
+              <w:t>14.76</w:t>
             </w:r>
           </w:p>
         </w:tc>
@@ -797,7 +797,7 @@
                 <w:color w:val="1C3A36"/>
                 <w:sz w:val="18"/>
               </w:rPr>
-              <w:t>16.34</w:t>
+              <w:t>16.00</w:t>
             </w:r>
           </w:p>
         </w:tc>
@@ -833,7 +833,7 @@
                 <w:color w:val="1C3A36"/>
                 <w:sz w:val="18"/>
               </w:rPr>
-              <w:t>+23%</w:t>
+              <w:t>+20%</w:t>
             </w:r>
           </w:p>
         </w:tc>
@@ -874,7 +874,7 @@
                 <w:color w:val="1C3A36"/>
                 <w:sz w:val="18"/>
               </w:rPr>
-              <w:t>8.25</w:t>
+              <w:t>8.26</w:t>
             </w:r>
           </w:p>
         </w:tc>
@@ -894,7 +894,7 @@
                 <w:color w:val="1C3A36"/>
                 <w:sz w:val="18"/>
               </w:rPr>
-              <w:t>14.98</w:t>
+              <w:t>14.77</w:t>
             </w:r>
           </w:p>
         </w:tc>
@@ -914,7 +914,7 @@
                 <w:color w:val="1C3A36"/>
                 <w:sz w:val="18"/>
               </w:rPr>
-              <w:t>29.58</w:t>
+              <w:t>28.73</w:t>
             </w:r>
           </w:p>
         </w:tc>
@@ -954,7 +954,7 @@
                 <w:color w:val="1C3A36"/>
                 <w:sz w:val="18"/>
               </w:rPr>
-              <w:t>+22%</w:t>
+              <w:t>+20%</w:t>
             </w:r>
           </w:p>
         </w:tc>
@@ -1008,7 +1008,7 @@
                 <w:color w:val="1C3A36"/>
                 <w:sz w:val="18"/>
               </w:rPr>
-              <w:t>16.29</w:t>
+              <w:t>15.95</w:t>
             </w:r>
           </w:p>
         </w:tc>
@@ -1061,7 +1061,7 @@
                 <w:color w:val="1C3A36"/>
                 <w:sz w:val="18"/>
               </w:rPr>
-              <w:t>+32%</w:t>
+              <w:t>+30%</w:t>
             </w:r>
           </w:p>
         </w:tc>
@@ -1115,7 +1115,7 @@
                 <w:color w:val="1C3A36"/>
                 <w:sz w:val="18"/>
               </w:rPr>
-              <w:t>19.04</w:t>
+              <w:t>18.64</w:t>
             </w:r>
           </w:p>
         </w:tc>
@@ -1168,7 +1168,7 @@
                 <w:color w:val="1C3A36"/>
                 <w:sz w:val="18"/>
               </w:rPr>
-              <w:t>+55%</w:t>
+              <w:t>+52%</w:t>
             </w:r>
           </w:p>
         </w:tc>
@@ -1294,7 +1294,7 @@
           <w:color w:val="6E7B77"/>
           <w:sz w:val="17"/>
         </w:rPr>
-        <w:t>Table 1 — the valuation summary. Weighted central AED 14.98; every lens value is dated at the 2026-08-07 anchor, net of the AED 0.40 final FY2025 dividend paid 28-Apr-2026. The terminal value is 85% of the DCF enterprise value — stated here because a reader should know how much of the primary lens rests on the far future.</w:t>
+        <w:t>Table 1 — the valuation summary. Weighted central AED 14.77; every lens value is dated at the 2026-08-07 anchor, net of the AED 0.40 final FY2025 dividend paid 28-Apr-2026. The terminal value is 85% of the DCF enterprise value — stated here because a reader should know how much of the primary lens rests on the far future.</w:t>
       </w:r>
     </w:p>
     <w:p>
@@ -2817,7 +2817,7 @@
                 <w:color w:val="1C3A36"/>
                 <w:sz w:val="17"/>
               </w:rPr>
-              <w:t>0.84</w:t>
+              <w:t>0.83</w:t>
             </w:r>
           </w:p>
         </w:tc>
@@ -2894,7 +2894,7 @@
                 <w:color w:val="1C3A36"/>
                 <w:sz w:val="17"/>
               </w:rPr>
-              <w:t>2,359</w:t>
+              <w:t>2,358</w:t>
             </w:r>
           </w:p>
         </w:tc>
@@ -2914,7 +2914,7 @@
                 <w:color w:val="1C3A36"/>
                 <w:sz w:val="17"/>
               </w:rPr>
-              <w:t>2,404</w:t>
+              <w:t>2,401</w:t>
             </w:r>
           </w:p>
         </w:tc>
@@ -2934,7 +2934,7 @@
                 <w:color w:val="1C3A36"/>
                 <w:sz w:val="17"/>
               </w:rPr>
-              <w:t>2,462</w:t>
+              <w:t>2,456</w:t>
             </w:r>
           </w:p>
         </w:tc>
@@ -2954,7 +2954,7 @@
                 <w:color w:val="1C3A36"/>
                 <w:sz w:val="17"/>
               </w:rPr>
-              <w:t>2,564</w:t>
+              <w:t>2,556</w:t>
             </w:r>
           </w:p>
         </w:tc>
@@ -2974,7 +2974,7 @@
                 <w:color w:val="1C3A36"/>
                 <w:sz w:val="17"/>
               </w:rPr>
-              <w:t>2,573</w:t>
+              <w:t>2,564</w:t>
             </w:r>
           </w:p>
         </w:tc>
@@ -3010,7 +3010,7 @@
           <w:color w:val="1C3A36"/>
           <w:sz w:val="21"/>
         </w:rPr>
-        <w:t>Terminal value: terminal-year NOPAT grown at 2.5% with a reinvestment rate set by the growth itself — g / return on capital = 2.5% / 26.7% = 9.4% of NOPAT — capitalised at the terminal cost of capital of 6.01% less growth. That yields a terminal value of AED 97,871mn, whose present value is AED 72,697mn — 85% of enterprise value. A reader should sit with that number: at a 6.01% discount rate almost all of the value of a stable, licence-protected annuity IS the far future, and that is exactly why the two renewal catalysts in section 5 dominate everything else in this report.</w:t>
+        <w:t>Terminal value: terminal-year NOPAT grown at 2.5% with a reinvestment rate set by the growth itself — g / return on capital = 2.5% / 26.7% = 9.4% of NOPAT — capitalised at the terminal cost of capital of 6.08% less growth. That yields a terminal value of AED 95,849mn, whose present value is AED 70,945mn — 85% of enterprise value. A reader should sit with that number: at a 6.08% discount rate almost all of the value of a stable, licence-protected annuity IS the far future, and that is exactly why the two renewal catalysts in section 5 dominate everything else in this report.</w:t>
       </w:r>
     </w:p>
     <w:p>
@@ -3145,7 +3145,7 @@
                 <w:color w:val="1C3A36"/>
                 <w:sz w:val="18"/>
               </w:rPr>
-              <w:t>12,362</w:t>
+              <w:t>12,335</w:t>
             </w:r>
           </w:p>
         </w:tc>
@@ -3163,7 +3163,7 @@
                 <w:color w:val="1C3A36"/>
                 <w:sz w:val="18"/>
               </w:rPr>
-              <w:t>2.73</w:t>
+              <w:t>2.72</w:t>
             </w:r>
           </w:p>
         </w:tc>
@@ -3200,7 +3200,7 @@
                 <w:color w:val="1C3A36"/>
                 <w:sz w:val="18"/>
               </w:rPr>
-              <w:t>72,697</w:t>
+              <w:t>70,945</w:t>
             </w:r>
           </w:p>
         </w:tc>
@@ -3218,7 +3218,7 @@
                 <w:color w:val="1C3A36"/>
                 <w:sz w:val="18"/>
               </w:rPr>
-              <w:t>16.04</w:t>
+              <w:t>15.65</w:t>
             </w:r>
           </w:p>
         </w:tc>
@@ -3259,7 +3259,7 @@
                 <w:color w:val="1C3A36"/>
                 <w:sz w:val="18"/>
               </w:rPr>
-              <w:t>85,059</w:t>
+              <w:t>83,280</w:t>
             </w:r>
           </w:p>
         </w:tc>
@@ -3279,7 +3279,7 @@
                 <w:color w:val="1C3A36"/>
                 <w:sz w:val="18"/>
               </w:rPr>
-              <w:t>18.76</w:t>
+              <w:t>18.37</w:t>
             </w:r>
           </w:p>
         </w:tc>
@@ -3538,7 +3538,7 @@
                 <w:color w:val="1C3A36"/>
                 <w:sz w:val="18"/>
               </w:rPr>
-              <w:t>85,370</w:t>
+              <w:t>83,592</w:t>
             </w:r>
           </w:p>
         </w:tc>
@@ -3558,7 +3558,7 @@
                 <w:color w:val="1C3A36"/>
                 <w:sz w:val="18"/>
               </w:rPr>
-              <w:t>18.83</w:t>
+              <w:t>18.44</w:t>
             </w:r>
           </w:p>
         </w:tc>
@@ -3577,7 +3577,7 @@
                 <w:color w:val="1C3A36"/>
                 <w:sz w:val="18"/>
               </w:rPr>
-              <w:t>× anchor accretion (1+Ke)^(219/365) = 1.0377, less the AED 0.40 final dividend paid 28-Apr-2026</w:t>
+              <w:t>× anchor accretion (1+Ke)^(219/365) = 1.0381, less the AED 0.40 final dividend paid 28-Apr-2026</w:t>
             </w:r>
           </w:p>
         </w:tc>
@@ -3671,7 +3671,7 @@
                 <w:color w:val="1C3A36"/>
                 <w:sz w:val="18"/>
               </w:rPr>
-              <w:t>19.14</w:t>
+              <w:t>18.74</w:t>
             </w:r>
           </w:p>
         </w:tc>
@@ -3707,7 +3707,7 @@
           <w:color w:val="1C3A36"/>
           <w:sz w:val="21"/>
         </w:rPr>
-        <w:t>Scenario span on this lens: bear AED 10.97 (ARPU −5%, a quarter-million fewer subscribers, margins −3%, +100bp on the discount rate, terminal growth 2.0%), bull AED 29.58 (the war recovery runs hot and the data-centre leg compounds). The base case is deliberately NOT the midpoint of those two: it is built driver by driver in section 1.6.</w:t>
+        <w:t>Scenario span on this lens: bear AED 10.80 (ARPU −5%, a quarter-million fewer subscribers, margins −3%, +100bp on the discount rate, terminal growth 2.0%), bull AED 28.73 (the war recovery runs hot and the data-centre leg compounds). The base case is deliberately NOT the midpoint of those two: it is built driver by driver in section 1.6.</w:t>
       </w:r>
     </w:p>
     <w:p>
@@ -3735,7 +3735,7 @@
           <w:color w:val="1C3A36"/>
           <w:sz w:val="21"/>
         </w:rPr>
-        <w:t>Book value per share is AED 2.24 (audited FY2025 equity of AED 10,148mn over 4,533mn shares). du earned a return on average equity of 29.0% in FY2025 — a licensed duopoly running negative working capital needs very little equity, so the return on it is high by construction. The lens asks what a sustainable 27% return is worth against a perpetual cost of equity of 6.18%: justified price-to-book = (27% − 2.5%) / (6.18% − 2.5%) = 6.66×, i.e. AED 15.07 per share at the anchor. The multiple looks extreme against industrial norms; it is what the arithmetic of a small equity base and a low required return produces, and the honest caveat is that it is the lens MOST exposed to the low regression beta discussed in section 1.8 — which is why it carries only a 10% weight.</w:t>
+        <w:t>Book value per share is AED 2.24 (audited FY2025 equity of AED 10,148mn over 4,533mn shares). du earned a return on average equity of 29.0% in FY2025 — a licensed duopoly running negative working capital needs very little equity, so the return on it is high by construction. The lens asks what a sustainable 27% return is worth against a perpetual cost of equity of 6.26%: justified price-to-book = (27% − 2.5%) / (6.26% − 2.5%) = 6.52×, i.e. AED 14.76 per share at the anchor. The multiple looks extreme against industrial norms; it is what the arithmetic of a small equity base and a low required return produces, and the honest caveat is that it is the lens MOST exposed to the low regression beta discussed in section 1.8 — which is why it carries only a 10% weight.</w:t>
       </w:r>
     </w:p>
     <w:p>
@@ -3763,7 +3763,7 @@
           <w:color w:val="1C3A36"/>
           <w:sz w:val="21"/>
         </w:rPr>
-        <w:t>du trades at 19.2× trailing earnings and 7.6× trailing EV/EBITDA (both computed from the audited figures, not quoted). The Gulf telecom bracket runs from roughly 9× (Zain) through 11-12× (Omantel, Ooredoo) and 15.5× (Mobily) to 18.9× (stc) and 20.7× (e&amp;) on trailing earnings — aggregator reads, used as a cross-check frame and labelled as such, never as a build source. The justified multiple applied here is the peer median 15.5×: du's growth and payout sit above the bracket's middle, its fiscal take and single-market concentration below the top names. Applied to FY2026E earnings per share of AED 0.70 and rolled to the anchor: AED 10.80 per share [bear 12× → AED 8.27; bull 18.5× → AED 12.96].</w:t>
+        <w:t>du trades at 19.2× trailing earnings and 7.6× trailing EV/EBITDA (both computed from the audited figures, not quoted). The Gulf telecom bracket runs from roughly 9× (Zain) through 11-12× (Omantel, Ooredoo) and 15.5× (Mobily) to 18.9× (stc) and 20.7× (e&amp;) on trailing earnings — aggregator reads, used as a cross-check frame and labelled as such, never as a build source. The justified multiple applied here is the peer median 15.5×: du's growth and payout sit above the bracket's middle, its fiscal take and single-market concentration below the top names. Applied to FY2026E earnings per share of AED 0.70 and rolled to the anchor: AED 10.80 per share [bear 12× → AED 8.27; bull 18.5× → AED 12.97].</w:t>
       </w:r>
     </w:p>
     <w:p>
@@ -3805,7 +3805,7 @@
           <w:color w:val="1C3A36"/>
           <w:sz w:val="21"/>
         </w:rPr>
-        <w:t>The lens strips the cycle: the mid-cycle EBITDA margin (the middle forecast year, FY2028E, 47.1%) applied to CURRENT-scale revenue (FY2026E, AED 16,593mn), less FY2026E depreciation, plus FY2026E net finance income, taxed at the combined 43.6%: normalised earnings of AED 3,150mn, or AED 0.69 per share. At the justified 15.5× and rolled to the anchor: AED 10.78 [12× → 8.25; 18.5× → 12.94]. It reads within a few fils of the relative lens because du's current year IS close to mid-cycle: the war knocked the top line, not the margin (H1-2026 printed the best margin in the company's history).</w:t>
+        <w:t>The lens strips the cycle: the mid-cycle EBITDA margin (the middle forecast year, FY2028E, 47.1%) applied to CURRENT-scale revenue (FY2026E, AED 16,593mn), less FY2026E depreciation, plus FY2026E net finance income, taxed at the combined 43.6%: normalised earnings of AED 3,150mn, or AED 0.69 per share. At the justified 15.5× and rolled to the anchor: AED 10.78 [12× → 8.26; 18.5× → 12.95]. It reads within a few fils of the relative lens because du's current year IS close to mid-cycle: the war knocked the top line, not the margin (H1-2026 printed the best margin in the company's history).</w:t>
       </w:r>
     </w:p>
     <w:p>
@@ -3833,7 +3833,7 @@
           <w:color w:val="1C3A36"/>
           <w:sz w:val="21"/>
         </w:rPr>
-        <w:t>Weighted central: AED 14.98 (+22% to spot), full span AED 8.25 to AED 29.58. The DCF (45% weight) reads +56% above the market; the two market-anchored lenses read roughly at the market. Section 4 takes that disagreement seriously — it is a statement about the discount rate, not about the forecast.</w:t>
+        <w:t>Weighted central: AED 14.77 (+20% to spot), full span AED 8.26 to AED 28.73. The DCF (45% weight) reads +52% above the market; the two market-anchored lenses read roughly at the market. Section 4 takes that disagreement seriously — it is a statement about the discount rate, not about the forecast.</w:t>
       </w:r>
     </w:p>
     <w:p>
@@ -5427,7 +5427,7 @@
           <w:color w:val="1C3A36"/>
           <w:sz w:val="21"/>
         </w:rPr>
-        <w:t>Every valuation has one judgement that moves it more than all the others. Here it is the FISCAL REGIME. At the current 43.6% combined take the cash-flow lens reads AED 19.14; at the pre-2024 construction's take it reads AED 16.29. In real observable units: every single percentage point of combined take is worth roughly AED 0.38 per share, and the regime that applies from 1 January 2027 was, at this study's sweep date, disclosed in du's own filings only as "effective from 2024 to 2026". A ministry notification extending the same structure to 2027-2029 has been disclosed by the OTHER operator; du's own confirmation had not yet been filed. Section 5 treats that as the first catalyst, and both framings are priced throughout this study.</w:t>
+        <w:t>Every valuation has one judgement that moves it more than all the others. Here it is the FISCAL REGIME. At the current 43.6% combined take the cash-flow lens reads AED 18.74; at the pre-2024 construction's take it reads AED 15.95. In real observable units: every single percentage point of combined take is worth roughly AED 0.38 per share, and the regime that applies from 1 January 2027 was, at this study's sweep date, disclosed in du's own filings only as "effective from 2024 to 2026". A ministry notification extending the same structure to 2027-2029 has been disclosed by the OTHER operator; du's own confirmation had not yet been filed. Section 5 treats that as the first catalyst, and both framings are priced throughout this study.</w:t>
       </w:r>
     </w:p>
     <w:p>
@@ -5441,7 +5441,7 @@
           <w:color w:val="1C3A36"/>
           <w:sz w:val="21"/>
         </w:rPr>
-        <w:t>Second, the licence: the regulator extended du's operating licence only to 8 August 2026 — one day after this study's price anchor — with renewal "in final stage" per the reviewed interim statements. The base case carries renewal on comparable terms (the licence fee held at 2.7% of revenue); every percentage point of revenue added to that fee costs about AED 0.64 per share — priced in the sensitivity table, not waved at. Third, the war recovery: the subscriber sensitivity in section 1.9 spans the outcome from a renewed conflict to a boom-style rebound.</w:t>
+        <w:t>Second, the licence: the regulator extended du's operating licence only to 8 August 2026 — one day after this study's price anchor — with renewal "in final stage" per the reviewed interim statements. The base case carries renewal on comparable terms (the licence fee held at 2.7% of revenue); every percentage point of revenue added to that fee costs about AED 0.63 per share — priced in the sensitivity table, not waved at. Third, the war recovery: the subscriber sensitivity in section 1.9 spans the outcome from a renewed conflict to a boom-style rebound.</w:t>
       </w:r>
     </w:p>
     <w:p>
@@ -5737,7 +5737,7 @@
                 <w:color w:val="1C3A36"/>
                 <w:sz w:val="17"/>
               </w:rPr>
-              <w:t>Beta — DU weekly vs the DFM General Index, 5 years</w:t>
+              <w:t>Beta — DU weekly vs the FTSE ADX General Index, 5 years</w:t>
             </w:r>
           </w:p>
         </w:tc>
@@ -5755,7 +5755,7 @@
                 <w:color w:val="1C3A36"/>
                 <w:sz w:val="17"/>
               </w:rPr>
-              <w:t>0.472</w:t>
+              <w:t>0.488</w:t>
             </w:r>
           </w:p>
         </w:tc>
@@ -5869,7 +5869,7 @@
                 <w:color w:val="1C3A36"/>
                 <w:sz w:val="17"/>
               </w:rPr>
-              <w:t>6.36%</w:t>
+              <w:t>6.44%</w:t>
             </w:r>
           </w:p>
         </w:tc>
@@ -6040,7 +6040,7 @@
                 <w:color w:val="1C3A36"/>
                 <w:sz w:val="17"/>
               </w:rPr>
-              <w:t>6.24%</w:t>
+              <w:t>6.32%</w:t>
             </w:r>
           </w:p>
         </w:tc>
@@ -6100,7 +6100,7 @@
                 <w:color w:val="1C3A36"/>
                 <w:sz w:val="17"/>
               </w:rPr>
-              <w:t>6.01%</w:t>
+              <w:t>6.08%</w:t>
             </w:r>
           </w:p>
         </w:tc>
@@ -6142,7 +6142,7 @@
           <w:color w:val="6E7B77"/>
           <w:sz w:val="17"/>
         </w:rPr>
-        <w:t>Table 6 — the cost of capital, built from sourced parts. The sovereign spread is stripped from the risk-free rate because the equity premium already carries the country premium — counting it twice is the classic error this construction exists to avoid. On the second premium basis (market-spread, with the live implied US premium), the same build gives 6.43% cost of equity and 6.31% cost of capital — both bases are published.</w:t>
+        <w:t>Table 6 — the cost of capital, built from sourced parts. The sovereign spread is stripped from the risk-free rate because the equity premium already carries the country premium — counting it twice is the classic error this construction exists to avoid. On the second premium basis (market-spread, with the live implied US premium), the same build gives 6.50% cost of equity and 6.38% cost of capital — both bases are published.</w:t>
       </w:r>
     </w:p>
     <w:p>
@@ -6170,7 +6170,7 @@
           <w:color w:val="1C3A36"/>
           <w:sz w:val="21"/>
         </w:rPr>
-        <w:t>du's beta is measured, not assumed: weekly log-returns against its OWN index (the DFM General), five years, 259 observations: beta 0.472, R² 0.20, standard error 0.058, 90% confidence interval 0.38 to 0.57. The regression passes the usability gate (enough observations, explanatory power, an error smaller than the estimate), and an equal-weight composite of the market's own large names cross-checks it at 0.394. A defensive, negative-net-debt utility-like telecom measuring below 0.5 on its own index is economically coherent — and it is also the single assumption doing the most work in this study, because at these weights the cost of capital is essentially the cost of equity. Betas of 0.57 (the interval's top), 0.65 and 0.80 are priced in section 1.9: the last takes the DCF from AED 17.30 to AED 12.30. The market, at 19.2× earnings, is implicitly charging a HIGHER required return than this regression produces; section 4 prices that disagreement rather than dismissing it.</w:t>
+        <w:t>du's beta is measured, not assumed: weekly log-returns against the FTSE ADX General Index — adopted as the base market index for the UAE in this edition — five years, 256 observations: beta 0.488, R² 0.12, standard error 0.083, 90% confidence interval 0.35 to 0.62. The regression passes the usability gate (enough observations, explanatory power, an error smaller than the estimate). du itself lists on the Dubai Financial Market, so the choice of UAE index is itself shown both ways rather than hidden: against the DFM General — the listing venue's own index — the same construction measures 0.472 (R² 0.20, a tighter fit), and an equal-weight composite of the market's own large names cross-checks both at 0.400. All three land in the same place: a defensive, negative-net-debt telecom measuring below 0.5 on either UAE index. That number is also the single assumption doing the most work in this study, because at these weights the cost of capital is essentially the cost of equity. Betas of 0.62 (the interval's top), 0.65 and 0.80 are priced in section 1.9: the last takes the DCF from AED 16.97 to AED 12.30. The market, at 19.2× earnings, is implicitly charging a HIGHER required return than any of these regressions produce; section 4 prices that disagreement rather than dismissing it.</w:t>
       </w:r>
     </w:p>
     <w:p>
@@ -6361,7 +6361,7 @@
                 <w:color w:val="1C3A36"/>
                 <w:sz w:val="17"/>
               </w:rPr>
-              <w:t>18.09 vs 19.14 (-1.05)</w:t>
+              <w:t>17.73 vs 18.74 (-1.01)</w:t>
             </w:r>
           </w:p>
         </w:tc>
@@ -6434,7 +6434,7 @@
                 <w:color w:val="1C3A36"/>
                 <w:sz w:val="17"/>
               </w:rPr>
-              <w:t>cost of capital 6.24% vs 6.31%</w:t>
+              <w:t>cost of capital 6.32% vs 6.38%</w:t>
             </w:r>
           </w:p>
         </w:tc>
@@ -6471,7 +6471,7 @@
                 <w:color w:val="1C3A36"/>
                 <w:sz w:val="17"/>
               </w:rPr>
-              <w:t>0.472</w:t>
+              <w:t>0.488</w:t>
             </w:r>
           </w:p>
         </w:tc>
@@ -6507,7 +6507,7 @@
                 <w:color w:val="1C3A36"/>
                 <w:sz w:val="17"/>
               </w:rPr>
-              <w:t>17.30 vs 12.30</w:t>
+              <w:t>16.97 vs 12.30</w:t>
             </w:r>
           </w:p>
         </w:tc>
@@ -6580,7 +6580,7 @@
                 <w:color w:val="1C3A36"/>
                 <w:sz w:val="17"/>
               </w:rPr>
-              <w:t>19.14 vs 16.29</w:t>
+              <w:t>18.74 vs 15.95</w:t>
             </w:r>
           </w:p>
         </w:tc>
@@ -6602,7 +6602,7 @@
           <w:color w:val="6E7B77"/>
           <w:sz w:val="17"/>
         </w:rPr>
-        <w:t>Table 7 — every contested construction priced, not just named. The retired error is also preserved for the audit trail: an UN-netted risk-free rate would have given a 6.78% cost of equity — the sovereign-risk double-count this method exists to prevent.</w:t>
+        <w:t>Table 7 — every contested construction priced, not just named. The retired error is also preserved for the audit trail: an UN-netted risk-free rate would have given a 6.86% cost of equity — the sovereign-risk double-count this method exists to prevent.</w:t>
       </w:r>
     </w:p>
     <w:p>
@@ -6849,7 +6849,7 @@
                 <w:color w:val="1C3A36"/>
                 <w:sz w:val="16"/>
               </w:rPr>
-              <w:t>Beta  (0.38 / 0.47 / 0.57 / 0.65 / 0.80)</w:t>
+              <w:t>Beta  (0.35 / 0.49 / 0.62 / 0.65 / 0.80)</w:t>
             </w:r>
           </w:p>
         </w:tc>
@@ -6867,7 +6867,7 @@
                 <w:color w:val="1C3A36"/>
                 <w:sz w:val="16"/>
               </w:rPr>
-              <w:t>19.48</w:t>
+              <w:t>20.32</w:t>
             </w:r>
           </w:p>
         </w:tc>
@@ -6885,7 +6885,7 @@
                 <w:color w:val="1C3A36"/>
                 <w:sz w:val="16"/>
               </w:rPr>
-              <w:t>17.30</w:t>
+              <w:t>16.97</w:t>
             </w:r>
           </w:p>
         </w:tc>
@@ -6903,7 +6903,7 @@
                 <w:color w:val="1C3A36"/>
                 <w:sz w:val="16"/>
               </w:rPr>
-              <w:t>15.44</w:t>
+              <w:t>14.64</w:t>
             </w:r>
           </w:p>
         </w:tc>
@@ -6957,7 +6957,7 @@
                 <w:color w:val="1C3A36"/>
                 <w:sz w:val="16"/>
               </w:rPr>
-              <w:t>7.18</w:t>
+              <w:t>8.02</w:t>
             </w:r>
           </w:p>
         </w:tc>
@@ -6994,7 +6994,7 @@
                 <w:color w:val="1C3A36"/>
                 <w:sz w:val="16"/>
               </w:rPr>
-              <w:t>20.51</w:t>
+              <w:t>20.08</w:t>
             </w:r>
           </w:p>
         </w:tc>
@@ -7012,7 +7012,7 @@
                 <w:color w:val="1C3A36"/>
                 <w:sz w:val="16"/>
               </w:rPr>
-              <w:t>19.14</w:t>
+              <w:t>18.74</w:t>
             </w:r>
           </w:p>
         </w:tc>
@@ -7030,7 +7030,7 @@
                 <w:color w:val="1C3A36"/>
                 <w:sz w:val="16"/>
               </w:rPr>
-              <w:t>17.83</w:t>
+              <w:t>17.46</w:t>
             </w:r>
           </w:p>
         </w:tc>
@@ -7048,7 +7048,7 @@
                 <w:color w:val="1C3A36"/>
                 <w:sz w:val="16"/>
               </w:rPr>
-              <w:t>16.68</w:t>
+              <w:t>16.33</w:t>
             </w:r>
           </w:p>
         </w:tc>
@@ -7066,7 +7066,7 @@
                 <w:color w:val="1C3A36"/>
                 <w:sz w:val="16"/>
               </w:rPr>
-              <w:t>15.49</w:t>
+              <w:t>15.17</w:t>
             </w:r>
           </w:p>
         </w:tc>
@@ -7084,7 +7084,7 @@
                 <w:color w:val="1C3A36"/>
                 <w:sz w:val="16"/>
               </w:rPr>
-              <w:t>5.02</w:t>
+              <w:t>4.92</w:t>
             </w:r>
           </w:p>
         </w:tc>
@@ -7121,7 +7121,7 @@
                 <w:color w:val="1C3A36"/>
                 <w:sz w:val="16"/>
               </w:rPr>
-              <w:t>17.15</w:t>
+              <w:t>16.79</w:t>
             </w:r>
           </w:p>
         </w:tc>
@@ -7139,7 +7139,7 @@
                 <w:color w:val="1C3A36"/>
                 <w:sz w:val="16"/>
               </w:rPr>
-              <w:t>18.14</w:t>
+              <w:t>17.77</w:t>
             </w:r>
           </w:p>
         </w:tc>
@@ -7157,7 +7157,7 @@
                 <w:color w:val="1C3A36"/>
                 <w:sz w:val="16"/>
               </w:rPr>
-              <w:t>19.14</w:t>
+              <w:t>18.74</w:t>
             </w:r>
           </w:p>
         </w:tc>
@@ -7175,7 +7175,7 @@
                 <w:color w:val="1C3A36"/>
                 <w:sz w:val="16"/>
               </w:rPr>
-              <w:t>20.14</w:t>
+              <w:t>19.72</w:t>
             </w:r>
           </w:p>
         </w:tc>
@@ -7193,7 +7193,7 @@
                 <w:color w:val="1C3A36"/>
                 <w:sz w:val="16"/>
               </w:rPr>
-              <w:t>21.14</w:t>
+              <w:t>20.70</w:t>
             </w:r>
           </w:p>
         </w:tc>
@@ -7211,7 +7211,7 @@
                 <w:color w:val="1C3A36"/>
                 <w:sz w:val="16"/>
               </w:rPr>
-              <w:t>3.99</w:t>
+              <w:t>3.91</w:t>
             </w:r>
           </w:p>
         </w:tc>
@@ -7248,7 +7248,7 @@
                 <w:color w:val="1C3A36"/>
                 <w:sz w:val="16"/>
               </w:rPr>
-              <w:t>18.19</w:t>
+              <w:t>17.81</w:t>
             </w:r>
           </w:p>
         </w:tc>
@@ -7266,7 +7266,7 @@
                 <w:color w:val="1C3A36"/>
                 <w:sz w:val="16"/>
               </w:rPr>
-              <w:t>18.67</w:t>
+              <w:t>18.28</w:t>
             </w:r>
           </w:p>
         </w:tc>
@@ -7284,7 +7284,7 @@
                 <w:color w:val="1C3A36"/>
                 <w:sz w:val="16"/>
               </w:rPr>
-              <w:t>19.14</w:t>
+              <w:t>18.74</w:t>
             </w:r>
           </w:p>
         </w:tc>
@@ -7302,7 +7302,7 @@
                 <w:color w:val="1C3A36"/>
                 <w:sz w:val="16"/>
               </w:rPr>
-              <w:t>19.62</w:t>
+              <w:t>19.21</w:t>
             </w:r>
           </w:p>
         </w:tc>
@@ -7320,7 +7320,7 @@
                 <w:color w:val="1C3A36"/>
                 <w:sz w:val="16"/>
               </w:rPr>
-              <w:t>20.09</w:t>
+              <w:t>19.68</w:t>
             </w:r>
           </w:p>
         </w:tc>
@@ -7338,7 +7338,7 @@
                 <w:color w:val="1C3A36"/>
                 <w:sz w:val="16"/>
               </w:rPr>
-              <w:t>1.90</w:t>
+              <w:t>1.86</w:t>
             </w:r>
           </w:p>
         </w:tc>
@@ -7375,7 +7375,7 @@
                 <w:color w:val="1C3A36"/>
                 <w:sz w:val="16"/>
               </w:rPr>
-              <w:t>16.60</w:t>
+              <w:t>16.25</w:t>
             </w:r>
           </w:p>
         </w:tc>
@@ -7393,7 +7393,7 @@
                 <w:color w:val="1C3A36"/>
                 <w:sz w:val="16"/>
               </w:rPr>
-              <w:t>17.87</w:t>
+              <w:t>17.50</w:t>
             </w:r>
           </w:p>
         </w:tc>
@@ -7411,7 +7411,7 @@
                 <w:color w:val="1C3A36"/>
                 <w:sz w:val="16"/>
               </w:rPr>
-              <w:t>19.14</w:t>
+              <w:t>18.74</w:t>
             </w:r>
           </w:p>
         </w:tc>
@@ -7429,7 +7429,7 @@
                 <w:color w:val="1C3A36"/>
                 <w:sz w:val="16"/>
               </w:rPr>
-              <w:t>20.41</w:t>
+              <w:t>19.99</w:t>
             </w:r>
           </w:p>
         </w:tc>
@@ -7447,7 +7447,7 @@
                 <w:color w:val="1C3A36"/>
                 <w:sz w:val="16"/>
               </w:rPr>
-              <w:t>21.69</w:t>
+              <w:t>21.23</w:t>
             </w:r>
           </w:p>
         </w:tc>
@@ -7465,7 +7465,7 @@
                 <w:color w:val="1C3A36"/>
                 <w:sz w:val="16"/>
               </w:rPr>
-              <w:t>5.08</w:t>
+              <w:t>4.98</w:t>
             </w:r>
           </w:p>
         </w:tc>
@@ -7502,7 +7502,7 @@
                 <w:color w:val="1C3A36"/>
                 <w:sz w:val="16"/>
               </w:rPr>
-              <w:t>20.21</w:t>
+              <w:t>19.79</w:t>
             </w:r>
           </w:p>
         </w:tc>
@@ -7520,7 +7520,7 @@
                 <w:color w:val="1C3A36"/>
                 <w:sz w:val="16"/>
               </w:rPr>
-              <w:t>19.68</w:t>
+              <w:t>19.27</w:t>
             </w:r>
           </w:p>
         </w:tc>
@@ -7538,7 +7538,7 @@
                 <w:color w:val="1C3A36"/>
                 <w:sz w:val="16"/>
               </w:rPr>
-              <w:t>19.14</w:t>
+              <w:t>18.74</w:t>
             </w:r>
           </w:p>
         </w:tc>
@@ -7556,7 +7556,7 @@
                 <w:color w:val="1C3A36"/>
                 <w:sz w:val="16"/>
               </w:rPr>
-              <w:t>18.43</w:t>
+              <w:t>18.05</w:t>
             </w:r>
           </w:p>
         </w:tc>
@@ -7574,7 +7574,7 @@
                 <w:color w:val="1C3A36"/>
                 <w:sz w:val="16"/>
               </w:rPr>
-              <w:t>17.72</w:t>
+              <w:t>17.35</w:t>
             </w:r>
           </w:p>
         </w:tc>
@@ -7592,7 +7592,7 @@
                 <w:color w:val="1C3A36"/>
                 <w:sz w:val="16"/>
               </w:rPr>
-              <w:t>2.48</w:t>
+              <w:t>2.44</w:t>
             </w:r>
           </w:p>
         </w:tc>
@@ -7629,7 +7629,7 @@
                 <w:color w:val="1C3A36"/>
                 <w:sz w:val="16"/>
               </w:rPr>
-              <w:t>18.31</w:t>
+              <w:t>17.93</w:t>
             </w:r>
           </w:p>
         </w:tc>
@@ -7647,7 +7647,7 @@
                 <w:color w:val="1C3A36"/>
                 <w:sz w:val="16"/>
               </w:rPr>
-              <w:t>18.78</w:t>
+              <w:t>18.39</w:t>
             </w:r>
           </w:p>
         </w:tc>
@@ -7665,7 +7665,7 @@
                 <w:color w:val="1C3A36"/>
                 <w:sz w:val="16"/>
               </w:rPr>
-              <w:t>19.14</w:t>
+              <w:t>18.74</w:t>
             </w:r>
           </w:p>
         </w:tc>
@@ -7683,7 +7683,7 @@
                 <w:color w:val="1C3A36"/>
                 <w:sz w:val="16"/>
               </w:rPr>
-              <w:t>19.33</w:t>
+              <w:t>18.93</w:t>
             </w:r>
           </w:p>
         </w:tc>
@@ -7701,7 +7701,7 @@
                 <w:color w:val="1C3A36"/>
                 <w:sz w:val="16"/>
               </w:rPr>
-              <w:t>19.51</w:t>
+              <w:t>19.11</w:t>
             </w:r>
           </w:p>
         </w:tc>
@@ -7719,7 +7719,7 @@
                 <w:color w:val="1C3A36"/>
                 <w:sz w:val="16"/>
               </w:rPr>
-              <w:t>1.20</w:t>
+              <w:t>1.17</w:t>
             </w:r>
           </w:p>
         </w:tc>
@@ -8520,7 +8520,7 @@
           <w:color w:val="6E7B77"/>
           <w:sz w:val="17"/>
         </w:rPr>
-        <w:t>Figure 5 — the forward price cone to three months. The dashed brass line is the fundamental central estimate of 14.98; the dotted line is the spot of 12.30.</w:t>
+        <w:t>Figure 5 — the forward price cone to three months. The dashed brass line is the fundamental central estimate of 14.77; the dotted line is the spot of 12.30.</w:t>
       </w:r>
     </w:p>
     <w:p>
@@ -9435,7 +9435,7 @@
           <w:color w:val="1C3A36"/>
           <w:sz w:val="21"/>
         </w:rPr>
-        <w:t>The field disagrees, and the disagreement is informative. The cash-flow lens reads AED 19.14; the two market-anchored lenses read AED 10.80 and AED 10.78; the book lens AED 15.07. The spread is NOT about the forecast — all four lenses consume the same build, and the near-term numbers are anchored on a printed first half. It is about the price of time and certainty: the measured beta prices du's equity at a 6.4% required return, while the regional market, at the peer median multiple, implicitly charges something closer to the return implied by a 15-16× earnings multiple on a slow-growing annuity — two to three points more. Discount this study's own cash flows at that market-implied rate and you get, in effect, the relative lens.</w:t>
+        <w:t>The field disagrees, and the disagreement is informative. The cash-flow lens reads AED 18.74; the two market-anchored lenses read AED 10.80 and AED 10.78; the book lens AED 14.76. The spread is NOT about the forecast — all four lenses consume the same build, and the near-term numbers are anchored on a printed first half. It is about the price of time and certainty: the measured beta prices du's equity at a 6.4% required return, while the regional market, at the peer median multiple, implicitly charges something closer to the return implied by a 15-16× earnings multiple on a slow-growing annuity — two to three points more. Discount this study's own cash flows at that market-implied rate and you get, in effect, the relative lens.</w:t>
       </w:r>
     </w:p>
     <w:p>
@@ -9449,7 +9449,7 @@
           <w:color w:val="1C3A36"/>
           <w:sz w:val="21"/>
         </w:rPr>
-        <w:t>What would close the gap from each side. The DCF is right and the market re-rates if: the fiscal regime is extended on current terms with the floor lapsing or lightening; the licence renews on comparable terms; the war recovery completes; and the data-centre leg starts printing revenue the market can see. The market is right and the DCF is generous if: the royalty regime reverts or worsens (Framing B alone closes most of the gap — AED 16.29); the measured beta understates the true risk of a single-market, single-licence operator (beta 0.80 alone takes the DCF to AED 12.30); or terminal reinvestment needs are heavier than 9.4% of profit. The weighted central of AED 14.98 embodies exactly this balance: it leans toward the cash flows but pays the market-anchored lenses the 45% respect their discipline has earned.</w:t>
+        <w:t>What would close the gap from each side. The DCF is right and the market re-rates if: the fiscal regime is extended on current terms with the floor lapsing or lightening; the licence renews on comparable terms; the war recovery completes; and the data-centre leg starts printing revenue the market can see. The market is right and the DCF is generous if: the royalty regime reverts or worsens (Framing B alone closes most of the gap — AED 15.95); the measured beta understates the true risk of a single-market, single-licence operator (beta 0.80 alone takes the DCF to AED 12.30); or terminal reinvestment needs are heavier than 9.4% of profit. The weighted central of AED 14.77 embodies exactly this balance: it leans toward the cash flows but pays the market-anchored lenses the 45% respect their discipline has earned.</w:t>
       </w:r>
     </w:p>
     <w:p>
@@ -9538,7 +9538,7 @@
           <w:color w:val="1C3A36"/>
           <w:sz w:val="21"/>
         </w:rPr>
-        <w:t>du's own filings describe the 38% + 9% regime as effective 2024-2026. The other operator has disclosed a ministry notification extending the structure through 2029; du's mirroring disclosure — and whether the AED 1.8bn combined floor carries over — is the single most valuable sentence the company can publish: AED 19.14 versus AED 16.29 per share between the framings.</w:t>
+        <w:t>du's own filings describe the 38% + 9% regime as effective 2024-2026. The other operator has disclosed a ministry notification extending the structure through 2029; du's mirroring disclosure — and whether the AED 1.8bn combined floor carries over — is the single most valuable sentence the company can publish: AED 18.74 versus AED 15.95 per share between the framings.</w:t>
       </w:r>
     </w:p>
     <w:p>
@@ -9559,7 +9559,7 @@
           <w:color w:val="1C3A36"/>
           <w:sz w:val="21"/>
         </w:rPr>
-        <w:t>The TDRA extension ran to 8 August 2026 with conclusion expected "on or before" that date — i.e. the outcome is due at press time. Renewal on comparable terms is the base case and would be a non-event; a renewal that raises the fee ratio costs roughly AED 0.64 per share per percentage point of revenue.</w:t>
+        <w:t>The TDRA extension ran to 8 August 2026 with conclusion expected "on or before" that date — i.e. the outcome is due at press time. Renewal on comparable terms is the base case and would be a non-event; a renewal that raises the fee ratio costs roughly AED 0.63 per share per percentage point of revenue.</w:t>
       </w:r>
     </w:p>
     <w:p>
@@ -9663,7 +9663,7 @@
           <w:color w:val="1C3A36"/>
           <w:sz w:val="21"/>
         </w:rPr>
-        <w:t>How to read sections 2-3 against section 1. The three-month cone spans AED 9.82 to 15.32 — the price can visit a lot of places in ninety days without any of them being a statement about value. The fundamental central of AED 14.98 sits inside the cone's upper half: reaching it within a quarter would be a strong but not extraordinary move. Three zones, then:</w:t>
+        <w:t>How to read sections 2-3 against section 1. The three-month cone spans AED 9.82 to 15.32 — the price can visit a lot of places in ninety days without any of them being a statement about value. The fundamental central of AED 14.77 sits inside the cone's upper half: reaching it within a quarter would be a strong but not extraordinary move. Three zones, then:</w:t>
       </w:r>
     </w:p>
     <w:p>
@@ -14693,7 +14693,7 @@
                 <w:color w:val="1C3A36"/>
                 <w:sz w:val="17"/>
               </w:rPr>
-              <w:t>Framing B throughout: AED 16.29</w:t>
+              <w:t>Framing B throughout: AED 15.95</w:t>
             </w:r>
           </w:p>
         </w:tc>
@@ -14748,7 +14748,7 @@
                 <w:color w:val="1C3A36"/>
                 <w:sz w:val="17"/>
               </w:rPr>
-              <w:t>~AED 0.64/share per +1pp (section 1.9)</w:t>
+              <w:t>~AED 0.63/share per +1pp (section 1.9)</w:t>
             </w:r>
           </w:p>
         </w:tc>
@@ -15290,7 +15290,7 @@
                 <w:color w:val="1C3A36"/>
                 <w:sz w:val="18"/>
               </w:rPr>
-              <w:t>10.28  (before the paid-dividend adjustment)</w:t>
+              <w:t>10.27  (before the paid-dividend adjustment)</w:t>
             </w:r>
           </w:p>
         </w:tc>
@@ -15368,7 +15368,7 @@
                 <w:color w:val="1C3A36"/>
                 <w:sz w:val="18"/>
               </w:rPr>
-              <w:t>9.88</w:t>
+              <w:t>9.87</w:t>
             </w:r>
           </w:p>
         </w:tc>
@@ -15405,7 +15405,7 @@
                 <w:color w:val="1C3A36"/>
                 <w:sz w:val="18"/>
               </w:rPr>
-              <w:t>7.82 – 11.59</w:t>
+              <w:t>7.82 – 11.58</w:t>
             </w:r>
           </w:p>
         </w:tc>
@@ -15427,7 +15427,7 @@
           <w:color w:val="1C3A36"/>
           <w:sz w:val="21"/>
         </w:rPr>
-        <w:t>Named sensitivity: the multiple. Each turn of the multiple is worth AED 0.69 per share at mid-cycle earnings. Falsifier, stated in advance: if FY2027 earnings per share prints below the FY2026 estimate — i.e. the war recovery stalls into earnings — the mid-cycle base is wrong and this read is withdrawn.</w:t>
+        <w:t>Named sensitivity: the multiple. Each turn of the multiple is worth AED 0.68 per share at mid-cycle earnings. Falsifier, stated in advance: if FY2027 earnings per share prints below the FY2026 estimate — i.e. the war recovery stalls into earnings — the mid-cycle base is wrong and this read is withdrawn.</w:t>
       </w:r>
     </w:p>
     <w:p>
@@ -15575,7 +15575,7 @@
                 <w:color w:val="1C3A36"/>
                 <w:sz w:val="18"/>
               </w:rPr>
-              <w:t>grown at 2.5% into a perpetuity at the terminal cost of equity 6.18%</w:t>
+              <w:t>grown at 2.5% into a perpetuity at the terminal cost of equity 6.26%</w:t>
             </w:r>
           </w:p>
         </w:tc>
@@ -15593,7 +15593,7 @@
                 <w:color w:val="1C3A36"/>
                 <w:sz w:val="18"/>
               </w:rPr>
-              <w:t>0.68 × 1.025 / (6.18% − 2.5%)</w:t>
+              <w:t>0.68 × 1.025 / (6.26% − 2.5%)</w:t>
             </w:r>
           </w:p>
         </w:tc>
@@ -15671,7 +15671,7 @@
                 <w:color w:val="1C3A36"/>
                 <w:sz w:val="18"/>
               </w:rPr>
-              <w:t>19.32</w:t>
+              <w:t>18.92</w:t>
             </w:r>
           </w:p>
         </w:tc>
@@ -15708,7 +15708,7 @@
                 <w:color w:val="1C3A36"/>
                 <w:sz w:val="18"/>
               </w:rPr>
-              <w:t>10.19 – 22.54</w:t>
+              <w:t>10.05 – 22.00</w:t>
             </w:r>
           </w:p>
         </w:tc>
@@ -15730,7 +15730,7 @@
           <w:color w:val="1C3A36"/>
           <w:sz w:val="21"/>
         </w:rPr>
-        <w:t>Named sensitivity: the growth-rate spread (Ke − g). At these levels each 50 basis points of spread is worth roughly AED 2.63 per share. Falsifier: an interim or final dividend DECLARED lower than the prior year's equivalent — the first cut in the record — withdraws this read immediately.</w:t>
+        <w:t>Named sensitivity: the growth-rate spread (Ke − g). At these levels each 50 basis points of spread is worth roughly AED 2.52 per share. Falsifier: an interim or final dividend DECLARED lower than the prior year's equivalent — the first cut in the record — withdraws this read immediately.</w:t>
       </w:r>
     </w:p>
     <w:p>
@@ -15896,7 +15896,7 @@
                 <w:color w:val="1C3A36"/>
                 <w:sz w:val="18"/>
               </w:rPr>
-              <w:t>10,878</w:t>
+              <w:t>10,814</w:t>
             </w:r>
           </w:p>
         </w:tc>
@@ -15933,7 +15933,7 @@
                 <w:color w:val="1C3A36"/>
                 <w:sz w:val="18"/>
               </w:rPr>
-              <w:t>61,705</w:t>
+              <w:t>59,996</w:t>
             </w:r>
           </w:p>
         </w:tc>
@@ -15970,7 +15970,7 @@
                 <w:color w:val="1C3A36"/>
                 <w:sz w:val="18"/>
               </w:rPr>
-              <w:t>84,608</w:t>
+              <w:t>82,834</w:t>
             </w:r>
           </w:p>
         </w:tc>
@@ -16011,7 +16011,7 @@
                 <w:color w:val="1C3A36"/>
                 <w:sz w:val="18"/>
               </w:rPr>
-              <w:t>19.04</w:t>
+              <w:t>18.64</w:t>
             </w:r>
           </w:p>
         </w:tc>
@@ -16048,7 +16048,7 @@
                 <w:color w:val="1C3A36"/>
                 <w:sz w:val="18"/>
               </w:rPr>
-              <w:t>12.64 – 21.32</w:t>
+              <w:t>12.40 – 20.88</w:t>
             </w:r>
           </w:p>
         </w:tc>
@@ -16070,7 +16070,7 @@
           <w:color w:val="1C3A36"/>
           <w:sz w:val="21"/>
         </w:rPr>
-        <w:t>The return spread behind it: forecast returns on capital of 26% / 25% / 25% / 26% / 26% against forward costs of capital of 6.2% / 6.2% / 6.1% / 6.1% / 6.0% — a spread of roughly twenty points, which is what a licensed duopoly with negative working capital looks like in this framework. Named sensitivity: terminal capital intensity — if the data-centre era permanently raises invested capital per dirham of profit, the terminal annuity shrinks. Falsifier: return on invested capital printing below 20% for two consecutive years.</w:t>
+        <w:t>The return spread behind it: forecast returns on capital of 26% / 25% / 25% / 26% / 26% against forward costs of capital of 6.3% / 6.3% / 6.2% / 6.1% / 6.1% — a spread of roughly twenty points, which is what a licensed duopoly with negative working capital looks like in this framework. Named sensitivity: terminal capital intensity — if the data-centre era permanently raises invested capital per dirham of profit, the terminal annuity shrinks. Falsifier: return on invested capital printing below 20% for two consecutive years.</w:t>
       </w:r>
     </w:p>
     <w:p>
@@ -16196,7 +16196,7 @@
           <w:color w:val="1C3A36"/>
           <w:sz w:val="21"/>
         </w:rPr>
-        <w:t>Where they land: Expert 1 at AED 9.88, Expert 2 at AED 19.32, Expert 3 at AED 19.04 — a panel median of AED 19.04. The shape of the disagreement is the study in miniature: the earnings-power read hugs the market because it borrows the market's multiple; the two cash-based reads sit together well above it because they price du's cash at du's measured risk. The room's one joint statement: at spot, the market is paying for the annuity and giving the growth legs — data centres, the war recovery, the postpaid mix — away for little.</w:t>
+        <w:t>Where they land: Expert 1 at AED 9.87, Expert 2 at AED 18.92, Expert 3 at AED 18.64 — a panel median of AED 18.64. The shape of the disagreement is the study in miniature: the earnings-power read hugs the market because it borrows the market's multiple; the two cash-based reads sit together well above it because they price du's cash at du's measured risk. The room's one joint statement: at spot, the market is paying for the annuity and giving the growth legs — data centres, the war recovery, the postpaid mix — away for little.</w:t>
       </w:r>
     </w:p>
     <w:p>
@@ -16313,7 +16313,7 @@
                 <w:color w:val="1C3A36"/>
                 <w:sz w:val="17"/>
               </w:rPr>
-              <w:t>Expert 1 (9.88) vs Expert 2 (19.32)</w:t>
+              <w:t>Expert 1 (9.87) vs Expert 2 (18.92)</w:t>
             </w:r>
           </w:p>
         </w:tc>
@@ -16349,7 +16349,7 @@
                 <w:color w:val="1C3A36"/>
                 <w:sz w:val="17"/>
               </w:rPr>
-              <w:t>9.44</w:t>
+              <w:t>9.05</w:t>
             </w:r>
           </w:p>
         </w:tc>
@@ -16368,7 +16368,7 @@
                 <w:color w:val="1C3A36"/>
                 <w:sz w:val="17"/>
               </w:rPr>
-              <w:t>Expert 2 (19.32) vs Expert 3 (19.04)</w:t>
+              <w:t>Expert 2 (18.92) vs Expert 3 (18.64)</w:t>
             </w:r>
           </w:p>
         </w:tc>
@@ -16423,7 +16423,7 @@
                 <w:color w:val="1C3A36"/>
                 <w:sz w:val="17"/>
               </w:rPr>
-              <w:t>Panel median vs the study's weighted central (14.98)</w:t>
+              <w:t>Panel median vs the study's weighted central (14.77)</w:t>
             </w:r>
           </w:p>
         </w:tc>
@@ -16459,7 +16459,7 @@
                 <w:color w:val="1C3A36"/>
                 <w:sz w:val="17"/>
               </w:rPr>
-              <w:t>4.06</w:t>
+              <w:t>3.87</w:t>
             </w:r>
           </w:p>
         </w:tc>

--- a/engine/du_study/DU_Valuation_Study_09-08-2026_public.docx
+++ b/engine/du_study/DU_Valuation_Study_09-08-2026_public.docx
@@ -191,7 +191,7 @@
                 <w:color w:val="1C3A36"/>
                 <w:sz w:val="19"/>
               </w:rPr>
-              <w:t>Weighted central AED 14.77 per share against a spot of AED 12.30 (+20%), inside a full bear-to-bull span of AED 8.26 to AED 28.73. The cash-flow lens alone reads AED 18.74; the market-anchored relative lens reads AED 10.80. That gap is the study's honest tension, and section 4 explains rather than hides it.</w:t>
+              <w:t>Weighted central AED 13.45 per share against a spot of AED 12.30 (+9%), inside a weighted bear-to-bull range of AED 9.40 to 19.61 and a wider span across the four lenses of AED 7.93 to AED 27.59. The cash-flow lens alone reads AED 18.17; the market-anchored relative lens reads AED 8.58. That gap is the study's honest tension, and section 4 explains rather than hides it.</w:t>
             </w:r>
           </w:p>
           <w:p>
@@ -211,7 +211,7 @@
                 <w:color w:val="1C3A36"/>
                 <w:sz w:val="19"/>
               </w:rPr>
-              <w:t>The 38% federal royalty plus 9% corporate tax regime (a 43.6% combined take) is legislated only through 2026. Carried forward it gives AED 18.74; a reversion to the heavier pre-2024 construction gives AED 15.95. Both are published side by side — the judgement is worth AED 2.79 per share and is never averaged into one number.</w:t>
+              <w:t>What required return does this business deserve? On du's own measured beta the cash-flow lens reads AED 18.17 — but the terminal that implies values du at 10.0x forward EBITDA in perpetuity, against the 7.6x the market pays for it today. Refuse that re-rating and hold today's multiple instead and the same cash flows are worth AED 14.40. Both are published side by side — the judgement is worth AED 3.76 per share and is never averaged into one number.</w:t>
             </w:r>
           </w:p>
           <w:p>
@@ -224,6 +224,26 @@
                 <w:color w:val="1C3A36"/>
                 <w:sz w:val="19"/>
               </w:rPr>
+              <w:t xml:space="preserve">What is NOT contested. </w:t>
+            </w:r>
+            <w:r>
+              <w:rPr>
+                <w:color w:val="1C3A36"/>
+                <w:sz w:val="19"/>
+              </w:rPr>
+              <w:t>The fiscal regime. The 38% royalty plus 9% corporate tax was legislated only to 2026, but du disclosed the extension itself on 24 July 2026, covering 2027 to 2029 on the same structure with the AED 1.8bn combined floor expressly retained. A reversion after 2029 is priced as a named tail (AED 15.22), not as a live coin-flip.</w:t>
+            </w:r>
+          </w:p>
+          <w:p>
+            <w:pPr>
+              <w:spacing w:after="100"/>
+            </w:pPr>
+            <w:r>
+              <w:rPr>
+                <w:b/>
+                <w:color w:val="1C3A36"/>
+                <w:sz w:val="19"/>
+              </w:rPr>
               <w:t xml:space="preserve">The moment. </w:t>
             </w:r>
             <w:r>
@@ -231,7 +251,7 @@
                 <w:color w:val="1C3A36"/>
                 <w:sz w:val="19"/>
               </w:rPr>
-              <w:t>This study is struck weeks after a regional war collapsed Gulf tourism and took 412 thousand mobile customers off du's base in a single quarter, and days after the company cut its own revenue guidance while raising the interim dividend. The company's operating licence renewal was disclosed as expected to conclude by 8 August 2026 — one day after this study's price anchor.</w:t>
+              <w:t>This study is struck weeks after a regional war collapsed Gulf tourism and took 412 thousand mobile customers off du's base in a single quarter, and days after the company cut its own revenue guidance to 4-6% while raising the interim dividend. The company's operating licence was disclosed as running only to 8 August 2026, one day after this study's price anchor; it has since been renewed for twenty years, on terms the regulator has not published.</w:t>
             </w:r>
           </w:p>
         </w:tc>
@@ -300,7 +320,7 @@
               <w:rPr>
                 <w:b/>
                 <w:color w:val="1C3A36"/>
-                <w:sz w:val="18"/>
+                <w:sz w:val="17"/>
               </w:rPr>
               <w:t>Lens</w:t>
             </w:r>
@@ -319,7 +339,7 @@
               <w:rPr>
                 <w:b/>
                 <w:color w:val="1C3A36"/>
-                <w:sz w:val="18"/>
+                <w:sz w:val="17"/>
               </w:rPr>
               <w:t>Bear</w:t>
             </w:r>
@@ -338,7 +358,7 @@
               <w:rPr>
                 <w:b/>
                 <w:color w:val="1C3A36"/>
-                <w:sz w:val="18"/>
+                <w:sz w:val="17"/>
               </w:rPr>
               <w:t>Base</w:t>
             </w:r>
@@ -357,7 +377,7 @@
               <w:rPr>
                 <w:b/>
                 <w:color w:val="1C3A36"/>
-                <w:sz w:val="18"/>
+                <w:sz w:val="17"/>
               </w:rPr>
               <w:t>Bull</w:t>
             </w:r>
@@ -376,7 +396,7 @@
               <w:rPr>
                 <w:b/>
                 <w:color w:val="1C3A36"/>
-                <w:sz w:val="18"/>
+                <w:sz w:val="17"/>
               </w:rPr>
               <w:t>Weight</w:t>
             </w:r>
@@ -395,7 +415,7 @@
               <w:rPr>
                 <w:b/>
                 <w:color w:val="1C3A36"/>
-                <w:sz w:val="18"/>
+                <w:sz w:val="17"/>
               </w:rPr>
               <w:t>vs spot</w:t>
             </w:r>
@@ -414,7 +434,7 @@
             <w:r>
               <w:rPr>
                 <w:color w:val="1C3A36"/>
-                <w:sz w:val="18"/>
+                <w:sz w:val="17"/>
               </w:rPr>
               <w:t>Discounted cash flow (primary)</w:t>
             </w:r>
@@ -432,9 +452,9 @@
             <w:r>
               <w:rPr>
                 <w:color w:val="1C3A36"/>
-                <w:sz w:val="18"/>
-              </w:rPr>
-              <w:t>10.80</w:t>
+                <w:sz w:val="17"/>
+              </w:rPr>
+              <w:t>10.54</w:t>
             </w:r>
           </w:p>
         </w:tc>
@@ -450,9 +470,9 @@
             <w:r>
               <w:rPr>
                 <w:color w:val="1C3A36"/>
-                <w:sz w:val="18"/>
-              </w:rPr>
-              <w:t>18.74</w:t>
+                <w:sz w:val="17"/>
+              </w:rPr>
+              <w:t>18.17</w:t>
             </w:r>
           </w:p>
         </w:tc>
@@ -468,9 +488,9 @@
             <w:r>
               <w:rPr>
                 <w:color w:val="1C3A36"/>
-                <w:sz w:val="18"/>
-              </w:rPr>
-              <w:t>28.73</w:t>
+                <w:sz w:val="17"/>
+              </w:rPr>
+              <w:t>27.59</w:t>
             </w:r>
           </w:p>
         </w:tc>
@@ -486,7 +506,7 @@
             <w:r>
               <w:rPr>
                 <w:color w:val="1C3A36"/>
-                <w:sz w:val="18"/>
+                <w:sz w:val="17"/>
               </w:rPr>
               <w:t>45%</w:t>
             </w:r>
@@ -504,9 +524,9 @@
             <w:r>
               <w:rPr>
                 <w:color w:val="1C3A36"/>
-                <w:sz w:val="18"/>
-              </w:rPr>
-              <w:t>+52%</w:t>
+                <w:sz w:val="17"/>
+              </w:rPr>
+              <w:t>+48%</w:t>
             </w:r>
           </w:p>
         </w:tc>
@@ -523,7 +543,7 @@
             <w:r>
               <w:rPr>
                 <w:color w:val="1C3A36"/>
-                <w:sz w:val="18"/>
+                <w:sz w:val="17"/>
               </w:rPr>
               <w:t>Relative multiples</w:t>
             </w:r>
@@ -541,9 +561,9 @@
             <w:r>
               <w:rPr>
                 <w:color w:val="1C3A36"/>
-                <w:sz w:val="18"/>
-              </w:rPr>
-              <w:t>8.27</w:t>
+                <w:sz w:val="17"/>
+              </w:rPr>
+              <w:t>7.94</w:t>
             </w:r>
           </w:p>
         </w:tc>
@@ -559,9 +579,9 @@
             <w:r>
               <w:rPr>
                 <w:color w:val="1C3A36"/>
-                <w:sz w:val="18"/>
-              </w:rPr>
-              <w:t>10.80</w:t>
+                <w:sz w:val="17"/>
+              </w:rPr>
+              <w:t>8.58</w:t>
             </w:r>
           </w:p>
         </w:tc>
@@ -577,9 +597,9 @@
             <w:r>
               <w:rPr>
                 <w:color w:val="1C3A36"/>
-                <w:sz w:val="18"/>
-              </w:rPr>
-              <w:t>12.97</w:t>
+                <w:sz w:val="17"/>
+              </w:rPr>
+              <w:t>12.60</w:t>
             </w:r>
           </w:p>
         </w:tc>
@@ -595,7 +615,7 @@
             <w:r>
               <w:rPr>
                 <w:color w:val="1C3A36"/>
-                <w:sz w:val="18"/>
+                <w:sz w:val="17"/>
               </w:rPr>
               <w:t>25%</w:t>
             </w:r>
@@ -613,9 +633,9 @@
             <w:r>
               <w:rPr>
                 <w:color w:val="1C3A36"/>
-                <w:sz w:val="18"/>
-              </w:rPr>
-              <w:t>-12%</w:t>
+                <w:sz w:val="17"/>
+              </w:rPr>
+              <w:t>-30%</w:t>
             </w:r>
           </w:p>
         </w:tc>
@@ -632,7 +652,7 @@
             <w:r>
               <w:rPr>
                 <w:color w:val="1C3A36"/>
-                <w:sz w:val="18"/>
+                <w:sz w:val="17"/>
               </w:rPr>
               <w:t>Normalised earnings power</w:t>
             </w:r>
@@ -650,9 +670,9 @@
             <w:r>
               <w:rPr>
                 <w:color w:val="1C3A36"/>
-                <w:sz w:val="18"/>
-              </w:rPr>
-              <w:t>8.26</w:t>
+                <w:sz w:val="17"/>
+              </w:rPr>
+              <w:t>7.93</w:t>
             </w:r>
           </w:p>
         </w:tc>
@@ -668,9 +688,9 @@
             <w:r>
               <w:rPr>
                 <w:color w:val="1C3A36"/>
-                <w:sz w:val="18"/>
-              </w:rPr>
-              <w:t>10.78</w:t>
+                <w:sz w:val="17"/>
+              </w:rPr>
+              <w:t>8.57</w:t>
             </w:r>
           </w:p>
         </w:tc>
@@ -686,9 +706,9 @@
             <w:r>
               <w:rPr>
                 <w:color w:val="1C3A36"/>
-                <w:sz w:val="18"/>
-              </w:rPr>
-              <w:t>12.95</w:t>
+                <w:sz w:val="17"/>
+              </w:rPr>
+              <w:t>12.58</w:t>
             </w:r>
           </w:p>
         </w:tc>
@@ -704,7 +724,7 @@
             <w:r>
               <w:rPr>
                 <w:color w:val="1C3A36"/>
-                <w:sz w:val="18"/>
+                <w:sz w:val="17"/>
               </w:rPr>
               <w:t>20%</w:t>
             </w:r>
@@ -722,9 +742,9 @@
             <w:r>
               <w:rPr>
                 <w:color w:val="1C3A36"/>
-                <w:sz w:val="18"/>
-              </w:rPr>
-              <w:t>-12%</w:t>
+                <w:sz w:val="17"/>
+              </w:rPr>
+              <w:t>-30%</w:t>
             </w:r>
           </w:p>
         </w:tc>
@@ -741,7 +761,7 @@
             <w:r>
               <w:rPr>
                 <w:color w:val="1C3A36"/>
-                <w:sz w:val="18"/>
+                <w:sz w:val="17"/>
               </w:rPr>
               <w:t>Book value &amp; sustainable return</w:t>
             </w:r>
@@ -759,9 +779,9 @@
             <w:r>
               <w:rPr>
                 <w:color w:val="1C3A36"/>
-                <w:sz w:val="18"/>
-              </w:rPr>
-              <w:t>9.60</w:t>
+                <w:sz w:val="17"/>
+              </w:rPr>
+              <w:t>10.86</w:t>
             </w:r>
           </w:p>
         </w:tc>
@@ -777,9 +797,9 @@
             <w:r>
               <w:rPr>
                 <w:color w:val="1C3A36"/>
-                <w:sz w:val="18"/>
-              </w:rPr>
-              <w:t>14.76</w:t>
+                <w:sz w:val="17"/>
+              </w:rPr>
+              <w:t>14.12</w:t>
             </w:r>
           </w:p>
         </w:tc>
@@ -795,9 +815,9 @@
             <w:r>
               <w:rPr>
                 <w:color w:val="1C3A36"/>
-                <w:sz w:val="18"/>
-              </w:rPr>
-              <w:t>16.00</w:t>
+                <w:sz w:val="17"/>
+              </w:rPr>
+              <w:t>15.33</w:t>
             </w:r>
           </w:p>
         </w:tc>
@@ -813,7 +833,7 @@
             <w:r>
               <w:rPr>
                 <w:color w:val="1C3A36"/>
-                <w:sz w:val="18"/>
+                <w:sz w:val="17"/>
               </w:rPr>
               <w:t>10%</w:t>
             </w:r>
@@ -831,9 +851,9 @@
             <w:r>
               <w:rPr>
                 <w:color w:val="1C3A36"/>
-                <w:sz w:val="18"/>
-              </w:rPr>
-              <w:t>+20%</w:t>
+                <w:sz w:val="17"/>
+              </w:rPr>
+              <w:t>+15%</w:t>
             </w:r>
           </w:p>
         </w:tc>
@@ -852,7 +872,7 @@
               <w:rPr>
                 <w:b/>
                 <w:color w:val="1C3A36"/>
-                <w:sz w:val="18"/>
+                <w:sz w:val="17"/>
               </w:rPr>
               <w:t>Weighted central</w:t>
             </w:r>
@@ -872,9 +892,9 @@
               <w:rPr>
                 <w:b/>
                 <w:color w:val="1C3A36"/>
-                <w:sz w:val="18"/>
-              </w:rPr>
-              <w:t>8.26</w:t>
+                <w:sz w:val="17"/>
+              </w:rPr>
+              <w:t>9.40</w:t>
             </w:r>
           </w:p>
         </w:tc>
@@ -892,9 +912,9 @@
               <w:rPr>
                 <w:b/>
                 <w:color w:val="1C3A36"/>
-                <w:sz w:val="18"/>
-              </w:rPr>
-              <w:t>14.77</w:t>
+                <w:sz w:val="17"/>
+              </w:rPr>
+              <w:t>13.45</w:t>
             </w:r>
           </w:p>
         </w:tc>
@@ -912,9 +932,9 @@
               <w:rPr>
                 <w:b/>
                 <w:color w:val="1C3A36"/>
-                <w:sz w:val="18"/>
-              </w:rPr>
-              <w:t>28.73</w:t>
+                <w:sz w:val="17"/>
+              </w:rPr>
+              <w:t>19.61</w:t>
             </w:r>
           </w:p>
         </w:tc>
@@ -932,7 +952,7 @@
               <w:rPr>
                 <w:b/>
                 <w:color w:val="1C3A36"/>
-                <w:sz w:val="18"/>
+                <w:sz w:val="17"/>
               </w:rPr>
               <w:t>100%</w:t>
             </w:r>
@@ -952,9 +972,9 @@
               <w:rPr>
                 <w:b/>
                 <w:color w:val="1C3A36"/>
-                <w:sz w:val="18"/>
-              </w:rPr>
-              <w:t>+20%</w:t>
+                <w:sz w:val="17"/>
+              </w:rPr>
+              <w:t>+9%</w:t>
             </w:r>
           </w:p>
         </w:tc>
@@ -971,9 +991,9 @@
             <w:r>
               <w:rPr>
                 <w:color w:val="1C3A36"/>
-                <w:sz w:val="18"/>
-              </w:rPr>
-              <w:t>DCF under Framing B (fiscal reversion)</w:t>
+                <w:sz w:val="17"/>
+              </w:rPr>
+              <w:t>Span across lenses (min/max, not weighted)</w:t>
             </w:r>
           </w:p>
         </w:tc>
@@ -989,8 +1009,9 @@
             <w:r>
               <w:rPr>
                 <w:color w:val="1C3A36"/>
-                <w:sz w:val="18"/>
-              </w:rPr>
+                <w:sz w:val="17"/>
+              </w:rPr>
+              <w:t>7.93</w:t>
             </w:r>
           </w:p>
         </w:tc>
@@ -1006,9 +1027,8 @@
             <w:r>
               <w:rPr>
                 <w:color w:val="1C3A36"/>
-                <w:sz w:val="18"/>
-              </w:rPr>
-              <w:t>15.95</w:t>
+                <w:sz w:val="17"/>
+              </w:rPr>
             </w:r>
           </w:p>
         </w:tc>
@@ -1024,8 +1044,9 @@
             <w:r>
               <w:rPr>
                 <w:color w:val="1C3A36"/>
-                <w:sz w:val="18"/>
-              </w:rPr>
+                <w:sz w:val="17"/>
+              </w:rPr>
+              <w:t>27.59</w:t>
             </w:r>
           </w:p>
         </w:tc>
@@ -1041,7 +1062,7 @@
             <w:r>
               <w:rPr>
                 <w:color w:val="1C3A36"/>
-                <w:sz w:val="18"/>
+                <w:sz w:val="17"/>
               </w:rPr>
               <w:t>—</w:t>
             </w:r>
@@ -1059,9 +1080,8 @@
             <w:r>
               <w:rPr>
                 <w:color w:val="1C3A36"/>
-                <w:sz w:val="18"/>
-              </w:rPr>
-              <w:t>+30%</w:t>
+                <w:sz w:val="17"/>
+              </w:rPr>
             </w:r>
           </w:p>
         </w:tc>
@@ -1078,9 +1098,9 @@
             <w:r>
               <w:rPr>
                 <w:color w:val="1C3A36"/>
-                <w:sz w:val="18"/>
-              </w:rPr>
-              <w:t>Expert panel median (Appendix C)</w:t>
+                <w:sz w:val="17"/>
+              </w:rPr>
+              <w:t>Contested judgement, other way — no terminal re-rating</w:t>
             </w:r>
           </w:p>
         </w:tc>
@@ -1096,7 +1116,7 @@
             <w:r>
               <w:rPr>
                 <w:color w:val="1C3A36"/>
-                <w:sz w:val="18"/>
+                <w:sz w:val="17"/>
               </w:rPr>
             </w:r>
           </w:p>
@@ -1113,9 +1133,9 @@
             <w:r>
               <w:rPr>
                 <w:color w:val="1C3A36"/>
-                <w:sz w:val="18"/>
-              </w:rPr>
-              <w:t>18.64</w:t>
+                <w:sz w:val="17"/>
+              </w:rPr>
+              <w:t>14.40</w:t>
             </w:r>
           </w:p>
         </w:tc>
@@ -1131,7 +1151,7 @@
             <w:r>
               <w:rPr>
                 <w:color w:val="1C3A36"/>
-                <w:sz w:val="18"/>
+                <w:sz w:val="17"/>
               </w:rPr>
             </w:r>
           </w:p>
@@ -1148,7 +1168,7 @@
             <w:r>
               <w:rPr>
                 <w:color w:val="1C3A36"/>
-                <w:sz w:val="18"/>
+                <w:sz w:val="17"/>
               </w:rPr>
               <w:t>—</w:t>
             </w:r>
@@ -1166,9 +1186,9 @@
             <w:r>
               <w:rPr>
                 <w:color w:val="1C3A36"/>
-                <w:sz w:val="18"/>
-              </w:rPr>
-              <w:t>+52%</w:t>
+                <w:sz w:val="17"/>
+              </w:rPr>
+              <w:t>+17%</w:t>
             </w:r>
           </w:p>
         </w:tc>
@@ -1185,9 +1205,9 @@
             <w:r>
               <w:rPr>
                 <w:color w:val="1C3A36"/>
-                <w:sz w:val="18"/>
-              </w:rPr>
-              <w:t>DCF terminal value share of enterprise value: 85%</w:t>
+                <w:sz w:val="17"/>
+              </w:rPr>
+              <w:t>Expert panel median (Appendix C)</w:t>
             </w:r>
           </w:p>
         </w:tc>
@@ -1203,7 +1223,7 @@
             <w:r>
               <w:rPr>
                 <w:color w:val="1C3A36"/>
-                <w:sz w:val="18"/>
+                <w:sz w:val="17"/>
               </w:rPr>
             </w:r>
           </w:p>
@@ -1220,8 +1240,9 @@
             <w:r>
               <w:rPr>
                 <w:color w:val="1C3A36"/>
-                <w:sz w:val="18"/>
-              </w:rPr>
+                <w:sz w:val="17"/>
+              </w:rPr>
+              <w:t>17.74</w:t>
             </w:r>
           </w:p>
         </w:tc>
@@ -1237,7 +1258,7 @@
             <w:r>
               <w:rPr>
                 <w:color w:val="1C3A36"/>
-                <w:sz w:val="18"/>
+                <w:sz w:val="17"/>
               </w:rPr>
             </w:r>
           </w:p>
@@ -1254,8 +1275,9 @@
             <w:r>
               <w:rPr>
                 <w:color w:val="1C3A36"/>
-                <w:sz w:val="18"/>
-              </w:rPr>
+                <w:sz w:val="17"/>
+              </w:rPr>
+              <w:t>—</w:t>
             </w:r>
           </w:p>
         </w:tc>
@@ -1271,7 +1293,112 @@
             <w:r>
               <w:rPr>
                 <w:color w:val="1C3A36"/>
-                <w:sz w:val="18"/>
+                <w:sz w:val="17"/>
+              </w:rPr>
+              <w:t>+44%</w:t>
+            </w:r>
+          </w:p>
+        </w:tc>
+      </w:tr>
+      <w:tr>
+        <w:tc>
+          <w:tcPr>
+            <w:tcW w:type="dxa" w:w="3672"/>
+          </w:tcPr>
+          <w:p>
+            <w:pPr>
+              <w:spacing w:after="20"/>
+            </w:pPr>
+            <w:r>
+              <w:rPr>
+                <w:color w:val="1C3A36"/>
+                <w:sz w:val="17"/>
+              </w:rPr>
+              <w:t>DCF terminal value share of enterprise value: 83%</w:t>
+            </w:r>
+          </w:p>
+        </w:tc>
+        <w:tc>
+          <w:tcPr>
+            <w:tcW w:type="dxa" w:w="1224"/>
+          </w:tcPr>
+          <w:p>
+            <w:pPr>
+              <w:spacing w:after="20"/>
+              <w:jc w:val="right"/>
+            </w:pPr>
+            <w:r>
+              <w:rPr>
+                <w:color w:val="1C3A36"/>
+                <w:sz w:val="17"/>
+              </w:rPr>
+            </w:r>
+          </w:p>
+        </w:tc>
+        <w:tc>
+          <w:tcPr>
+            <w:tcW w:type="dxa" w:w="1224"/>
+          </w:tcPr>
+          <w:p>
+            <w:pPr>
+              <w:spacing w:after="20"/>
+              <w:jc w:val="right"/>
+            </w:pPr>
+            <w:r>
+              <w:rPr>
+                <w:color w:val="1C3A36"/>
+                <w:sz w:val="17"/>
+              </w:rPr>
+            </w:r>
+          </w:p>
+        </w:tc>
+        <w:tc>
+          <w:tcPr>
+            <w:tcW w:type="dxa" w:w="1224"/>
+          </w:tcPr>
+          <w:p>
+            <w:pPr>
+              <w:spacing w:after="20"/>
+              <w:jc w:val="right"/>
+            </w:pPr>
+            <w:r>
+              <w:rPr>
+                <w:color w:val="1C3A36"/>
+                <w:sz w:val="17"/>
+              </w:rPr>
+            </w:r>
+          </w:p>
+        </w:tc>
+        <w:tc>
+          <w:tcPr>
+            <w:tcW w:type="dxa" w:w="1080"/>
+          </w:tcPr>
+          <w:p>
+            <w:pPr>
+              <w:spacing w:after="20"/>
+              <w:jc w:val="right"/>
+            </w:pPr>
+            <w:r>
+              <w:rPr>
+                <w:color w:val="1C3A36"/>
+                <w:sz w:val="17"/>
+              </w:rPr>
+            </w:r>
+          </w:p>
+        </w:tc>
+        <w:tc>
+          <w:tcPr>
+            <w:tcW w:type="dxa" w:w="1224"/>
+          </w:tcPr>
+          <w:p>
+            <w:pPr>
+              <w:spacing w:after="20"/>
+              <w:jc w:val="right"/>
+            </w:pPr>
+            <w:r>
+              <w:rPr>
+                <w:color w:val="1C3A36"/>
+                <w:sz w:val="17"/>
               </w:rPr>
             </w:r>
           </w:p>
@@ -1294,7 +1421,7 @@
           <w:color w:val="6E7B77"/>
           <w:sz w:val="17"/>
         </w:rPr>
-        <w:t>Table 1 — the valuation summary. Weighted central AED 14.77; every lens value is dated at the 2026-08-07 anchor, net of the AED 0.40 final FY2025 dividend paid 28-Apr-2026. The terminal value is 85% of the DCF enterprise value — stated here because a reader should know how much of the primary lens rests on the far future.</w:t>
+        <w:t>Table 1 — the valuation summary. Weighted central AED 13.45, with its bear and bull columns weighted on the same 45/25/20/10 basis; the row beneath shows the wider min/max span across lenses, which is NOT a weighted figure. Every lens value is dated at the 2026-08-07 anchor, net of the AED 0.66 of dividends whose ex-dates fall between the 31-Dec-2025 valuation date and that anchor (the 0.40 final, paid 28-Apr-2026, and the 0.26 interim, ex 31-Jul-2026). The terminal value is 83% of the DCF enterprise value, and the terminal it implies is priced explicitly in section 1.7 rather than left as a caveat.</w:t>
       </w:r>
     </w:p>
     <w:p>
@@ -1768,7 +1895,7 @@
                 <w:color w:val="1C3A36"/>
                 <w:sz w:val="17"/>
               </w:rPr>
-              <w:t>7,822</w:t>
+              <w:t>7,772</w:t>
             </w:r>
           </w:p>
         </w:tc>
@@ -1788,7 +1915,7 @@
                 <w:color w:val="1C3A36"/>
                 <w:sz w:val="17"/>
               </w:rPr>
-              <w:t>8,117</w:t>
+              <w:t>8,066</w:t>
             </w:r>
           </w:p>
         </w:tc>
@@ -1808,7 +1935,7 @@
                 <w:color w:val="1C3A36"/>
                 <w:sz w:val="17"/>
               </w:rPr>
-              <w:t>8,481</w:t>
+              <w:t>8,428</w:t>
             </w:r>
           </w:p>
         </w:tc>
@@ -1828,7 +1955,7 @@
                 <w:color w:val="1C3A36"/>
                 <w:sz w:val="17"/>
               </w:rPr>
-              <w:t>8,815</w:t>
+              <w:t>8,761</w:t>
             </w:r>
           </w:p>
         </w:tc>
@@ -1848,7 +1975,7 @@
                 <w:color w:val="1C3A36"/>
                 <w:sz w:val="17"/>
               </w:rPr>
-              <w:t>9,132</w:t>
+              <w:t>9,077</w:t>
             </w:r>
           </w:p>
         </w:tc>
@@ -1998,7 +2125,7 @@
                 <w:color w:val="1C3A36"/>
                 <w:sz w:val="17"/>
               </w:rPr>
-              <w:t>5,587</w:t>
+              <w:t>5,537</w:t>
             </w:r>
           </w:p>
         </w:tc>
@@ -2018,7 +2145,7 @@
                 <w:color w:val="1C3A36"/>
                 <w:sz w:val="17"/>
               </w:rPr>
-              <w:t>5,765</w:t>
+              <w:t>5,714</w:t>
             </w:r>
           </w:p>
         </w:tc>
@@ -2038,7 +2165,7 @@
                 <w:color w:val="1C3A36"/>
                 <w:sz w:val="17"/>
               </w:rPr>
-              <w:t>6,032</w:t>
+              <w:t>5,980</w:t>
             </w:r>
           </w:p>
         </w:tc>
@@ -2058,7 +2185,7 @@
                 <w:color w:val="1C3A36"/>
                 <w:sz w:val="17"/>
               </w:rPr>
-              <w:t>6,284</w:t>
+              <w:t>6,231</w:t>
             </w:r>
           </w:p>
         </w:tc>
@@ -2078,7 +2205,7 @@
                 <w:color w:val="1C3A36"/>
                 <w:sz w:val="17"/>
               </w:rPr>
-              <w:t>6,549</w:t>
+              <w:t>6,495</w:t>
             </w:r>
           </w:p>
         </w:tc>
@@ -2115,7 +2242,7 @@
                 <w:color w:val="1C3A36"/>
                 <w:sz w:val="17"/>
               </w:rPr>
-              <w:t>3,153</w:t>
+              <w:t>3,124</w:t>
             </w:r>
           </w:p>
         </w:tc>
@@ -2133,7 +2260,7 @@
                 <w:color w:val="1C3A36"/>
                 <w:sz w:val="17"/>
               </w:rPr>
-              <w:t>3,253</w:t>
+              <w:t>3,224</w:t>
             </w:r>
           </w:p>
         </w:tc>
@@ -2151,7 +2278,7 @@
                 <w:color w:val="1C3A36"/>
                 <w:sz w:val="17"/>
               </w:rPr>
-              <w:t>3,404</w:t>
+              <w:t>3,375</w:t>
             </w:r>
           </w:p>
         </w:tc>
@@ -2169,7 +2296,7 @@
                 <w:color w:val="1C3A36"/>
                 <w:sz w:val="17"/>
               </w:rPr>
-              <w:t>3,546</w:t>
+              <w:t>3,516</w:t>
             </w:r>
           </w:p>
         </w:tc>
@@ -2187,7 +2314,7 @@
                 <w:color w:val="1C3A36"/>
                 <w:sz w:val="17"/>
               </w:rPr>
-              <w:t>3,696</w:t>
+              <w:t>3,665</w:t>
             </w:r>
           </w:p>
         </w:tc>
@@ -2442,7 +2569,7 @@
                 <w:color w:val="1C3A36"/>
                 <w:sz w:val="17"/>
               </w:rPr>
-              <w:t>-355</w:t>
+              <w:t>-0</w:t>
             </w:r>
           </w:p>
         </w:tc>
@@ -2460,7 +2587,7 @@
                 <w:color w:val="1C3A36"/>
                 <w:sz w:val="17"/>
               </w:rPr>
-              <w:t>-350</w:t>
+              <w:t>-0</w:t>
             </w:r>
           </w:p>
         </w:tc>
@@ -2478,7 +2605,7 @@
                 <w:color w:val="1C3A36"/>
                 <w:sz w:val="17"/>
               </w:rPr>
-              <w:t>-345</w:t>
+              <w:t>-0</w:t>
             </w:r>
           </w:p>
         </w:tc>
@@ -2496,7 +2623,7 @@
                 <w:color w:val="1C3A36"/>
                 <w:sz w:val="17"/>
               </w:rPr>
-              <w:t>-340</w:t>
+              <w:t>-0</w:t>
             </w:r>
           </w:p>
         </w:tc>
@@ -2514,7 +2641,7 @@
                 <w:color w:val="1C3A36"/>
                 <w:sz w:val="17"/>
               </w:rPr>
-              <w:t>-335</w:t>
+              <w:t>-0</w:t>
             </w:r>
           </w:p>
         </w:tc>
@@ -2664,7 +2791,7 @@
                 <w:color w:val="1C3A36"/>
                 <w:sz w:val="17"/>
               </w:rPr>
-              <w:t>2,507</w:t>
+              <w:t>2,833</w:t>
             </w:r>
           </w:p>
         </w:tc>
@@ -2684,7 +2811,7 @@
                 <w:color w:val="1C3A36"/>
                 <w:sz w:val="17"/>
               </w:rPr>
-              <w:t>2,712</w:t>
+              <w:t>3,033</w:t>
             </w:r>
           </w:p>
         </w:tc>
@@ -2704,7 +2831,7 @@
                 <w:color w:val="1C3A36"/>
                 <w:sz w:val="17"/>
               </w:rPr>
-              <w:t>2,947</w:t>
+              <w:t>3,263</w:t>
             </w:r>
           </w:p>
         </w:tc>
@@ -2724,7 +2851,7 @@
                 <w:color w:val="1C3A36"/>
                 <w:sz w:val="17"/>
               </w:rPr>
-              <w:t>3,256</w:t>
+              <w:t>3,566</w:t>
             </w:r>
           </w:p>
         </w:tc>
@@ -2744,7 +2871,7 @@
                 <w:color w:val="1C3A36"/>
                 <w:sz w:val="17"/>
               </w:rPr>
-              <w:t>3,464</w:t>
+              <w:t>3,768</w:t>
             </w:r>
           </w:p>
         </w:tc>
@@ -2799,7 +2926,7 @@
                 <w:color w:val="1C3A36"/>
                 <w:sz w:val="17"/>
               </w:rPr>
-              <w:t>0.89</w:t>
+              <w:t>0.88</w:t>
             </w:r>
           </w:p>
         </w:tc>
@@ -2835,7 +2962,7 @@
                 <w:color w:val="1C3A36"/>
                 <w:sz w:val="17"/>
               </w:rPr>
-              <w:t>0.79</w:t>
+              <w:t>0.78</w:t>
             </w:r>
           </w:p>
         </w:tc>
@@ -2894,7 +3021,7 @@
                 <w:color w:val="1C3A36"/>
                 <w:sz w:val="17"/>
               </w:rPr>
-              <w:t>2,358</w:t>
+              <w:t>2,663</w:t>
             </w:r>
           </w:p>
         </w:tc>
@@ -2914,7 +3041,7 @@
                 <w:color w:val="1C3A36"/>
                 <w:sz w:val="17"/>
               </w:rPr>
-              <w:t>2,401</w:t>
+              <w:t>2,680</w:t>
             </w:r>
           </w:p>
         </w:tc>
@@ -2934,7 +3061,7 @@
                 <w:color w:val="1C3A36"/>
                 <w:sz w:val="17"/>
               </w:rPr>
-              <w:t>2,456</w:t>
+              <w:t>2,712</w:t>
             </w:r>
           </w:p>
         </w:tc>
@@ -2954,7 +3081,7 @@
                 <w:color w:val="1C3A36"/>
                 <w:sz w:val="17"/>
               </w:rPr>
-              <w:t>2,556</w:t>
+              <w:t>2,790</w:t>
             </w:r>
           </w:p>
         </w:tc>
@@ -2974,7 +3101,7 @@
                 <w:color w:val="1C3A36"/>
                 <w:sz w:val="17"/>
               </w:rPr>
-              <w:t>2,564</w:t>
+              <w:t>2,777</w:t>
             </w:r>
           </w:p>
         </w:tc>
@@ -2996,7 +3123,7 @@
           <w:color w:val="6E7B77"/>
           <w:sz w:val="17"/>
         </w:rPr>
-        <w:t>Table 2 — the FCFF waterfall. EBITDA margin holds near 47.1% (an OUTPUT of the segment build, not an input); capital intensity glides from 15.5% of revenue at the data-centre peak to 13.0%; lease replacement is charged at right-of-use depreciation so the lease book neither inflates nor starves the cash flow; working-capital change is a cash RELEASE in every year because the working capital is negative and revenue grows.</w:t>
+        <w:t>Table 2 — the FCFF waterfall. EBITDA margin holds near 46.8% (an OUTPUT of the segment build, not an input); capital intensity glides from 15.5% of revenue at the data-centre peak to 13.0%; lease replacement is charged at right-of-use depreciation so the lease book neither inflates nor starves the cash flow; working-capital change is a cash RELEASE in every year because the working capital is negative and revenue grows.</w:t>
       </w:r>
     </w:p>
     <w:p>
@@ -3010,7 +3137,7 @@
           <w:color w:val="1C3A36"/>
           <w:sz w:val="21"/>
         </w:rPr>
-        <w:t>Terminal value: terminal-year NOPAT grown at 2.5% with a reinvestment rate set by the growth itself — g / return on capital = 2.5% / 26.7% = 9.4% of NOPAT — capitalised at the terminal cost of capital of 6.08% less growth. That yields a terminal value of AED 95,849mn, whose present value is AED 70,945mn — 85% of enterprise value. A reader should sit with that number: at a 6.08% discount rate almost all of the value of a stable, licence-protected annuity IS the far future, and that is exactly why the two renewal catalysts in section 5 dominate everything else in this report.</w:t>
+        <w:t>Terminal value: terminal-year NOPAT grown at 2.5% with a reinvestment rate set by the growth itself — g / return on capital = 2.5% / 26.5% = 9.4% of NOPAT — capitalised at the terminal cost of capital of 6.17% less growth. That yields a terminal value of AED 92,591mn, whose present value is AED 68,235mn — 83% of enterprise value. A reader should sit with that number: at a 6.17% discount rate almost all of the value of a stable, licence-protected annuity IS the far future, and that is exactly why the two renewal catalysts in section 5 dominate everything else in this report.</w:t>
       </w:r>
     </w:p>
     <w:p>
@@ -3145,7 +3272,7 @@
                 <w:color w:val="1C3A36"/>
                 <w:sz w:val="18"/>
               </w:rPr>
-              <w:t>12,335</w:t>
+              <w:t>13,622</w:t>
             </w:r>
           </w:p>
         </w:tc>
@@ -3163,7 +3290,7 @@
                 <w:color w:val="1C3A36"/>
                 <w:sz w:val="18"/>
               </w:rPr>
-              <w:t>2.72</w:t>
+              <w:t>3.01</w:t>
             </w:r>
           </w:p>
         </w:tc>
@@ -3200,7 +3327,7 @@
                 <w:color w:val="1C3A36"/>
                 <w:sz w:val="18"/>
               </w:rPr>
-              <w:t>70,945</w:t>
+              <w:t>68,235</w:t>
             </w:r>
           </w:p>
         </w:tc>
@@ -3218,7 +3345,7 @@
                 <w:color w:val="1C3A36"/>
                 <w:sz w:val="18"/>
               </w:rPr>
-              <w:t>15.65</w:t>
+              <w:t>15.05</w:t>
             </w:r>
           </w:p>
         </w:tc>
@@ -3259,7 +3386,7 @@
                 <w:color w:val="1C3A36"/>
                 <w:sz w:val="18"/>
               </w:rPr>
-              <w:t>83,280</w:t>
+              <w:t>81,857</w:t>
             </w:r>
           </w:p>
         </w:tc>
@@ -3279,7 +3406,7 @@
                 <w:color w:val="1C3A36"/>
                 <w:sz w:val="18"/>
               </w:rPr>
-              <w:t>18.37</w:t>
+              <w:t>18.06</w:t>
             </w:r>
           </w:p>
         </w:tc>
@@ -3298,7 +3425,7 @@
                 <w:color w:val="1C3A36"/>
                 <w:sz w:val="18"/>
               </w:rPr>
-              <w:t>Terminal value share of enterprise value: 85%</w:t>
+              <w:t>Terminal value share of enterprise value: 83%</w:t>
             </w:r>
           </w:p>
         </w:tc>
@@ -3538,7 +3665,7 @@
                 <w:color w:val="1C3A36"/>
                 <w:sz w:val="18"/>
               </w:rPr>
-              <w:t>83,592</w:t>
+              <w:t>82,168</w:t>
             </w:r>
           </w:p>
         </w:tc>
@@ -3558,7 +3685,7 @@
                 <w:color w:val="1C3A36"/>
                 <w:sz w:val="18"/>
               </w:rPr>
-              <w:t>18.44</w:t>
+              <w:t>18.13</w:t>
             </w:r>
           </w:p>
         </w:tc>
@@ -3577,7 +3704,7 @@
                 <w:color w:val="1C3A36"/>
                 <w:sz w:val="18"/>
               </w:rPr>
-              <w:t>× anchor accretion (1+Ke)^(219/365) = 1.0381, less the AED 0.40 final dividend paid 28-Apr-2026</w:t>
+              <w:t>× anchor accretion (1+Ke)^(219/365) = 1.0387, less the AED 0.66 final dividend paid 28-Apr-2026</w:t>
             </w:r>
           </w:p>
         </w:tc>
@@ -3671,7 +3798,7 @@
                 <w:color w:val="1C3A36"/>
                 <w:sz w:val="18"/>
               </w:rPr>
-              <w:t>18.74</w:t>
+              <w:t>18.17</w:t>
             </w:r>
           </w:p>
         </w:tc>
@@ -3707,7 +3834,7 @@
           <w:color w:val="1C3A36"/>
           <w:sz w:val="21"/>
         </w:rPr>
-        <w:t>Scenario span on this lens: bear AED 10.80 (ARPU −5%, a quarter-million fewer subscribers, margins −3%, +100bp on the discount rate, terminal growth 2.0%), bull AED 28.73 (the war recovery runs hot and the data-centre leg compounds). The base case is deliberately NOT the midpoint of those two: it is built driver by driver in section 1.6.</w:t>
+        <w:t>Scenario span on this lens: bear AED 10.54 (ARPU −5%, a quarter-million fewer subscribers, margins −3%, +100bp on the discount rate, terminal growth 2.0%), bull AED 27.59 (the war recovery runs hot and the data-centre leg compounds). The base case is deliberately NOT the midpoint of those two: it is built driver by driver in section 1.6.</w:t>
       </w:r>
     </w:p>
     <w:p>
@@ -3735,7 +3862,7 @@
           <w:color w:val="1C3A36"/>
           <w:sz w:val="21"/>
         </w:rPr>
-        <w:t>Book value per share is AED 2.24 (audited FY2025 equity of AED 10,148mn over 4,533mn shares). du earned a return on average equity of 29.0% in FY2025 — a licensed duopoly running negative working capital needs very little equity, so the return on it is high by construction. The lens asks what a sustainable 27% return is worth against a perpetual cost of equity of 6.26%: justified price-to-book = (27% − 2.5%) / (6.26% − 2.5%) = 6.52×, i.e. AED 14.76 per share at the anchor. The multiple looks extreme against industrial norms; it is what the arithmetic of a small equity base and a low required return produces, and the honest caveat is that it is the lens MOST exposed to the low regression beta discussed in section 1.8 — which is why it carries only a 10% weight.</w:t>
+        <w:t>Book value per share is AED 2.24 (audited FY2025 equity of AED 10,148mn over 4,533mn shares). du earned a return on average equity of 29.0% in FY2025 — a licensed duopoly running negative working capital needs very little equity, so the return on it is high by construction. The lens asks what a sustainable 27% return is worth against a perpetual cost of equity of 6.35%: justified price-to-book = (27% − 2.5%) / (6.35% − 2.5%) = 6.36×, i.e. AED 14.12 per share at the anchor. The multiple looks extreme against industrial norms; it is what the arithmetic of a small equity base and a low required return produces, and the honest caveat is that it is the lens MOST exposed to the low regression beta discussed in section 1.8 — which is why it carries only a 10% weight.</w:t>
       </w:r>
     </w:p>
     <w:p>
@@ -3763,7 +3890,7 @@
           <w:color w:val="1C3A36"/>
           <w:sz w:val="21"/>
         </w:rPr>
-        <w:t>du trades at 19.2× trailing earnings and 7.6× trailing EV/EBITDA (both computed from the audited figures, not quoted). The Gulf telecom bracket runs from roughly 9× (Zain) through 11-12× (Omantel, Ooredoo) and 15.5× (Mobily) to 18.9× (stc) and 20.7× (e&amp;) on trailing earnings — aggregator reads, used as a cross-check frame and labelled as such, never as a build source. The justified multiple applied here is the peer median 15.5×: du's growth and payout sit above the bracket's middle, its fiscal take and single-market concentration below the top names. Applied to FY2026E earnings per share of AED 0.70 and rolled to the anchor: AED 10.80 per share [bear 12× → AED 8.27; bull 18.5× → AED 12.97].</w:t>
+        <w:t>du trades at 19.2× its FY2025 earnings and 7.6× FY2025 EBITDA — and on the more current basis, including the reviewed first half of 2026, at 18.1× and 7.2×. Both framings are given because the trailing-year basis is seven months stale at the anchor and makes the share look dearer than the newer figures do.</w:t>
       </w:r>
     </w:p>
     <w:p>
@@ -3777,7 +3904,950 @@
           <w:color w:val="1C3A36"/>
           <w:sz w:val="21"/>
         </w:rPr>
-        <w:t>A second, independent market cross-check from the dividend: du's FY2026E dividend of AED 0.68 per share at the regional benchmark payer's yield (5.2%, stc) is worth AED 13.12 — usefully ABOVE the earnings-multiple read, because du pays out more of its earnings than the bracket. Peer EV/EBITDA could not be reliably sourced from public aggregators at the sweep date (net-debt figures missing) and the lens therefore runs on earnings and yield only; that limitation is stated rather than papered over.</w:t>
+        <w:t>The peer frame is where the previous edition of this study was wrong, and the correction matters enough to state in full. That edition applied a "peer median" of 15.5×. It was not a median of its own stated peer set, and it was not a current figure: it was a January-2026 aggregator reading built on FY2024 earnings. Re-derived from the peers' own filings at this study's anchor, the multiple is 12.9×.</w:t>
+      </w:r>
+    </w:p>
+    <w:tbl>
+      <w:tblPr>
+        <w:tblW w:type="auto" w:w="0"/>
+        <w:jc w:val="center"/>
+        <w:tblLook w:firstColumn="1" w:firstRow="1" w:lastColumn="0" w:lastRow="0" w:noHBand="0" w:noVBand="1" w:val="04A0"/>
+        <w:tblLayout w:type="fixed"/>
+        <w:tblCellMar>
+          <w:top w:w="40" w:type="dxa"/>
+          <w:left w:w="90" w:type="dxa"/>
+          <w:bottom w:w="40" w:type="dxa"/>
+          <w:right w:w="90" w:type="dxa"/>
+        </w:tblCellMar>
+        <w:tblBorders>
+          <w:top w:val="single" w:sz="4" w:space="0" w:color="C9D4D1"/>
+          <w:left w:val="single" w:sz="4" w:space="0" w:color="C9D4D1"/>
+          <w:bottom w:val="single" w:sz="4" w:space="0" w:color="C9D4D1"/>
+          <w:right w:val="single" w:sz="4" w:space="0" w:color="C9D4D1"/>
+          <w:insideH w:val="single" w:sz="4" w:space="0" w:color="C9D4D1"/>
+          <w:insideV w:val="single" w:sz="4" w:space="0" w:color="C9D4D1"/>
+        </w:tblBorders>
+        <w:tblLayout w:type="fixed"/>
+      </w:tblPr>
+      <w:tblGrid>
+        <w:gridCol w:w="1872"/>
+        <w:gridCol w:w="1800"/>
+        <w:gridCol w:w="1296"/>
+        <w:gridCol w:w="893"/>
+        <w:gridCol w:w="864"/>
+        <w:gridCol w:w="3168"/>
+      </w:tblGrid>
+      <w:tr>
+        <w:tc>
+          <w:tcPr>
+            <w:tcW w:type="dxa" w:w="1872"/>
+            <w:shd w:val="clear" w:color="auto" w:fill="EAF0EE"/>
+          </w:tcPr>
+          <w:p>
+            <w:pPr>
+              <w:spacing w:after="20"/>
+            </w:pPr>
+            <w:r>
+              <w:rPr>
+                <w:b/>
+                <w:color w:val="1C3A36"/>
+                <w:sz w:val="16"/>
+              </w:rPr>
+              <w:t>Peer</w:t>
+            </w:r>
+          </w:p>
+        </w:tc>
+        <w:tc>
+          <w:tcPr>
+            <w:tcW w:type="dxa" w:w="1800"/>
+            <w:shd w:val="clear" w:color="auto" w:fill="EAF0EE"/>
+          </w:tcPr>
+          <w:p>
+            <w:pPr>
+              <w:spacing w:after="20"/>
+            </w:pPr>
+            <w:r>
+              <w:rPr>
+                <w:b/>
+                <w:color w:val="1C3A36"/>
+                <w:sz w:val="16"/>
+              </w:rPr>
+              <w:t>Price (6-Aug-2026)</w:t>
+            </w:r>
+          </w:p>
+        </w:tc>
+        <w:tc>
+          <w:tcPr>
+            <w:tcW w:type="dxa" w:w="1296"/>
+            <w:shd w:val="clear" w:color="auto" w:fill="EAF0EE"/>
+          </w:tcPr>
+          <w:p>
+            <w:pPr>
+              <w:spacing w:after="20"/>
+            </w:pPr>
+            <w:r>
+              <w:rPr>
+                <w:b/>
+                <w:color w:val="1C3A36"/>
+                <w:sz w:val="16"/>
+              </w:rPr>
+              <w:t>Trailing EPS</w:t>
+            </w:r>
+          </w:p>
+        </w:tc>
+        <w:tc>
+          <w:tcPr>
+            <w:tcW w:type="dxa" w:w="893"/>
+            <w:shd w:val="clear" w:color="auto" w:fill="EAF0EE"/>
+          </w:tcPr>
+          <w:p>
+            <w:pPr>
+              <w:spacing w:after="20"/>
+            </w:pPr>
+            <w:r>
+              <w:rPr>
+                <w:b/>
+                <w:color w:val="1C3A36"/>
+                <w:sz w:val="16"/>
+              </w:rPr>
+              <w:t>P/E</w:t>
+            </w:r>
+          </w:p>
+        </w:tc>
+        <w:tc>
+          <w:tcPr>
+            <w:tcW w:type="dxa" w:w="864"/>
+            <w:shd w:val="clear" w:color="auto" w:fill="EAF0EE"/>
+          </w:tcPr>
+          <w:p>
+            <w:pPr>
+              <w:spacing w:after="20"/>
+            </w:pPr>
+            <w:r>
+              <w:rPr>
+                <w:b/>
+                <w:color w:val="1C3A36"/>
+                <w:sz w:val="16"/>
+              </w:rPr>
+              <w:t>Yield</w:t>
+            </w:r>
+          </w:p>
+        </w:tc>
+        <w:tc>
+          <w:tcPr>
+            <w:tcW w:type="dxa" w:w="3168"/>
+            <w:shd w:val="clear" w:color="auto" w:fill="EAF0EE"/>
+          </w:tcPr>
+          <w:p>
+            <w:pPr>
+              <w:spacing w:after="20"/>
+            </w:pPr>
+            <w:r>
+              <w:rPr>
+                <w:b/>
+                <w:color w:val="1C3A36"/>
+                <w:sz w:val="16"/>
+              </w:rPr>
+              <w:t>Basis</w:t>
+            </w:r>
+          </w:p>
+        </w:tc>
+      </w:tr>
+      <w:tr>
+        <w:tc>
+          <w:tcPr>
+            <w:tcW w:type="dxa" w:w="1872"/>
+          </w:tcPr>
+          <w:p>
+            <w:pPr>
+              <w:spacing w:after="20"/>
+            </w:pPr>
+            <w:r>
+              <w:rPr>
+                <w:color w:val="1C3A36"/>
+                <w:sz w:val="16"/>
+              </w:rPr>
+              <w:t>Mobily</w:t>
+            </w:r>
+          </w:p>
+        </w:tc>
+        <w:tc>
+          <w:tcPr>
+            <w:tcW w:type="dxa" w:w="1800"/>
+          </w:tcPr>
+          <w:p>
+            <w:pPr>
+              <w:spacing w:after="20"/>
+              <w:jc w:val="right"/>
+            </w:pPr>
+            <w:r>
+              <w:rPr>
+                <w:color w:val="1C3A36"/>
+                <w:sz w:val="16"/>
+              </w:rPr>
+              <w:t>SAR 61.30</w:t>
+            </w:r>
+          </w:p>
+        </w:tc>
+        <w:tc>
+          <w:tcPr>
+            <w:tcW w:type="dxa" w:w="1296"/>
+          </w:tcPr>
+          <w:p>
+            <w:pPr>
+              <w:spacing w:after="20"/>
+              <w:jc w:val="right"/>
+            </w:pPr>
+            <w:r>
+              <w:rPr>
+                <w:color w:val="1C3A36"/>
+                <w:sz w:val="16"/>
+              </w:rPr>
+              <w:t>4.76</w:t>
+            </w:r>
+          </w:p>
+        </w:tc>
+        <w:tc>
+          <w:tcPr>
+            <w:tcW w:type="dxa" w:w="893"/>
+          </w:tcPr>
+          <w:p>
+            <w:pPr>
+              <w:spacing w:after="20"/>
+              <w:jc w:val="right"/>
+            </w:pPr>
+            <w:r>
+              <w:rPr>
+                <w:color w:val="1C3A36"/>
+                <w:sz w:val="16"/>
+              </w:rPr>
+              <w:t>12.9×</w:t>
+            </w:r>
+          </w:p>
+        </w:tc>
+        <w:tc>
+          <w:tcPr>
+            <w:tcW w:type="dxa" w:w="864"/>
+          </w:tcPr>
+          <w:p>
+            <w:pPr>
+              <w:spacing w:after="20"/>
+              <w:jc w:val="right"/>
+            </w:pPr>
+            <w:r>
+              <w:rPr>
+                <w:color w:val="1C3A36"/>
+                <w:sz w:val="16"/>
+              </w:rPr>
+              <w:t>4.9%</w:t>
+            </w:r>
+          </w:p>
+        </w:tc>
+        <w:tc>
+          <w:tcPr>
+            <w:tcW w:type="dxa" w:w="3168"/>
+          </w:tcPr>
+          <w:p>
+            <w:pPr>
+              <w:spacing w:after="20"/>
+              <w:jc w:val="right"/>
+            </w:pPr>
+            <w:r>
+              <w:rPr>
+                <w:color w:val="1C3A36"/>
+                <w:sz w:val="16"/>
+              </w:rPr>
+              <w:t>its own exchange filings</w:t>
+            </w:r>
+          </w:p>
+        </w:tc>
+      </w:tr>
+      <w:tr>
+        <w:tc>
+          <w:tcPr>
+            <w:tcW w:type="dxa" w:w="1872"/>
+          </w:tcPr>
+          <w:p>
+            <w:pPr>
+              <w:spacing w:after="20"/>
+            </w:pPr>
+            <w:r>
+              <w:rPr>
+                <w:color w:val="1C3A36"/>
+                <w:sz w:val="16"/>
+              </w:rPr>
+              <w:t>e&amp;</w:t>
+            </w:r>
+          </w:p>
+        </w:tc>
+        <w:tc>
+          <w:tcPr>
+            <w:tcW w:type="dxa" w:w="1800"/>
+          </w:tcPr>
+          <w:p>
+            <w:pPr>
+              <w:spacing w:after="20"/>
+              <w:jc w:val="right"/>
+            </w:pPr>
+            <w:r>
+              <w:rPr>
+                <w:color w:val="1C3A36"/>
+                <w:sz w:val="16"/>
+              </w:rPr>
+              <w:t>AED 20.98</w:t>
+            </w:r>
+          </w:p>
+        </w:tc>
+        <w:tc>
+          <w:tcPr>
+            <w:tcW w:type="dxa" w:w="1296"/>
+          </w:tcPr>
+          <w:p>
+            <w:pPr>
+              <w:spacing w:after="20"/>
+              <w:jc w:val="right"/>
+            </w:pPr>
+            <w:r>
+              <w:rPr>
+                <w:color w:val="1C3A36"/>
+                <w:sz w:val="16"/>
+              </w:rPr>
+              <w:t>1.33</w:t>
+            </w:r>
+          </w:p>
+        </w:tc>
+        <w:tc>
+          <w:tcPr>
+            <w:tcW w:type="dxa" w:w="893"/>
+          </w:tcPr>
+          <w:p>
+            <w:pPr>
+              <w:spacing w:after="20"/>
+              <w:jc w:val="right"/>
+            </w:pPr>
+            <w:r>
+              <w:rPr>
+                <w:color w:val="1C3A36"/>
+                <w:sz w:val="16"/>
+              </w:rPr>
+              <w:t>15.7×</w:t>
+            </w:r>
+          </w:p>
+        </w:tc>
+        <w:tc>
+          <w:tcPr>
+            <w:tcW w:type="dxa" w:w="864"/>
+          </w:tcPr>
+          <w:p>
+            <w:pPr>
+              <w:spacing w:after="20"/>
+              <w:jc w:val="right"/>
+            </w:pPr>
+            <w:r>
+              <w:rPr>
+                <w:color w:val="1C3A36"/>
+                <w:sz w:val="16"/>
+              </w:rPr>
+              <w:t>4.5%</w:t>
+            </w:r>
+          </w:p>
+        </w:tc>
+        <w:tc>
+          <w:tcPr>
+            <w:tcW w:type="dxa" w:w="3168"/>
+          </w:tcPr>
+          <w:p>
+            <w:pPr>
+              <w:spacing w:after="20"/>
+              <w:jc w:val="right"/>
+            </w:pPr>
+            <w:r>
+              <w:rPr>
+                <w:color w:val="1C3A36"/>
+                <w:sz w:val="16"/>
+              </w:rPr>
+              <w:t>its own filings, reported</w:t>
+            </w:r>
+          </w:p>
+        </w:tc>
+      </w:tr>
+      <w:tr>
+        <w:tc>
+          <w:tcPr>
+            <w:tcW w:type="dxa" w:w="1872"/>
+          </w:tcPr>
+          <w:p>
+            <w:pPr>
+              <w:spacing w:after="20"/>
+            </w:pPr>
+            <w:r>
+              <w:rPr>
+                <w:color w:val="1C3A36"/>
+                <w:sz w:val="16"/>
+              </w:rPr>
+              <w:t>stc</w:t>
+            </w:r>
+          </w:p>
+        </w:tc>
+        <w:tc>
+          <w:tcPr>
+            <w:tcW w:type="dxa" w:w="1800"/>
+          </w:tcPr>
+          <w:p>
+            <w:pPr>
+              <w:spacing w:after="20"/>
+              <w:jc w:val="right"/>
+            </w:pPr>
+            <w:r>
+              <w:rPr>
+                <w:color w:val="1C3A36"/>
+                <w:sz w:val="16"/>
+              </w:rPr>
+              <w:t>SAR 43.38</w:t>
+            </w:r>
+          </w:p>
+        </w:tc>
+        <w:tc>
+          <w:tcPr>
+            <w:tcW w:type="dxa" w:w="1296"/>
+          </w:tcPr>
+          <w:p>
+            <w:pPr>
+              <w:spacing w:after="20"/>
+              <w:jc w:val="right"/>
+            </w:pPr>
+            <w:r>
+              <w:rPr>
+                <w:color w:val="1C3A36"/>
+                <w:sz w:val="16"/>
+              </w:rPr>
+              <w:t>2.94</w:t>
+            </w:r>
+          </w:p>
+        </w:tc>
+        <w:tc>
+          <w:tcPr>
+            <w:tcW w:type="dxa" w:w="893"/>
+          </w:tcPr>
+          <w:p>
+            <w:pPr>
+              <w:spacing w:after="20"/>
+              <w:jc w:val="right"/>
+            </w:pPr>
+            <w:r>
+              <w:rPr>
+                <w:color w:val="1C3A36"/>
+                <w:sz w:val="16"/>
+              </w:rPr>
+              <w:t>14.8×</w:t>
+            </w:r>
+          </w:p>
+        </w:tc>
+        <w:tc>
+          <w:tcPr>
+            <w:tcW w:type="dxa" w:w="864"/>
+          </w:tcPr>
+          <w:p>
+            <w:pPr>
+              <w:spacing w:after="20"/>
+              <w:jc w:val="right"/>
+            </w:pPr>
+            <w:r>
+              <w:rPr>
+                <w:color w:val="1C3A36"/>
+                <w:sz w:val="16"/>
+              </w:rPr>
+              <w:t>5.1%</w:t>
+            </w:r>
+          </w:p>
+        </w:tc>
+        <w:tc>
+          <w:tcPr>
+            <w:tcW w:type="dxa" w:w="3168"/>
+          </w:tcPr>
+          <w:p>
+            <w:pPr>
+              <w:spacing w:after="20"/>
+              <w:jc w:val="right"/>
+            </w:pPr>
+            <w:r>
+              <w:rPr>
+                <w:color w:val="1C3A36"/>
+                <w:sz w:val="16"/>
+              </w:rPr>
+              <w:t>aggregator</w:t>
+            </w:r>
+          </w:p>
+        </w:tc>
+      </w:tr>
+      <w:tr>
+        <w:tc>
+          <w:tcPr>
+            <w:tcW w:type="dxa" w:w="1872"/>
+          </w:tcPr>
+          <w:p>
+            <w:pPr>
+              <w:spacing w:after="20"/>
+            </w:pPr>
+            <w:r>
+              <w:rPr>
+                <w:color w:val="1C3A36"/>
+                <w:sz w:val="16"/>
+              </w:rPr>
+              <w:t>Ooredoo</w:t>
+            </w:r>
+          </w:p>
+        </w:tc>
+        <w:tc>
+          <w:tcPr>
+            <w:tcW w:type="dxa" w:w="1800"/>
+          </w:tcPr>
+          <w:p>
+            <w:pPr>
+              <w:spacing w:after="20"/>
+              <w:jc w:val="right"/>
+            </w:pPr>
+            <w:r>
+              <w:rPr>
+                <w:color w:val="1C3A36"/>
+                <w:sz w:val="16"/>
+              </w:rPr>
+              <w:t>QAR 13.04</w:t>
+            </w:r>
+          </w:p>
+        </w:tc>
+        <w:tc>
+          <w:tcPr>
+            <w:tcW w:type="dxa" w:w="1296"/>
+          </w:tcPr>
+          <w:p>
+            <w:pPr>
+              <w:spacing w:after="20"/>
+              <w:jc w:val="right"/>
+            </w:pPr>
+            <w:r>
+              <w:rPr>
+                <w:color w:val="1C3A36"/>
+                <w:sz w:val="16"/>
+              </w:rPr>
+              <w:t>1.18</w:t>
+            </w:r>
+          </w:p>
+        </w:tc>
+        <w:tc>
+          <w:tcPr>
+            <w:tcW w:type="dxa" w:w="893"/>
+          </w:tcPr>
+          <w:p>
+            <w:pPr>
+              <w:spacing w:after="20"/>
+              <w:jc w:val="right"/>
+            </w:pPr>
+            <w:r>
+              <w:rPr>
+                <w:color w:val="1C3A36"/>
+                <w:sz w:val="16"/>
+              </w:rPr>
+              <w:t>11.2×</w:t>
+            </w:r>
+          </w:p>
+        </w:tc>
+        <w:tc>
+          <w:tcPr>
+            <w:tcW w:type="dxa" w:w="864"/>
+          </w:tcPr>
+          <w:p>
+            <w:pPr>
+              <w:spacing w:after="20"/>
+              <w:jc w:val="right"/>
+            </w:pPr>
+            <w:r>
+              <w:rPr>
+                <w:color w:val="1C3A36"/>
+                <w:sz w:val="16"/>
+              </w:rPr>
+              <w:t>5.7%</w:t>
+            </w:r>
+          </w:p>
+        </w:tc>
+        <w:tc>
+          <w:tcPr>
+            <w:tcW w:type="dxa" w:w="3168"/>
+          </w:tcPr>
+          <w:p>
+            <w:pPr>
+              <w:spacing w:after="20"/>
+              <w:jc w:val="right"/>
+            </w:pPr>
+            <w:r>
+              <w:rPr>
+                <w:color w:val="1C3A36"/>
+                <w:sz w:val="16"/>
+              </w:rPr>
+              <w:t>aggregator, off-anchor</w:t>
+            </w:r>
+          </w:p>
+        </w:tc>
+      </w:tr>
+      <w:tr>
+        <w:tc>
+          <w:tcPr>
+            <w:tcW w:type="dxa" w:w="1872"/>
+          </w:tcPr>
+          <w:p>
+            <w:pPr>
+              <w:spacing w:after="20"/>
+            </w:pPr>
+            <w:r>
+              <w:rPr>
+                <w:color w:val="1C3A36"/>
+                <w:sz w:val="16"/>
+              </w:rPr>
+              <w:t>Omantel</w:t>
+            </w:r>
+          </w:p>
+        </w:tc>
+        <w:tc>
+          <w:tcPr>
+            <w:tcW w:type="dxa" w:w="1800"/>
+          </w:tcPr>
+          <w:p>
+            <w:pPr>
+              <w:spacing w:after="20"/>
+              <w:jc w:val="right"/>
+            </w:pPr>
+            <w:r>
+              <w:rPr>
+                <w:color w:val="1C3A36"/>
+                <w:sz w:val="16"/>
+              </w:rPr>
+              <w:t>not sourced</w:t>
+            </w:r>
+          </w:p>
+        </w:tc>
+        <w:tc>
+          <w:tcPr>
+            <w:tcW w:type="dxa" w:w="1296"/>
+          </w:tcPr>
+          <w:p>
+            <w:pPr>
+              <w:spacing w:after="20"/>
+              <w:jc w:val="right"/>
+            </w:pPr>
+            <w:r>
+              <w:rPr>
+                <w:color w:val="1C3A36"/>
+                <w:sz w:val="16"/>
+              </w:rPr>
+              <w:t>0.123</w:t>
+            </w:r>
+          </w:p>
+        </w:tc>
+        <w:tc>
+          <w:tcPr>
+            <w:tcW w:type="dxa" w:w="893"/>
+          </w:tcPr>
+          <w:p>
+            <w:pPr>
+              <w:spacing w:after="20"/>
+              <w:jc w:val="right"/>
+            </w:pPr>
+            <w:r>
+              <w:rPr>
+                <w:color w:val="1C3A36"/>
+                <w:sz w:val="16"/>
+              </w:rPr>
+              <w:t>12.0×</w:t>
+            </w:r>
+          </w:p>
+        </w:tc>
+        <w:tc>
+          <w:tcPr>
+            <w:tcW w:type="dxa" w:w="864"/>
+          </w:tcPr>
+          <w:p>
+            <w:pPr>
+              <w:spacing w:after="20"/>
+              <w:jc w:val="right"/>
+            </w:pPr>
+            <w:r>
+              <w:rPr>
+                <w:color w:val="1C3A36"/>
+                <w:sz w:val="16"/>
+              </w:rPr>
+              <w:t>6.7%</w:t>
+            </w:r>
+          </w:p>
+        </w:tc>
+        <w:tc>
+          <w:tcPr>
+            <w:tcW w:type="dxa" w:w="3168"/>
+          </w:tcPr>
+          <w:p>
+            <w:pPr>
+              <w:spacing w:after="20"/>
+              <w:jc w:val="right"/>
+            </w:pPr>
+            <w:r>
+              <w:rPr>
+                <w:color w:val="1C3A36"/>
+                <w:sz w:val="16"/>
+              </w:rPr>
+              <w:t>aggregator, self-contradictory</w:t>
+            </w:r>
+          </w:p>
+        </w:tc>
+      </w:tr>
+      <w:tr>
+        <w:tc>
+          <w:tcPr>
+            <w:tcW w:type="dxa" w:w="1872"/>
+          </w:tcPr>
+          <w:p>
+            <w:pPr>
+              <w:spacing w:after="20"/>
+            </w:pPr>
+            <w:r>
+              <w:rPr>
+                <w:color w:val="1C3A36"/>
+                <w:sz w:val="16"/>
+              </w:rPr>
+              <w:t>Zain</w:t>
+            </w:r>
+          </w:p>
+        </w:tc>
+        <w:tc>
+          <w:tcPr>
+            <w:tcW w:type="dxa" w:w="1800"/>
+          </w:tcPr>
+          <w:p>
+            <w:pPr>
+              <w:spacing w:after="20"/>
+              <w:jc w:val="right"/>
+            </w:pPr>
+            <w:r>
+              <w:rPr>
+                <w:color w:val="1C3A36"/>
+                <w:sz w:val="16"/>
+              </w:rPr>
+              <w:t>KWD 0.611</w:t>
+            </w:r>
+          </w:p>
+        </w:tc>
+        <w:tc>
+          <w:tcPr>
+            <w:tcW w:type="dxa" w:w="1296"/>
+          </w:tcPr>
+          <w:p>
+            <w:pPr>
+              <w:spacing w:after="20"/>
+              <w:jc w:val="right"/>
+            </w:pPr>
+            <w:r>
+              <w:rPr>
+                <w:color w:val="1C3A36"/>
+                <w:sz w:val="16"/>
+              </w:rPr>
+              <w:t>not sourced</w:t>
+            </w:r>
+          </w:p>
+        </w:tc>
+        <w:tc>
+          <w:tcPr>
+            <w:tcW w:type="dxa" w:w="893"/>
+          </w:tcPr>
+          <w:p>
+            <w:pPr>
+              <w:spacing w:after="20"/>
+              <w:jc w:val="right"/>
+            </w:pPr>
+            <w:r>
+              <w:rPr>
+                <w:color w:val="1C3A36"/>
+                <w:sz w:val="16"/>
+              </w:rPr>
+              <w:t>refused</w:t>
+            </w:r>
+          </w:p>
+        </w:tc>
+        <w:tc>
+          <w:tcPr>
+            <w:tcW w:type="dxa" w:w="864"/>
+          </w:tcPr>
+          <w:p>
+            <w:pPr>
+              <w:spacing w:after="20"/>
+              <w:jc w:val="right"/>
+            </w:pPr>
+            <w:r>
+              <w:rPr>
+                <w:color w:val="1C3A36"/>
+                <w:sz w:val="16"/>
+              </w:rPr>
+              <w:t>6.7%</w:t>
+            </w:r>
+          </w:p>
+        </w:tc>
+        <w:tc>
+          <w:tcPr>
+            <w:tcW w:type="dxa" w:w="3168"/>
+          </w:tcPr>
+          <w:p>
+            <w:pPr>
+              <w:spacing w:after="20"/>
+              <w:jc w:val="right"/>
+            </w:pPr>
+            <w:r>
+              <w:rPr>
+                <w:color w:val="1C3A36"/>
+                <w:sz w:val="16"/>
+              </w:rPr>
+              <w:t>provider returned 11,365×</w:t>
+            </w:r>
+          </w:p>
+        </w:tc>
+      </w:tr>
+      <w:tr>
+        <w:tc>
+          <w:tcPr>
+            <w:tcW w:type="dxa" w:w="1872"/>
+          </w:tcPr>
+          <w:p>
+            <w:pPr>
+              <w:spacing w:after="20"/>
+            </w:pPr>
+            <w:r>
+              <w:rPr>
+                <w:color w:val="1C3A36"/>
+                <w:sz w:val="16"/>
+              </w:rPr>
+              <w:t>du (this company)</w:t>
+            </w:r>
+          </w:p>
+        </w:tc>
+        <w:tc>
+          <w:tcPr>
+            <w:tcW w:type="dxa" w:w="1800"/>
+          </w:tcPr>
+          <w:p>
+            <w:pPr>
+              <w:spacing w:after="20"/>
+              <w:jc w:val="right"/>
+            </w:pPr>
+            <w:r>
+              <w:rPr>
+                <w:color w:val="1C3A36"/>
+                <w:sz w:val="16"/>
+              </w:rPr>
+              <w:t>AED 12.30</w:t>
+            </w:r>
+          </w:p>
+        </w:tc>
+        <w:tc>
+          <w:tcPr>
+            <w:tcW w:type="dxa" w:w="1296"/>
+          </w:tcPr>
+          <w:p>
+            <w:pPr>
+              <w:spacing w:after="20"/>
+              <w:jc w:val="right"/>
+            </w:pPr>
+            <w:r>
+              <w:rPr>
+                <w:color w:val="1C3A36"/>
+                <w:sz w:val="16"/>
+              </w:rPr>
+              <w:t>0.68</w:t>
+            </w:r>
+          </w:p>
+        </w:tc>
+        <w:tc>
+          <w:tcPr>
+            <w:tcW w:type="dxa" w:w="893"/>
+          </w:tcPr>
+          <w:p>
+            <w:pPr>
+              <w:spacing w:after="20"/>
+              <w:jc w:val="right"/>
+            </w:pPr>
+            <w:r>
+              <w:rPr>
+                <w:color w:val="1C3A36"/>
+                <w:sz w:val="16"/>
+              </w:rPr>
+              <w:t>18.1×</w:t>
+            </w:r>
+          </w:p>
+        </w:tc>
+        <w:tc>
+          <w:tcPr>
+            <w:tcW w:type="dxa" w:w="864"/>
+          </w:tcPr>
+          <w:p>
+            <w:pPr>
+              <w:spacing w:after="20"/>
+              <w:jc w:val="right"/>
+            </w:pPr>
+            <w:r>
+              <w:rPr>
+                <w:color w:val="1C3A36"/>
+                <w:sz w:val="16"/>
+              </w:rPr>
+              <w:t>5.2%</w:t>
+            </w:r>
+          </w:p>
+        </w:tc>
+        <w:tc>
+          <w:tcPr>
+            <w:tcW w:type="dxa" w:w="3168"/>
+          </w:tcPr>
+          <w:p>
+            <w:pPr>
+              <w:spacing w:after="20"/>
+              <w:jc w:val="right"/>
+            </w:pPr>
+            <w:r>
+              <w:rPr>
+                <w:color w:val="1C3A36"/>
+                <w:sz w:val="16"/>
+              </w:rPr>
+              <w:t>its own audited figures</w:t>
+            </w:r>
+          </w:p>
+        </w:tc>
+      </w:tr>
+    </w:tbl>
+    <w:p>
+      <w:pPr>
+        <w:spacing w:after="40"/>
+      </w:pPr>
+    </w:p>
+    <w:p>
+      <w:pPr>
+        <w:spacing w:after="200" w:before="0"/>
+      </w:pPr>
+      <w:r>
+        <w:rPr>
+          <w:b w:val="0"/>
+          <w:i/>
+          <w:color w:val="6E7B77"/>
+          <w:sz w:val="17"/>
+        </w:rPr>
+        <w:t>Table 4 — the peer frame, re-derived. Only two of the six peers survive as clean observations: Mobily, whose 12.9× reconciles two independent ways from its own filings, and e&amp; at 15.7×. Of the rest, one provider returned a corrupt 11,365× for Zain (refused rather than passed through), Omantel's quoted multiple and yield are mutually inconsistent, and Omantel in any case holds about 22% of Zain, so the two are not independent observations. NO PEER MEDIAN IS THEREFORE CLAIMED. The justified multiple is Mobily's own, defended as the closest structural analogue — a number-two operator in a Gulf duopoly-like market that closed the gap on its incumbent. Note what the corrected table shows about du itself: at 18.1× it trades ABOVE every peer in the set.</w:t>
+      </w:r>
+    </w:p>
+    <w:p>
+      <w:pPr>
+        <w:spacing w:after="120" w:before="0"/>
+      </w:pPr>
+      <w:r>
+        <w:rPr>
+          <w:b w:val="0"/>
+          <w:i w:val="0"/>
+          <w:color w:val="1C3A36"/>
+          <w:sz w:val="21"/>
+        </w:rPr>
+        <w:t>Applied to FY2026E earnings per share of AED 0.69 and rolled to the anchor: AED 8.58 per share [bear 12× → AED 7.94; bull 18.5× → AED 12.60]. A second, independent market cross-check from the dividend: du's FY2026E dividend of AED 0.68 at Mobily's own trailing yield (4.9%) is worth AED 13.82 — well ABOVE the earnings-multiple read, because du pays out far more of its earnings than the peer does. Peer EV/EBITDA could not be built from filings within this study's scope (net-debt detail per peer was not retrieved), so the lens runs on earnings and yield only; that limitation is stated rather than papered over.</w:t>
       </w:r>
     </w:p>
     <w:p>
@@ -3805,7 +4875,7 @@
           <w:color w:val="1C3A36"/>
           <w:sz w:val="21"/>
         </w:rPr>
-        <w:t>The lens strips the cycle: the mid-cycle EBITDA margin (the middle forecast year, FY2028E, 47.1%) applied to CURRENT-scale revenue (FY2026E, AED 16,593mn), less FY2026E depreciation, plus FY2026E net finance income, taxed at the combined 43.6%: normalised earnings of AED 3,150mn, or AED 0.69 per share. At the justified 15.5× and rolled to the anchor: AED 10.78 [12× → 8.26; 18.5× → 12.95]. It reads within a few fils of the relative lens because du's current year IS close to mid-cycle: the war knocked the top line, not the margin (H1-2026 printed the best margin in the company's history).</w:t>
+        <w:t>The lens strips the cycle: the mid-cycle EBITDA margin (the middle forecast year, FY2028E, 46.8%) applied to CURRENT-scale revenue (FY2026E, AED 16,593mn), less FY2026E depreciation, plus FY2026E net finance income, taxed at the combined 43.6%: normalised earnings of AED 3,123mn, or AED 0.69 per share. At the justified 12.9× and rolled to the anchor: AED 8.57 [12× → 7.93; 18.5× → 12.58]. It reads within a few fils of the relative lens, and that is worth being blunt about rather than presenting as corroboration: du's current year IS close to mid-cycle — the war knocked the top line, not the margin, and the first half of 2026 printed the best margin in the company's history — so normalising changes the earnings base by less than a fil. The two market-anchored lenses are therefore ONE reading of one multiple against one earnings number, carrying 45% of the weighted central between them, not two independent reads. The synthesis in 1.5 and the comparison in section 4 should be read on that basis.</w:t>
       </w:r>
     </w:p>
     <w:p>
@@ -3833,7 +4903,7 @@
           <w:color w:val="1C3A36"/>
           <w:sz w:val="21"/>
         </w:rPr>
-        <w:t>Weighted central: AED 14.77 (+20% to spot), full span AED 8.26 to AED 28.73. The DCF (45% weight) reads +52% above the market; the two market-anchored lenses read roughly at the market. Section 4 takes that disagreement seriously — it is a statement about the discount rate, not about the forecast.</w:t>
+        <w:t>Weighted central: AED 13.45 (+9% to spot), full span AED 7.93 to AED 27.59. The DCF (45% weight) reads +48% above the market; the two market-anchored lenses read roughly at the market. Section 4 takes that disagreement seriously — it is a statement about the discount rate, not about the forecast.</w:t>
       </w:r>
     </w:p>
     <w:p>
@@ -4583,7 +5653,7 @@
           <w:color w:val="6E7B77"/>
           <w:sz w:val="17"/>
         </w:rPr>
-        <w:t>Table 4 — segment revenue (AED mn) and FY2025 contribution (revenue less direct costs, the company's own Note 38 measure). *FY2023 is on the pre-2024 segment basis (the wholesale/other boundary moved in the re-segmentation) and is shown for continuity, not comparability; the forecast is built off the consistent FY2024-25 basis. Segment revenue ties exactly to consolidated revenue in every year.</w:t>
+        <w:t>Table 5 — segment revenue (AED mn) and FY2025 contribution (revenue less direct costs, the company's own Note 38 measure). *FY2023 is on the pre-2024 segment basis (the wholesale/other boundary moved in the re-segmentation) and is shown for continuity, not comparability; the forecast is built off the consistent FY2024-25 basis. Segment revenue ties exactly to consolidated revenue in every year.</w:t>
       </w:r>
     </w:p>
     <w:p>
@@ -4611,7 +5681,7 @@
           <w:color w:val="1C3A36"/>
           <w:sz w:val="21"/>
         </w:rPr>
-        <w:t>Mobile and Fixed are built as volume × price — the finest level the company disclosed. Mobile: the quarterly customer base (8,916k end-2024 → 9,704k end-2025 → 9,280k after the war quarter) times blended ARPU (AED 63.3/month in FY2025, 63.4 in Q2-2026). The frame reproduces the audited FY2025 mobile segment to within 0.1%: average base 9,310k × AED 63.3 × 12 = AED 7,072mn against a disclosed AED 7,075mn. The forecast path: recovery to 9,450k by end-2026 (the company itself reports gross adds still below pre-war levels), then to 10,450k by end-2030 — growth of roughly a quarter-million customers a year, well below the boom year 2025 added, with ARPU essentially flat (AED 63.4 → 64.2: postpaid mix gains offsetting prepaid dilution, and no price war anywhere in the record).</w:t>
+        <w:t>Mobile and Fixed are built as volume × price — the finest level the company disclosed. Mobile: the quarterly customer base (8,916k at 31-Dec-2024 → 9,704k at 31-Dec-2025 → 9,280k at 30-Jun-2026, after the war quarter) times blended ARPU (AED 63.3/month in FY2025, 63.4 in Q2-2026). The frame reproduces the audited FY2025 mobile segment to within 0.1%: average base 9,310k × AED 63.3 × 12 = AED 7,072mn against a disclosed AED 7,075mn. The forecast path: recovery to 9,450k by end-2026 (the company itself reports gross adds still below pre-war levels), then to 10,450k by end-2030 — growth of roughly a quarter-million customers a year, well below the boom year 2025 added, with ARPU essentially flat (AED 63.4 → 64.2: postpaid mix gains offsetting prepaid dilution, and no price war anywhere in the record).</w:t>
       </w:r>
     </w:p>
     <w:p>
@@ -4625,7 +5695,7 @@
           <w:color w:val="1C3A36"/>
           <w:sz w:val="21"/>
         </w:rPr>
-        <w:t>Fixed: subscribers 682k → 744k, forecast to 858k on continued fibre and fixed-wireless share gain, times an implied revenue per subscription (a consumer-plus-enterprise blend, so a revenue-intensity metric rather than a tariff) rising gently with the enterprise mix. Wholesale and ICT disclose no unit measures anywhere in the filings — that gap is flagged, and both are grown at segment level: wholesale on a war-recovery path (roaming and transit were hit; -0.8% in 2026 then ~+2%), ICT on the data-centre ramp (+11.0% at peak), which is anchored on the company's own disclosed programme: five data centres, a hyperscale campus with Microsoft as anchor tenant, and capital commitments UP a quarter-billion dirhams in six months.</w:t>
+        <w:t>Fixed: subscribers 682k at 31-Dec-2024 → 735k at 31-Dec-2025 → 744k at 30-Jun-2026, forecast to 858k on continued fibre and fixed-wireless share gain, times an implied revenue per subscription (a consumer-plus-enterprise blend, so a revenue-intensity metric rather than a tariff) rising gently with the enterprise mix. Wholesale and ICT disclose no unit measures anywhere in the filings — that gap is flagged, and both are grown at segment level: wholesale on a war-recovery path (roaming and transit were hit; -0.8% in 2026 then ~+2%), ICT on the data-centre ramp (+11.0% at peak), which is anchored on the company's own disclosed programme: five data centres, a hyperscale campus with Microsoft as anchor tenant, and capital commitments UP a quarter-billion dirhams in six months.</w:t>
       </w:r>
     </w:p>
     <w:p>
@@ -5110,7 +6180,7 @@
                 <w:color w:val="1C3A36"/>
                 <w:sz w:val="16"/>
               </w:rPr>
-              <w:t>7,822</w:t>
+              <w:t>7,772</w:t>
             </w:r>
           </w:p>
         </w:tc>
@@ -5128,7 +6198,7 @@
                 <w:color w:val="1C3A36"/>
                 <w:sz w:val="16"/>
               </w:rPr>
-              <w:t>8,117</w:t>
+              <w:t>8,066</w:t>
             </w:r>
           </w:p>
         </w:tc>
@@ -5146,7 +6216,7 @@
                 <w:color w:val="1C3A36"/>
                 <w:sz w:val="16"/>
               </w:rPr>
-              <w:t>8,481</w:t>
+              <w:t>8,428</w:t>
             </w:r>
           </w:p>
         </w:tc>
@@ -5164,7 +6234,7 @@
                 <w:color w:val="1C3A36"/>
                 <w:sz w:val="16"/>
               </w:rPr>
-              <w:t>8,815</w:t>
+              <w:t>8,761</w:t>
             </w:r>
           </w:p>
         </w:tc>
@@ -5182,7 +6252,7 @@
                 <w:color w:val="1C3A36"/>
                 <w:sz w:val="16"/>
               </w:rPr>
-              <w:t>9,132</w:t>
+              <w:t>9,077</w:t>
             </w:r>
           </w:p>
         </w:tc>
@@ -5243,7 +6313,7 @@
                 <w:color w:val="1C3A36"/>
                 <w:sz w:val="16"/>
               </w:rPr>
-              <w:t>47.1%</w:t>
+              <w:t>46.8%</w:t>
             </w:r>
           </w:p>
         </w:tc>
@@ -5263,7 +6333,7 @@
                 <w:color w:val="1C3A36"/>
                 <w:sz w:val="16"/>
               </w:rPr>
-              <w:t>47.1%</w:t>
+              <w:t>46.8%</w:t>
             </w:r>
           </w:p>
         </w:tc>
@@ -5283,7 +6353,7 @@
                 <w:color w:val="1C3A36"/>
                 <w:sz w:val="16"/>
               </w:rPr>
-              <w:t>47.1%</w:t>
+              <w:t>46.8%</w:t>
             </w:r>
           </w:p>
         </w:tc>
@@ -5303,7 +6373,7 @@
                 <w:color w:val="1C3A36"/>
                 <w:sz w:val="16"/>
               </w:rPr>
-              <w:t>47.1%</w:t>
+              <w:t>46.8%</w:t>
             </w:r>
           </w:p>
         </w:tc>
@@ -5323,7 +6393,7 @@
                 <w:color w:val="1C3A36"/>
                 <w:sz w:val="16"/>
               </w:rPr>
-              <w:t>47.0%</w:t>
+              <w:t>46.7%</w:t>
             </w:r>
           </w:p>
         </w:tc>
@@ -5345,7 +6415,7 @@
           <w:color w:val="6E7B77"/>
           <w:sz w:val="17"/>
         </w:rPr>
-        <w:t>Table 5 — the build's output. FY2026E growth of +4.3% lands inside the company's own revised 4-6% guidance; the margin output sits just above the guided 46-47% because the first half already printed 49.2% and the build holds the audited contribution margins rather than forcing the guidance midpoint. The cost stack behind it carries one escalator per cost class: wages on UAE wage inflation, network on network scale, the licence fee and credit losses on revenue, administration on CPI — never one blended index.</w:t>
+        <w:t>Table 6 — the build's output. FY2026E growth of +4.3% lands inside the company's own revised 4-6% guidance; the margin output sits just above the guided 46-47% because the first half already printed 49.2% and the build holds the audited contribution margins rather than forcing the guidance midpoint. The cost stack behind it carries one escalator per cost class: wages on UAE wage inflation, network on network scale, the licence fee and credit losses on revenue, administration on CPI — never one blended index. Two things a reader should be able to see: the ICT contribution margin is LIFTED across the forecast, from the audited 19.4% to 21.5%, on data-centre scale — the other three segments are held at their audited rates; and total operating expenses before depreciation RISE 0.7% in FY2026E against the audited 2025 figure. In the previous edition of this study they fell, because the staff line was built on a mis-stated seasonal ratio — which made the margin expansion an artefact of one input rather than an output of the build. That is corrected here, and the FY2026E margin now lands inside the company's own 46-47% guidance.</w:t>
       </w:r>
     </w:p>
     <w:p>
@@ -5413,7 +6483,7 @@
           <w:color w:val="1C3A36"/>
           <w:sz w:val="24"/>
         </w:rPr>
-        <w:t>1.7  The crux — the state's take first, the licence second, the war third</w:t>
+        <w:t>1.7  The crux — what required return does this business deserve?</w:t>
       </w:r>
     </w:p>
     <w:p>
@@ -5427,7 +6497,386 @@
           <w:color w:val="1C3A36"/>
           <w:sz w:val="21"/>
         </w:rPr>
-        <w:t>Every valuation has one judgement that moves it more than all the others. Here it is the FISCAL REGIME. At the current 43.6% combined take the cash-flow lens reads AED 18.74; at the pre-2024 construction's take it reads AED 15.95. In real observable units: every single percentage point of combined take is worth roughly AED 0.38 per share, and the regime that applies from 1 January 2027 was, at this study's sweep date, disclosed in du's own filings only as "effective from 2024 to 2026". A ministry notification extending the same structure to 2027-2029 has been disclosed by the OTHER operator; du's own confirmation had not yet been filed. Section 5 treats that as the first catalyst, and both framings are priced throughout this study.</w:t>
+        <w:t>Every valuation has one judgement that moves it more than all the others. Here it is not an operating driver and it is not the tax regime: it is the price of time. Both readings are computed and published; neither is averaged away.</w:t>
+      </w:r>
+    </w:p>
+    <w:tbl>
+      <w:tblPr>
+        <w:tblW w:type="auto" w:w="0"/>
+        <w:jc w:val="center"/>
+        <w:tblLook w:firstColumn="1" w:firstRow="1" w:lastColumn="0" w:lastRow="0" w:noHBand="0" w:noVBand="1" w:val="04A0"/>
+        <w:tblLayout w:type="fixed"/>
+        <w:tblCellMar>
+          <w:top w:w="40" w:type="dxa"/>
+          <w:left w:w="90" w:type="dxa"/>
+          <w:bottom w:w="40" w:type="dxa"/>
+          <w:right w:w="90" w:type="dxa"/>
+        </w:tblCellMar>
+        <w:tblBorders>
+          <w:top w:val="single" w:sz="4" w:space="0" w:color="C9D4D1"/>
+          <w:left w:val="single" w:sz="4" w:space="0" w:color="C9D4D1"/>
+          <w:bottom w:val="single" w:sz="4" w:space="0" w:color="C9D4D1"/>
+          <w:right w:val="single" w:sz="4" w:space="0" w:color="C9D4D1"/>
+          <w:insideH w:val="single" w:sz="4" w:space="0" w:color="C9D4D1"/>
+          <w:insideV w:val="single" w:sz="4" w:space="0" w:color="C9D4D1"/>
+        </w:tblBorders>
+        <w:tblLayout w:type="fixed"/>
+      </w:tblPr>
+      <w:tblGrid>
+        <w:gridCol w:w="2808"/>
+        <w:gridCol w:w="3672"/>
+        <w:gridCol w:w="3600"/>
+      </w:tblGrid>
+      <w:tr>
+        <w:tc>
+          <w:tcPr>
+            <w:tcW w:type="dxa" w:w="2808"/>
+            <w:shd w:val="clear" w:color="auto" w:fill="EAF0EE"/>
+          </w:tcPr>
+          <w:p>
+            <w:pPr>
+              <w:spacing w:after="20"/>
+            </w:pPr>
+            <w:r>
+              <w:rPr>
+                <w:b/>
+                <w:color w:val="1C3A36"/>
+                <w:sz w:val="17"/>
+              </w:rPr>
+            </w:r>
+          </w:p>
+        </w:tc>
+        <w:tc>
+          <w:tcPr>
+            <w:tcW w:type="dxa" w:w="3672"/>
+            <w:shd w:val="clear" w:color="auto" w:fill="EAF0EE"/>
+          </w:tcPr>
+          <w:p>
+            <w:pPr>
+              <w:spacing w:after="20"/>
+            </w:pPr>
+            <w:r>
+              <w:rPr>
+                <w:b/>
+                <w:color w:val="1C3A36"/>
+                <w:sz w:val="17"/>
+              </w:rPr>
+              <w:t>Framing 1 — the measured return</w:t>
+            </w:r>
+          </w:p>
+        </w:tc>
+        <w:tc>
+          <w:tcPr>
+            <w:tcW w:type="dxa" w:w="3600"/>
+            <w:shd w:val="clear" w:color="auto" w:fill="EAF0EE"/>
+          </w:tcPr>
+          <w:p>
+            <w:pPr>
+              <w:spacing w:after="20"/>
+            </w:pPr>
+            <w:r>
+              <w:rPr>
+                <w:b/>
+                <w:color w:val="1C3A36"/>
+                <w:sz w:val="17"/>
+              </w:rPr>
+              <w:t>Framing 2 — the market's return</w:t>
+            </w:r>
+          </w:p>
+        </w:tc>
+      </w:tr>
+      <w:tr>
+        <w:tc>
+          <w:tcPr>
+            <w:tcW w:type="dxa" w:w="2808"/>
+          </w:tcPr>
+          <w:p>
+            <w:pPr>
+              <w:spacing w:after="20"/>
+            </w:pPr>
+            <w:r>
+              <w:rPr>
+                <w:color w:val="1C3A36"/>
+                <w:sz w:val="17"/>
+              </w:rPr>
+              <w:t>How the terminal is set</w:t>
+            </w:r>
+          </w:p>
+        </w:tc>
+        <w:tc>
+          <w:tcPr>
+            <w:tcW w:type="dxa" w:w="3672"/>
+          </w:tcPr>
+          <w:p>
+            <w:pPr>
+              <w:spacing w:after="20"/>
+              <w:jc w:val="right"/>
+            </w:pPr>
+            <w:r>
+              <w:rPr>
+                <w:color w:val="1C3A36"/>
+                <w:sz w:val="17"/>
+              </w:rPr>
+              <w:t>capitalised at 6.17% with growth of 2.5%</w:t>
+            </w:r>
+          </w:p>
+        </w:tc>
+        <w:tc>
+          <w:tcPr>
+            <w:tcW w:type="dxa" w:w="3600"/>
+          </w:tcPr>
+          <w:p>
+            <w:pPr>
+              <w:spacing w:after="20"/>
+              <w:jc w:val="right"/>
+            </w:pPr>
+            <w:r>
+              <w:rPr>
+                <w:color w:val="1C3A36"/>
+                <w:sz w:val="17"/>
+              </w:rPr>
+              <w:t>du's own current trailing EV/EBITDA held into perpetuity</w:t>
+            </w:r>
+          </w:p>
+        </w:tc>
+      </w:tr>
+      <w:tr>
+        <w:tc>
+          <w:tcPr>
+            <w:tcW w:type="dxa" w:w="2808"/>
+          </w:tcPr>
+          <w:p>
+            <w:pPr>
+              <w:spacing w:after="20"/>
+            </w:pPr>
+            <w:r>
+              <w:rPr>
+                <w:color w:val="1C3A36"/>
+                <w:sz w:val="17"/>
+              </w:rPr>
+              <w:t>What that implies for the exit multiple</w:t>
+            </w:r>
+          </w:p>
+        </w:tc>
+        <w:tc>
+          <w:tcPr>
+            <w:tcW w:type="dxa" w:w="3672"/>
+          </w:tcPr>
+          <w:p>
+            <w:pPr>
+              <w:spacing w:after="20"/>
+              <w:jc w:val="right"/>
+            </w:pPr>
+            <w:r>
+              <w:rPr>
+                <w:color w:val="1C3A36"/>
+                <w:sz w:val="17"/>
+              </w:rPr>
+              <w:t>9.95x forward EBITDA</w:t>
+            </w:r>
+          </w:p>
+        </w:tc>
+        <w:tc>
+          <w:tcPr>
+            <w:tcW w:type="dxa" w:w="3600"/>
+          </w:tcPr>
+          <w:p>
+            <w:pPr>
+              <w:spacing w:after="20"/>
+              <w:jc w:val="right"/>
+            </w:pPr>
+            <w:r>
+              <w:rPr>
+                <w:color w:val="1C3A36"/>
+                <w:sz w:val="17"/>
+              </w:rPr>
+              <w:t>7.56x — no re-rating</w:t>
+            </w:r>
+          </w:p>
+        </w:tc>
+      </w:tr>
+      <w:tr>
+        <w:tc>
+          <w:tcPr>
+            <w:tcW w:type="dxa" w:w="2808"/>
+          </w:tcPr>
+          <w:p>
+            <w:pPr>
+              <w:spacing w:after="20"/>
+            </w:pPr>
+            <w:r>
+              <w:rPr>
+                <w:color w:val="1C3A36"/>
+                <w:sz w:val="17"/>
+              </w:rPr>
+              <w:t>Cash-flow fair value at the anchor</w:t>
+            </w:r>
+          </w:p>
+        </w:tc>
+        <w:tc>
+          <w:tcPr>
+            <w:tcW w:type="dxa" w:w="3672"/>
+          </w:tcPr>
+          <w:p>
+            <w:pPr>
+              <w:spacing w:after="20"/>
+              <w:jc w:val="right"/>
+            </w:pPr>
+            <w:r>
+              <w:rPr>
+                <w:color w:val="1C3A36"/>
+                <w:sz w:val="17"/>
+              </w:rPr>
+              <w:t>18.17</w:t>
+            </w:r>
+          </w:p>
+        </w:tc>
+        <w:tc>
+          <w:tcPr>
+            <w:tcW w:type="dxa" w:w="3600"/>
+          </w:tcPr>
+          <w:p>
+            <w:pPr>
+              <w:spacing w:after="20"/>
+              <w:jc w:val="right"/>
+            </w:pPr>
+            <w:r>
+              <w:rPr>
+                <w:color w:val="1C3A36"/>
+                <w:sz w:val="17"/>
+              </w:rPr>
+              <w:t>14.40</w:t>
+            </w:r>
+          </w:p>
+        </w:tc>
+      </w:tr>
+      <w:tr>
+        <w:tc>
+          <w:tcPr>
+            <w:tcW w:type="dxa" w:w="2808"/>
+          </w:tcPr>
+          <w:p>
+            <w:pPr>
+              <w:spacing w:after="20"/>
+            </w:pPr>
+            <w:r>
+              <w:rPr>
+                <w:color w:val="1C3A36"/>
+                <w:sz w:val="17"/>
+              </w:rPr>
+              <w:t>Weighted central on the same lens set</w:t>
+            </w:r>
+          </w:p>
+        </w:tc>
+        <w:tc>
+          <w:tcPr>
+            <w:tcW w:type="dxa" w:w="3672"/>
+          </w:tcPr>
+          <w:p>
+            <w:pPr>
+              <w:spacing w:after="20"/>
+              <w:jc w:val="right"/>
+            </w:pPr>
+            <w:r>
+              <w:rPr>
+                <w:color w:val="1C3A36"/>
+                <w:sz w:val="17"/>
+              </w:rPr>
+              <w:t>13.45</w:t>
+            </w:r>
+          </w:p>
+        </w:tc>
+        <w:tc>
+          <w:tcPr>
+            <w:tcW w:type="dxa" w:w="3600"/>
+          </w:tcPr>
+          <w:p>
+            <w:pPr>
+              <w:spacing w:after="20"/>
+              <w:jc w:val="right"/>
+            </w:pPr>
+            <w:r>
+              <w:rPr>
+                <w:color w:val="1C3A36"/>
+                <w:sz w:val="17"/>
+              </w:rPr>
+              <w:t>11.75</w:t>
+            </w:r>
+          </w:p>
+        </w:tc>
+      </w:tr>
+      <w:tr>
+        <w:tc>
+          <w:tcPr>
+            <w:tcW w:type="dxa" w:w="2808"/>
+          </w:tcPr>
+          <w:p>
+            <w:pPr>
+              <w:spacing w:after="20"/>
+            </w:pPr>
+            <w:r>
+              <w:rPr>
+                <w:color w:val="1C3A36"/>
+                <w:sz w:val="17"/>
+              </w:rPr>
+              <w:t>The judgement is worth</w:t>
+            </w:r>
+          </w:p>
+        </w:tc>
+        <w:tc>
+          <w:tcPr>
+            <w:tcW w:type="dxa" w:w="3672"/>
+          </w:tcPr>
+          <w:p>
+            <w:pPr>
+              <w:spacing w:after="20"/>
+              <w:jc w:val="right"/>
+            </w:pPr>
+            <w:r>
+              <w:rPr>
+                <w:color w:val="1C3A36"/>
+                <w:sz w:val="17"/>
+              </w:rPr>
+              <w:t>AED 3.76 per share on the cash-flow lens</w:t>
+            </w:r>
+          </w:p>
+        </w:tc>
+        <w:tc>
+          <w:tcPr>
+            <w:tcW w:type="dxa" w:w="3600"/>
+          </w:tcPr>
+          <w:p>
+            <w:pPr>
+              <w:spacing w:after="20"/>
+              <w:jc w:val="right"/>
+            </w:pPr>
+            <w:r>
+              <w:rPr>
+                <w:color w:val="1C3A36"/>
+                <w:sz w:val="17"/>
+              </w:rPr>
+            </w:r>
+          </w:p>
+        </w:tc>
+      </w:tr>
+    </w:tbl>
+    <w:p>
+      <w:pPr>
+        <w:spacing w:after="40"/>
+      </w:pPr>
+    </w:p>
+    <w:p>
+      <w:pPr>
+        <w:spacing w:after="200" w:before="0"/>
+      </w:pPr>
+      <w:r>
+        <w:rPr>
+          <w:b w:val="0"/>
+          <w:i/>
+          <w:color w:val="6E7B77"/>
+          <w:sz w:val="17"/>
+        </w:rPr>
+        <w:t>Table 7 — the study's central judgement, both ways. The cash-flow lens rests on du's own measured beta of 0.488, which prices its equity at 6.53%. That is internally consistent — but the terminal it produces values du at 9.95 times forward EBITDA forever, against the 7.56 times the market pays today: a 32% re-rating embedded in a figure presented as intrinsic value. Framing 2 simply declines to assume it. This is the honest form of the observation that 83% of enterprise value sits beyond year five.</w:t>
       </w:r>
     </w:p>
     <w:p>
@@ -5441,7 +6890,49 @@
           <w:color w:val="1C3A36"/>
           <w:sz w:val="21"/>
         </w:rPr>
-        <w:t>Second, the licence: the regulator extended du's operating licence only to 8 August 2026 — one day after this study's price anchor — with renewal "in final stage" per the reviewed interim statements. The base case carries renewal on comparable terms (the licence fee held at 2.7% of revenue); every percentage point of revenue added to that fee costs about AED 0.63 per share — priced in the sensitivity table, not waved at. Third, the war recovery: the subscriber sensitivity in section 1.9 spans the outcome from a renewed conflict to a boom-style rebound.</w:t>
+        <w:t>In real observable units, the two legs of the judgement price out like this. On the return leg: every 0.10 on beta is worth roughly AED 1.54 per share, so the regression's own 90% interval (0.35 to 0.62) spans AED 15.78 to 21.55, and a sector-average 0.80 gives AED 13.36. On the terminal leg: each turn of the exit multiple is worth about AED 1.57 per share. A reader who believes the market is simply wrong about du should take Framing 1; a reader who thinks a licensed single-market operator does not re-rate by a third should take Framing 2; the study refuses to choose for them.</w:t>
+      </w:r>
+    </w:p>
+    <w:p>
+      <w:pPr>
+        <w:spacing w:after="80" w:before="200"/>
+      </w:pPr>
+      <w:r>
+        <w:rPr>
+          <w:b/>
+          <w:i w:val="0"/>
+          <w:color w:val="1C3A36"/>
+          <w:sz w:val="24"/>
+        </w:rPr>
+        <w:t>The two judgements that are NOT the crux, and why</w:t>
+      </w:r>
+    </w:p>
+    <w:p>
+      <w:pPr>
+        <w:spacing w:after="120" w:before="0"/>
+      </w:pPr>
+      <w:r>
+        <w:rPr>
+          <w:b w:val="0"/>
+          <w:i w:val="0"/>
+          <w:color w:val="1C3A36"/>
+          <w:sz w:val="21"/>
+        </w:rPr>
+        <w:t>The fiscal regime was the previous edition of this study's central judgement. It is not one any more, and the correction is worth stating plainly: du published its own disclosure of the royalty extension on 24 July 2026 — "Extension of Federal Royalty Scheme for the Period 2027-2029" — carrying the same 38% royalty and 9% corporate tax and expressly retaining the AED 1.8 billion combined annual floor. The prior edition recorded, wrongly, that only the other operator had disclosed it. A reversion to the pre-2024 construction after 2029 remains a real tail and is priced: AED 15.22 per share, against AED 18.17 on the current regime. It is a tail, not a coin-flip.</w:t>
+      </w:r>
+    </w:p>
+    <w:p>
+      <w:pPr>
+        <w:spacing w:after="120" w:before="0"/>
+      </w:pPr>
+      <w:r>
+        <w:rPr>
+          <w:b w:val="0"/>
+          <w:i w:val="0"/>
+          <w:color w:val="1C3A36"/>
+          <w:sz w:val="21"/>
+        </w:rPr>
+        <w:t>The licence is the second. The regulator extended du's operating licence only to 8 August 2026 — one day after this study's anchor — and has since renewed it for twenty years from 9 August 2026. The renewal announcement sets out obligations (resilience, route diversity, quality of service, national roaming) but publishes NO fee or revenue-share terms. This study therefore holds the licence fee at its historical 2.7% of revenue and flags that as an assumption, not a confirmed fact: each additional percentage point of revenue taken in licence fees costs about AED 0.61 per share.</w:t>
       </w:r>
     </w:p>
     <w:p>
@@ -5469,7 +6960,7 @@
           <w:color w:val="1C3A36"/>
           <w:sz w:val="21"/>
         </w:rPr>
-        <w:t>The dirham is hard-pegged to the dollar, so the UAE imports US monetary policy: the central bank's base rate tracks the Fed, and at the sweep date the market was pricing possible HIKES rather than the cuts of six months earlier. The UAE sovereign is rated Aa2 and its dirham curve auctions THROUGH the US Treasury curve at matched tenors. Growth is strong (around 5% real in 2025) even as the regional war cut the wider region's 2026 outlook; inflation is around 2%.</w:t>
+        <w:t>The dirham is hard-pegged to the dollar, so the UAE imports US monetary policy: the central bank's base rate tracks the Fed, and at the sweep date the market was pricing possible HIKES rather than the cuts of six months earlier. The UAE sovereign is rated Aa2, and its dirham curve prices a few basis points ABOVE the US Treasury curve at matched tenors — the July-2026 auction release puts the January-2031 dirham bond at 4 basis points over comparable Treasuries. (The previous edition of this study said "through", which was backwards, and netted a ratings-table spread ten times the market's. Both are corrected below.) Growth is strong (around 5% real in 2025) even as the regional war cut the wider region's 2026 outlook; inflation is around 2%.</w:t>
       </w:r>
     </w:p>
     <w:tbl>
@@ -5608,7 +7099,7 @@
                 <w:color w:val="1C3A36"/>
                 <w:sz w:val="17"/>
               </w:rPr>
-              <w:t>UAE MoF auction, 22-Jul-2026</w:t>
+              <w:t>UAE MoF/WAM auction release, 30-Jul-2026</w:t>
             </w:r>
           </w:p>
         </w:tc>
@@ -5627,7 +7118,7 @@
                 <w:color w:val="1C3A36"/>
                 <w:sz w:val="17"/>
               </w:rPr>
-              <w:t>less UAE sovereign default spread (Aa2, rating basis)</w:t>
+              <w:t>less UAE sovereign default spread — MARKET-observed on this very bond</w:t>
             </w:r>
           </w:p>
         </w:tc>
@@ -5645,7 +7136,7 @@
                 <w:color w:val="1C3A36"/>
                 <w:sz w:val="17"/>
               </w:rPr>
-              <w:t>0.42%</w:t>
+              <w:t>0.04%</w:t>
             </w:r>
           </w:p>
         </w:tc>
@@ -5663,7 +7154,7 @@
                 <w:color w:val="1C3A36"/>
                 <w:sz w:val="17"/>
               </w:rPr>
-              <w:t>Damodaran dataset, Jan-2026</w:t>
+              <w:t>UAE MoF/WAM auction release: +4bp over UST</w:t>
             </w:r>
           </w:p>
         </w:tc>
@@ -5700,7 +7191,7 @@
                 <w:color w:val="1C3A36"/>
                 <w:sz w:val="17"/>
               </w:rPr>
-              <w:t>4.06%</w:t>
+              <w:t>4.44%</w:t>
             </w:r>
           </w:p>
         </w:tc>
@@ -5718,7 +7209,7 @@
                 <w:color w:val="1C3A36"/>
                 <w:sz w:val="17"/>
               </w:rPr>
-              <w:t>country risk enters ONCE, via the premium</w:t>
+              <w:t>country risk enters ONCE, via the premium; and this clears the 4.32% matched-tenor Treasury floor</w:t>
             </w:r>
           </w:p>
         </w:tc>
@@ -5792,7 +7283,7 @@
                 <w:color w:val="1C3A36"/>
                 <w:sz w:val="17"/>
               </w:rPr>
-              <w:t>Equity risk premium (UAE total, rating basis)</w:t>
+              <w:t>Equity risk premium (UAE total, same market basis)</w:t>
             </w:r>
           </w:p>
         </w:tc>
@@ -5810,7 +7301,7 @@
                 <w:color w:val="1C3A36"/>
                 <w:sz w:val="17"/>
               </w:rPr>
-              <w:t>4.87%</w:t>
+              <w:t>4.29%</w:t>
             </w:r>
           </w:p>
         </w:tc>
@@ -5828,7 +7319,7 @@
                 <w:color w:val="1C3A36"/>
                 <w:sz w:val="17"/>
               </w:rPr>
-              <w:t>Damodaran, mature 4.23% + country 0.64%</w:t>
+              <w:t>Damodaran mature 4.23% + a 6bp country premium scaled off the same 4bp</w:t>
             </w:r>
           </w:p>
         </w:tc>
@@ -5869,7 +7360,7 @@
                 <w:color w:val="1C3A36"/>
                 <w:sz w:val="17"/>
               </w:rPr>
-              <w:t>6.44%</w:t>
+              <w:t>6.53%</w:t>
             </w:r>
           </w:p>
         </w:tc>
@@ -6040,7 +7531,7 @@
                 <w:color w:val="1C3A36"/>
                 <w:sz w:val="17"/>
               </w:rPr>
-              <w:t>6.32%</w:t>
+              <w:t>6.41%</w:t>
             </w:r>
           </w:p>
         </w:tc>
@@ -6100,7 +7591,7 @@
                 <w:color w:val="1C3A36"/>
                 <w:sz w:val="17"/>
               </w:rPr>
-              <w:t>6.08%</w:t>
+              <w:t>6.17%</w:t>
             </w:r>
           </w:p>
         </w:tc>
@@ -6142,7 +7633,7 @@
           <w:color w:val="6E7B77"/>
           <w:sz w:val="17"/>
         </w:rPr>
-        <w:t>Table 6 — the cost of capital, built from sourced parts. The sovereign spread is stripped from the risk-free rate because the equity premium already carries the country premium — counting it twice is the classic error this construction exists to avoid. On the second premium basis (market-spread, with the live implied US premium), the same build gives 6.50% cost of equity and 6.38% cost of capital — both bases are published.</w:t>
+        <w:t>Table 8 — the cost of capital, built from sourced parts. The sovereign spread is stripped from the risk-free rate because the equity premium already carries the country premium: counting it twice is the classic error this construction exists to avoid. The spread stripped and the premium added back are on the SAME basis — 4 basis points out, a 6 basis-point country premium in — which is the discipline that makes the netting safe. The alternative RATINGS basis (42bp out, a 64bp country premium in, giving a 6.44% cost of equity and 6.32% cost of capital) is published alongside and not averaged in. One test governs the choice: a default-free dirham rate cannot sit BELOW the default-free dollar rate at matched tenor under a hard peg. The market basis clears that floor at 4.44% against 4.32%; the ratings basis would breach it by about 26 basis points, which is why it is the alternative and not the primary.</w:t>
       </w:r>
     </w:p>
     <w:p>
@@ -6170,7 +7661,7 @@
           <w:color w:val="1C3A36"/>
           <w:sz w:val="21"/>
         </w:rPr>
-        <w:t>du's beta is measured, not assumed: weekly log-returns against the FTSE ADX General Index — adopted as the base market index for the UAE in this edition — five years, 256 observations: beta 0.488, R² 0.12, standard error 0.083, 90% confidence interval 0.35 to 0.62. The regression passes the usability gate (enough observations, explanatory power, an error smaller than the estimate). du itself lists on the Dubai Financial Market, so the choice of UAE index is itself shown both ways rather than hidden: against the DFM General — the listing venue's own index — the same construction measures 0.472 (R² 0.20, a tighter fit), and an equal-weight composite of the market's own large names cross-checks both at 0.400. All three land in the same place: a defensive, negative-net-debt telecom measuring below 0.5 on either UAE index. That number is also the single assumption doing the most work in this study, because at these weights the cost of capital is essentially the cost of equity. Betas of 0.62 (the interval's top), 0.65 and 0.80 are priced in section 1.9: the last takes the DCF from AED 16.97 to AED 12.30. The market, at 19.2× earnings, is implicitly charging a HIGHER required return than any of these regressions produce; section 4 prices that disagreement rather than dismissing it.</w:t>
+        <w:t>du's beta is measured, not assumed: weekly log-returns against the FTSE ADX General Index — adopted as the base market index for the UAE in this edition — five years, 256 observations: beta 0.488, R² 0.12, standard error 0.083, 90% confidence interval 0.35 to 0.62. The regression passes the usability gate (enough observations, explanatory power, an error smaller than the estimate). du itself lists on the Dubai Financial Market, so the choice of UAE index is itself shown both ways rather than hidden: against the DFM General — the listing venue's own index — the same construction measures 0.472 (R² 0.20, a tighter fit), and an equal-weight composite of the market's own large names cross-checks both at 0.400. All three land in the same place: a defensive, negative-net-debt telecom measuring below 0.5 on either UAE index. That number is also the single assumption doing the most work in this study, because at these weights the cost of capital is essentially the cost of equity. Betas of 0.62 (the interval's top), 0.65 and 0.80 are priced in section 1.9: the last takes the DCF from AED 18.17 to AED 13.36 — close to the spot price. The market, at 19.2× trailing earnings, is implicitly charging a HIGHER required return than any of these regressions produce; section 1.7 prices that disagreement as the study's central judgement rather than dismissing it.</w:t>
       </w:r>
     </w:p>
     <w:p>
@@ -6210,15 +7701,15 @@
         <w:tblLayout w:type="fixed"/>
       </w:tblPr>
       <w:tblGrid>
-        <w:gridCol w:w="4176"/>
-        <w:gridCol w:w="1368"/>
-        <w:gridCol w:w="1512"/>
-        <w:gridCol w:w="2520"/>
+        <w:gridCol w:w="3384"/>
+        <w:gridCol w:w="1584"/>
+        <w:gridCol w:w="1584"/>
+        <w:gridCol w:w="3024"/>
       </w:tblGrid>
       <w:tr>
         <w:tc>
           <w:tcPr>
-            <w:tcW w:type="dxa" w:w="4176"/>
+            <w:tcW w:type="dxa" w:w="3384"/>
             <w:shd w:val="clear" w:color="auto" w:fill="EAF0EE"/>
           </w:tcPr>
           <w:p>
@@ -6229,7 +7720,7 @@
               <w:rPr>
                 <w:b/>
                 <w:color w:val="1C3A36"/>
-                <w:sz w:val="17"/>
+                <w:sz w:val="16"/>
               </w:rPr>
               <w:t>Contested construction</w:t>
             </w:r>
@@ -6237,7 +7728,7 @@
         </w:tc>
         <w:tc>
           <w:tcPr>
-            <w:tcW w:type="dxa" w:w="1368"/>
+            <w:tcW w:type="dxa" w:w="1584"/>
             <w:shd w:val="clear" w:color="auto" w:fill="EAF0EE"/>
           </w:tcPr>
           <w:p>
@@ -6248,7 +7739,7 @@
               <w:rPr>
                 <w:b/>
                 <w:color w:val="1C3A36"/>
-                <w:sz w:val="17"/>
+                <w:sz w:val="16"/>
               </w:rPr>
               <w:t>Base</w:t>
             </w:r>
@@ -6256,7 +7747,7 @@
         </w:tc>
         <w:tc>
           <w:tcPr>
-            <w:tcW w:type="dxa" w:w="1512"/>
+            <w:tcW w:type="dxa" w:w="1584"/>
             <w:shd w:val="clear" w:color="auto" w:fill="EAF0EE"/>
           </w:tcPr>
           <w:p>
@@ -6267,7 +7758,7 @@
               <w:rPr>
                 <w:b/>
                 <w:color w:val="1C3A36"/>
-                <w:sz w:val="17"/>
+                <w:sz w:val="16"/>
               </w:rPr>
               <w:t>Alternative</w:t>
             </w:r>
@@ -6275,7 +7766,7 @@
         </w:tc>
         <w:tc>
           <w:tcPr>
-            <w:tcW w:type="dxa" w:w="2520"/>
+            <w:tcW w:type="dxa" w:w="3024"/>
             <w:shd w:val="clear" w:color="auto" w:fill="EAF0EE"/>
           </w:tcPr>
           <w:p>
@@ -6286,7 +7777,7 @@
               <w:rPr>
                 <w:b/>
                 <w:color w:val="1C3A36"/>
-                <w:sz w:val="17"/>
+                <w:sz w:val="16"/>
               </w:rPr>
               <w:t>Worth (AED/share)</w:t>
             </w:r>
@@ -6296,16 +7787,16 @@
       <w:tr>
         <w:tc>
           <w:tcPr>
-            <w:tcW w:type="dxa" w:w="4176"/>
-          </w:tcPr>
-          <w:p>
-            <w:pPr>
-              <w:spacing w:after="20"/>
-            </w:pPr>
-            <w:r>
-              <w:rPr>
-                <w:color w:val="1C3A36"/>
-                <w:sz w:val="17"/>
+            <w:tcW w:type="dxa" w:w="3384"/>
+          </w:tcPr>
+          <w:p>
+            <w:pPr>
+              <w:spacing w:after="20"/>
+            </w:pPr>
+            <w:r>
+              <w:rPr>
+                <w:color w:val="1C3A36"/>
+                <w:sz w:val="16"/>
               </w:rPr>
               <w:t>Risk-free tenor: Jan-2031 AED print vs 10y peg-extrapolated proxy</w:t>
             </w:r>
@@ -6313,17 +7804,17 @@
         </w:tc>
         <w:tc>
           <w:tcPr>
-            <w:tcW w:type="dxa" w:w="1368"/>
-          </w:tcPr>
-          <w:p>
-            <w:pPr>
-              <w:spacing w:after="20"/>
-              <w:jc w:val="right"/>
-            </w:pPr>
-            <w:r>
-              <w:rPr>
-                <w:color w:val="1C3A36"/>
-                <w:sz w:val="17"/>
+            <w:tcW w:type="dxa" w:w="1584"/>
+          </w:tcPr>
+          <w:p>
+            <w:pPr>
+              <w:spacing w:after="20"/>
+              <w:jc w:val="right"/>
+            </w:pPr>
+            <w:r>
+              <w:rPr>
+                <w:color w:val="1C3A36"/>
+                <w:sz w:val="16"/>
               </w:rPr>
               <w:t>4.48%</w:t>
             </w:r>
@@ -6331,17 +7822,17 @@
         </w:tc>
         <w:tc>
           <w:tcPr>
-            <w:tcW w:type="dxa" w:w="1512"/>
-          </w:tcPr>
-          <w:p>
-            <w:pPr>
-              <w:spacing w:after="20"/>
-              <w:jc w:val="right"/>
-            </w:pPr>
-            <w:r>
-              <w:rPr>
-                <w:color w:val="1C3A36"/>
-                <w:sz w:val="17"/>
+            <w:tcW w:type="dxa" w:w="1584"/>
+          </w:tcPr>
+          <w:p>
+            <w:pPr>
+              <w:spacing w:after="20"/>
+              <w:jc w:val="right"/>
+            </w:pPr>
+            <w:r>
+              <w:rPr>
+                <w:color w:val="1C3A36"/>
+                <w:sz w:val="16"/>
               </w:rPr>
               <w:t>4.69%</w:t>
             </w:r>
@@ -6349,19 +7840,19 @@
         </w:tc>
         <w:tc>
           <w:tcPr>
-            <w:tcW w:type="dxa" w:w="2520"/>
-          </w:tcPr>
-          <w:p>
-            <w:pPr>
-              <w:spacing w:after="20"/>
-              <w:jc w:val="right"/>
-            </w:pPr>
-            <w:r>
-              <w:rPr>
-                <w:color w:val="1C3A36"/>
-                <w:sz w:val="17"/>
-              </w:rPr>
-              <w:t>17.73 vs 18.74 (-1.01)</w:t>
+            <w:tcW w:type="dxa" w:w="3024"/>
+          </w:tcPr>
+          <w:p>
+            <w:pPr>
+              <w:spacing w:after="20"/>
+              <w:jc w:val="right"/>
+            </w:pPr>
+            <w:r>
+              <w:rPr>
+                <w:color w:val="1C3A36"/>
+                <w:sz w:val="16"/>
+              </w:rPr>
+              <w:t>17.21 vs 18.17 (-0.96)</w:t>
             </w:r>
           </w:p>
         </w:tc>
@@ -6369,72 +7860,72 @@
       <w:tr>
         <w:tc>
           <w:tcPr>
-            <w:tcW w:type="dxa" w:w="4176"/>
-          </w:tcPr>
-          <w:p>
-            <w:pPr>
-              <w:spacing w:after="20"/>
-            </w:pPr>
-            <w:r>
-              <w:rPr>
-                <w:color w:val="1C3A36"/>
-                <w:sz w:val="17"/>
-              </w:rPr>
-              <w:t>Equity premium basis: rating vs market-spread</w:t>
-            </w:r>
-          </w:p>
-        </w:tc>
-        <w:tc>
-          <w:tcPr>
-            <w:tcW w:type="dxa" w:w="1368"/>
-          </w:tcPr>
-          <w:p>
-            <w:pPr>
-              <w:spacing w:after="20"/>
-              <w:jc w:val="right"/>
-            </w:pPr>
-            <w:r>
-              <w:rPr>
-                <w:color w:val="1C3A36"/>
-                <w:sz w:val="17"/>
-              </w:rPr>
-              <w:t>4.87%</w:t>
-            </w:r>
-          </w:p>
-        </w:tc>
-        <w:tc>
-          <w:tcPr>
-            <w:tcW w:type="dxa" w:w="1512"/>
-          </w:tcPr>
-          <w:p>
-            <w:pPr>
-              <w:spacing w:after="20"/>
-              <w:jc w:val="right"/>
-            </w:pPr>
-            <w:r>
-              <w:rPr>
-                <w:color w:val="1C3A36"/>
-                <w:sz w:val="17"/>
-              </w:rPr>
-              <w:t>4.66%</w:t>
-            </w:r>
-          </w:p>
-        </w:tc>
-        <w:tc>
-          <w:tcPr>
-            <w:tcW w:type="dxa" w:w="2520"/>
-          </w:tcPr>
-          <w:p>
-            <w:pPr>
-              <w:spacing w:after="20"/>
-              <w:jc w:val="right"/>
-            </w:pPr>
-            <w:r>
-              <w:rPr>
-                <w:color w:val="1C3A36"/>
-                <w:sz w:val="17"/>
-              </w:rPr>
-              <w:t>cost of capital 6.32% vs 6.38%</w:t>
+            <w:tcW w:type="dxa" w:w="3384"/>
+          </w:tcPr>
+          <w:p>
+            <w:pPr>
+              <w:spacing w:after="20"/>
+            </w:pPr>
+            <w:r>
+              <w:rPr>
+                <w:color w:val="1C3A36"/>
+                <w:sz w:val="16"/>
+              </w:rPr>
+              <w:t>Sovereign basis: market-observed 4bp (primary) vs the ratings table 42bp</w:t>
+            </w:r>
+          </w:p>
+        </w:tc>
+        <w:tc>
+          <w:tcPr>
+            <w:tcW w:type="dxa" w:w="1584"/>
+          </w:tcPr>
+          <w:p>
+            <w:pPr>
+              <w:spacing w:after="20"/>
+              <w:jc w:val="right"/>
+            </w:pPr>
+            <w:r>
+              <w:rPr>
+                <w:color w:val="1C3A36"/>
+                <w:sz w:val="16"/>
+              </w:rPr>
+              <w:t>spread 0.04%, ERP 4.29%</w:t>
+            </w:r>
+          </w:p>
+        </w:tc>
+        <w:tc>
+          <w:tcPr>
+            <w:tcW w:type="dxa" w:w="1584"/>
+          </w:tcPr>
+          <w:p>
+            <w:pPr>
+              <w:spacing w:after="20"/>
+              <w:jc w:val="right"/>
+            </w:pPr>
+            <w:r>
+              <w:rPr>
+                <w:color w:val="1C3A36"/>
+                <w:sz w:val="16"/>
+              </w:rPr>
+              <w:t>spread 0.42%, ERP 4.87%</w:t>
+            </w:r>
+          </w:p>
+        </w:tc>
+        <w:tc>
+          <w:tcPr>
+            <w:tcW w:type="dxa" w:w="3024"/>
+          </w:tcPr>
+          <w:p>
+            <w:pPr>
+              <w:spacing w:after="20"/>
+              <w:jc w:val="right"/>
+            </w:pPr>
+            <w:r>
+              <w:rPr>
+                <w:color w:val="1C3A36"/>
+                <w:sz w:val="16"/>
+              </w:rPr>
+              <w:t>cost of capital 6.41% vs 6.32%; the ratings basis breaches the matched-tenor Treasury floor</w:t>
             </w:r>
           </w:p>
         </w:tc>
@@ -6442,16 +7933,16 @@
       <w:tr>
         <w:tc>
           <w:tcPr>
-            <w:tcW w:type="dxa" w:w="4176"/>
-          </w:tcPr>
-          <w:p>
-            <w:pPr>
-              <w:spacing w:after="20"/>
-            </w:pPr>
-            <w:r>
-              <w:rPr>
-                <w:color w:val="1C3A36"/>
-                <w:sz w:val="17"/>
+            <w:tcW w:type="dxa" w:w="3384"/>
+          </w:tcPr>
+          <w:p>
+            <w:pPr>
+              <w:spacing w:after="20"/>
+            </w:pPr>
+            <w:r>
+              <w:rPr>
+                <w:color w:val="1C3A36"/>
+                <w:sz w:val="16"/>
               </w:rPr>
               <w:t>Beta: regression vs the sector-implied prior</w:t>
             </w:r>
@@ -6459,17 +7950,17 @@
         </w:tc>
         <w:tc>
           <w:tcPr>
-            <w:tcW w:type="dxa" w:w="1368"/>
-          </w:tcPr>
-          <w:p>
-            <w:pPr>
-              <w:spacing w:after="20"/>
-              <w:jc w:val="right"/>
-            </w:pPr>
-            <w:r>
-              <w:rPr>
-                <w:color w:val="1C3A36"/>
-                <w:sz w:val="17"/>
+            <w:tcW w:type="dxa" w:w="1584"/>
+          </w:tcPr>
+          <w:p>
+            <w:pPr>
+              <w:spacing w:after="20"/>
+              <w:jc w:val="right"/>
+            </w:pPr>
+            <w:r>
+              <w:rPr>
+                <w:color w:val="1C3A36"/>
+                <w:sz w:val="16"/>
               </w:rPr>
               <w:t>0.488</w:t>
             </w:r>
@@ -6477,17 +7968,17 @@
         </w:tc>
         <w:tc>
           <w:tcPr>
-            <w:tcW w:type="dxa" w:w="1512"/>
-          </w:tcPr>
-          <w:p>
-            <w:pPr>
-              <w:spacing w:after="20"/>
-              <w:jc w:val="right"/>
-            </w:pPr>
-            <w:r>
-              <w:rPr>
-                <w:color w:val="1C3A36"/>
-                <w:sz w:val="17"/>
+            <w:tcW w:type="dxa" w:w="1584"/>
+          </w:tcPr>
+          <w:p>
+            <w:pPr>
+              <w:spacing w:after="20"/>
+              <w:jc w:val="right"/>
+            </w:pPr>
+            <w:r>
+              <w:rPr>
+                <w:color w:val="1C3A36"/>
+                <w:sz w:val="16"/>
               </w:rPr>
               <w:t>0.80</w:t>
             </w:r>
@@ -6495,19 +7986,19 @@
         </w:tc>
         <w:tc>
           <w:tcPr>
-            <w:tcW w:type="dxa" w:w="2520"/>
-          </w:tcPr>
-          <w:p>
-            <w:pPr>
-              <w:spacing w:after="20"/>
-              <w:jc w:val="right"/>
-            </w:pPr>
-            <w:r>
-              <w:rPr>
-                <w:color w:val="1C3A36"/>
-                <w:sz w:val="17"/>
-              </w:rPr>
-              <w:t>16.97 vs 12.30</w:t>
+            <w:tcW w:type="dxa" w:w="3024"/>
+          </w:tcPr>
+          <w:p>
+            <w:pPr>
+              <w:spacing w:after="20"/>
+              <w:jc w:val="right"/>
+            </w:pPr>
+            <w:r>
+              <w:rPr>
+                <w:color w:val="1C3A36"/>
+                <w:sz w:val="16"/>
+              </w:rPr>
+              <w:t>18.17 vs 13.36</w:t>
             </w:r>
           </w:p>
         </w:tc>
@@ -6515,34 +8006,107 @@
       <w:tr>
         <w:tc>
           <w:tcPr>
-            <w:tcW w:type="dxa" w:w="4176"/>
-          </w:tcPr>
-          <w:p>
-            <w:pPr>
-              <w:spacing w:after="20"/>
-            </w:pPr>
-            <w:r>
-              <w:rPr>
-                <w:color w:val="1C3A36"/>
-                <w:sz w:val="17"/>
-              </w:rPr>
-              <w:t>Fiscal regime: Framing A vs Framing B</w:t>
-            </w:r>
-          </w:p>
-        </w:tc>
-        <w:tc>
-          <w:tcPr>
-            <w:tcW w:type="dxa" w:w="1368"/>
-          </w:tcPr>
-          <w:p>
-            <w:pPr>
-              <w:spacing w:after="20"/>
-              <w:jc w:val="right"/>
-            </w:pPr>
-            <w:r>
-              <w:rPr>
-                <w:color w:val="1C3A36"/>
-                <w:sz w:val="17"/>
+            <w:tcW w:type="dxa" w:w="3384"/>
+          </w:tcPr>
+          <w:p>
+            <w:pPr>
+              <w:spacing w:after="20"/>
+            </w:pPr>
+            <w:r>
+              <w:rPr>
+                <w:color w:val="1C3A36"/>
+                <w:sz w:val="16"/>
+              </w:rPr>
+              <w:t>Terminal: capitalised at the cost of capital vs du's own current multiple</w:t>
+            </w:r>
+          </w:p>
+        </w:tc>
+        <w:tc>
+          <w:tcPr>
+            <w:tcW w:type="dxa" w:w="1584"/>
+          </w:tcPr>
+          <w:p>
+            <w:pPr>
+              <w:spacing w:after="20"/>
+              <w:jc w:val="right"/>
+            </w:pPr>
+            <w:r>
+              <w:rPr>
+                <w:color w:val="1C3A36"/>
+                <w:sz w:val="16"/>
+              </w:rPr>
+              <w:t>9.95x implied</w:t>
+            </w:r>
+          </w:p>
+        </w:tc>
+        <w:tc>
+          <w:tcPr>
+            <w:tcW w:type="dxa" w:w="1584"/>
+          </w:tcPr>
+          <w:p>
+            <w:pPr>
+              <w:spacing w:after="20"/>
+              <w:jc w:val="right"/>
+            </w:pPr>
+            <w:r>
+              <w:rPr>
+                <w:color w:val="1C3A36"/>
+                <w:sz w:val="16"/>
+              </w:rPr>
+              <w:t>7.56x held</w:t>
+            </w:r>
+          </w:p>
+        </w:tc>
+        <w:tc>
+          <w:tcPr>
+            <w:tcW w:type="dxa" w:w="3024"/>
+          </w:tcPr>
+          <w:p>
+            <w:pPr>
+              <w:spacing w:after="20"/>
+              <w:jc w:val="right"/>
+            </w:pPr>
+            <w:r>
+              <w:rPr>
+                <w:color w:val="1C3A36"/>
+                <w:sz w:val="16"/>
+              </w:rPr>
+              <w:t>18.17 vs 14.40 — the study's central judgement</w:t>
+            </w:r>
+          </w:p>
+        </w:tc>
+      </w:tr>
+      <w:tr>
+        <w:tc>
+          <w:tcPr>
+            <w:tcW w:type="dxa" w:w="3384"/>
+          </w:tcPr>
+          <w:p>
+            <w:pPr>
+              <w:spacing w:after="20"/>
+            </w:pPr>
+            <w:r>
+              <w:rPr>
+                <w:color w:val="1C3A36"/>
+                <w:sz w:val="16"/>
+              </w:rPr>
+              <w:t>Post-2029 fiscal tail (no longer contested for 2027-29 — du disclosed the extension)</w:t>
+            </w:r>
+          </w:p>
+        </w:tc>
+        <w:tc>
+          <w:tcPr>
+            <w:tcW w:type="dxa" w:w="1584"/>
+          </w:tcPr>
+          <w:p>
+            <w:pPr>
+              <w:spacing w:after="20"/>
+              <w:jc w:val="right"/>
+            </w:pPr>
+            <w:r>
+              <w:rPr>
+                <w:color w:val="1C3A36"/>
+                <w:sz w:val="16"/>
               </w:rPr>
               <w:t>43.6%</w:t>
             </w:r>
@@ -6550,37 +8114,37 @@
         </w:tc>
         <w:tc>
           <w:tcPr>
-            <w:tcW w:type="dxa" w:w="1512"/>
-          </w:tcPr>
-          <w:p>
-            <w:pPr>
-              <w:spacing w:after="20"/>
-              <w:jc w:val="right"/>
-            </w:pPr>
-            <w:r>
-              <w:rPr>
-                <w:color w:val="1C3A36"/>
-                <w:sz w:val="17"/>
-              </w:rPr>
-              <w:t>51.5%</w:t>
-            </w:r>
-          </w:p>
-        </w:tc>
-        <w:tc>
-          <w:tcPr>
-            <w:tcW w:type="dxa" w:w="2520"/>
-          </w:tcPr>
-          <w:p>
-            <w:pPr>
-              <w:spacing w:after="20"/>
-              <w:jc w:val="right"/>
-            </w:pPr>
-            <w:r>
-              <w:rPr>
-                <w:color w:val="1C3A36"/>
-                <w:sz w:val="17"/>
-              </w:rPr>
-              <w:t>18.74 vs 15.95</w:t>
+            <w:tcW w:type="dxa" w:w="1584"/>
+          </w:tcPr>
+          <w:p>
+            <w:pPr>
+              <w:spacing w:after="20"/>
+              <w:jc w:val="right"/>
+            </w:pPr>
+            <w:r>
+              <w:rPr>
+                <w:color w:val="1C3A36"/>
+                <w:sz w:val="16"/>
+              </w:rPr>
+              <w:t>51.7%</w:t>
+            </w:r>
+          </w:p>
+        </w:tc>
+        <w:tc>
+          <w:tcPr>
+            <w:tcW w:type="dxa" w:w="3024"/>
+          </w:tcPr>
+          <w:p>
+            <w:pPr>
+              <w:spacing w:after="20"/>
+              <w:jc w:val="right"/>
+            </w:pPr>
+            <w:r>
+              <w:rPr>
+                <w:color w:val="1C3A36"/>
+                <w:sz w:val="16"/>
+              </w:rPr>
+              <w:t>18.17 vs 15.22</w:t>
             </w:r>
           </w:p>
         </w:tc>
@@ -6602,7 +8166,7 @@
           <w:color w:val="6E7B77"/>
           <w:sz w:val="17"/>
         </w:rPr>
-        <w:t>Table 7 — every contested construction priced, not just named. The retired error is also preserved for the audit trail: an UN-netted risk-free rate would have given a 6.86% cost of equity — the sovereign-risk double-count this method exists to prevent.</w:t>
+        <w:t>Table 9 — every contested construction priced, not just named. Two retired errors are preserved for the audit trail: an UN-netted risk-free rate would give a 6.57% cost of equity, the sovereign-risk double-count this method exists to prevent; and netting the ratings-table spread while adding back a ratings-based country premium — the previous edition's construction — put the "risk-free" dirham rate below the matched-tenor Treasury, which a hard peg cannot support.</w:t>
       </w:r>
     </w:p>
     <w:p>
@@ -6867,7 +8431,7 @@
                 <w:color w:val="1C3A36"/>
                 <w:sz w:val="16"/>
               </w:rPr>
-              <w:t>20.32</w:t>
+              <w:t>21.55</w:t>
             </w:r>
           </w:p>
         </w:tc>
@@ -6885,7 +8449,7 @@
                 <w:color w:val="1C3A36"/>
                 <w:sz w:val="16"/>
               </w:rPr>
-              <w:t>16.97</w:t>
+              <w:t>18.17</w:t>
             </w:r>
           </w:p>
         </w:tc>
@@ -6903,7 +8467,7 @@
                 <w:color w:val="1C3A36"/>
                 <w:sz w:val="16"/>
               </w:rPr>
-              <w:t>14.64</w:t>
+              <w:t>15.78</w:t>
             </w:r>
           </w:p>
         </w:tc>
@@ -6921,7 +8485,7 @@
                 <w:color w:val="1C3A36"/>
                 <w:sz w:val="16"/>
               </w:rPr>
-              <w:t>14.19</w:t>
+              <w:t>15.32</w:t>
             </w:r>
           </w:p>
         </w:tc>
@@ -6939,7 +8503,7 @@
                 <w:color w:val="1C3A36"/>
                 <w:sz w:val="16"/>
               </w:rPr>
-              <w:t>12.30</w:t>
+              <w:t>13.36</w:t>
             </w:r>
           </w:p>
         </w:tc>
@@ -6957,7 +8521,7 @@
                 <w:color w:val="1C3A36"/>
                 <w:sz w:val="16"/>
               </w:rPr>
-              <w:t>8.02</w:t>
+              <w:t>8.19</w:t>
             </w:r>
           </w:p>
         </w:tc>
@@ -6994,7 +8558,7 @@
                 <w:color w:val="1C3A36"/>
                 <w:sz w:val="16"/>
               </w:rPr>
-              <w:t>20.08</w:t>
+              <w:t>19.46</w:t>
             </w:r>
           </w:p>
         </w:tc>
@@ -7012,7 +8576,7 @@
                 <w:color w:val="1C3A36"/>
                 <w:sz w:val="16"/>
               </w:rPr>
-              <w:t>18.74</w:t>
+              <w:t>18.17</w:t>
             </w:r>
           </w:p>
         </w:tc>
@@ -7030,7 +8594,7 @@
                 <w:color w:val="1C3A36"/>
                 <w:sz w:val="16"/>
               </w:rPr>
-              <w:t>17.46</w:t>
+              <w:t>16.92</w:t>
             </w:r>
           </w:p>
         </w:tc>
@@ -7048,7 +8612,7 @@
                 <w:color w:val="1C3A36"/>
                 <w:sz w:val="16"/>
               </w:rPr>
-              <w:t>16.33</w:t>
+              <w:t>15.83</w:t>
             </w:r>
           </w:p>
         </w:tc>
@@ -7066,7 +8630,7 @@
                 <w:color w:val="1C3A36"/>
                 <w:sz w:val="16"/>
               </w:rPr>
-              <w:t>15.17</w:t>
+              <w:t>14.71</w:t>
             </w:r>
           </w:p>
         </w:tc>
@@ -7084,7 +8648,7 @@
                 <w:color w:val="1C3A36"/>
                 <w:sz w:val="16"/>
               </w:rPr>
-              <w:t>4.92</w:t>
+              <w:t>4.76</w:t>
             </w:r>
           </w:p>
         </w:tc>
@@ -7121,7 +8685,7 @@
                 <w:color w:val="1C3A36"/>
                 <w:sz w:val="16"/>
               </w:rPr>
-              <w:t>16.79</w:t>
+              <w:t>16.26</w:t>
             </w:r>
           </w:p>
         </w:tc>
@@ -7139,7 +8703,7 @@
                 <w:color w:val="1C3A36"/>
                 <w:sz w:val="16"/>
               </w:rPr>
-              <w:t>17.77</w:t>
+              <w:t>17.22</w:t>
             </w:r>
           </w:p>
         </w:tc>
@@ -7157,7 +8721,7 @@
                 <w:color w:val="1C3A36"/>
                 <w:sz w:val="16"/>
               </w:rPr>
-              <w:t>18.74</w:t>
+              <w:t>18.17</w:t>
             </w:r>
           </w:p>
         </w:tc>
@@ -7175,7 +8739,7 @@
                 <w:color w:val="1C3A36"/>
                 <w:sz w:val="16"/>
               </w:rPr>
-              <w:t>19.72</w:t>
+              <w:t>19.12</w:t>
             </w:r>
           </w:p>
         </w:tc>
@@ -7193,7 +8757,7 @@
                 <w:color w:val="1C3A36"/>
                 <w:sz w:val="16"/>
               </w:rPr>
-              <w:t>20.70</w:t>
+              <w:t>20.07</w:t>
             </w:r>
           </w:p>
         </w:tc>
@@ -7211,7 +8775,7 @@
                 <w:color w:val="1C3A36"/>
                 <w:sz w:val="16"/>
               </w:rPr>
-              <w:t>3.91</w:t>
+              <w:t>3.81</w:t>
             </w:r>
           </w:p>
         </w:tc>
@@ -7248,7 +8812,7 @@
                 <w:color w:val="1C3A36"/>
                 <w:sz w:val="16"/>
               </w:rPr>
-              <w:t>17.81</w:t>
+              <w:t>17.26</w:t>
             </w:r>
           </w:p>
         </w:tc>
@@ -7266,7 +8830,7 @@
                 <w:color w:val="1C3A36"/>
                 <w:sz w:val="16"/>
               </w:rPr>
-              <w:t>18.28</w:t>
+              <w:t>17.72</w:t>
             </w:r>
           </w:p>
         </w:tc>
@@ -7284,7 +8848,7 @@
                 <w:color w:val="1C3A36"/>
                 <w:sz w:val="16"/>
               </w:rPr>
-              <w:t>18.74</w:t>
+              <w:t>18.17</w:t>
             </w:r>
           </w:p>
         </w:tc>
@@ -7302,7 +8866,7 @@
                 <w:color w:val="1C3A36"/>
                 <w:sz w:val="16"/>
               </w:rPr>
-              <w:t>19.21</w:t>
+              <w:t>18.62</w:t>
             </w:r>
           </w:p>
         </w:tc>
@@ -7320,7 +8884,7 @@
                 <w:color w:val="1C3A36"/>
                 <w:sz w:val="16"/>
               </w:rPr>
-              <w:t>19.68</w:t>
+              <w:t>19.08</w:t>
             </w:r>
           </w:p>
         </w:tc>
@@ -7338,7 +8902,7 @@
                 <w:color w:val="1C3A36"/>
                 <w:sz w:val="16"/>
               </w:rPr>
-              <w:t>1.86</w:t>
+              <w:t>1.81</w:t>
             </w:r>
           </w:p>
         </w:tc>
@@ -7375,7 +8939,7 @@
                 <w:color w:val="1C3A36"/>
                 <w:sz w:val="16"/>
               </w:rPr>
-              <w:t>16.25</w:t>
+              <w:t>15.74</w:t>
             </w:r>
           </w:p>
         </w:tc>
@@ -7393,7 +8957,7 @@
                 <w:color w:val="1C3A36"/>
                 <w:sz w:val="16"/>
               </w:rPr>
-              <w:t>17.50</w:t>
+              <w:t>16.95</w:t>
             </w:r>
           </w:p>
         </w:tc>
@@ -7411,7 +8975,7 @@
                 <w:color w:val="1C3A36"/>
                 <w:sz w:val="16"/>
               </w:rPr>
-              <w:t>18.74</w:t>
+              <w:t>18.17</w:t>
             </w:r>
           </w:p>
         </w:tc>
@@ -7429,7 +8993,7 @@
                 <w:color w:val="1C3A36"/>
                 <w:sz w:val="16"/>
               </w:rPr>
-              <w:t>19.99</w:t>
+              <w:t>19.38</w:t>
             </w:r>
           </w:p>
         </w:tc>
@@ -7447,7 +9011,7 @@
                 <w:color w:val="1C3A36"/>
                 <w:sz w:val="16"/>
               </w:rPr>
-              <w:t>21.23</w:t>
+              <w:t>20.60</w:t>
             </w:r>
           </w:p>
         </w:tc>
@@ -7465,7 +9029,7 @@
                 <w:color w:val="1C3A36"/>
                 <w:sz w:val="16"/>
               </w:rPr>
-              <w:t>4.98</w:t>
+              <w:t>4.86</w:t>
             </w:r>
           </w:p>
         </w:tc>
@@ -7502,7 +9066,7 @@
                 <w:color w:val="1C3A36"/>
                 <w:sz w:val="16"/>
               </w:rPr>
-              <w:t>19.79</w:t>
+              <w:t>19.19</w:t>
             </w:r>
           </w:p>
         </w:tc>
@@ -7520,7 +9084,7 @@
                 <w:color w:val="1C3A36"/>
                 <w:sz w:val="16"/>
               </w:rPr>
-              <w:t>19.27</w:t>
+              <w:t>18.68</w:t>
             </w:r>
           </w:p>
         </w:tc>
@@ -7538,7 +9102,7 @@
                 <w:color w:val="1C3A36"/>
                 <w:sz w:val="16"/>
               </w:rPr>
-              <w:t>18.74</w:t>
+              <w:t>18.17</w:t>
             </w:r>
           </w:p>
         </w:tc>
@@ -7556,7 +9120,7 @@
                 <w:color w:val="1C3A36"/>
                 <w:sz w:val="16"/>
               </w:rPr>
-              <w:t>18.05</w:t>
+              <w:t>17.49</w:t>
             </w:r>
           </w:p>
         </w:tc>
@@ -7574,7 +9138,7 @@
                 <w:color w:val="1C3A36"/>
                 <w:sz w:val="16"/>
               </w:rPr>
-              <w:t>17.35</w:t>
+              <w:t>16.80</w:t>
             </w:r>
           </w:p>
         </w:tc>
@@ -7592,7 +9156,7 @@
                 <w:color w:val="1C3A36"/>
                 <w:sz w:val="16"/>
               </w:rPr>
-              <w:t>2.44</w:t>
+              <w:t>2.39</w:t>
             </w:r>
           </w:p>
         </w:tc>
@@ -7611,7 +9175,7 @@
                 <w:color w:val="1C3A36"/>
                 <w:sz w:val="16"/>
               </w:rPr>
-              <w:t>Terminal ROIC  (18% / 22% / 27% / 30% / 34%)</w:t>
+              <w:t>Terminal ROIC  (18% / 22% / 26% / 30% / 34%)</w:t>
             </w:r>
           </w:p>
         </w:tc>
@@ -7629,7 +9193,7 @@
                 <w:color w:val="1C3A36"/>
                 <w:sz w:val="16"/>
               </w:rPr>
-              <w:t>17.93</w:t>
+              <w:t>17.40</w:t>
             </w:r>
           </w:p>
         </w:tc>
@@ -7647,7 +9211,7 @@
                 <w:color w:val="1C3A36"/>
                 <w:sz w:val="16"/>
               </w:rPr>
-              <w:t>18.39</w:t>
+              <w:t>17.84</w:t>
             </w:r>
           </w:p>
         </w:tc>
@@ -7665,7 +9229,7 @@
                 <w:color w:val="1C3A36"/>
                 <w:sz w:val="16"/>
               </w:rPr>
-              <w:t>18.74</w:t>
+              <w:t>18.17</w:t>
             </w:r>
           </w:p>
         </w:tc>
@@ -7683,7 +9247,7 @@
                 <w:color w:val="1C3A36"/>
                 <w:sz w:val="16"/>
               </w:rPr>
-              <w:t>18.93</w:t>
+              <w:t>18.36</w:t>
             </w:r>
           </w:p>
         </w:tc>
@@ -7701,7 +9265,7 @@
                 <w:color w:val="1C3A36"/>
                 <w:sz w:val="16"/>
               </w:rPr>
-              <w:t>19.11</w:t>
+              <w:t>18.53</w:t>
             </w:r>
           </w:p>
         </w:tc>
@@ -7719,7 +9283,7 @@
                 <w:color w:val="1C3A36"/>
                 <w:sz w:val="16"/>
               </w:rPr>
-              <w:t>1.17</w:t>
+              <w:t>1.13</w:t>
             </w:r>
           </w:p>
         </w:tc>
@@ -7741,7 +9305,7 @@
           <w:color w:val="6E7B77"/>
           <w:sz w:val="17"/>
         </w:rPr>
-        <w:t>Table 8 — single-driver sensitivities on the DCF (AED/share); the middle column is the base. Each cell is a complete re-run of the model including the unit build. The rank order is the study's honest hierarchy: the discount rate and the fiscal regime dwarf every operating driver; among operating drivers ARPU is king, which is why a duopoly that does not price-war deserves its premium.</w:t>
+        <w:t>Table 10 — single-driver sensitivities on the DCF (AED/share); the middle column is the base. Each cell is a complete re-run of the model including the unit build, and each grid returns the base case at its base parameter — a check this study failed in its previous edition, where the beta row was computed on a retired construction and its base cell missed the headline by AED 1.77. The rank order is the honest hierarchy: the discount rate dwarfs every operating driver, and the fiscal take comes next; among operating drivers ARPU is king, which is why a duopoly that does not price-war deserves its premium.</w:t>
       </w:r>
     </w:p>
     <w:p>
@@ -8297,7 +9861,7 @@
                 <w:color w:val="1C3A36"/>
                 <w:sz w:val="17"/>
               </w:rPr>
-              <w:t>52-week low</w:t>
+              <w:t>52-week low (closing basis)</w:t>
             </w:r>
           </w:p>
         </w:tc>
@@ -8334,6 +9898,61 @@
                 <w:sz w:val="17"/>
               </w:rPr>
               <w:t>+34.1% from the low</w:t>
+            </w:r>
+          </w:p>
+        </w:tc>
+      </w:tr>
+      <w:tr>
+        <w:tc>
+          <w:tcPr>
+            <w:tcW w:type="dxa" w:w="2664"/>
+          </w:tcPr>
+          <w:p>
+            <w:pPr>
+              <w:spacing w:after="20"/>
+            </w:pPr>
+            <w:r>
+              <w:rPr>
+                <w:color w:val="1C3A36"/>
+                <w:sz w:val="17"/>
+              </w:rPr>
+              <w:t>52-week low (intraday)</w:t>
+            </w:r>
+          </w:p>
+        </w:tc>
+        <w:tc>
+          <w:tcPr>
+            <w:tcW w:type="dxa" w:w="1656"/>
+          </w:tcPr>
+          <w:p>
+            <w:pPr>
+              <w:spacing w:after="20"/>
+              <w:jc w:val="right"/>
+            </w:pPr>
+            <w:r>
+              <w:rPr>
+                <w:color w:val="1C3A36"/>
+                <w:sz w:val="17"/>
+              </w:rPr>
+              <w:t>9.05</w:t>
+            </w:r>
+          </w:p>
+        </w:tc>
+        <w:tc>
+          <w:tcPr>
+            <w:tcW w:type="dxa" w:w="5760"/>
+          </w:tcPr>
+          <w:p>
+            <w:pPr>
+              <w:spacing w:after="20"/>
+              <w:jc w:val="right"/>
+            </w:pPr>
+            <w:r>
+              <w:rPr>
+                <w:color w:val="1C3A36"/>
+                <w:sz w:val="17"/>
+              </w:rPr>
+              <w:t>+35.9% from the low — the same two bases as the high above</w:t>
             </w:r>
           </w:p>
         </w:tc>
@@ -8452,7 +10071,7 @@
           <w:color w:val="1C3A36"/>
           <w:sz w:val="21"/>
         </w:rPr>
-        <w:t>The widths below are tested rather than assumed, and the honest result is stated plainly: over the last five years of non-overlapping quarterly windows (19 of them, origins 2021-10-27 to 2026-04-29, each forecast using only data available before it), the model scored -1.15% against a random-walk benchmark anchored on the same cost of carry — statistically indistinguishable from the benchmark (the confidence interval spans zero), neither better nor worse. Outcomes fell inside the stated bands at least as often as advertised (63% inside the 50% band, 95% inside the 80%, 100% inside the 90%) and were spread evenly across the distribution — a uniformity test returns p = 0.66, comfortably consistent with a calibrated forecast. The one real limitation: for this particular low-volatility share the bands run about 52% wider than the benchmark's — the cone is over-cautious rather than over-confident, and a reader should treat the outer bands as generous. Over the full history the model UNDERPERFORMS the benchmark on windows that predate the 2022 change in the exchange's trading week; those windows are excluded from the production calibration for that reason, and the exclusion is disclosed here.</w:t>
+        <w:t>The widths below are tested rather than assumed, and the honest result is stated plainly: over the last five years of non-overlapping quarterly windows (18 of them, origins 2022-01-27 to 2026-04-29, each forecast using only data available before it), the model scored -0.74% against a random-walk benchmark anchored on the same cost of carry — statistically indistinguishable from the benchmark (the confidence interval spans zero), neither better nor worse. Outcomes were spread evenly across the distribution: a uniformity test returns p = 0.69, which at 18 windows means the test cannot reject uniformity — a statement about the test's power, not a certificate of calibration. On coverage the honest finding is OVER-dispersion, not calibration: outcomes fell inside the stated bands MORE often than advertised at every level (61% inside the 50% band, 94% inside the 80%, 100% inside the 90%), and for this low-volatility share the bands run about 53% wider than the benchmark's. The cone is too wide rather than too confident, and a reader should treat the outer bands as generous. Over the full history the model UNDERPERFORMS the benchmark on windows that predate the 2022 change in the exchange's trading week. Those windows are excluded from the calibration for that reason, and the figures quoted above are the post-exclusion set — 18 windows with origins from 2022-01-27 to 2026-04-29, all after the change. The previous edition quoted a nineteen-window set beginning 27 October 2021 in the same breath as the exclusion, which was inconsistent.</w:t>
       </w:r>
     </w:p>
     <w:p>
@@ -8520,7 +10139,7 @@
           <w:color w:val="6E7B77"/>
           <w:sz w:val="17"/>
         </w:rPr>
-        <w:t>Figure 5 — the forward price cone to three months. The dashed brass line is the fundamental central estimate of 14.77; the dotted line is the spot of 12.30.</w:t>
+        <w:t>Figure 5 — the forward price cone to three months. The dashed brass line is the fundamental central estimate of 13.45; the dotted line is the spot of 12.30.</w:t>
       </w:r>
     </w:p>
     <w:p>
@@ -9435,7 +11054,7 @@
           <w:color w:val="1C3A36"/>
           <w:sz w:val="21"/>
         </w:rPr>
-        <w:t>The field disagrees, and the disagreement is informative. The cash-flow lens reads AED 18.74; the two market-anchored lenses read AED 10.80 and AED 10.78; the book lens AED 14.76. The spread is NOT about the forecast — all four lenses consume the same build, and the near-term numbers are anchored on a printed first half. It is about the price of time and certainty: the measured beta prices du's equity at a 6.4% required return, while the regional market, at the peer median multiple, implicitly charges something closer to the return implied by a 15-16× earnings multiple on a slow-growing annuity — two to three points more. Discount this study's own cash flows at that market-implied rate and you get, in effect, the relative lens.</w:t>
+        <w:t>The field disagrees, and the disagreement is informative. The cash-flow lens reads AED 18.17; the two market-anchored lenses read AED 8.58 and AED 8.57; the book lens AED 14.12. The spread is NOT about the forecast — all four lenses consume the same build, and the near-term numbers are anchored on a printed first half. It is about the price of time and certainty: the measured beta prices du's equity at a 6.5% required return, while the regional market, at the peer median multiple, implicitly charges something closer to the return implied by a 15-16× earnings multiple on a slow-growing annuity — two to three points more. Discount this study's own cash flows at that market-implied rate and you get, in effect, the relative lens.</w:t>
       </w:r>
     </w:p>
     <w:p>
@@ -9449,7 +11068,7 @@
           <w:color w:val="1C3A36"/>
           <w:sz w:val="21"/>
         </w:rPr>
-        <w:t>What would close the gap from each side. The DCF is right and the market re-rates if: the fiscal regime is extended on current terms with the floor lapsing or lightening; the licence renews on comparable terms; the war recovery completes; and the data-centre leg starts printing revenue the market can see. The market is right and the DCF is generous if: the royalty regime reverts or worsens (Framing B alone closes most of the gap — AED 15.95); the measured beta understates the true risk of a single-market, single-licence operator (beta 0.80 alone takes the DCF to AED 12.30); or terminal reinvestment needs are heavier than 9.4% of profit. The weighted central of AED 14.77 embodies exactly this balance: it leans toward the cash flows but pays the market-anchored lenses the 45% respect their discipline has earned.</w:t>
+        <w:t>What would close the gap from each side. The DCF is right and the market re-rates if: the fiscal regime is extended on current terms with the floor lapsing or lightening; the licence renews on comparable terms; the war recovery completes; and the data-centre leg starts printing revenue the market can see. The market is right and the DCF is generous if: the royalty regime reverts or worsens (Framing B alone closes most of the gap — AED 15.22); the measured beta understates the true risk of a single-market, single-licence operator (beta 0.80 alone takes the DCF to AED 13.36); or terminal reinvestment needs are heavier than 9.4% of profit. The weighted central of AED 13.45 embodies exactly this balance: it leans toward the cash flows but pays the market-anchored lenses the 45% respect their discipline has earned — while noting, as 1.4 does, that those two lenses are one reading of one multiple, not two.</w:t>
       </w:r>
     </w:p>
     <w:p>
@@ -9538,7 +11157,7 @@
           <w:color w:val="1C3A36"/>
           <w:sz w:val="21"/>
         </w:rPr>
-        <w:t>du's own filings describe the 38% + 9% regime as effective 2024-2026. The other operator has disclosed a ministry notification extending the structure through 2029; du's mirroring disclosure — and whether the AED 1.8bn combined floor carries over — is the single most valuable sentence the company can publish: AED 18.74 versus AED 15.95 per share between the framings.</w:t>
+        <w:t>du's own filings describe the 38% + 9% regime as effective 2024-2026. The other operator has disclosed a ministry notification extending the structure through 2029; du's mirroring disclosure — and whether the AED 1.8bn combined floor carries over — is the single most valuable sentence the company can publish: AED 18.17 versus AED 15.22 per share between the framings.</w:t>
       </w:r>
     </w:p>
     <w:p>
@@ -9559,7 +11178,7 @@
           <w:color w:val="1C3A36"/>
           <w:sz w:val="21"/>
         </w:rPr>
-        <w:t>The TDRA extension ran to 8 August 2026 with conclusion expected "on or before" that date — i.e. the outcome is due at press time. Renewal on comparable terms is the base case and would be a non-event; a renewal that raises the fee ratio costs roughly AED 0.63 per share per percentage point of revenue.</w:t>
+        <w:t>The TDRA extension ran to 8 August 2026 with conclusion expected "on or before" that date — i.e. the outcome is due at press time. Renewal on comparable terms is the base case and would be a non-event; a renewal that raises the fee ratio costs roughly AED 0.61 per share per percentage point of revenue.</w:t>
       </w:r>
     </w:p>
     <w:p>
@@ -9622,7 +11241,7 @@
           <w:color w:val="1C3A36"/>
           <w:sz w:val="21"/>
         </w:rPr>
-        <w:t>The board raised the interim 8.3% in the same release that cut revenue guidance — a statement of intent. At the forecast payout the FY2026E dividend is AED 0.68; at the regional benchmark yield that alone is worth AED 13.12 per share (section 1.3).</w:t>
+        <w:t>The board raised the interim 8.3% in the same release that cut revenue guidance — a statement of intent. At the forecast payout the FY2026E dividend is AED 0.68; at the regional benchmark yield that alone is worth AED 13.82 per share (section 1.3).</w:t>
       </w:r>
     </w:p>
     <w:p>
@@ -9663,7 +11282,7 @@
           <w:color w:val="1C3A36"/>
           <w:sz w:val="21"/>
         </w:rPr>
-        <w:t>How to read sections 2-3 against section 1. The three-month cone spans AED 9.82 to 15.32 — the price can visit a lot of places in ninety days without any of them being a statement about value. The fundamental central of AED 14.77 sits inside the cone's upper half: reaching it within a quarter would be a strong but not extraordinary move. Three zones, then:</w:t>
+        <w:t>How to read sections 2-3 against section 1. The three-month cone spans AED 9.82 to 15.32 — the price can visit a lot of places in ninety days without any of them being a statement about value. The fundamental central of AED 13.45 sits inside the cone's upper half: reaching it within a quarter would be a strong but not extraordinary move. Three zones, then:</w:t>
       </w:r>
     </w:p>
     <w:p>
@@ -9775,7 +11394,7 @@
           <w:color w:val="1C3A36"/>
           <w:sz w:val="21"/>
         </w:rPr>
-        <w:t>A 0.47 measured beta against an Aa2 curve prices du's equity at 6.4%. Every conclusion that differs from the market traces to that number; section 1.8 prices the alternatives and section 4 takes the other side seriously. If du's risk is the sector's rather than its regression's, the central is several dirhams lower.</w:t>
+        <w:t>A 0.488 measured beta against an Aa2 curve prices du's equity at 6.5%. Every conclusion that differs from the market traces to that number; section 1.8 prices the alternatives and section 4 takes the other side seriously. If du's risk is the sector's rather than its regression's, the central is several dirhams lower.</w:t>
       </w:r>
     </w:p>
     <w:p>
@@ -9796,7 +11415,7 @@
           <w:color w:val="1C3A36"/>
           <w:sz w:val="21"/>
         </w:rPr>
-        <w:t>85% of the DCF's enterprise value is beyond year five. That is the honest shape of a low-discount-rate annuity, and it is why the licence and the royalty — the two things that could touch the annuity itself — outrank every operating driver.</w:t>
+        <w:t>83% of the DCF's enterprise value is beyond year five. That is the honest shape of a low-discount-rate annuity, and it is why the licence and the royalty — the two things that could touch the annuity itself — outrank every operating driver.</w:t>
       </w:r>
     </w:p>
     <w:p>
@@ -10389,7 +12008,7 @@
                 <w:color w:val="1C3A36"/>
                 <w:sz w:val="16"/>
               </w:rPr>
-              <w:t>7,822</w:t>
+              <w:t>7,772</w:t>
             </w:r>
           </w:p>
         </w:tc>
@@ -10409,7 +12028,7 @@
                 <w:color w:val="1C3A36"/>
                 <w:sz w:val="16"/>
               </w:rPr>
-              <w:t>8,117</w:t>
+              <w:t>8,066</w:t>
             </w:r>
           </w:p>
         </w:tc>
@@ -10429,7 +12048,7 @@
                 <w:color w:val="1C3A36"/>
                 <w:sz w:val="16"/>
               </w:rPr>
-              <w:t>8,481</w:t>
+              <w:t>8,428</w:t>
             </w:r>
           </w:p>
         </w:tc>
@@ -10449,7 +12068,7 @@
                 <w:color w:val="1C3A36"/>
                 <w:sz w:val="16"/>
               </w:rPr>
-              <w:t>8,815</w:t>
+              <w:t>8,761</w:t>
             </w:r>
           </w:p>
         </w:tc>
@@ -10469,7 +12088,7 @@
                 <w:color w:val="1C3A36"/>
                 <w:sz w:val="16"/>
               </w:rPr>
-              <w:t>9,132</w:t>
+              <w:t>9,077</w:t>
             </w:r>
           </w:p>
         </w:tc>
@@ -10560,7 +12179,7 @@
                 <w:color w:val="1C3A36"/>
                 <w:sz w:val="16"/>
               </w:rPr>
-              <w:t>47.1%</w:t>
+              <w:t>46.8%</w:t>
             </w:r>
           </w:p>
         </w:tc>
@@ -10578,7 +12197,7 @@
                 <w:color w:val="1C3A36"/>
                 <w:sz w:val="16"/>
               </w:rPr>
-              <w:t>47.1%</w:t>
+              <w:t>46.8%</w:t>
             </w:r>
           </w:p>
         </w:tc>
@@ -10596,7 +12215,7 @@
                 <w:color w:val="1C3A36"/>
                 <w:sz w:val="16"/>
               </w:rPr>
-              <w:t>47.1%</w:t>
+              <w:t>46.8%</w:t>
             </w:r>
           </w:p>
         </w:tc>
@@ -10614,7 +12233,7 @@
                 <w:color w:val="1C3A36"/>
                 <w:sz w:val="16"/>
               </w:rPr>
-              <w:t>47.1%</w:t>
+              <w:t>46.8%</w:t>
             </w:r>
           </w:p>
         </w:tc>
@@ -10632,7 +12251,7 @@
                 <w:color w:val="1C3A36"/>
                 <w:sz w:val="16"/>
               </w:rPr>
-              <w:t>47.0%</w:t>
+              <w:t>46.7%</w:t>
             </w:r>
           </w:p>
         </w:tc>
@@ -10886,7 +12505,7 @@
                 <w:color w:val="1C3A36"/>
                 <w:sz w:val="16"/>
               </w:rPr>
-              <w:t>5,587</w:t>
+              <w:t>5,537</w:t>
             </w:r>
           </w:p>
         </w:tc>
@@ -10904,7 +12523,7 @@
                 <w:color w:val="1C3A36"/>
                 <w:sz w:val="16"/>
               </w:rPr>
-              <w:t>5,765</w:t>
+              <w:t>5,714</w:t>
             </w:r>
           </w:p>
         </w:tc>
@@ -10922,7 +12541,7 @@
                 <w:color w:val="1C3A36"/>
                 <w:sz w:val="16"/>
               </w:rPr>
-              <w:t>6,032</w:t>
+              <w:t>5,980</w:t>
             </w:r>
           </w:p>
         </w:tc>
@@ -10940,7 +12559,7 @@
                 <w:color w:val="1C3A36"/>
                 <w:sz w:val="16"/>
               </w:rPr>
-              <w:t>6,284</w:t>
+              <w:t>6,231</w:t>
             </w:r>
           </w:p>
         </w:tc>
@@ -10958,7 +12577,7 @@
                 <w:color w:val="1C3A36"/>
                 <w:sz w:val="16"/>
               </w:rPr>
-              <w:t>6,549</w:t>
+              <w:t>6,495</w:t>
             </w:r>
           </w:p>
         </w:tc>
@@ -10995,7 +12614,7 @@
                 <w:color w:val="1C3A36"/>
                 <w:sz w:val="16"/>
               </w:rPr>
-              <w:t>—</w:t>
+              <w:t>-40</w:t>
             </w:r>
           </w:p>
         </w:tc>
@@ -11067,7 +12686,7 @@
                 <w:color w:val="1C3A36"/>
                 <w:sz w:val="16"/>
               </w:rPr>
-              <w:t>-15</w:t>
+              <w:t>-3</w:t>
             </w:r>
           </w:p>
         </w:tc>
@@ -11085,7 +12704,7 @@
                 <w:color w:val="1C3A36"/>
                 <w:sz w:val="16"/>
               </w:rPr>
-              <w:t>-31</w:t>
+              <w:t>-7</w:t>
             </w:r>
           </w:p>
         </w:tc>
@@ -11103,7 +12722,7 @@
                 <w:color w:val="1C3A36"/>
                 <w:sz w:val="16"/>
               </w:rPr>
-              <w:t>-43</w:t>
+              <w:t>-9</w:t>
             </w:r>
           </w:p>
         </w:tc>
@@ -11121,7 +12740,7 @@
                 <w:color w:val="1C3A36"/>
                 <w:sz w:val="16"/>
               </w:rPr>
-              <w:t>-51</w:t>
+              <w:t>-5</w:t>
             </w:r>
           </w:p>
         </w:tc>
@@ -11140,7 +12759,7 @@
                 <w:color w:val="1C3A36"/>
                 <w:sz w:val="16"/>
               </w:rPr>
-              <w:t>Profit before royalty and tax</w:t>
+              <w:t>Share of equity-accounted investments and net impairment</w:t>
             </w:r>
           </w:p>
         </w:tc>
@@ -11158,7 +12777,7 @@
                 <w:color w:val="1C3A36"/>
                 <w:sz w:val="16"/>
               </w:rPr>
-              <w:t>3,559</w:t>
+              <w:t>-2.7</w:t>
             </w:r>
           </w:p>
         </w:tc>
@@ -11176,7 +12795,7 @@
                 <w:color w:val="1C3A36"/>
                 <w:sz w:val="16"/>
               </w:rPr>
-              <w:t>4,306</w:t>
+              <w:t>-2.5</w:t>
             </w:r>
           </w:p>
         </w:tc>
@@ -11194,7 +12813,7 @@
                 <w:color w:val="1C3A36"/>
                 <w:sz w:val="16"/>
               </w:rPr>
-              <w:t>5,149</w:t>
+              <w:t>-1.0</w:t>
             </w:r>
           </w:p>
         </w:tc>
@@ -11212,7 +12831,7 @@
                 <w:color w:val="1C3A36"/>
                 <w:sz w:val="16"/>
               </w:rPr>
-              <w:t>5,591</w:t>
+              <w:t>0.0</w:t>
             </w:r>
           </w:p>
         </w:tc>
@@ -11230,7 +12849,7 @@
                 <w:color w:val="1C3A36"/>
                 <w:sz w:val="16"/>
               </w:rPr>
-              <w:t>5,750</w:t>
+              <w:t>0.0</w:t>
             </w:r>
           </w:p>
         </w:tc>
@@ -11248,7 +12867,7 @@
                 <w:color w:val="1C3A36"/>
                 <w:sz w:val="16"/>
               </w:rPr>
-              <w:t>6,002</w:t>
+              <w:t>0.0</w:t>
             </w:r>
           </w:p>
         </w:tc>
@@ -11266,7 +12885,7 @@
                 <w:color w:val="1C3A36"/>
                 <w:sz w:val="16"/>
               </w:rPr>
-              <w:t>6,241</w:t>
+              <w:t>0.0</w:t>
             </w:r>
           </w:p>
         </w:tc>
@@ -11284,7 +12903,7 @@
                 <w:color w:val="1C3A36"/>
                 <w:sz w:val="16"/>
               </w:rPr>
-              <w:t>6,498</w:t>
+              <w:t>0.0</w:t>
             </w:r>
           </w:p>
         </w:tc>
@@ -11303,7 +12922,7 @@
                 <w:color w:val="1C3A36"/>
                 <w:sz w:val="16"/>
               </w:rPr>
-              <w:t>Federal royalty and income tax</w:t>
+              <w:t>Profit before royalty and tax</w:t>
             </w:r>
           </w:p>
         </w:tc>
@@ -11321,7 +12940,7 @@
                 <w:color w:val="1C3A36"/>
                 <w:sz w:val="16"/>
               </w:rPr>
-              <w:t>-1,891</w:t>
+              <w:t>3,559</w:t>
             </w:r>
           </w:p>
         </w:tc>
@@ -11339,7 +12958,7 @@
                 <w:color w:val="1C3A36"/>
                 <w:sz w:val="16"/>
               </w:rPr>
-              <w:t>-1,819</w:t>
+              <w:t>4,306</w:t>
             </w:r>
           </w:p>
         </w:tc>
@@ -11357,7 +12976,7 @@
                 <w:color w:val="1C3A36"/>
                 <w:sz w:val="16"/>
               </w:rPr>
-              <w:t>-2,244</w:t>
+              <w:t>5,149</w:t>
             </w:r>
           </w:p>
         </w:tc>
@@ -11375,7 +12994,7 @@
                 <w:color w:val="1C3A36"/>
                 <w:sz w:val="16"/>
               </w:rPr>
-              <w:t>-2,436</w:t>
+              <w:t>5,541</w:t>
             </w:r>
           </w:p>
         </w:tc>
@@ -11393,7 +13012,7 @@
                 <w:color w:val="1C3A36"/>
                 <w:sz w:val="16"/>
               </w:rPr>
-              <w:t>-2,505</w:t>
+              <w:t>5,711</w:t>
             </w:r>
           </w:p>
         </w:tc>
@@ -11411,7 +13030,7 @@
                 <w:color w:val="1C3A36"/>
                 <w:sz w:val="16"/>
               </w:rPr>
-              <w:t>-2,615</w:t>
+              <w:t>5,973</w:t>
             </w:r>
           </w:p>
         </w:tc>
@@ -11429,7 +13048,7 @@
                 <w:color w:val="1C3A36"/>
                 <w:sz w:val="16"/>
               </w:rPr>
-              <w:t>-2,719</w:t>
+              <w:t>6,222</w:t>
             </w:r>
           </w:p>
         </w:tc>
@@ -11447,7 +13066,7 @@
                 <w:color w:val="1C3A36"/>
                 <w:sz w:val="16"/>
               </w:rPr>
-              <w:t>-2,831</w:t>
+              <w:t>6,490</w:t>
             </w:r>
           </w:p>
         </w:tc>
@@ -11468,7 +13087,7 @@
                 <w:color w:val="1C3A36"/>
                 <w:sz w:val="16"/>
               </w:rPr>
-              <w:t>Net profit</w:t>
+              <w:t>Federal royalty and income tax</w:t>
             </w:r>
           </w:p>
         </w:tc>
@@ -11488,7 +13107,7 @@
                 <w:color w:val="1C3A36"/>
                 <w:sz w:val="16"/>
               </w:rPr>
-              <w:t>1,668</w:t>
+              <w:t>-1,891</w:t>
             </w:r>
           </w:p>
         </w:tc>
@@ -11508,7 +13127,7 @@
                 <w:color w:val="1C3A36"/>
                 <w:sz w:val="16"/>
               </w:rPr>
-              <w:t>2,488</w:t>
+              <w:t>-1,819</w:t>
             </w:r>
           </w:p>
         </w:tc>
@@ -11528,7 +13147,7 @@
                 <w:color w:val="1C3A36"/>
                 <w:sz w:val="16"/>
               </w:rPr>
-              <w:t>2,905</w:t>
+              <w:t>-2,244</w:t>
             </w:r>
           </w:p>
         </w:tc>
@@ -11548,7 +13167,7 @@
                 <w:color w:val="1C3A36"/>
                 <w:sz w:val="16"/>
               </w:rPr>
-              <w:t>3,155</w:t>
+              <w:t>-2,414</w:t>
             </w:r>
           </w:p>
         </w:tc>
@@ -11568,7 +13187,7 @@
                 <w:color w:val="1C3A36"/>
                 <w:sz w:val="16"/>
               </w:rPr>
-              <w:t>3,245</w:t>
+              <w:t>-2,488</w:t>
             </w:r>
           </w:p>
         </w:tc>
@@ -11588,7 +13207,7 @@
                 <w:color w:val="1C3A36"/>
                 <w:sz w:val="16"/>
               </w:rPr>
-              <w:t>3,387</w:t>
+              <w:t>-2,602</w:t>
             </w:r>
           </w:p>
         </w:tc>
@@ -11608,7 +13227,7 @@
                 <w:color w:val="1C3A36"/>
                 <w:sz w:val="16"/>
               </w:rPr>
-              <w:t>3,522</w:t>
+              <w:t>-2,711</w:t>
             </w:r>
           </w:p>
         </w:tc>
@@ -11628,7 +13247,7 @@
                 <w:color w:val="1C3A36"/>
                 <w:sz w:val="16"/>
               </w:rPr>
-              <w:t>3,667</w:t>
+              <w:t>-2,828</w:t>
             </w:r>
           </w:p>
         </w:tc>
@@ -11647,6 +13266,169 @@
                 <w:color w:val="1C3A36"/>
                 <w:sz w:val="16"/>
               </w:rPr>
+              <w:t>Net profit</w:t>
+            </w:r>
+          </w:p>
+        </w:tc>
+        <w:tc>
+          <w:tcPr>
+            <w:tcW w:type="dxa" w:w="907"/>
+          </w:tcPr>
+          <w:p>
+            <w:pPr>
+              <w:spacing w:after="20"/>
+              <w:jc w:val="right"/>
+            </w:pPr>
+            <w:r>
+              <w:rPr>
+                <w:color w:val="1C3A36"/>
+                <w:sz w:val="16"/>
+              </w:rPr>
+              <w:t>1,668</w:t>
+            </w:r>
+          </w:p>
+        </w:tc>
+        <w:tc>
+          <w:tcPr>
+            <w:tcW w:type="dxa" w:w="907"/>
+          </w:tcPr>
+          <w:p>
+            <w:pPr>
+              <w:spacing w:after="20"/>
+              <w:jc w:val="right"/>
+            </w:pPr>
+            <w:r>
+              <w:rPr>
+                <w:color w:val="1C3A36"/>
+                <w:sz w:val="16"/>
+              </w:rPr>
+              <w:t>2,488</w:t>
+            </w:r>
+          </w:p>
+        </w:tc>
+        <w:tc>
+          <w:tcPr>
+            <w:tcW w:type="dxa" w:w="907"/>
+          </w:tcPr>
+          <w:p>
+            <w:pPr>
+              <w:spacing w:after="20"/>
+              <w:jc w:val="right"/>
+            </w:pPr>
+            <w:r>
+              <w:rPr>
+                <w:color w:val="1C3A36"/>
+                <w:sz w:val="16"/>
+              </w:rPr>
+              <w:t>2,905</w:t>
+            </w:r>
+          </w:p>
+        </w:tc>
+        <w:tc>
+          <w:tcPr>
+            <w:tcW w:type="dxa" w:w="907"/>
+          </w:tcPr>
+          <w:p>
+            <w:pPr>
+              <w:spacing w:after="20"/>
+              <w:jc w:val="right"/>
+            </w:pPr>
+            <w:r>
+              <w:rPr>
+                <w:color w:val="1C3A36"/>
+                <w:sz w:val="16"/>
+              </w:rPr>
+              <w:t>3,127</w:t>
+            </w:r>
+          </w:p>
+        </w:tc>
+        <w:tc>
+          <w:tcPr>
+            <w:tcW w:type="dxa" w:w="907"/>
+          </w:tcPr>
+          <w:p>
+            <w:pPr>
+              <w:spacing w:after="20"/>
+              <w:jc w:val="right"/>
+            </w:pPr>
+            <w:r>
+              <w:rPr>
+                <w:color w:val="1C3A36"/>
+                <w:sz w:val="16"/>
+              </w:rPr>
+              <w:t>3,223</w:t>
+            </w:r>
+          </w:p>
+        </w:tc>
+        <w:tc>
+          <w:tcPr>
+            <w:tcW w:type="dxa" w:w="907"/>
+          </w:tcPr>
+          <w:p>
+            <w:pPr>
+              <w:spacing w:after="20"/>
+              <w:jc w:val="right"/>
+            </w:pPr>
+            <w:r>
+              <w:rPr>
+                <w:color w:val="1C3A36"/>
+                <w:sz w:val="16"/>
+              </w:rPr>
+              <w:t>3,371</w:t>
+            </w:r>
+          </w:p>
+        </w:tc>
+        <w:tc>
+          <w:tcPr>
+            <w:tcW w:type="dxa" w:w="907"/>
+          </w:tcPr>
+          <w:p>
+            <w:pPr>
+              <w:spacing w:after="20"/>
+              <w:jc w:val="right"/>
+            </w:pPr>
+            <w:r>
+              <w:rPr>
+                <w:color w:val="1C3A36"/>
+                <w:sz w:val="16"/>
+              </w:rPr>
+              <w:t>3,511</w:t>
+            </w:r>
+          </w:p>
+        </w:tc>
+        <w:tc>
+          <w:tcPr>
+            <w:tcW w:type="dxa" w:w="907"/>
+          </w:tcPr>
+          <w:p>
+            <w:pPr>
+              <w:spacing w:after="20"/>
+              <w:jc w:val="right"/>
+            </w:pPr>
+            <w:r>
+              <w:rPr>
+                <w:color w:val="1C3A36"/>
+                <w:sz w:val="16"/>
+              </w:rPr>
+              <w:t>3,662</w:t>
+            </w:r>
+          </w:p>
+        </w:tc>
+      </w:tr>
+      <w:tr>
+        <w:tc>
+          <w:tcPr>
+            <w:tcW w:type="dxa" w:w="2678"/>
+          </w:tcPr>
+          <w:p>
+            <w:pPr>
+              <w:spacing w:after="20"/>
+            </w:pPr>
+            <w:r>
+              <w:rPr>
+                <w:color w:val="1C3A36"/>
+                <w:sz w:val="16"/>
+              </w:rPr>
               <w:t>Earnings per share (AED)</w:t>
             </w:r>
           </w:p>
@@ -11719,7 +13501,7 @@
                 <w:color w:val="1C3A36"/>
                 <w:sz w:val="16"/>
               </w:rPr>
-              <w:t>0.70</w:t>
+              <w:t>0.69</w:t>
             </w:r>
           </w:p>
         </w:tc>
@@ -11737,7 +13519,7 @@
                 <w:color w:val="1C3A36"/>
                 <w:sz w:val="16"/>
               </w:rPr>
-              <w:t>0.72</w:t>
+              <w:t>0.71</w:t>
             </w:r>
           </w:p>
         </w:tc>
@@ -11755,7 +13537,7 @@
                 <w:color w:val="1C3A36"/>
                 <w:sz w:val="16"/>
               </w:rPr>
-              <w:t>0.75</w:t>
+              <w:t>0.74</w:t>
             </w:r>
           </w:p>
         </w:tc>
@@ -11773,7 +13555,7 @@
                 <w:color w:val="1C3A36"/>
                 <w:sz w:val="16"/>
               </w:rPr>
-              <w:t>0.78</w:t>
+              <w:t>0.77</w:t>
             </w:r>
           </w:p>
         </w:tc>
@@ -11976,7 +13758,7 @@
           <w:color w:val="6E7B77"/>
           <w:sz w:val="17"/>
         </w:rPr>
-        <w:t>Table A1 — FY2023-25 are the audited figures (FY2024 on the re-presented basis of the FY2025 statements, so the two recent years sit on one presentation; FY2023 EBITDA is derived from audited components because the older format prints no such line, and is flagged as such). The FY2023 royalty is the old-regime charge; no corporate income tax existed before 2024.</w:t>
+        <w:t>Table A1 — every column now foots: the associates-and-impairment line, previously omitted, is what reconciled operating profit to profit before royalty in the audited statements. FY2023-25 are the audited figures (FY2024 on the re-presented basis of the FY2025 statements, so the two recent years sit on one presentation; FY2023 EBITDA is derived from audited components because the older format prints no such line, and is flagged as such). The FY2023 royalty is the old-regime charge; no corporate income tax existed before 2024.</w:t>
       </w:r>
     </w:p>
     <w:p>
@@ -13100,7 +14882,7 @@
                 <w:color w:val="1C3A36"/>
                 <w:sz w:val="16"/>
               </w:rPr>
-              <w:t>1,667</w:t>
+              <w:t>2,021</w:t>
             </w:r>
           </w:p>
         </w:tc>
@@ -13118,7 +14900,7 @@
                 <w:color w:val="1C3A36"/>
                 <w:sz w:val="16"/>
               </w:rPr>
-              <w:t>1,191</w:t>
+              <w:t>1,895</w:t>
             </w:r>
           </w:p>
         </w:tc>
@@ -13136,7 +14918,7 @@
                 <w:color w:val="1C3A36"/>
                 <w:sz w:val="16"/>
               </w:rPr>
-              <w:t>802</w:t>
+              <w:t>1,850</w:t>
             </w:r>
           </w:p>
         </w:tc>
@@ -13154,7 +14936,7 @@
                 <w:color w:val="1C3A36"/>
                 <w:sz w:val="16"/>
               </w:rPr>
-              <w:t>582</w:t>
+              <w:t>1,970</w:t>
             </w:r>
           </w:p>
         </w:tc>
@@ -13172,7 +14954,7 @@
                 <w:color w:val="1C3A36"/>
                 <w:sz w:val="16"/>
               </w:rPr>
-              <w:t>423</w:t>
+              <w:t>2,147</w:t>
             </w:r>
           </w:p>
         </w:tc>
@@ -13456,7 +15238,7 @@
                 <w:color w:val="1C3A36"/>
                 <w:sz w:val="16"/>
               </w:rPr>
-              <w:t>10,276</w:t>
+              <w:t>10,275</w:t>
             </w:r>
           </w:p>
         </w:tc>
@@ -13476,7 +15258,7 @@
                 <w:color w:val="1C3A36"/>
                 <w:sz w:val="16"/>
               </w:rPr>
-              <w:t>10,344</w:t>
+              <w:t>10,343</w:t>
             </w:r>
           </w:p>
         </w:tc>
@@ -13496,7 +15278,7 @@
                 <w:color w:val="1C3A36"/>
                 <w:sz w:val="16"/>
               </w:rPr>
-              <w:t>10,414</w:t>
+              <w:t>10,413</w:t>
             </w:r>
           </w:p>
         </w:tc>
@@ -13516,7 +15298,7 @@
                 <w:color w:val="1C3A36"/>
                 <w:sz w:val="16"/>
               </w:rPr>
-              <w:t>10,488</w:t>
+              <w:t>10,486</w:t>
             </w:r>
           </w:p>
         </w:tc>
@@ -13607,7 +15389,7 @@
                 <w:color w:val="1C3A36"/>
                 <w:sz w:val="16"/>
               </w:rPr>
-              <w:t>-272</w:t>
+              <w:t>82</w:t>
             </w:r>
           </w:p>
         </w:tc>
@@ -13625,7 +15407,7 @@
                 <w:color w:val="1C3A36"/>
                 <w:sz w:val="16"/>
               </w:rPr>
-              <w:t>-748</w:t>
+              <w:t>-44</w:t>
             </w:r>
           </w:p>
         </w:tc>
@@ -13643,7 +15425,7 @@
                 <w:color w:val="1C3A36"/>
                 <w:sz w:val="16"/>
               </w:rPr>
-              <w:t>-1,137</w:t>
+              <w:t>-89</w:t>
             </w:r>
           </w:p>
         </w:tc>
@@ -13661,7 +15443,7 @@
                 <w:color w:val="1C3A36"/>
                 <w:sz w:val="16"/>
               </w:rPr>
-              <w:t>-1,357</w:t>
+              <w:t>31</w:t>
             </w:r>
           </w:p>
         </w:tc>
@@ -13679,7 +15461,7 @@
                 <w:color w:val="1C3A36"/>
                 <w:sz w:val="16"/>
               </w:rPr>
-              <w:t>-1,515</w:t>
+              <w:t>208</w:t>
             </w:r>
           </w:p>
         </w:tc>
@@ -13729,7 +15511,7 @@
           <w:color w:val="1C3A36"/>
           <w:sz w:val="21"/>
         </w:rPr>
-        <w:t>The equity walk: profit less the 98% payout compounds equity from AED 10,148mn to AED 10,488mn by FY2030E. The cash walk is the stress line: at a near-total payout plus the data-centre capex peak, cash and term deposits fall from AED 2,250mn to AED 423mn at the trough before rebuilding — the audited mid-2026 position (term deposits nil after the royalty settlement and final dividend) already shows exactly this mechanic, and the undrawn AED 2.0bn facility is the disclosed backstop. Working capital RELEASES cash every year; the lease book is held flat with replacement charged at depreciation.</w:t>
+        <w:t>The equity walk: profit less the 98% payout compounds equity from AED 10,148mn to AED 10,486mn by FY2030E. The cash walk is the stress line: at a near-total payout plus the data-centre capex peak, cash and term deposits fall from AED 2,250mn to AED 2,147mn by the last forecast year, declining in every year of the forecast with no rebuild inside the window — the audited mid-2026 position (term deposits nil after the royalty settlement and final dividend) already shows exactly this mechanic, and the undrawn AED 2.0bn facility is the disclosed backstop. Working capital RELEASES cash every year; the lease book is held flat with replacement charged at depreciation.</w:t>
       </w:r>
     </w:p>
     <w:p>
@@ -14693,7 +16475,7 @@
                 <w:color w:val="1C3A36"/>
                 <w:sz w:val="17"/>
               </w:rPr>
-              <w:t>Framing B throughout: AED 15.95</w:t>
+              <w:t>Framing B throughout: AED 15.22</w:t>
             </w:r>
           </w:p>
         </w:tc>
@@ -14748,7 +16530,7 @@
                 <w:color w:val="1C3A36"/>
                 <w:sz w:val="17"/>
               </w:rPr>
-              <w:t>~AED 0.63/share per +1pp (section 1.9)</w:t>
+              <w:t>~AED 0.61/share per +1pp (section 1.9)</w:t>
             </w:r>
           </w:p>
         </w:tc>
@@ -14840,7 +16622,7 @@
                 <w:color w:val="1C3A36"/>
                 <w:sz w:val="17"/>
               </w:rPr>
-              <w:t>the 0.47 regression beta understates true risk</w:t>
+              <w:t>the 0.488 regression beta understates true risk</w:t>
             </w:r>
           </w:p>
         </w:tc>
@@ -14858,7 +16640,7 @@
                 <w:color w:val="1C3A36"/>
                 <w:sz w:val="17"/>
               </w:rPr>
-              <w:t>beta grid to 0.80: AED 12.30</w:t>
+              <w:t>beta grid to 0.80: AED 13.36</w:t>
             </w:r>
           </w:p>
         </w:tc>
@@ -15087,7 +16869,7 @@
           <w:color w:val="1C3A36"/>
           <w:sz w:val="21"/>
         </w:rPr>
-        <w:t>Three experts, three genuinely different methods, each with worked arithmetic, a named sensitivity and a falsifier stated in advance. They are labelled Expert 1/2/3; their methods, not their names, are the point. Cast by method: an earnings-power investor, a dividend-stream investor, and an economic-profit analyst.</w:t>
+        <w:t>Three experts, three methods, each with worked arithmetic, a named sensitivity and a falsifier stated in advance. One caveat a reader is owed up front, because it limits what the panel proves: Expert 3's economic-profit method is ALGEBRAICALLY equivalent to the cash-flow model given the same profit, capital and cost of capital, and Expert 2's dividend model is a perpetuity on the same terminal cost of equity and growth at a payout near 100%. So of the three, only Expert 1 is genuinely independent of the primary lens; the other two are better read as consistency checks on it than as external corroboration. The panel median is reported on that understanding. They are labelled Expert 1/2/3; their methods, not their names, are the point. Cast by method: an earnings-power investor, a dividend-stream investor, and an economic-profit analyst.</w:t>
       </w:r>
     </w:p>
     <w:p>
@@ -15216,7 +16998,7 @@
                 <w:color w:val="1C3A36"/>
                 <w:sz w:val="18"/>
               </w:rPr>
-              <w:t>0.75</w:t>
+              <w:t>0.74</w:t>
             </w:r>
           </w:p>
         </w:tc>
@@ -15272,7 +17054,7 @@
                 <w:color w:val="1C3A36"/>
                 <w:sz w:val="18"/>
               </w:rPr>
-              <w:t>Value at FY2028, discounted two years at the cost of equity</w:t>
+              <w:t>Value at FY2028 (EPS × multiple)</w:t>
             </w:r>
           </w:p>
         </w:tc>
@@ -15290,7 +17072,7 @@
                 <w:color w:val="1C3A36"/>
                 <w:sz w:val="18"/>
               </w:rPr>
-              <w:t>10.27  (before the paid-dividend adjustment)</w:t>
+              <w:t>11.15</w:t>
             </w:r>
           </w:p>
         </w:tc>
@@ -15309,7 +17091,7 @@
                 <w:color w:val="1C3A36"/>
                 <w:sz w:val="18"/>
               </w:rPr>
-              <w:t>less the final FY2025 dividend paid before the anchor</w:t>
+              <w:t>discounted two years at the cost of equity</w:t>
             </w:r>
           </w:p>
         </w:tc>
@@ -15327,7 +17109,7 @@
                 <w:color w:val="1C3A36"/>
                 <w:sz w:val="18"/>
               </w:rPr>
-              <w:t>0.40</w:t>
+              <w:t>9.83</w:t>
             </w:r>
           </w:p>
         </w:tc>
@@ -15348,7 +17130,7 @@
                 <w:color w:val="1C3A36"/>
                 <w:sz w:val="18"/>
               </w:rPr>
-              <w:t>Expert 1 fair value (anchor date)</w:t>
+              <w:t>× the anchor accretion factor of 1.0387, as every other lens is rolled</w:t>
             </w:r>
           </w:p>
         </w:tc>
@@ -15368,7 +17150,7 @@
                 <w:color w:val="1C3A36"/>
                 <w:sz w:val="18"/>
               </w:rPr>
-              <w:t>9.87</w:t>
+              <w:t>10.21</w:t>
             </w:r>
           </w:p>
         </w:tc>
@@ -15387,6 +17169,80 @@
                 <w:color w:val="1C3A36"/>
                 <w:sz w:val="18"/>
               </w:rPr>
+              <w:t>less the dividends gone ex before the anchor</w:t>
+            </w:r>
+          </w:p>
+        </w:tc>
+        <w:tc>
+          <w:tcPr>
+            <w:tcW w:type="dxa" w:w="3312"/>
+          </w:tcPr>
+          <w:p>
+            <w:pPr>
+              <w:spacing w:after="20"/>
+              <w:jc w:val="right"/>
+            </w:pPr>
+            <w:r>
+              <w:rPr>
+                <w:color w:val="1C3A36"/>
+                <w:sz w:val="18"/>
+              </w:rPr>
+              <w:t>0.66</w:t>
+            </w:r>
+          </w:p>
+        </w:tc>
+      </w:tr>
+      <w:tr>
+        <w:tc>
+          <w:tcPr>
+            <w:tcW w:type="dxa" w:w="6192"/>
+          </w:tcPr>
+          <w:p>
+            <w:pPr>
+              <w:spacing w:after="20"/>
+            </w:pPr>
+            <w:r>
+              <w:rPr>
+                <w:color w:val="1C3A36"/>
+                <w:sz w:val="18"/>
+              </w:rPr>
+              <w:t>Expert 1 fair value (anchor date)</w:t>
+            </w:r>
+          </w:p>
+        </w:tc>
+        <w:tc>
+          <w:tcPr>
+            <w:tcW w:type="dxa" w:w="3312"/>
+          </w:tcPr>
+          <w:p>
+            <w:pPr>
+              <w:spacing w:after="20"/>
+              <w:jc w:val="right"/>
+            </w:pPr>
+            <w:r>
+              <w:rPr>
+                <w:color w:val="1C3A36"/>
+                <w:sz w:val="18"/>
+              </w:rPr>
+              <w:t>9.55</w:t>
+            </w:r>
+          </w:p>
+        </w:tc>
+      </w:tr>
+      <w:tr>
+        <w:tc>
+          <w:tcPr>
+            <w:tcW w:type="dxa" w:w="6192"/>
+          </w:tcPr>
+          <w:p>
+            <w:pPr>
+              <w:spacing w:after="20"/>
+            </w:pPr>
+            <w:r>
+              <w:rPr>
+                <w:color w:val="1C3A36"/>
+                <w:sz w:val="18"/>
+              </w:rPr>
               <w:t>Range: 12× to 17.5× the same earnings</w:t>
             </w:r>
           </w:p>
@@ -15405,7 +17261,7 @@
                 <w:color w:val="1C3A36"/>
                 <w:sz w:val="18"/>
               </w:rPr>
-              <w:t>7.82 – 11.58</w:t>
+              <w:t>7.51 – 11.25</w:t>
             </w:r>
           </w:p>
         </w:tc>
@@ -15575,7 +17431,7 @@
                 <w:color w:val="1C3A36"/>
                 <w:sz w:val="18"/>
               </w:rPr>
-              <w:t>grown at 2.5% into a perpetuity at the terminal cost of equity 6.26%</w:t>
+              <w:t>grown at 2.5% into a perpetuity at the terminal cost of equity 6.35%</w:t>
             </w:r>
           </w:p>
         </w:tc>
@@ -15593,7 +17449,7 @@
                 <w:color w:val="1C3A36"/>
                 <w:sz w:val="18"/>
               </w:rPr>
-              <w:t>0.68 × 1.025 / (6.26% − 2.5%)</w:t>
+              <w:t>17.98</w:t>
             </w:r>
           </w:p>
         </w:tc>
@@ -15612,7 +17468,7 @@
                 <w:color w:val="1C3A36"/>
                 <w:sz w:val="18"/>
               </w:rPr>
-              <w:t>less the final FY2025 dividend paid before the anchor</w:t>
+              <w:t>× the anchor accretion factor of 1.0387, as every other lens is rolled</w:t>
             </w:r>
           </w:p>
         </w:tc>
@@ -15630,7 +17486,7 @@
                 <w:color w:val="1C3A36"/>
                 <w:sz w:val="18"/>
               </w:rPr>
-              <w:t>0.40</w:t>
+              <w:t>18.68</w:t>
             </w:r>
           </w:p>
         </w:tc>
@@ -15651,7 +17507,7 @@
                 <w:color w:val="1C3A36"/>
                 <w:sz w:val="18"/>
               </w:rPr>
-              <w:t>Expert 2 fair value (anchor date)</w:t>
+              <w:t>less the dividends gone ex before the anchor</w:t>
             </w:r>
           </w:p>
         </w:tc>
@@ -15671,7 +17527,7 @@
                 <w:color w:val="1C3A36"/>
                 <w:sz w:val="18"/>
               </w:rPr>
-              <w:t>18.92</w:t>
+              <w:t>0.66</w:t>
             </w:r>
           </w:p>
         </w:tc>
@@ -15690,6 +17546,43 @@
                 <w:color w:val="1C3A36"/>
                 <w:sz w:val="18"/>
               </w:rPr>
+              <w:t>Expert 2 fair value (anchor date)</w:t>
+            </w:r>
+          </w:p>
+        </w:tc>
+        <w:tc>
+          <w:tcPr>
+            <w:tcW w:type="dxa" w:w="3312"/>
+          </w:tcPr>
+          <w:p>
+            <w:pPr>
+              <w:spacing w:after="20"/>
+              <w:jc w:val="right"/>
+            </w:pPr>
+            <w:r>
+              <w:rPr>
+                <w:color w:val="1C3A36"/>
+                <w:sz w:val="18"/>
+              </w:rPr>
+              <w:t>18.02</w:t>
+            </w:r>
+          </w:p>
+        </w:tc>
+      </w:tr>
+      <w:tr>
+        <w:tc>
+          <w:tcPr>
+            <w:tcW w:type="dxa" w:w="6192"/>
+          </w:tcPr>
+          <w:p>
+            <w:pPr>
+              <w:spacing w:after="20"/>
+            </w:pPr>
+            <w:r>
+              <w:rPr>
+                <w:color w:val="1C3A36"/>
+                <w:sz w:val="18"/>
+              </w:rPr>
               <w:t>Range: cut-and-higher-rate bear to 3%-growth bull</w:t>
             </w:r>
           </w:p>
@@ -15708,7 +17601,7 @@
                 <w:color w:val="1C3A36"/>
                 <w:sz w:val="18"/>
               </w:rPr>
-              <w:t>10.05 – 22.00</w:t>
+              <w:t>9.53 – 20.91</w:t>
             </w:r>
           </w:p>
         </w:tc>
@@ -15730,7 +17623,7 @@
           <w:color w:val="1C3A36"/>
           <w:sz w:val="21"/>
         </w:rPr>
-        <w:t>Named sensitivity: the growth-rate spread (Ke − g). At these levels each 50 basis points of spread is worth roughly AED 2.52 per share. Falsifier: an interim or final dividend DECLARED lower than the prior year's equivalent — the first cut in the record — withdraws this read immediately.</w:t>
+        <w:t>Named sensitivity: the growth-rate spread (Ke − g). At these levels each 50 basis points of spread is worth roughly AED 2.34 per share. Falsifier: an interim or final dividend DECLARED lower than the prior year's equivalent — the first cut in the record — withdraws this read immediately.</w:t>
       </w:r>
     </w:p>
     <w:p>
@@ -15896,7 +17789,7 @@
                 <w:color w:val="1C3A36"/>
                 <w:sz w:val="18"/>
               </w:rPr>
-              <w:t>10,814</w:t>
+              <w:t>10,613</w:t>
             </w:r>
           </w:p>
         </w:tc>
@@ -15933,7 +17826,7 @@
                 <w:color w:val="1C3A36"/>
                 <w:sz w:val="18"/>
               </w:rPr>
-              <w:t>59,996</w:t>
+              <w:t>57,338</w:t>
             </w:r>
           </w:p>
         </w:tc>
@@ -15970,7 +17863,7 @@
                 <w:color w:val="1C3A36"/>
                 <w:sz w:val="18"/>
               </w:rPr>
-              <w:t>82,834</w:t>
+              <w:t>79,975</w:t>
             </w:r>
           </w:p>
         </w:tc>
@@ -16011,7 +17904,7 @@
                 <w:color w:val="1C3A36"/>
                 <w:sz w:val="18"/>
               </w:rPr>
-              <w:t>18.64</w:t>
+              <w:t>17.74</w:t>
             </w:r>
           </w:p>
         </w:tc>
@@ -16030,7 +17923,7 @@
                 <w:color w:val="1C3A36"/>
                 <w:sz w:val="18"/>
               </w:rPr>
-              <w:t>Range: fading spreads bear to the rate-tenor bull</w:t>
+              <w:t>Range: fading spreads on the low side; a judgemental +12% on the high side</w:t>
             </w:r>
           </w:p>
         </w:tc>
@@ -16048,7 +17941,7 @@
                 <w:color w:val="1C3A36"/>
                 <w:sz w:val="18"/>
               </w:rPr>
-              <w:t>12.40 – 20.88</w:t>
+              <w:t>11.75 – 19.87</w:t>
             </w:r>
           </w:p>
         </w:tc>
@@ -16070,7 +17963,7 @@
           <w:color w:val="1C3A36"/>
           <w:sz w:val="21"/>
         </w:rPr>
-        <w:t>The return spread behind it: forecast returns on capital of 26% / 25% / 25% / 26% / 26% against forward costs of capital of 6.3% / 6.3% / 6.2% / 6.1% / 6.1% — a spread of roughly twenty points, which is what a licensed duopoly with negative working capital looks like in this framework. Named sensitivity: terminal capital intensity — if the data-centre era permanently raises invested capital per dirham of profit, the terminal annuity shrinks. Falsifier: return on invested capital printing below 20% for two consecutive years.</w:t>
+        <w:t>The return spread behind it: forecast returns on capital of 25% / 25% / 25% / 25% / 26% against forward costs of capital of 6.4% / 6.4% / 6.3% / 6.2% / 6.2% — a spread of roughly twenty points, which is what a licensed duopoly with negative working capital looks like in this framework. Named sensitivity: terminal capital intensity — if the data-centre era permanently raises invested capital per dirham of profit, the terminal annuity shrinks. Falsifier: return on invested capital printing below 20% for two consecutive years.</w:t>
       </w:r>
     </w:p>
     <w:p>
@@ -16168,7 +18061,7 @@
           <w:color w:val="1C3A36"/>
           <w:sz w:val="21"/>
         </w:rPr>
-        <w:t>the DCF's terminal value is 85% of enterprise value at a discount rate its own section calls the study's biggest assumption. The model's answer: the beta is measured, gated, cross-checked, and priced against its alternatives in two separate tables — the disagreement is put in front of the reader rather than resolved by fiat.</w:t>
+        <w:t>the DCF's terminal value is 83% of enterprise value at a discount rate its own section calls the study's biggest assumption. The model's answer: the beta is measured, gated, cross-checked, and priced against its alternatives in two separate tables — the disagreement is put in front of the reader rather than resolved by fiat.</w:t>
       </w:r>
     </w:p>
     <w:p>
@@ -16196,7 +18089,7 @@
           <w:color w:val="1C3A36"/>
           <w:sz w:val="21"/>
         </w:rPr>
-        <w:t>Where they land: Expert 1 at AED 9.87, Expert 2 at AED 18.92, Expert 3 at AED 18.64 — a panel median of AED 18.64. The shape of the disagreement is the study in miniature: the earnings-power read hugs the market because it borrows the market's multiple; the two cash-based reads sit together well above it because they price du's cash at du's measured risk. The room's one joint statement: at spot, the market is paying for the annuity and giving the growth legs — data centres, the war recovery, the postpaid mix — away for little.</w:t>
+        <w:t>Where they land: Expert 1 at AED 9.55, Expert 2 at AED 18.02, Expert 3 at AED 17.74 — a panel median of AED 17.74. The shape of the disagreement is the study in miniature: the earnings-power read hugs the market because it borrows the market's multiple; the two cash-based reads sit together well above it because they price du's cash at du's measured risk — and, as section 1.7 sets out, that gap is itself the study's central unresolved judgement rather than a conclusion about it.</w:t>
       </w:r>
     </w:p>
     <w:p>
@@ -16313,7 +18206,7 @@
                 <w:color w:val="1C3A36"/>
                 <w:sz w:val="17"/>
               </w:rPr>
-              <w:t>Expert 1 (9.87) vs Expert 2 (18.92)</w:t>
+              <w:t>Expert 1 (9.55) vs Expert 2 (18.02)</w:t>
             </w:r>
           </w:p>
         </w:tc>
@@ -16349,7 +18242,7 @@
                 <w:color w:val="1C3A36"/>
                 <w:sz w:val="17"/>
               </w:rPr>
-              <w:t>9.05</w:t>
+              <w:t>8.47</w:t>
             </w:r>
           </w:p>
         </w:tc>
@@ -16368,7 +18261,7 @@
                 <w:color w:val="1C3A36"/>
                 <w:sz w:val="17"/>
               </w:rPr>
-              <w:t>Expert 2 (18.92) vs Expert 3 (18.64)</w:t>
+              <w:t>Expert 2 (18.02) vs Expert 3 (17.74)</w:t>
             </w:r>
           </w:p>
         </w:tc>
@@ -16423,7 +18316,7 @@
                 <w:color w:val="1C3A36"/>
                 <w:sz w:val="17"/>
               </w:rPr>
-              <w:t>Panel median vs the study's weighted central (14.77)</w:t>
+              <w:t>Panel median vs the study's weighted central (13.45)</w:t>
             </w:r>
           </w:p>
         </w:tc>
@@ -16459,7 +18352,7 @@
                 <w:color w:val="1C3A36"/>
                 <w:sz w:val="17"/>
               </w:rPr>
-              <w:t>3.87</w:t>
+              <w:t>4.29</w:t>
             </w:r>
           </w:p>
         </w:tc>

--- a/engine/du_study/DU_Valuation_Study_09-08-2026_public.docx
+++ b/engine/du_study/DU_Valuation_Study_09-08-2026_public.docx
@@ -191,7 +191,7 @@
                 <w:color w:val="1C3A36"/>
                 <w:sz w:val="19"/>
               </w:rPr>
-              <w:t>Weighted central AED 13.45 per share against a spot of AED 12.30 (+9%), inside a weighted bear-to-bull range of AED 9.40 to 19.61 and a wider span across the four lenses of AED 7.93 to AED 27.59. The cash-flow lens alone reads AED 18.17; the market-anchored relative lens reads AED 8.58. That gap is the study's honest tension, and section 4 explains rather than hides it.</w:t>
+              <w:t>Weighted central AED 13.90 per share against a spot of AED 12.30 (+13%), inside a weighted bear-to-bull range of AED 9.74 to 20.28 and a wider span across the four lenses of AED 8.19 to AED 28.65. The cash-flow lens alone reads AED 18.89; the market-anchored relative lens reads AED 8.86. That gap is the study's honest tension, and section 4 explains rather than hides it.</w:t>
             </w:r>
           </w:p>
           <w:p>
@@ -211,7 +211,7 @@
                 <w:color w:val="1C3A36"/>
                 <w:sz w:val="19"/>
               </w:rPr>
-              <w:t>What required return does this business deserve? On du's own measured beta the cash-flow lens reads AED 18.17 — but the terminal that implies values du at 10.0x forward EBITDA in perpetuity, against the 7.6x the market pays for it today. Refuse that re-rating and hold today's multiple instead and the same cash flows are worth AED 14.40. Both are published side by side — the judgement is worth AED 3.76 per share and is never averaged into one number.</w:t>
+              <w:t>What required return does this business deserve? On du's own measured beta the cash-flow lens reads AED 18.89 — but the terminal that implies values du at 10.1x forward EBITDA in perpetuity, against the 7.6x the market pays for it today. Refuse that re-rating and hold today's multiple instead and the same cash flows are worth AED 14.81. Both are published side by side — the judgement is worth AED 4.08 per share and is never averaged into one number.</w:t>
             </w:r>
           </w:p>
           <w:p>
@@ -231,7 +231,7 @@
                 <w:color w:val="1C3A36"/>
                 <w:sz w:val="19"/>
               </w:rPr>
-              <w:t>The fiscal regime. The 38% royalty plus 9% corporate tax was legislated only to 2026, but du disclosed the extension itself on 24 July 2026, covering 2027 to 2029 on the same structure with the AED 1.8bn combined floor expressly retained. A reversion after 2029 is priced as a named tail (AED 15.22), not as a live coin-flip.</w:t>
+              <w:t>The fiscal regime. The 38% royalty plus 9% corporate tax was legislated only to 2026, but du disclosed the extension itself on 24 July 2026, covering 2027 to 2029 on the same structure with the AED 1.8bn combined floor expressly retained. A reversion after 2029 is priced as a named tail (AED 16.11), not as a live coin-flip.</w:t>
             </w:r>
           </w:p>
           <w:p>
@@ -454,7 +454,7 @@
                 <w:color w:val="1C3A36"/>
                 <w:sz w:val="17"/>
               </w:rPr>
-              <w:t>10.54</w:t>
+              <w:t>11.03</w:t>
             </w:r>
           </w:p>
         </w:tc>
@@ -472,7 +472,7 @@
                 <w:color w:val="1C3A36"/>
                 <w:sz w:val="17"/>
               </w:rPr>
-              <w:t>18.17</w:t>
+              <w:t>18.89</w:t>
             </w:r>
           </w:p>
         </w:tc>
@@ -490,7 +490,7 @@
                 <w:color w:val="1C3A36"/>
                 <w:sz w:val="17"/>
               </w:rPr>
-              <w:t>27.59</w:t>
+              <w:t>28.65</w:t>
             </w:r>
           </w:p>
         </w:tc>
@@ -526,7 +526,7 @@
                 <w:color w:val="1C3A36"/>
                 <w:sz w:val="17"/>
               </w:rPr>
-              <w:t>+48%</w:t>
+              <w:t>+54%</w:t>
             </w:r>
           </w:p>
         </w:tc>
@@ -563,7 +563,7 @@
                 <w:color w:val="1C3A36"/>
                 <w:sz w:val="17"/>
               </w:rPr>
-              <w:t>7.94</w:t>
+              <w:t>8.19</w:t>
             </w:r>
           </w:p>
         </w:tc>
@@ -581,7 +581,7 @@
                 <w:color w:val="1C3A36"/>
                 <w:sz w:val="17"/>
               </w:rPr>
-              <w:t>8.58</w:t>
+              <w:t>8.86</w:t>
             </w:r>
           </w:p>
         </w:tc>
@@ -599,7 +599,7 @@
                 <w:color w:val="1C3A36"/>
                 <w:sz w:val="17"/>
               </w:rPr>
-              <w:t>12.60</w:t>
+              <w:t>12.99</w:t>
             </w:r>
           </w:p>
         </w:tc>
@@ -635,7 +635,7 @@
                 <w:color w:val="1C3A36"/>
                 <w:sz w:val="17"/>
               </w:rPr>
-              <w:t>-30%</w:t>
+              <w:t>-28%</w:t>
             </w:r>
           </w:p>
         </w:tc>
@@ -672,7 +672,7 @@
                 <w:color w:val="1C3A36"/>
                 <w:sz w:val="17"/>
               </w:rPr>
-              <w:t>7.93</w:t>
+              <w:t>8.21</w:t>
             </w:r>
           </w:p>
         </w:tc>
@@ -690,7 +690,7 @@
                 <w:color w:val="1C3A36"/>
                 <w:sz w:val="17"/>
               </w:rPr>
-              <w:t>8.57</w:t>
+              <w:t>8.87</w:t>
             </w:r>
           </w:p>
         </w:tc>
@@ -708,7 +708,7 @@
                 <w:color w:val="1C3A36"/>
                 <w:sz w:val="17"/>
               </w:rPr>
-              <w:t>12.58</w:t>
+              <w:t>13.01</w:t>
             </w:r>
           </w:p>
         </w:tc>
@@ -744,7 +744,7 @@
                 <w:color w:val="1C3A36"/>
                 <w:sz w:val="17"/>
               </w:rPr>
-              <w:t>-30%</w:t>
+              <w:t>-28%</w:t>
             </w:r>
           </w:p>
         </w:tc>
@@ -894,7 +894,7 @@
                 <w:color w:val="1C3A36"/>
                 <w:sz w:val="17"/>
               </w:rPr>
-              <w:t>9.40</w:t>
+              <w:t>9.74</w:t>
             </w:r>
           </w:p>
         </w:tc>
@@ -914,7 +914,7 @@
                 <w:color w:val="1C3A36"/>
                 <w:sz w:val="17"/>
               </w:rPr>
-              <w:t>13.45</w:t>
+              <w:t>13.90</w:t>
             </w:r>
           </w:p>
         </w:tc>
@@ -934,7 +934,7 @@
                 <w:color w:val="1C3A36"/>
                 <w:sz w:val="17"/>
               </w:rPr>
-              <w:t>19.61</w:t>
+              <w:t>20.28</w:t>
             </w:r>
           </w:p>
         </w:tc>
@@ -974,7 +974,7 @@
                 <w:color w:val="1C3A36"/>
                 <w:sz w:val="17"/>
               </w:rPr>
-              <w:t>+9%</w:t>
+              <w:t>+13%</w:t>
             </w:r>
           </w:p>
         </w:tc>
@@ -1011,7 +1011,7 @@
                 <w:color w:val="1C3A36"/>
                 <w:sz w:val="17"/>
               </w:rPr>
-              <w:t>7.93</w:t>
+              <w:t>8.19</w:t>
             </w:r>
           </w:p>
         </w:tc>
@@ -1046,7 +1046,7 @@
                 <w:color w:val="1C3A36"/>
                 <w:sz w:val="17"/>
               </w:rPr>
-              <w:t>27.59</w:t>
+              <w:t>28.65</w:t>
             </w:r>
           </w:p>
         </w:tc>
@@ -1135,7 +1135,7 @@
                 <w:color w:val="1C3A36"/>
                 <w:sz w:val="17"/>
               </w:rPr>
-              <w:t>14.40</w:t>
+              <w:t>14.81</w:t>
             </w:r>
           </w:p>
         </w:tc>
@@ -1188,7 +1188,7 @@
                 <w:color w:val="1C3A36"/>
                 <w:sz w:val="17"/>
               </w:rPr>
-              <w:t>+17%</w:t>
+              <w:t>+20%</w:t>
             </w:r>
           </w:p>
         </w:tc>
@@ -1242,7 +1242,7 @@
                 <w:color w:val="1C3A36"/>
                 <w:sz w:val="17"/>
               </w:rPr>
-              <w:t>17.74</w:t>
+              <w:t>18.46</w:t>
             </w:r>
           </w:p>
         </w:tc>
@@ -1295,7 +1295,7 @@
                 <w:color w:val="1C3A36"/>
                 <w:sz w:val="17"/>
               </w:rPr>
-              <w:t>+44%</w:t>
+              <w:t>+50%</w:t>
             </w:r>
           </w:p>
         </w:tc>
@@ -1421,7 +1421,7 @@
           <w:color w:val="6E7B77"/>
           <w:sz w:val="17"/>
         </w:rPr>
-        <w:t>Table 1 — the valuation summary. Weighted central AED 13.45, with its bear and bull columns weighted on the same 45/25/20/10 basis; the row beneath shows the wider min/max span across lenses, which is NOT a weighted figure. Every lens value is dated at the 2026-08-07 anchor, net of the AED 0.66 of dividends whose ex-dates fall between the 31-Dec-2025 valuation date and that anchor (the 0.40 final, paid 28-Apr-2026, and the 0.26 interim, ex 31-Jul-2026). The terminal value is 83% of the DCF enterprise value, and the terminal it implies is priced explicitly in section 1.7 rather than left as a caveat.</w:t>
+        <w:t>Table 1 — the valuation summary. Weighted central AED 13.90, with its bear and bull columns weighted on the same 45/25/20/10 basis; the row beneath shows the wider min/max span across lenses, which is NOT a weighted figure. Every lens value is dated at the 2026-08-07 anchor, net of the AED 0.66 of dividends whose ex-dates fall between the 31-Dec-2025 valuation date and that anchor (the 0.40 final, paid 28-Apr-2026, and the 0.26 interim, ex 31-Jul-2026). The terminal value is 83% of the DCF enterprise value, and the terminal it implies is priced explicitly in section 1.7 rather than left as a caveat.</w:t>
       </w:r>
     </w:p>
     <w:p>
@@ -1895,7 +1895,7 @@
                 <w:color w:val="1C3A36"/>
                 <w:sz w:val="17"/>
               </w:rPr>
-              <w:t>7,772</w:t>
+              <w:t>7,937</w:t>
             </w:r>
           </w:p>
         </w:tc>
@@ -1915,7 +1915,7 @@
                 <w:color w:val="1C3A36"/>
                 <w:sz w:val="17"/>
               </w:rPr>
-              <w:t>8,066</w:t>
+              <w:t>8,239</w:t>
             </w:r>
           </w:p>
         </w:tc>
@@ -1935,7 +1935,7 @@
                 <w:color w:val="1C3A36"/>
                 <w:sz w:val="17"/>
               </w:rPr>
-              <w:t>8,428</w:t>
+              <w:t>8,624</w:t>
             </w:r>
           </w:p>
         </w:tc>
@@ -1955,7 +1955,7 @@
                 <w:color w:val="1C3A36"/>
                 <w:sz w:val="17"/>
               </w:rPr>
-              <w:t>8,761</w:t>
+              <w:t>8,977</w:t>
             </w:r>
           </w:p>
         </w:tc>
@@ -1975,7 +1975,7 @@
                 <w:color w:val="1C3A36"/>
                 <w:sz w:val="17"/>
               </w:rPr>
-              <w:t>9,077</w:t>
+              <w:t>9,309</w:t>
             </w:r>
           </w:p>
         </w:tc>
@@ -2125,7 +2125,7 @@
                 <w:color w:val="1C3A36"/>
                 <w:sz w:val="17"/>
               </w:rPr>
-              <w:t>5,537</w:t>
+              <w:t>5,702</w:t>
             </w:r>
           </w:p>
         </w:tc>
@@ -2145,7 +2145,7 @@
                 <w:color w:val="1C3A36"/>
                 <w:sz w:val="17"/>
               </w:rPr>
-              <w:t>5,714</w:t>
+              <w:t>5,887</w:t>
             </w:r>
           </w:p>
         </w:tc>
@@ -2165,7 +2165,7 @@
                 <w:color w:val="1C3A36"/>
                 <w:sz w:val="17"/>
               </w:rPr>
-              <w:t>5,980</w:t>
+              <w:t>6,176</w:t>
             </w:r>
           </w:p>
         </w:tc>
@@ -2185,7 +2185,7 @@
                 <w:color w:val="1C3A36"/>
                 <w:sz w:val="17"/>
               </w:rPr>
-              <w:t>6,231</w:t>
+              <w:t>6,446</w:t>
             </w:r>
           </w:p>
         </w:tc>
@@ -2205,7 +2205,7 @@
                 <w:color w:val="1C3A36"/>
                 <w:sz w:val="17"/>
               </w:rPr>
-              <w:t>6,495</w:t>
+              <w:t>6,727</w:t>
             </w:r>
           </w:p>
         </w:tc>
@@ -2242,7 +2242,7 @@
                 <w:color w:val="1C3A36"/>
                 <w:sz w:val="17"/>
               </w:rPr>
-              <w:t>3,124</w:t>
+              <w:t>3,218</w:t>
             </w:r>
           </w:p>
         </w:tc>
@@ -2260,7 +2260,7 @@
                 <w:color w:val="1C3A36"/>
                 <w:sz w:val="17"/>
               </w:rPr>
-              <w:t>3,224</w:t>
+              <w:t>3,322</w:t>
             </w:r>
           </w:p>
         </w:tc>
@@ -2278,7 +2278,7 @@
                 <w:color w:val="1C3A36"/>
                 <w:sz w:val="17"/>
               </w:rPr>
-              <w:t>3,375</w:t>
+              <w:t>3,485</w:t>
             </w:r>
           </w:p>
         </w:tc>
@@ -2296,7 +2296,7 @@
                 <w:color w:val="1C3A36"/>
                 <w:sz w:val="17"/>
               </w:rPr>
-              <w:t>3,516</w:t>
+              <w:t>3,638</w:t>
             </w:r>
           </w:p>
         </w:tc>
@@ -2314,7 +2314,7 @@
                 <w:color w:val="1C3A36"/>
                 <w:sz w:val="17"/>
               </w:rPr>
-              <w:t>3,665</w:t>
+              <w:t>3,796</w:t>
             </w:r>
           </w:p>
         </w:tc>
@@ -2791,7 +2791,7 @@
                 <w:color w:val="1C3A36"/>
                 <w:sz w:val="17"/>
               </w:rPr>
-              <w:t>2,833</w:t>
+              <w:t>2,927</w:t>
             </w:r>
           </w:p>
         </w:tc>
@@ -2811,7 +2811,7 @@
                 <w:color w:val="1C3A36"/>
                 <w:sz w:val="17"/>
               </w:rPr>
-              <w:t>3,033</w:t>
+              <w:t>3,131</w:t>
             </w:r>
           </w:p>
         </w:tc>
@@ -2831,7 +2831,7 @@
                 <w:color w:val="1C3A36"/>
                 <w:sz w:val="17"/>
               </w:rPr>
-              <w:t>3,263</w:t>
+              <w:t>3,373</w:t>
             </w:r>
           </w:p>
         </w:tc>
@@ -2851,7 +2851,7 @@
                 <w:color w:val="1C3A36"/>
                 <w:sz w:val="17"/>
               </w:rPr>
-              <w:t>3,566</w:t>
+              <w:t>3,687</w:t>
             </w:r>
           </w:p>
         </w:tc>
@@ -2871,7 +2871,7 @@
                 <w:color w:val="1C3A36"/>
                 <w:sz w:val="17"/>
               </w:rPr>
-              <w:t>3,768</w:t>
+              <w:t>3,900</w:t>
             </w:r>
           </w:p>
         </w:tc>
@@ -3021,7 +3021,7 @@
                 <w:color w:val="1C3A36"/>
                 <w:sz w:val="17"/>
               </w:rPr>
-              <w:t>2,663</w:t>
+              <w:t>2,750</w:t>
             </w:r>
           </w:p>
         </w:tc>
@@ -3041,7 +3041,7 @@
                 <w:color w:val="1C3A36"/>
                 <w:sz w:val="17"/>
               </w:rPr>
-              <w:t>2,680</w:t>
+              <w:t>2,766</w:t>
             </w:r>
           </w:p>
         </w:tc>
@@ -3061,7 +3061,7 @@
                 <w:color w:val="1C3A36"/>
                 <w:sz w:val="17"/>
               </w:rPr>
-              <w:t>2,712</w:t>
+              <w:t>2,804</w:t>
             </w:r>
           </w:p>
         </w:tc>
@@ -3081,7 +3081,7 @@
                 <w:color w:val="1C3A36"/>
                 <w:sz w:val="17"/>
               </w:rPr>
-              <w:t>2,790</w:t>
+              <w:t>2,885</w:t>
             </w:r>
           </w:p>
         </w:tc>
@@ -3101,7 +3101,7 @@
                 <w:color w:val="1C3A36"/>
                 <w:sz w:val="17"/>
               </w:rPr>
-              <w:t>2,777</w:t>
+              <w:t>2,874</w:t>
             </w:r>
           </w:p>
         </w:tc>
@@ -3123,7 +3123,7 @@
           <w:color w:val="6E7B77"/>
           <w:sz w:val="17"/>
         </w:rPr>
-        <w:t>Table 2 — the FCFF waterfall. EBITDA margin holds near 46.8% (an OUTPUT of the segment build, not an input); capital intensity glides from 15.5% of revenue at the data-centre peak to 13.0%; lease replacement is charged at right-of-use depreciation so the lease book neither inflates nor starves the cash flow; working-capital change is a cash RELEASE in every year because the working capital is negative and revenue grows.</w:t>
+        <w:t>Table 2 — the FCFF waterfall. EBITDA margin holds near 47.8% (an OUTPUT of the segment build, not an input); capital intensity glides from 15.5% of revenue at the data-centre peak to 13.0%; lease replacement is charged at right-of-use depreciation so the lease book neither inflates nor starves the cash flow; working-capital change is a cash RELEASE in every year because the working capital is negative and revenue grows.</w:t>
       </w:r>
     </w:p>
     <w:p>
@@ -3137,7 +3137,7 @@
           <w:color w:val="1C3A36"/>
           <w:sz w:val="21"/>
         </w:rPr>
-        <w:t>Terminal value: terminal-year NOPAT grown at 2.5% with a reinvestment rate set by the growth itself — g / return on capital = 2.5% / 26.5% = 9.4% of NOPAT — capitalised at the terminal cost of capital of 6.17% less growth. That yields a terminal value of AED 92,591mn, whose present value is AED 68,235mn — 83% of enterprise value. A reader should sit with that number: at a 6.17% discount rate almost all of the value of a stable, licence-protected annuity IS the far future, and that is exactly why the two renewal catalysts in section 5 dominate everything else in this report.</w:t>
+        <w:t>Terminal value: terminal-year NOPAT grown at 2.5% with a reinvestment rate set by the growth itself — g / return on capital = 2.5% / 27.4% = 9.1% of NOPAT — capitalised at the terminal cost of capital of 6.17% less growth. That yields a terminal value of AED 96,248mn, whose present value is AED 70,929mn — 83% of enterprise value. A reader should sit with that number: at a 6.17% discount rate almost all of the value of a stable, licence-protected annuity IS the far future, and that is exactly why the two renewal catalysts in section 5 dominate everything else in this report.</w:t>
       </w:r>
     </w:p>
     <w:p>
@@ -3272,7 +3272,7 @@
                 <w:color w:val="1C3A36"/>
                 <w:sz w:val="18"/>
               </w:rPr>
-              <w:t>13,622</w:t>
+              <w:t>14,079</w:t>
             </w:r>
           </w:p>
         </w:tc>
@@ -3290,7 +3290,7 @@
                 <w:color w:val="1C3A36"/>
                 <w:sz w:val="18"/>
               </w:rPr>
-              <w:t>3.01</w:t>
+              <w:t>3.11</w:t>
             </w:r>
           </w:p>
         </w:tc>
@@ -3327,7 +3327,7 @@
                 <w:color w:val="1C3A36"/>
                 <w:sz w:val="18"/>
               </w:rPr>
-              <w:t>68,235</w:t>
+              <w:t>70,929</w:t>
             </w:r>
           </w:p>
         </w:tc>
@@ -3345,7 +3345,7 @@
                 <w:color w:val="1C3A36"/>
                 <w:sz w:val="18"/>
               </w:rPr>
-              <w:t>15.05</w:t>
+              <w:t>15.65</w:t>
             </w:r>
           </w:p>
         </w:tc>
@@ -3386,7 +3386,7 @@
                 <w:color w:val="1C3A36"/>
                 <w:sz w:val="18"/>
               </w:rPr>
-              <w:t>81,857</w:t>
+              <w:t>85,009</w:t>
             </w:r>
           </w:p>
         </w:tc>
@@ -3406,7 +3406,7 @@
                 <w:color w:val="1C3A36"/>
                 <w:sz w:val="18"/>
               </w:rPr>
-              <w:t>18.06</w:t>
+              <w:t>18.75</w:t>
             </w:r>
           </w:p>
         </w:tc>
@@ -3665,7 +3665,7 @@
                 <w:color w:val="1C3A36"/>
                 <w:sz w:val="18"/>
               </w:rPr>
-              <w:t>82,168</w:t>
+              <w:t>85,320</w:t>
             </w:r>
           </w:p>
         </w:tc>
@@ -3685,7 +3685,7 @@
                 <w:color w:val="1C3A36"/>
                 <w:sz w:val="18"/>
               </w:rPr>
-              <w:t>18.13</w:t>
+              <w:t>18.82</w:t>
             </w:r>
           </w:p>
         </w:tc>
@@ -3798,7 +3798,7 @@
                 <w:color w:val="1C3A36"/>
                 <w:sz w:val="18"/>
               </w:rPr>
-              <w:t>18.17</w:t>
+              <w:t>18.89</w:t>
             </w:r>
           </w:p>
         </w:tc>
@@ -3834,7 +3834,7 @@
           <w:color w:val="1C3A36"/>
           <w:sz w:val="21"/>
         </w:rPr>
-        <w:t>Scenario span on this lens: bear AED 10.54 (ARPU −5%, a quarter-million fewer subscribers, margins −3%, +100bp on the discount rate, terminal growth 2.0%), bull AED 27.59 (the war recovery runs hot and the data-centre leg compounds). The base case is deliberately NOT the midpoint of those two: it is built driver by driver in section 1.6.</w:t>
+        <w:t>Scenario span on this lens: bear AED 11.03 (ARPU −5%, a quarter-million fewer subscribers, margins −3%, +100bp on the discount rate, terminal growth 2.0%), bull AED 28.65 (the war recovery runs hot and the data-centre leg compounds). The base case is deliberately NOT the midpoint of those two: it is built driver by driver in section 1.6.</w:t>
       </w:r>
     </w:p>
     <w:p>
@@ -4847,7 +4847,7 @@
           <w:color w:val="1C3A36"/>
           <w:sz w:val="21"/>
         </w:rPr>
-        <w:t>Applied to FY2026E earnings per share of AED 0.69 and rolled to the anchor: AED 8.58 per share [bear 12× → AED 7.94; bull 18.5× → AED 12.60]. A second, independent market cross-check from the dividend: du's FY2026E dividend of AED 0.68 at Mobily's own trailing yield (4.9%) is worth AED 13.82 — well ABOVE the earnings-multiple read, because du pays out far more of its earnings than the peer does. Peer EV/EBITDA could not be built from filings within this study's scope (net-debt detail per peer was not retrieved), so the lens runs on earnings and yield only; that limitation is stated rather than papered over.</w:t>
+        <w:t>Applied to FY2026E earnings per share of AED 0.71 and rolled to the anchor: AED 8.86 per share [bear 12× → AED 8.19; bull 18.5× → AED 12.99]. A second, independent market cross-check from the dividend: du's FY2026E dividend of AED 0.70 at Mobily's own trailing yield (4.9%) is worth AED 14.24 — well ABOVE the earnings-multiple read, because du pays out far more of its earnings than the peer does. Peer EV/EBITDA could not be built from filings within this study's scope (net-debt detail per peer was not retrieved), so the lens runs on earnings and yield only; that limitation is stated rather than papered over.</w:t>
       </w:r>
     </w:p>
     <w:p>
@@ -4875,7 +4875,7 @@
           <w:color w:val="1C3A36"/>
           <w:sz w:val="21"/>
         </w:rPr>
-        <w:t>The lens strips the cycle: the mid-cycle EBITDA margin (the middle forecast year, FY2028E, 46.8%) applied to CURRENT-scale revenue (FY2026E, AED 16,593mn), less FY2026E depreciation, plus FY2026E net finance income, taxed at the combined 43.6%: normalised earnings of AED 3,123mn, or AED 0.69 per share. At the justified 12.9× and rolled to the anchor: AED 8.57 [12× → 7.93; 18.5× → 12.58]. It reads within a few fils of the relative lens, and that is worth being blunt about rather than presenting as corroboration: du's current year IS close to mid-cycle — the war knocked the top line, not the margin, and the first half of 2026 printed the best margin in the company's history — so normalising changes the earnings base by less than a fil. The two market-anchored lenses are therefore ONE reading of one multiple against one earnings number, carrying 45% of the weighted central between them, not two independent reads. The synthesis in 1.5 and the comparison in section 4 should be read on that basis.</w:t>
+        <w:t>The lens strips the cycle: the mid-cycle EBITDA margin (the middle forecast year, FY2028E, 47.9%) applied to CURRENT-scale revenue (FY2026E, AED 16,593mn), less FY2026E depreciation, plus FY2026E net finance income, taxed at the combined 43.6%: normalised earnings of AED 3,225mn, or AED 0.71 per share. At the justified 12.9× and rolled to the anchor: AED 8.87 [12× → 8.21; 18.5× → 13.01]. It reads within a few fils of the relative lens, and that is worth being blunt about rather than presenting as corroboration: du's current year IS close to mid-cycle — the war knocked the top line, not the margin, and the first half of 2026 printed the best margin in the company's history — so normalising changes the earnings base by less than a fil. The two market-anchored lenses are therefore ONE reading of one multiple against one earnings number, carrying 45% of the weighted central between them, not two independent reads. The synthesis in 1.5 and the comparison in section 4 should be read on that basis.</w:t>
       </w:r>
     </w:p>
     <w:p>
@@ -4903,7 +4903,7 @@
           <w:color w:val="1C3A36"/>
           <w:sz w:val="21"/>
         </w:rPr>
-        <w:t>Weighted central: AED 13.45 (+9% to spot), full span AED 7.93 to AED 27.59. The DCF (45% weight) reads +48% above the market; the two market-anchored lenses read roughly at the market. Section 4 takes that disagreement seriously — it is a statement about the discount rate, not about the forecast.</w:t>
+        <w:t>Weighted central: AED 13.90 (+13% to spot), full span AED 8.19 to AED 28.65. The DCF (45% weight) reads +54% above the market; the two market-anchored lenses read roughly at the market. Section 4 takes that disagreement seriously — it is a statement about the discount rate, not about the forecast.</w:t>
       </w:r>
     </w:p>
     <w:p>
@@ -6180,7 +6180,7 @@
                 <w:color w:val="1C3A36"/>
                 <w:sz w:val="16"/>
               </w:rPr>
-              <w:t>7,772</w:t>
+              <w:t>7,937</w:t>
             </w:r>
           </w:p>
         </w:tc>
@@ -6198,7 +6198,7 @@
                 <w:color w:val="1C3A36"/>
                 <w:sz w:val="16"/>
               </w:rPr>
-              <w:t>8,066</w:t>
+              <w:t>8,239</w:t>
             </w:r>
           </w:p>
         </w:tc>
@@ -6216,7 +6216,7 @@
                 <w:color w:val="1C3A36"/>
                 <w:sz w:val="16"/>
               </w:rPr>
-              <w:t>8,428</w:t>
+              <w:t>8,624</w:t>
             </w:r>
           </w:p>
         </w:tc>
@@ -6234,7 +6234,7 @@
                 <w:color w:val="1C3A36"/>
                 <w:sz w:val="16"/>
               </w:rPr>
-              <w:t>8,761</w:t>
+              <w:t>8,977</w:t>
             </w:r>
           </w:p>
         </w:tc>
@@ -6252,7 +6252,7 @@
                 <w:color w:val="1C3A36"/>
                 <w:sz w:val="16"/>
               </w:rPr>
-              <w:t>9,077</w:t>
+              <w:t>9,309</w:t>
             </w:r>
           </w:p>
         </w:tc>
@@ -6313,7 +6313,7 @@
                 <w:color w:val="1C3A36"/>
                 <w:sz w:val="16"/>
               </w:rPr>
-              <w:t>46.8%</w:t>
+              <w:t>47.8%</w:t>
             </w:r>
           </w:p>
         </w:tc>
@@ -6333,7 +6333,7 @@
                 <w:color w:val="1C3A36"/>
                 <w:sz w:val="16"/>
               </w:rPr>
-              <w:t>46.8%</w:t>
+              <w:t>47.8%</w:t>
             </w:r>
           </w:p>
         </w:tc>
@@ -6353,7 +6353,7 @@
                 <w:color w:val="1C3A36"/>
                 <w:sz w:val="16"/>
               </w:rPr>
-              <w:t>46.8%</w:t>
+              <w:t>47.9%</w:t>
             </w:r>
           </w:p>
         </w:tc>
@@ -6373,7 +6373,7 @@
                 <w:color w:val="1C3A36"/>
                 <w:sz w:val="16"/>
               </w:rPr>
-              <w:t>46.8%</w:t>
+              <w:t>47.9%</w:t>
             </w:r>
           </w:p>
         </w:tc>
@@ -6393,7 +6393,7 @@
                 <w:color w:val="1C3A36"/>
                 <w:sz w:val="16"/>
               </w:rPr>
-              <w:t>46.7%</w:t>
+              <w:t>47.9%</w:t>
             </w:r>
           </w:p>
         </w:tc>
@@ -6415,7 +6415,7 @@
           <w:color w:val="6E7B77"/>
           <w:sz w:val="17"/>
         </w:rPr>
-        <w:t>Table 6 — the build's output. FY2026E growth of +4.3% lands inside the company's own revised 4-6% guidance; the margin output sits just above the guided 46-47% because the first half already printed 49.2% and the build holds the audited contribution margins rather than forcing the guidance midpoint. The cost stack behind it carries one escalator per cost class: wages on UAE wage inflation, network on network scale, the licence fee and credit losses on revenue, administration on CPI — never one blended index. Two things a reader should be able to see: the ICT contribution margin is LIFTED across the forecast, from the audited 19.4% to 21.5%, on data-centre scale — the other three segments are held at their audited rates; and total operating expenses before depreciation RISE 0.7% in FY2026E against the audited 2025 figure. In the previous edition of this study they fell, because the staff line was built on a mis-stated seasonal ratio — which made the margin expansion an artefact of one input rather than an output of the build. That is corrected here, and the FY2026E margin now lands inside the company's own 46-47% guidance.</w:t>
+        <w:t>Table 6 — the build's output. FY2026E growth of +4.3% lands inside the company's own revised 4-6% guidance. EVERY MARGIN IN THIS TABLE IS AN OUTPUT. Nothing about profitability is assumed: each cost line is grown on its own physical driver and the margin is whatever is left. On the direct-cost side that means mobile carries three separate per-subscriber costs — interconnect, which falls as termination rates ratchet down and terminated traffic migrates to messaging apps; commission, which rises with the cost of winning and keeping a customer; and a small, lumpy device line held flat — while fixed carries a per-subscriber capacity cost and wholesale and ICT carry a cost rate on their own revenue, because the company discloses no volume unit for either. On the operating-cost side, wages escalate on UAE wage inflation, network on network scale, the licence fee and credit losses on revenue, administration on CPI — never one blended index across physically different costs. Two things a reader should be able to see. First, the group gross margin 67.9% -&gt; 67.2% DECLINES even though not one segment margin declines: that is mix, not erosion — ICT is the fastest-growing segment and by far the thinnest, so it dilutes the group as it grows. A single blended margin assumption cannot show that, which is the argument for building this way. Second, total operating expenses before depreciation RISE 0.7% in FY2026E against the audited 2025 figure. In an earlier edition of this study they fell, because the staff line was built on a mis-stated seasonal ratio — which made margin expansion an artefact of one input rather than an output of the build.</w:t>
       </w:r>
     </w:p>
     <w:p>
@@ -6672,7 +6672,7 @@
                 <w:color w:val="1C3A36"/>
                 <w:sz w:val="17"/>
               </w:rPr>
-              <w:t>9.95x forward EBITDA</w:t>
+              <w:t>10.09x forward EBITDA</w:t>
             </w:r>
           </w:p>
         </w:tc>
@@ -6727,7 +6727,7 @@
                 <w:color w:val="1C3A36"/>
                 <w:sz w:val="17"/>
               </w:rPr>
-              <w:t>18.17</w:t>
+              <w:t>18.89</w:t>
             </w:r>
           </w:p>
         </w:tc>
@@ -6745,7 +6745,7 @@
                 <w:color w:val="1C3A36"/>
                 <w:sz w:val="17"/>
               </w:rPr>
-              <w:t>14.40</w:t>
+              <w:t>14.81</w:t>
             </w:r>
           </w:p>
         </w:tc>
@@ -6782,7 +6782,7 @@
                 <w:color w:val="1C3A36"/>
                 <w:sz w:val="17"/>
               </w:rPr>
-              <w:t>13.45</w:t>
+              <w:t>13.90</w:t>
             </w:r>
           </w:p>
         </w:tc>
@@ -6800,7 +6800,7 @@
                 <w:color w:val="1C3A36"/>
                 <w:sz w:val="17"/>
               </w:rPr>
-              <w:t>11.75</w:t>
+              <w:t>12.07</w:t>
             </w:r>
           </w:p>
         </w:tc>
@@ -6837,7 +6837,7 @@
                 <w:color w:val="1C3A36"/>
                 <w:sz w:val="17"/>
               </w:rPr>
-              <w:t>AED 3.76 per share on the cash-flow lens</w:t>
+              <w:t>AED 4.08 per share on the cash-flow lens</w:t>
             </w:r>
           </w:p>
         </w:tc>
@@ -6876,7 +6876,7 @@
           <w:color w:val="6E7B77"/>
           <w:sz w:val="17"/>
         </w:rPr>
-        <w:t>Table 7 — the study's central judgement, both ways. The cash-flow lens rests on du's own measured beta of 0.488, which prices its equity at 6.53%. That is internally consistent — but the terminal it produces values du at 9.95 times forward EBITDA forever, against the 7.56 times the market pays today: a 32% re-rating embedded in a figure presented as intrinsic value. Framing 2 simply declines to assume it. This is the honest form of the observation that 83% of enterprise value sits beyond year five.</w:t>
+        <w:t>Table 7 — the study's central judgement, both ways. The cash-flow lens rests on du's own measured beta of 0.488, which prices its equity at 6.53%. That is internally consistent — but the terminal it produces values du at 10.09 times forward EBITDA forever, against the 7.56 times the market pays today: a 34% re-rating embedded in a figure presented as intrinsic value. Framing 2 simply declines to assume it. This is the honest form of the observation that 83% of enterprise value sits beyond year five.</w:t>
       </w:r>
     </w:p>
     <w:p>
@@ -6890,7 +6890,7 @@
           <w:color w:val="1C3A36"/>
           <w:sz w:val="21"/>
         </w:rPr>
-        <w:t>In real observable units, the two legs of the judgement price out like this. On the return leg: every 0.10 on beta is worth roughly AED 1.54 per share, so the regression's own 90% interval (0.35 to 0.62) spans AED 15.78 to 21.55, and a sector-average 0.80 gives AED 13.36. On the terminal leg: each turn of the exit multiple is worth about AED 1.57 per share. A reader who believes the market is simply wrong about du should take Framing 1; a reader who thinks a licensed single-market operator does not re-rate by a third should take Framing 2; the study refuses to choose for them.</w:t>
+        <w:t>In real observable units, the two legs of the judgement price out like this. On the return leg: every 0.10 on beta is worth roughly AED 1.60 per share, so the regression's own 90% interval (0.35 to 0.62) spans AED 16.41 to 22.40, and a sector-average 0.80 gives AED 13.89. On the terminal leg: each turn of the exit multiple is worth about AED 1.61 per share. A reader who believes the market is simply wrong about du should take Framing 1; a reader who thinks a licensed single-market operator does not re-rate by a third should take Framing 2; the study refuses to choose for them.</w:t>
       </w:r>
     </w:p>
     <w:p>
@@ -6918,7 +6918,7 @@
           <w:color w:val="1C3A36"/>
           <w:sz w:val="21"/>
         </w:rPr>
-        <w:t>The fiscal regime was the previous edition of this study's central judgement. It is not one any more, and the correction is worth stating plainly: du published its own disclosure of the royalty extension on 24 July 2026 — "Extension of Federal Royalty Scheme for the Period 2027-2029" — carrying the same 38% royalty and 9% corporate tax and expressly retaining the AED 1.8 billion combined annual floor. The prior edition recorded, wrongly, that only the other operator had disclosed it. A reversion to the pre-2024 construction after 2029 remains a real tail and is priced: AED 15.22 per share, against AED 18.17 on the current regime. It is a tail, not a coin-flip.</w:t>
+        <w:t>The fiscal regime was the previous edition of this study's central judgement. It is not one any more, and the correction is worth stating plainly: du published its own disclosure of the royalty extension on 24 July 2026 — "Extension of Federal Royalty Scheme for the Period 2027-2029" — carrying the same 38% royalty and 9% corporate tax and expressly retaining the AED 1.8 billion combined annual floor. The prior edition recorded, wrongly, that only the other operator had disclosed it. A reversion to the pre-2024 construction after 2029 remains a real tail and is priced: AED 16.11 per share, against AED 18.89 on the current regime. It is a tail, not a coin-flip.</w:t>
       </w:r>
     </w:p>
     <w:p>
@@ -7661,7 +7661,7 @@
           <w:color w:val="1C3A36"/>
           <w:sz w:val="21"/>
         </w:rPr>
-        <w:t>du's beta is measured, not assumed: weekly log-returns against the FTSE ADX General Index — adopted as the base market index for the UAE in this edition — five years, 256 observations: beta 0.488, R² 0.12, standard error 0.083, 90% confidence interval 0.35 to 0.62. The regression passes the usability gate (enough observations, explanatory power, an error smaller than the estimate). du itself lists on the Dubai Financial Market, so the choice of UAE index is itself shown both ways rather than hidden: against the DFM General — the listing venue's own index — the same construction measures 0.472 (R² 0.20, a tighter fit), and an equal-weight composite of the market's own large names cross-checks both at 0.400. All three land in the same place: a defensive, negative-net-debt telecom measuring below 0.5 on either UAE index. That number is also the single assumption doing the most work in this study, because at these weights the cost of capital is essentially the cost of equity. Betas of 0.62 (the interval's top), 0.65 and 0.80 are priced in section 1.9: the last takes the DCF from AED 18.17 to AED 13.36 — close to the spot price. The market, at 19.2× trailing earnings, is implicitly charging a HIGHER required return than any of these regressions produce; section 1.7 prices that disagreement as the study's central judgement rather than dismissing it.</w:t>
+        <w:t>du's beta is measured, not assumed: weekly log-returns against the FTSE ADX General Index — adopted as the base market index for the UAE in this edition — five years, 256 observations: beta 0.488, R² 0.12, standard error 0.083, 90% confidence interval 0.35 to 0.62. The regression passes the usability gate (enough observations, explanatory power, an error smaller than the estimate). du itself lists on the Dubai Financial Market, so the choice of UAE index is itself shown both ways rather than hidden: against the DFM General — the listing venue's own index — the same construction measures 0.472 (R² 0.20, a tighter fit), and an equal-weight composite of the market's own large names cross-checks both at 0.400. All three land in the same place: a defensive, negative-net-debt telecom measuring below 0.5 on either UAE index. That number is also the single assumption doing the most work in this study, because at these weights the cost of capital is essentially the cost of equity. Betas of 0.62 (the interval's top), 0.65 and 0.80 are priced in section 1.9: the last takes the DCF from AED 18.89 to AED 13.89 — close to the spot price. The market, at 19.2× trailing earnings, is implicitly charging a HIGHER required return than any of these regressions produce; section 1.7 prices that disagreement as the study's central judgement rather than dismissing it.</w:t>
       </w:r>
     </w:p>
     <w:p>
@@ -7852,7 +7852,7 @@
                 <w:color w:val="1C3A36"/>
                 <w:sz w:val="16"/>
               </w:rPr>
-              <w:t>17.21 vs 18.17 (-0.96)</w:t>
+              <w:t>17.90 vs 18.89 (-0.99)</w:t>
             </w:r>
           </w:p>
         </w:tc>
@@ -7998,7 +7998,7 @@
                 <w:color w:val="1C3A36"/>
                 <w:sz w:val="16"/>
               </w:rPr>
-              <w:t>18.17 vs 13.36</w:t>
+              <w:t>18.89 vs 13.89</w:t>
             </w:r>
           </w:p>
         </w:tc>
@@ -8035,7 +8035,7 @@
                 <w:color w:val="1C3A36"/>
                 <w:sz w:val="16"/>
               </w:rPr>
-              <w:t>9.95x implied</w:t>
+              <w:t>10.09x implied</w:t>
             </w:r>
           </w:p>
         </w:tc>
@@ -8071,7 +8071,7 @@
                 <w:color w:val="1C3A36"/>
                 <w:sz w:val="16"/>
               </w:rPr>
-              <w:t>18.17 vs 14.40 — the study's central judgement</w:t>
+              <w:t>18.89 vs 14.81 — the study's central judgement</w:t>
             </w:r>
           </w:p>
         </w:tc>
@@ -8126,7 +8126,7 @@
                 <w:color w:val="1C3A36"/>
                 <w:sz w:val="16"/>
               </w:rPr>
-              <w:t>51.7%</w:t>
+              <w:t>51.1%</w:t>
             </w:r>
           </w:p>
         </w:tc>
@@ -8144,7 +8144,7 @@
                 <w:color w:val="1C3A36"/>
                 <w:sz w:val="16"/>
               </w:rPr>
-              <w:t>18.17 vs 15.22</w:t>
+              <w:t>18.89 vs 16.11</w:t>
             </w:r>
           </w:p>
         </w:tc>
@@ -8431,7 +8431,7 @@
                 <w:color w:val="1C3A36"/>
                 <w:sz w:val="16"/>
               </w:rPr>
-              <w:t>21.55</w:t>
+              <w:t>22.40</w:t>
             </w:r>
           </w:p>
         </w:tc>
@@ -8449,7 +8449,7 @@
                 <w:color w:val="1C3A36"/>
                 <w:sz w:val="16"/>
               </w:rPr>
-              <w:t>18.17</w:t>
+              <w:t>18.89</w:t>
             </w:r>
           </w:p>
         </w:tc>
@@ -8467,7 +8467,7 @@
                 <w:color w:val="1C3A36"/>
                 <w:sz w:val="16"/>
               </w:rPr>
-              <w:t>15.78</w:t>
+              <w:t>16.41</w:t>
             </w:r>
           </w:p>
         </w:tc>
@@ -8485,7 +8485,7 @@
                 <w:color w:val="1C3A36"/>
                 <w:sz w:val="16"/>
               </w:rPr>
-              <w:t>15.32</w:t>
+              <w:t>15.93</w:t>
             </w:r>
           </w:p>
         </w:tc>
@@ -8503,7 +8503,7 @@
                 <w:color w:val="1C3A36"/>
                 <w:sz w:val="16"/>
               </w:rPr>
-              <w:t>13.36</w:t>
+              <w:t>13.89</w:t>
             </w:r>
           </w:p>
         </w:tc>
@@ -8521,7 +8521,7 @@
                 <w:color w:val="1C3A36"/>
                 <w:sz w:val="16"/>
               </w:rPr>
-              <w:t>8.19</w:t>
+              <w:t>8.51</w:t>
             </w:r>
           </w:p>
         </w:tc>
@@ -8558,7 +8558,7 @@
                 <w:color w:val="1C3A36"/>
                 <w:sz w:val="16"/>
               </w:rPr>
-              <w:t>19.46</w:t>
+              <w:t>20.23</w:t>
             </w:r>
           </w:p>
         </w:tc>
@@ -8576,7 +8576,7 @@
                 <w:color w:val="1C3A36"/>
                 <w:sz w:val="16"/>
               </w:rPr>
-              <w:t>18.17</w:t>
+              <w:t>18.89</w:t>
             </w:r>
           </w:p>
         </w:tc>
@@ -8594,7 +8594,7 @@
                 <w:color w:val="1C3A36"/>
                 <w:sz w:val="16"/>
               </w:rPr>
-              <w:t>16.92</w:t>
+              <w:t>17.60</w:t>
             </w:r>
           </w:p>
         </w:tc>
@@ -8612,7 +8612,7 @@
                 <w:color w:val="1C3A36"/>
                 <w:sz w:val="16"/>
               </w:rPr>
-              <w:t>15.83</w:t>
+              <w:t>16.47</w:t>
             </w:r>
           </w:p>
         </w:tc>
@@ -8630,7 +8630,7 @@
                 <w:color w:val="1C3A36"/>
                 <w:sz w:val="16"/>
               </w:rPr>
-              <w:t>14.71</w:t>
+              <w:t>15.31</w:t>
             </w:r>
           </w:p>
         </w:tc>
@@ -8648,7 +8648,7 @@
                 <w:color w:val="1C3A36"/>
                 <w:sz w:val="16"/>
               </w:rPr>
-              <w:t>4.76</w:t>
+              <w:t>4.92</w:t>
             </w:r>
           </w:p>
         </w:tc>
@@ -8685,7 +8685,7 @@
                 <w:color w:val="1C3A36"/>
                 <w:sz w:val="16"/>
               </w:rPr>
-              <w:t>16.26</w:t>
+              <w:t>16.00</w:t>
             </w:r>
           </w:p>
         </w:tc>
@@ -8703,7 +8703,7 @@
                 <w:color w:val="1C3A36"/>
                 <w:sz w:val="16"/>
               </w:rPr>
-              <w:t>17.22</w:t>
+              <w:t>17.45</w:t>
             </w:r>
           </w:p>
         </w:tc>
@@ -8721,7 +8721,7 @@
                 <w:color w:val="1C3A36"/>
                 <w:sz w:val="16"/>
               </w:rPr>
-              <w:t>18.17</w:t>
+              <w:t>18.89</w:t>
             </w:r>
           </w:p>
         </w:tc>
@@ -8739,7 +8739,7 @@
                 <w:color w:val="1C3A36"/>
                 <w:sz w:val="16"/>
               </w:rPr>
-              <w:t>19.12</w:t>
+              <w:t>20.33</w:t>
             </w:r>
           </w:p>
         </w:tc>
@@ -8757,7 +8757,7 @@
                 <w:color w:val="1C3A36"/>
                 <w:sz w:val="16"/>
               </w:rPr>
-              <w:t>20.07</w:t>
+              <w:t>21.78</w:t>
             </w:r>
           </w:p>
         </w:tc>
@@ -8775,7 +8775,7 @@
                 <w:color w:val="1C3A36"/>
                 <w:sz w:val="16"/>
               </w:rPr>
-              <w:t>3.81</w:t>
+              <w:t>5.77</w:t>
             </w:r>
           </w:p>
         </w:tc>
@@ -8812,7 +8812,7 @@
                 <w:color w:val="1C3A36"/>
                 <w:sz w:val="16"/>
               </w:rPr>
-              <w:t>17.26</w:t>
+              <w:t>17.95</w:t>
             </w:r>
           </w:p>
         </w:tc>
@@ -8830,7 +8830,7 @@
                 <w:color w:val="1C3A36"/>
                 <w:sz w:val="16"/>
               </w:rPr>
-              <w:t>17.72</w:t>
+              <w:t>18.42</w:t>
             </w:r>
           </w:p>
         </w:tc>
@@ -8848,7 +8848,7 @@
                 <w:color w:val="1C3A36"/>
                 <w:sz w:val="16"/>
               </w:rPr>
-              <w:t>18.17</w:t>
+              <w:t>18.89</w:t>
             </w:r>
           </w:p>
         </w:tc>
@@ -8866,7 +8866,7 @@
                 <w:color w:val="1C3A36"/>
                 <w:sz w:val="16"/>
               </w:rPr>
-              <w:t>18.62</w:t>
+              <w:t>19.36</w:t>
             </w:r>
           </w:p>
         </w:tc>
@@ -8884,7 +8884,7 @@
                 <w:color w:val="1C3A36"/>
                 <w:sz w:val="16"/>
               </w:rPr>
-              <w:t>19.08</w:t>
+              <w:t>19.83</w:t>
             </w:r>
           </w:p>
         </w:tc>
@@ -8902,7 +8902,7 @@
                 <w:color w:val="1C3A36"/>
                 <w:sz w:val="16"/>
               </w:rPr>
-              <w:t>1.81</w:t>
+              <w:t>1.88</w:t>
             </w:r>
           </w:p>
         </w:tc>
@@ -8921,7 +8921,7 @@
                 <w:color w:val="1C3A36"/>
                 <w:sz w:val="16"/>
               </w:rPr>
-              <w:t>Contribution margins (×)  (0.94 / 0.97 / 1.00 / 1.03 / 1.06)</w:t>
+              <w:t>Direct cost per unit (×)  (0.94 / 0.97 / 1.00 / 1.03 / 1.06)</w:t>
             </w:r>
           </w:p>
         </w:tc>
@@ -8939,7 +8939,7 @@
                 <w:color w:val="1C3A36"/>
                 <w:sz w:val="16"/>
               </w:rPr>
-              <w:t>15.74</w:t>
+              <w:t>20.08</w:t>
             </w:r>
           </w:p>
         </w:tc>
@@ -8957,7 +8957,7 @@
                 <w:color w:val="1C3A36"/>
                 <w:sz w:val="16"/>
               </w:rPr>
-              <w:t>16.95</w:t>
+              <w:t>19.48</w:t>
             </w:r>
           </w:p>
         </w:tc>
@@ -8975,7 +8975,7 @@
                 <w:color w:val="1C3A36"/>
                 <w:sz w:val="16"/>
               </w:rPr>
-              <w:t>18.17</w:t>
+              <w:t>18.89</w:t>
             </w:r>
           </w:p>
         </w:tc>
@@ -8993,7 +8993,7 @@
                 <w:color w:val="1C3A36"/>
                 <w:sz w:val="16"/>
               </w:rPr>
-              <w:t>19.38</w:t>
+              <w:t>18.30</w:t>
             </w:r>
           </w:p>
         </w:tc>
@@ -9011,7 +9011,7 @@
                 <w:color w:val="1C3A36"/>
                 <w:sz w:val="16"/>
               </w:rPr>
-              <w:t>20.60</w:t>
+              <w:t>17.70</w:t>
             </w:r>
           </w:p>
         </w:tc>
@@ -9029,7 +9029,7 @@
                 <w:color w:val="1C3A36"/>
                 <w:sz w:val="16"/>
               </w:rPr>
-              <w:t>4.86</w:t>
+              <w:t>2.37</w:t>
             </w:r>
           </w:p>
         </w:tc>
@@ -9048,7 +9048,7 @@
                 <w:color w:val="1C3A36"/>
                 <w:sz w:val="16"/>
               </w:rPr>
-              <w:t>Capex path (×)  (0.85 / 0.93 / 1.00 / 1.10 / 1.20)</w:t>
+              <w:t>Blended ARPU drift (%/yr)  (-2.5% / -1.5% / +0.0% / +0.5% / +1.0%)</w:t>
             </w:r>
           </w:p>
         </w:tc>
@@ -9066,7 +9066,7 @@
                 <w:color w:val="1C3A36"/>
                 <w:sz w:val="16"/>
               </w:rPr>
-              <w:t>19.19</w:t>
+              <w:t>15.47</w:t>
             </w:r>
           </w:p>
         </w:tc>
@@ -9084,7 +9084,7 @@
                 <w:color w:val="1C3A36"/>
                 <w:sz w:val="16"/>
               </w:rPr>
-              <w:t>18.68</w:t>
+              <w:t>16.81</w:t>
             </w:r>
           </w:p>
         </w:tc>
@@ -9102,7 +9102,7 @@
                 <w:color w:val="1C3A36"/>
                 <w:sz w:val="16"/>
               </w:rPr>
-              <w:t>18.17</w:t>
+              <w:t>18.89</w:t>
             </w:r>
           </w:p>
         </w:tc>
@@ -9120,7 +9120,7 @@
                 <w:color w:val="1C3A36"/>
                 <w:sz w:val="16"/>
               </w:rPr>
-              <w:t>17.49</w:t>
+              <w:t>19.61</w:t>
             </w:r>
           </w:p>
         </w:tc>
@@ -9138,7 +9138,7 @@
                 <w:color w:val="1C3A36"/>
                 <w:sz w:val="16"/>
               </w:rPr>
-              <w:t>16.80</w:t>
+              <w:t>20.33</w:t>
             </w:r>
           </w:p>
         </w:tc>
@@ -9156,7 +9156,7 @@
                 <w:color w:val="1C3A36"/>
                 <w:sz w:val="16"/>
               </w:rPr>
-              <w:t>2.39</w:t>
+              <w:t>4.86</w:t>
             </w:r>
           </w:p>
         </w:tc>
@@ -9175,7 +9175,7 @@
                 <w:color w:val="1C3A36"/>
                 <w:sz w:val="16"/>
               </w:rPr>
-              <w:t>Terminal ROIC  (18% / 22% / 26% / 30% / 34%)</w:t>
+              <w:t>Capex path (×)  (0.85 / 0.93 / 1.00 / 1.10 / 1.20)</w:t>
             </w:r>
           </w:p>
         </w:tc>
@@ -9193,7 +9193,7 @@
                 <w:color w:val="1C3A36"/>
                 <w:sz w:val="16"/>
               </w:rPr>
-              <w:t>17.40</w:t>
+              <w:t>19.92</w:t>
             </w:r>
           </w:p>
         </w:tc>
@@ -9211,7 +9211,7 @@
                 <w:color w:val="1C3A36"/>
                 <w:sz w:val="16"/>
               </w:rPr>
-              <w:t>17.84</w:t>
+              <w:t>19.40</w:t>
             </w:r>
           </w:p>
         </w:tc>
@@ -9229,7 +9229,7 @@
                 <w:color w:val="1C3A36"/>
                 <w:sz w:val="16"/>
               </w:rPr>
-              <w:t>18.17</w:t>
+              <w:t>18.89</w:t>
             </w:r>
           </w:p>
         </w:tc>
@@ -9247,7 +9247,7 @@
                 <w:color w:val="1C3A36"/>
                 <w:sz w:val="16"/>
               </w:rPr>
-              <w:t>18.36</w:t>
+              <w:t>18.21</w:t>
             </w:r>
           </w:p>
         </w:tc>
@@ -9265,7 +9265,7 @@
                 <w:color w:val="1C3A36"/>
                 <w:sz w:val="16"/>
               </w:rPr>
-              <w:t>18.53</w:t>
+              <w:t>17.53</w:t>
             </w:r>
           </w:p>
         </w:tc>
@@ -9283,7 +9283,134 @@
                 <w:color w:val="1C3A36"/>
                 <w:sz w:val="16"/>
               </w:rPr>
-              <w:t>1.13</w:t>
+              <w:t>2.39</w:t>
+            </w:r>
+          </w:p>
+        </w:tc>
+      </w:tr>
+      <w:tr>
+        <w:tc>
+          <w:tcPr>
+            <w:tcW w:type="dxa" w:w="3744"/>
+          </w:tcPr>
+          <w:p>
+            <w:pPr>
+              <w:spacing w:after="20"/>
+            </w:pPr>
+            <w:r>
+              <w:rPr>
+                <w:color w:val="1C3A36"/>
+                <w:sz w:val="16"/>
+              </w:rPr>
+              <w:t>Terminal ROIC  (18% / 22% / 27% / 30% / 34%)</w:t>
+            </w:r>
+          </w:p>
+        </w:tc>
+        <w:tc>
+          <w:tcPr>
+            <w:tcW w:type="dxa" w:w="1008"/>
+          </w:tcPr>
+          <w:p>
+            <w:pPr>
+              <w:spacing w:after="20"/>
+              <w:jc w:val="right"/>
+            </w:pPr>
+            <w:r>
+              <w:rPr>
+                <w:color w:val="1C3A36"/>
+                <w:sz w:val="16"/>
+              </w:rPr>
+              <w:t>18.04</w:t>
+            </w:r>
+          </w:p>
+        </w:tc>
+        <w:tc>
+          <w:tcPr>
+            <w:tcW w:type="dxa" w:w="1008"/>
+          </w:tcPr>
+          <w:p>
+            <w:pPr>
+              <w:spacing w:after="20"/>
+              <w:jc w:val="right"/>
+            </w:pPr>
+            <w:r>
+              <w:rPr>
+                <w:color w:val="1C3A36"/>
+                <w:sz w:val="16"/>
+              </w:rPr>
+              <w:t>18.49</w:t>
+            </w:r>
+          </w:p>
+        </w:tc>
+        <w:tc>
+          <w:tcPr>
+            <w:tcW w:type="dxa" w:w="1008"/>
+          </w:tcPr>
+          <w:p>
+            <w:pPr>
+              <w:spacing w:after="20"/>
+              <w:jc w:val="right"/>
+            </w:pPr>
+            <w:r>
+              <w:rPr>
+                <w:color w:val="1C3A36"/>
+                <w:sz w:val="16"/>
+              </w:rPr>
+              <w:t>18.89</w:t>
+            </w:r>
+          </w:p>
+        </w:tc>
+        <w:tc>
+          <w:tcPr>
+            <w:tcW w:type="dxa" w:w="1008"/>
+          </w:tcPr>
+          <w:p>
+            <w:pPr>
+              <w:spacing w:after="20"/>
+              <w:jc w:val="right"/>
+            </w:pPr>
+            <w:r>
+              <w:rPr>
+                <w:color w:val="1C3A36"/>
+                <w:sz w:val="16"/>
+              </w:rPr>
+              <w:t>19.03</w:t>
+            </w:r>
+          </w:p>
+        </w:tc>
+        <w:tc>
+          <w:tcPr>
+            <w:tcW w:type="dxa" w:w="1008"/>
+          </w:tcPr>
+          <w:p>
+            <w:pPr>
+              <w:spacing w:after="20"/>
+              <w:jc w:val="right"/>
+            </w:pPr>
+            <w:r>
+              <w:rPr>
+                <w:color w:val="1C3A36"/>
+                <w:sz w:val="16"/>
+              </w:rPr>
+              <w:t>19.21</w:t>
+            </w:r>
+          </w:p>
+        </w:tc>
+        <w:tc>
+          <w:tcPr>
+            <w:tcW w:type="dxa" w:w="1008"/>
+          </w:tcPr>
+          <w:p>
+            <w:pPr>
+              <w:spacing w:after="20"/>
+              <w:jc w:val="right"/>
+            </w:pPr>
+            <w:r>
+              <w:rPr>
+                <w:color w:val="1C3A36"/>
+                <w:sz w:val="16"/>
+              </w:rPr>
+              <w:t>1.17</w:t>
             </w:r>
           </w:p>
         </w:tc>
@@ -10139,7 +10266,7 @@
           <w:color w:val="6E7B77"/>
           <w:sz w:val="17"/>
         </w:rPr>
-        <w:t>Figure 5 — the forward price cone to three months. The dashed brass line is the fundamental central estimate of 13.45; the dotted line is the spot of 12.30.</w:t>
+        <w:t>Figure 5 — the forward price cone to three months. The dashed brass line is the fundamental central estimate of 13.90; the dotted line is the spot of 12.30.</w:t>
       </w:r>
     </w:p>
     <w:p>
@@ -11054,7 +11181,7 @@
           <w:color w:val="1C3A36"/>
           <w:sz w:val="21"/>
         </w:rPr>
-        <w:t>The field disagrees, and the disagreement is informative. The cash-flow lens reads AED 18.17; the two market-anchored lenses read AED 8.58 and AED 8.57; the book lens AED 14.12. The spread is NOT about the forecast — all four lenses consume the same build, and the near-term numbers are anchored on a printed first half. It is about the price of time and certainty: the measured beta prices du's equity at a 6.5% required return, while the regional market, at the peer median multiple, implicitly charges something closer to the return implied by a 15-16× earnings multiple on a slow-growing annuity — two to three points more. Discount this study's own cash flows at that market-implied rate and you get, in effect, the relative lens.</w:t>
+        <w:t>The field disagrees, and the disagreement is informative. The cash-flow lens reads AED 18.89; the two market-anchored lenses read AED 8.86 and AED 8.87; the book lens AED 14.12. The spread is NOT about the forecast — all four lenses consume the same build, and the near-term numbers are anchored on a printed first half. It is about the price of time and certainty: the measured beta prices du's equity at a 6.5% required return, while the regional market, at the peer median multiple, implicitly charges something closer to the return implied by a 15-16× earnings multiple on a slow-growing annuity — two to three points more. Discount this study's own cash flows at that market-implied rate and you get, in effect, the relative lens.</w:t>
       </w:r>
     </w:p>
     <w:p>
@@ -11068,7 +11195,7 @@
           <w:color w:val="1C3A36"/>
           <w:sz w:val="21"/>
         </w:rPr>
-        <w:t>What would close the gap from each side. The DCF is right and the market re-rates if: the fiscal regime is extended on current terms with the floor lapsing or lightening; the licence renews on comparable terms; the war recovery completes; and the data-centre leg starts printing revenue the market can see. The market is right and the DCF is generous if: the royalty regime reverts or worsens (Framing B alone closes most of the gap — AED 15.22); the measured beta understates the true risk of a single-market, single-licence operator (beta 0.80 alone takes the DCF to AED 13.36); or terminal reinvestment needs are heavier than 9.4% of profit. The weighted central of AED 13.45 embodies exactly this balance: it leans toward the cash flows but pays the market-anchored lenses the 45% respect their discipline has earned — while noting, as 1.4 does, that those two lenses are one reading of one multiple, not two.</w:t>
+        <w:t>What would close the gap from each side. The DCF is right and the market re-rates if: the fiscal regime is extended on current terms with the floor lapsing or lightening; the licence renews on comparable terms; the war recovery completes; and the data-centre leg starts printing revenue the market can see. The market is right and the DCF is generous if: the royalty regime reverts or worsens (Framing B alone closes most of the gap — AED 16.11); the measured beta understates the true risk of a single-market, single-licence operator (beta 0.80 alone takes the DCF to AED 13.89); or terminal reinvestment needs are heavier than 9.1% of profit. The weighted central of AED 13.90 embodies exactly this balance: it leans toward the cash flows but pays the market-anchored lenses the 45% respect their discipline has earned — while noting, as 1.4 does, that those two lenses are one reading of one multiple, not two.</w:t>
       </w:r>
     </w:p>
     <w:p>
@@ -11157,7 +11284,7 @@
           <w:color w:val="1C3A36"/>
           <w:sz w:val="21"/>
         </w:rPr>
-        <w:t>du's own filings describe the 38% + 9% regime as effective 2024-2026. The other operator has disclosed a ministry notification extending the structure through 2029; du's mirroring disclosure — and whether the AED 1.8bn combined floor carries over — is the single most valuable sentence the company can publish: AED 18.17 versus AED 15.22 per share between the framings.</w:t>
+        <w:t>du's own filings describe the 38% + 9% regime as effective 2024-2026. The other operator has disclosed a ministry notification extending the structure through 2029; du's mirroring disclosure — and whether the AED 1.8bn combined floor carries over — is the single most valuable sentence the company can publish: AED 18.89 versus AED 16.11 per share between the framings.</w:t>
       </w:r>
     </w:p>
     <w:p>
@@ -11241,7 +11368,7 @@
           <w:color w:val="1C3A36"/>
           <w:sz w:val="21"/>
         </w:rPr>
-        <w:t>The board raised the interim 8.3% in the same release that cut revenue guidance — a statement of intent. At the forecast payout the FY2026E dividend is AED 0.68; at the regional benchmark yield that alone is worth AED 13.82 per share (section 1.3).</w:t>
+        <w:t>The board raised the interim 8.3% in the same release that cut revenue guidance — a statement of intent. At the forecast payout the FY2026E dividend is AED 0.70; at the regional benchmark yield that alone is worth AED 14.24 per share (section 1.3).</w:t>
       </w:r>
     </w:p>
     <w:p>
@@ -11282,7 +11409,7 @@
           <w:color w:val="1C3A36"/>
           <w:sz w:val="21"/>
         </w:rPr>
-        <w:t>How to read sections 2-3 against section 1. The three-month cone spans AED 9.82 to 15.32 — the price can visit a lot of places in ninety days without any of them being a statement about value. The fundamental central of AED 13.45 sits inside the cone's upper half: reaching it within a quarter would be a strong but not extraordinary move. Three zones, then:</w:t>
+        <w:t>How to read sections 2-3 against section 1. The three-month cone spans AED 9.82 to 15.32 — the price can visit a lot of places in ninety days without any of them being a statement about value. The fundamental central of AED 13.90 sits inside the cone's upper half: reaching it within a quarter would be a strong but not extraordinary move. Three zones, then:</w:t>
       </w:r>
     </w:p>
     <w:p>
@@ -12008,7 +12135,7 @@
                 <w:color w:val="1C3A36"/>
                 <w:sz w:val="16"/>
               </w:rPr>
-              <w:t>7,772</w:t>
+              <w:t>7,937</w:t>
             </w:r>
           </w:p>
         </w:tc>
@@ -12028,7 +12155,7 @@
                 <w:color w:val="1C3A36"/>
                 <w:sz w:val="16"/>
               </w:rPr>
-              <w:t>8,066</w:t>
+              <w:t>8,239</w:t>
             </w:r>
           </w:p>
         </w:tc>
@@ -12048,7 +12175,7 @@
                 <w:color w:val="1C3A36"/>
                 <w:sz w:val="16"/>
               </w:rPr>
-              <w:t>8,428</w:t>
+              <w:t>8,624</w:t>
             </w:r>
           </w:p>
         </w:tc>
@@ -12068,7 +12195,7 @@
                 <w:color w:val="1C3A36"/>
                 <w:sz w:val="16"/>
               </w:rPr>
-              <w:t>8,761</w:t>
+              <w:t>8,977</w:t>
             </w:r>
           </w:p>
         </w:tc>
@@ -12088,7 +12215,7 @@
                 <w:color w:val="1C3A36"/>
                 <w:sz w:val="16"/>
               </w:rPr>
-              <w:t>9,077</w:t>
+              <w:t>9,309</w:t>
             </w:r>
           </w:p>
         </w:tc>
@@ -12179,7 +12306,7 @@
                 <w:color w:val="1C3A36"/>
                 <w:sz w:val="16"/>
               </w:rPr>
-              <w:t>46.8%</w:t>
+              <w:t>47.8%</w:t>
             </w:r>
           </w:p>
         </w:tc>
@@ -12197,7 +12324,7 @@
                 <w:color w:val="1C3A36"/>
                 <w:sz w:val="16"/>
               </w:rPr>
-              <w:t>46.8%</w:t>
+              <w:t>47.8%</w:t>
             </w:r>
           </w:p>
         </w:tc>
@@ -12215,7 +12342,7 @@
                 <w:color w:val="1C3A36"/>
                 <w:sz w:val="16"/>
               </w:rPr>
-              <w:t>46.8%</w:t>
+              <w:t>47.9%</w:t>
             </w:r>
           </w:p>
         </w:tc>
@@ -12233,7 +12360,7 @@
                 <w:color w:val="1C3A36"/>
                 <w:sz w:val="16"/>
               </w:rPr>
-              <w:t>46.8%</w:t>
+              <w:t>47.9%</w:t>
             </w:r>
           </w:p>
         </w:tc>
@@ -12251,7 +12378,7 @@
                 <w:color w:val="1C3A36"/>
                 <w:sz w:val="16"/>
               </w:rPr>
-              <w:t>46.7%</w:t>
+              <w:t>47.9%</w:t>
             </w:r>
           </w:p>
         </w:tc>
@@ -12505,7 +12632,7 @@
                 <w:color w:val="1C3A36"/>
                 <w:sz w:val="16"/>
               </w:rPr>
-              <w:t>5,537</w:t>
+              <w:t>5,702</w:t>
             </w:r>
           </w:p>
         </w:tc>
@@ -12523,7 +12650,7 @@
                 <w:color w:val="1C3A36"/>
                 <w:sz w:val="16"/>
               </w:rPr>
-              <w:t>5,714</w:t>
+              <w:t>5,887</w:t>
             </w:r>
           </w:p>
         </w:tc>
@@ -12541,7 +12668,7 @@
                 <w:color w:val="1C3A36"/>
                 <w:sz w:val="16"/>
               </w:rPr>
-              <w:t>5,980</w:t>
+              <w:t>6,176</w:t>
             </w:r>
           </w:p>
         </w:tc>
@@ -12559,7 +12686,7 @@
                 <w:color w:val="1C3A36"/>
                 <w:sz w:val="16"/>
               </w:rPr>
-              <w:t>6,231</w:t>
+              <w:t>6,446</w:t>
             </w:r>
           </w:p>
         </w:tc>
@@ -12577,7 +12704,7 @@
                 <w:color w:val="1C3A36"/>
                 <w:sz w:val="16"/>
               </w:rPr>
-              <w:t>6,495</w:t>
+              <w:t>6,727</w:t>
             </w:r>
           </w:p>
         </w:tc>
@@ -12994,7 +13121,7 @@
                 <w:color w:val="1C3A36"/>
                 <w:sz w:val="16"/>
               </w:rPr>
-              <w:t>5,541</w:t>
+              <w:t>5,706</w:t>
             </w:r>
           </w:p>
         </w:tc>
@@ -13012,7 +13139,7 @@
                 <w:color w:val="1C3A36"/>
                 <w:sz w:val="16"/>
               </w:rPr>
-              <w:t>5,711</w:t>
+              <w:t>5,884</w:t>
             </w:r>
           </w:p>
         </w:tc>
@@ -13030,7 +13157,7 @@
                 <w:color w:val="1C3A36"/>
                 <w:sz w:val="16"/>
               </w:rPr>
-              <w:t>5,973</w:t>
+              <w:t>6,168</w:t>
             </w:r>
           </w:p>
         </w:tc>
@@ -13048,7 +13175,7 @@
                 <w:color w:val="1C3A36"/>
                 <w:sz w:val="16"/>
               </w:rPr>
-              <w:t>6,222</w:t>
+              <w:t>6,438</w:t>
             </w:r>
           </w:p>
         </w:tc>
@@ -13066,7 +13193,7 @@
                 <w:color w:val="1C3A36"/>
                 <w:sz w:val="16"/>
               </w:rPr>
-              <w:t>6,490</w:t>
+              <w:t>6,723</w:t>
             </w:r>
           </w:p>
         </w:tc>
@@ -13167,7 +13294,7 @@
                 <w:color w:val="1C3A36"/>
                 <w:sz w:val="16"/>
               </w:rPr>
-              <w:t>-2,414</w:t>
+              <w:t>-2,486</w:t>
             </w:r>
           </w:p>
         </w:tc>
@@ -13187,7 +13314,7 @@
                 <w:color w:val="1C3A36"/>
                 <w:sz w:val="16"/>
               </w:rPr>
-              <w:t>-2,488</w:t>
+              <w:t>-2,564</w:t>
             </w:r>
           </w:p>
         </w:tc>
@@ -13207,7 +13334,7 @@
                 <w:color w:val="1C3A36"/>
                 <w:sz w:val="16"/>
               </w:rPr>
-              <w:t>-2,602</w:t>
+              <w:t>-2,688</w:t>
             </w:r>
           </w:p>
         </w:tc>
@@ -13227,7 +13354,7 @@
                 <w:color w:val="1C3A36"/>
                 <w:sz w:val="16"/>
               </w:rPr>
-              <w:t>-2,711</w:t>
+              <w:t>-2,805</w:t>
             </w:r>
           </w:p>
         </w:tc>
@@ -13247,7 +13374,7 @@
                 <w:color w:val="1C3A36"/>
                 <w:sz w:val="16"/>
               </w:rPr>
-              <w:t>-2,828</w:t>
+              <w:t>-2,929</w:t>
             </w:r>
           </w:p>
         </w:tc>
@@ -13338,7 +13465,7 @@
                 <w:color w:val="1C3A36"/>
                 <w:sz w:val="16"/>
               </w:rPr>
-              <w:t>3,127</w:t>
+              <w:t>3,220</w:t>
             </w:r>
           </w:p>
         </w:tc>
@@ -13356,7 +13483,7 @@
                 <w:color w:val="1C3A36"/>
                 <w:sz w:val="16"/>
               </w:rPr>
-              <w:t>3,223</w:t>
+              <w:t>3,320</w:t>
             </w:r>
           </w:p>
         </w:tc>
@@ -13374,7 +13501,7 @@
                 <w:color w:val="1C3A36"/>
                 <w:sz w:val="16"/>
               </w:rPr>
-              <w:t>3,371</w:t>
+              <w:t>3,481</w:t>
             </w:r>
           </w:p>
         </w:tc>
@@ -13392,7 +13519,7 @@
                 <w:color w:val="1C3A36"/>
                 <w:sz w:val="16"/>
               </w:rPr>
-              <w:t>3,511</w:t>
+              <w:t>3,633</w:t>
             </w:r>
           </w:p>
         </w:tc>
@@ -13410,7 +13537,7 @@
                 <w:color w:val="1C3A36"/>
                 <w:sz w:val="16"/>
               </w:rPr>
-              <w:t>3,662</w:t>
+              <w:t>3,794</w:t>
             </w:r>
           </w:p>
         </w:tc>
@@ -13501,7 +13628,7 @@
                 <w:color w:val="1C3A36"/>
                 <w:sz w:val="16"/>
               </w:rPr>
-              <w:t>0.69</w:t>
+              <w:t>0.71</w:t>
             </w:r>
           </w:p>
         </w:tc>
@@ -13519,7 +13646,7 @@
                 <w:color w:val="1C3A36"/>
                 <w:sz w:val="16"/>
               </w:rPr>
-              <w:t>0.71</w:t>
+              <w:t>0.73</w:t>
             </w:r>
           </w:p>
         </w:tc>
@@ -13537,7 +13664,7 @@
                 <w:color w:val="1C3A36"/>
                 <w:sz w:val="16"/>
               </w:rPr>
-              <w:t>0.74</w:t>
+              <w:t>0.77</w:t>
             </w:r>
           </w:p>
         </w:tc>
@@ -13555,7 +13682,7 @@
                 <w:color w:val="1C3A36"/>
                 <w:sz w:val="16"/>
               </w:rPr>
-              <w:t>0.77</w:t>
+              <w:t>0.80</w:t>
             </w:r>
           </w:p>
         </w:tc>
@@ -13573,7 +13700,7 @@
                 <w:color w:val="1C3A36"/>
                 <w:sz w:val="16"/>
               </w:rPr>
-              <w:t>0.81</w:t>
+              <w:t>0.84</w:t>
             </w:r>
           </w:p>
         </w:tc>
@@ -13664,7 +13791,7 @@
                 <w:color w:val="1C3A36"/>
                 <w:sz w:val="16"/>
               </w:rPr>
-              <w:t>0.68</w:t>
+              <w:t>0.70</w:t>
             </w:r>
           </w:p>
         </w:tc>
@@ -13682,7 +13809,7 @@
                 <w:color w:val="1C3A36"/>
                 <w:sz w:val="16"/>
               </w:rPr>
-              <w:t>0.70</w:t>
+              <w:t>0.72</w:t>
             </w:r>
           </w:p>
         </w:tc>
@@ -13700,7 +13827,7 @@
                 <w:color w:val="1C3A36"/>
                 <w:sz w:val="16"/>
               </w:rPr>
-              <w:t>0.73</w:t>
+              <w:t>0.75</w:t>
             </w:r>
           </w:p>
         </w:tc>
@@ -13718,7 +13845,7 @@
                 <w:color w:val="1C3A36"/>
                 <w:sz w:val="16"/>
               </w:rPr>
-              <w:t>0.76</w:t>
+              <w:t>0.79</w:t>
             </w:r>
           </w:p>
         </w:tc>
@@ -13736,7 +13863,7 @@
                 <w:color w:val="1C3A36"/>
                 <w:sz w:val="16"/>
               </w:rPr>
-              <w:t>0.79</w:t>
+              <w:t>0.82</w:t>
             </w:r>
           </w:p>
         </w:tc>
@@ -14882,7 +15009,7 @@
                 <w:color w:val="1C3A36"/>
                 <w:sz w:val="16"/>
               </w:rPr>
-              <w:t>2,021</w:t>
+              <w:t>2,023</w:t>
             </w:r>
           </w:p>
         </w:tc>
@@ -14900,7 +15027,7 @@
                 <w:color w:val="1C3A36"/>
                 <w:sz w:val="16"/>
               </w:rPr>
-              <w:t>1,895</w:t>
+              <w:t>1,899</w:t>
             </w:r>
           </w:p>
         </w:tc>
@@ -14918,7 +15045,7 @@
                 <w:color w:val="1C3A36"/>
                 <w:sz w:val="16"/>
               </w:rPr>
-              <w:t>1,850</w:t>
+              <w:t>1,856</w:t>
             </w:r>
           </w:p>
         </w:tc>
@@ -14936,7 +15063,7 @@
                 <w:color w:val="1C3A36"/>
                 <w:sz w:val="16"/>
               </w:rPr>
-              <w:t>1,970</w:t>
+              <w:t>1,979</w:t>
             </w:r>
           </w:p>
         </w:tc>
@@ -14954,7 +15081,7 @@
                 <w:color w:val="1C3A36"/>
                 <w:sz w:val="16"/>
               </w:rPr>
-              <w:t>2,147</w:t>
+              <w:t>2,158</w:t>
             </w:r>
           </w:p>
         </w:tc>
@@ -15218,7 +15345,7 @@
                 <w:color w:val="1C3A36"/>
                 <w:sz w:val="16"/>
               </w:rPr>
-              <w:t>10,211</w:t>
+              <w:t>10,213</w:t>
             </w:r>
           </w:p>
         </w:tc>
@@ -15238,7 +15365,7 @@
                 <w:color w:val="1C3A36"/>
                 <w:sz w:val="16"/>
               </w:rPr>
-              <w:t>10,275</w:t>
+              <w:t>10,279</w:t>
             </w:r>
           </w:p>
         </w:tc>
@@ -15258,7 +15385,7 @@
                 <w:color w:val="1C3A36"/>
                 <w:sz w:val="16"/>
               </w:rPr>
-              <w:t>10,343</w:t>
+              <w:t>10,349</w:t>
             </w:r>
           </w:p>
         </w:tc>
@@ -15278,7 +15405,7 @@
                 <w:color w:val="1C3A36"/>
                 <w:sz w:val="16"/>
               </w:rPr>
-              <w:t>10,413</w:t>
+              <w:t>10,421</w:t>
             </w:r>
           </w:p>
         </w:tc>
@@ -15298,7 +15425,7 @@
                 <w:color w:val="1C3A36"/>
                 <w:sz w:val="16"/>
               </w:rPr>
-              <w:t>10,486</w:t>
+              <w:t>10,497</w:t>
             </w:r>
           </w:p>
         </w:tc>
@@ -15389,7 +15516,7 @@
                 <w:color w:val="1C3A36"/>
                 <w:sz w:val="16"/>
               </w:rPr>
-              <w:t>82</w:t>
+              <w:t>84</w:t>
             </w:r>
           </w:p>
         </w:tc>
@@ -15407,7 +15534,7 @@
                 <w:color w:val="1C3A36"/>
                 <w:sz w:val="16"/>
               </w:rPr>
-              <w:t>-44</w:t>
+              <w:t>-40</w:t>
             </w:r>
           </w:p>
         </w:tc>
@@ -15425,7 +15552,7 @@
                 <w:color w:val="1C3A36"/>
                 <w:sz w:val="16"/>
               </w:rPr>
-              <w:t>-89</w:t>
+              <w:t>-83</w:t>
             </w:r>
           </w:p>
         </w:tc>
@@ -15443,7 +15570,7 @@
                 <w:color w:val="1C3A36"/>
                 <w:sz w:val="16"/>
               </w:rPr>
-              <w:t>31</w:t>
+              <w:t>40</w:t>
             </w:r>
           </w:p>
         </w:tc>
@@ -15461,7 +15588,7 @@
                 <w:color w:val="1C3A36"/>
                 <w:sz w:val="16"/>
               </w:rPr>
-              <w:t>208</w:t>
+              <w:t>219</w:t>
             </w:r>
           </w:p>
         </w:tc>
@@ -15511,7 +15638,7 @@
           <w:color w:val="1C3A36"/>
           <w:sz w:val="21"/>
         </w:rPr>
-        <w:t>The equity walk: profit less the 98% payout compounds equity from AED 10,148mn to AED 10,486mn by FY2030E. The cash walk is the stress line: at a near-total payout plus the data-centre capex peak, cash and term deposits fall from AED 2,250mn to AED 2,147mn by the last forecast year, declining in every year of the forecast with no rebuild inside the window — the audited mid-2026 position (term deposits nil after the royalty settlement and final dividend) already shows exactly this mechanic, and the undrawn AED 2.0bn facility is the disclosed backstop. Working capital RELEASES cash every year; the lease book is held flat with replacement charged at depreciation.</w:t>
+        <w:t>The equity walk: profit less the 98% payout compounds equity from AED 10,148mn to AED 10,497mn by FY2030E. The cash walk is the stress line: at a near-total payout plus the data-centre capex peak, cash and term deposits fall from AED 2,250mn to AED 2,158mn by the last forecast year, declining in every year of the forecast with no rebuild inside the window — the audited mid-2026 position (term deposits nil after the royalty settlement and final dividend) already shows exactly this mechanic, and the undrawn AED 2.0bn facility is the disclosed backstop. Working capital RELEASES cash every year; the lease book is held flat with replacement charged at depreciation.</w:t>
       </w:r>
     </w:p>
     <w:p>
@@ -16475,7 +16602,7 @@
                 <w:color w:val="1C3A36"/>
                 <w:sz w:val="17"/>
               </w:rPr>
-              <w:t>Framing B throughout: AED 15.22</w:t>
+              <w:t>Framing B throughout: AED 16.11</w:t>
             </w:r>
           </w:p>
         </w:tc>
@@ -16640,7 +16767,7 @@
                 <w:color w:val="1C3A36"/>
                 <w:sz w:val="17"/>
               </w:rPr>
-              <w:t>beta grid to 0.80: AED 13.36</w:t>
+              <w:t>beta grid to 0.80: AED 13.89</w:t>
             </w:r>
           </w:p>
         </w:tc>
@@ -16998,7 +17125,7 @@
                 <w:color w:val="1C3A36"/>
                 <w:sz w:val="18"/>
               </w:rPr>
-              <w:t>0.74</w:t>
+              <w:t>0.77</w:t>
             </w:r>
           </w:p>
         </w:tc>
@@ -17072,7 +17199,7 @@
                 <w:color w:val="1C3A36"/>
                 <w:sz w:val="18"/>
               </w:rPr>
-              <w:t>11.15</w:t>
+              <w:t>11.52</w:t>
             </w:r>
           </w:p>
         </w:tc>
@@ -17109,7 +17236,7 @@
                 <w:color w:val="1C3A36"/>
                 <w:sz w:val="18"/>
               </w:rPr>
-              <w:t>9.83</w:t>
+              <w:t>10.15</w:t>
             </w:r>
           </w:p>
         </w:tc>
@@ -17150,7 +17277,7 @@
                 <w:color w:val="1C3A36"/>
                 <w:sz w:val="18"/>
               </w:rPr>
-              <w:t>10.21</w:t>
+              <w:t>12.20</w:t>
             </w:r>
           </w:p>
         </w:tc>
@@ -17224,7 +17351,7 @@
                 <w:color w:val="1C3A36"/>
                 <w:sz w:val="18"/>
               </w:rPr>
-              <w:t>9.55</w:t>
+              <w:t>11.54</w:t>
             </w:r>
           </w:p>
         </w:tc>
@@ -17261,7 +17388,7 @@
                 <w:color w:val="1C3A36"/>
                 <w:sz w:val="18"/>
               </w:rPr>
-              <w:t>7.51 – 11.25</w:t>
+              <w:t>9.56 – 13.19</w:t>
             </w:r>
           </w:p>
         </w:tc>
@@ -17283,7 +17410,7 @@
           <w:color w:val="1C3A36"/>
           <w:sz w:val="21"/>
         </w:rPr>
-        <w:t>Named sensitivity: the multiple. Each turn of the multiple is worth AED 0.68 per share at mid-cycle earnings. Falsifier, stated in advance: if FY2027 earnings per share prints below the FY2026 estimate — i.e. the war recovery stalls into earnings — the mid-cycle base is wrong and this read is withdrawn.</w:t>
+        <w:t>Named sensitivity: the multiple. Each turn of the multiple is worth AED 0.66 per share at mid-cycle earnings. Falsifier, stated in advance: if FY2027 earnings per share prints below the FY2026 estimate — i.e. the war recovery stalls into earnings — the mid-cycle base is wrong and this read is withdrawn.</w:t>
       </w:r>
     </w:p>
     <w:p>
@@ -17412,7 +17539,7 @@
                 <w:color w:val="1C3A36"/>
                 <w:sz w:val="18"/>
               </w:rPr>
-              <w:t>0.68</w:t>
+              <w:t>0.70</w:t>
             </w:r>
           </w:p>
         </w:tc>
@@ -17449,7 +17576,7 @@
                 <w:color w:val="1C3A36"/>
                 <w:sz w:val="18"/>
               </w:rPr>
-              <w:t>17.98</w:t>
+              <w:t>18.52</w:t>
             </w:r>
           </w:p>
         </w:tc>
@@ -17486,7 +17613,7 @@
                 <w:color w:val="1C3A36"/>
                 <w:sz w:val="18"/>
               </w:rPr>
-              <w:t>18.68</w:t>
+              <w:t>19.23</w:t>
             </w:r>
           </w:p>
         </w:tc>
@@ -17564,7 +17691,7 @@
                 <w:color w:val="1C3A36"/>
                 <w:sz w:val="18"/>
               </w:rPr>
-              <w:t>18.02</w:t>
+              <w:t>18.57</w:t>
             </w:r>
           </w:p>
         </w:tc>
@@ -17601,7 +17728,7 @@
                 <w:color w:val="1C3A36"/>
                 <w:sz w:val="18"/>
               </w:rPr>
-              <w:t>9.53 – 20.91</w:t>
+              <w:t>9.84 – 21.55</w:t>
             </w:r>
           </w:p>
         </w:tc>
@@ -17623,7 +17750,7 @@
           <w:color w:val="1C3A36"/>
           <w:sz w:val="21"/>
         </w:rPr>
-        <w:t>Named sensitivity: the growth-rate spread (Ke − g). At these levels each 50 basis points of spread is worth roughly AED 2.34 per share. Falsifier: an interim or final dividend DECLARED lower than the prior year's equivalent — the first cut in the record — withdraws this read immediately.</w:t>
+        <w:t>Named sensitivity: the growth-rate spread (Ke − g). At these levels each 50 basis points of spread is worth roughly AED 2.41 per share. Falsifier: an interim or final dividend DECLARED lower than the prior year's equivalent — the first cut in the record — withdraws this read immediately.</w:t>
       </w:r>
     </w:p>
     <w:p>
@@ -17789,7 +17916,7 @@
                 <w:color w:val="1C3A36"/>
                 <w:sz w:val="18"/>
               </w:rPr>
-              <w:t>10,613</w:t>
+              <w:t>11,070</w:t>
             </w:r>
           </w:p>
         </w:tc>
@@ -17826,7 +17953,7 @@
                 <w:color w:val="1C3A36"/>
                 <w:sz w:val="18"/>
               </w:rPr>
-              <w:t>57,338</w:t>
+              <w:t>60,033</w:t>
             </w:r>
           </w:p>
         </w:tc>
@@ -17863,7 +17990,7 @@
                 <w:color w:val="1C3A36"/>
                 <w:sz w:val="18"/>
               </w:rPr>
-              <w:t>79,975</w:t>
+              <w:t>83,127</w:t>
             </w:r>
           </w:p>
         </w:tc>
@@ -17904,7 +18031,7 @@
                 <w:color w:val="1C3A36"/>
                 <w:sz w:val="18"/>
               </w:rPr>
-              <w:t>17.74</w:t>
+              <w:t>18.46</w:t>
             </w:r>
           </w:p>
         </w:tc>
@@ -17941,7 +18068,7 @@
                 <w:color w:val="1C3A36"/>
                 <w:sz w:val="18"/>
               </w:rPr>
-              <w:t>11.75 – 19.87</w:t>
+              <w:t>12.20 – 20.67</w:t>
             </w:r>
           </w:p>
         </w:tc>
@@ -17963,7 +18090,7 @@
           <w:color w:val="1C3A36"/>
           <w:sz w:val="21"/>
         </w:rPr>
-        <w:t>The return spread behind it: forecast returns on capital of 25% / 25% / 25% / 25% / 26% against forward costs of capital of 6.4% / 6.4% / 6.3% / 6.2% / 6.2% — a spread of roughly twenty points, which is what a licensed duopoly with negative working capital looks like in this framework. Named sensitivity: terminal capital intensity — if the data-centre era permanently raises invested capital per dirham of profit, the terminal annuity shrinks. Falsifier: return on invested capital printing below 20% for two consecutive years.</w:t>
+        <w:t>The return spread behind it: forecast returns on capital of 26% / 26% / 26% / 26% / 27% against forward costs of capital of 6.4% / 6.4% / 6.3% / 6.2% / 6.2% — a spread of roughly twenty points, which is what a licensed duopoly with negative working capital looks like in this framework. Named sensitivity: terminal capital intensity — if the data-centre era permanently raises invested capital per dirham of profit, the terminal annuity shrinks. Falsifier: return on invested capital printing below 20% for two consecutive years.</w:t>
       </w:r>
     </w:p>
     <w:p>
@@ -18089,7 +18216,7 @@
           <w:color w:val="1C3A36"/>
           <w:sz w:val="21"/>
         </w:rPr>
-        <w:t>Where they land: Expert 1 at AED 9.55, Expert 2 at AED 18.02, Expert 3 at AED 17.74 — a panel median of AED 17.74. The shape of the disagreement is the study in miniature: the earnings-power read hugs the market because it borrows the market's multiple; the two cash-based reads sit together well above it because they price du's cash at du's measured risk — and, as section 1.7 sets out, that gap is itself the study's central unresolved judgement rather than a conclusion about it.</w:t>
+        <w:t>Where they land: Expert 1 at AED 11.54, Expert 2 at AED 18.57, Expert 3 at AED 18.46 — a panel median of AED 18.46. The shape of the disagreement is the study in miniature: the earnings-power read hugs the market because it borrows the market's multiple; the two cash-based reads sit together well above it because they price du's cash at du's measured risk — and, as section 1.7 sets out, that gap is itself the study's central unresolved judgement rather than a conclusion about it.</w:t>
       </w:r>
     </w:p>
     <w:p>
@@ -18206,7 +18333,7 @@
                 <w:color w:val="1C3A36"/>
                 <w:sz w:val="17"/>
               </w:rPr>
-              <w:t>Expert 1 (9.55) vs Expert 2 (18.02)</w:t>
+              <w:t>Expert 1 (11.54) vs Expert 2 (18.57)</w:t>
             </w:r>
           </w:p>
         </w:tc>
@@ -18242,7 +18369,7 @@
                 <w:color w:val="1C3A36"/>
                 <w:sz w:val="17"/>
               </w:rPr>
-              <w:t>8.47</w:t>
+              <w:t>7.04</w:t>
             </w:r>
           </w:p>
         </w:tc>
@@ -18261,7 +18388,7 @@
                 <w:color w:val="1C3A36"/>
                 <w:sz w:val="17"/>
               </w:rPr>
-              <w:t>Expert 2 (18.02) vs Expert 3 (17.74)</w:t>
+              <w:t>Expert 2 (18.57) vs Expert 3 (18.46)</w:t>
             </w:r>
           </w:p>
         </w:tc>
@@ -18297,7 +18424,7 @@
                 <w:color w:val="1C3A36"/>
                 <w:sz w:val="17"/>
               </w:rPr>
-              <w:t>0.28</w:t>
+              <w:t>0.11</w:t>
             </w:r>
           </w:p>
         </w:tc>
@@ -18316,7 +18443,7 @@
                 <w:color w:val="1C3A36"/>
                 <w:sz w:val="17"/>
               </w:rPr>
-              <w:t>Panel median vs the study's weighted central (13.45)</w:t>
+              <w:t>Panel median vs the study's weighted central (13.90)</w:t>
             </w:r>
           </w:p>
         </w:tc>
@@ -18352,7 +18479,7 @@
                 <w:color w:val="1C3A36"/>
                 <w:sz w:val="17"/>
               </w:rPr>
-              <w:t>4.29</w:t>
+              <w:t>4.56</w:t>
             </w:r>
           </w:p>
         </w:tc>

--- a/engine/du_study/DU_Valuation_Study_09-08-2026_public.docx
+++ b/engine/du_study/DU_Valuation_Study_09-08-2026_public.docx
@@ -5681,7 +5681,21 @@
           <w:color w:val="1C3A36"/>
           <w:sz w:val="21"/>
         </w:rPr>
-        <w:t>Mobile and Fixed are built as volume × price — the finest level the company disclosed. Mobile: the quarterly customer base (8,916k at 31-Dec-2024 → 9,704k at 31-Dec-2025 → 9,280k at 30-Jun-2026, after the war quarter) times blended ARPU (AED 63.3/month in FY2025, 63.4 in Q2-2026). The frame reproduces the audited FY2025 mobile segment to within 0.1%: average base 9,310k × AED 63.3 × 12 = AED 7,072mn against a disclosed AED 7,075mn. The forecast path: recovery to 9,450k by end-2026 (the company itself reports gross adds still below pre-war levels), then to 10,450k by end-2030 — growth of roughly a quarter-million customers a year, well below the boom year 2025 added, with ARPU essentially flat (AED 63.4 → 64.2: postpaid mix gains offsetting prepaid dilution, and no price war anywhere in the record).</w:t>
+        <w:t>Mobile and Fixed are built as volume × price — the finest level the company disclosed. Mobile: the quarterly customer base (8,916k at 31-Dec-2024 → 9,704k at 31-Dec-2025 → 9,280k at 30-Jun-2026, after the war quarter) times blended ARPU (AED 63.3/month in FY2025, 63.4 in Q2-2026). The frame reproduces the audited FY2025 mobile segment to within 0.1%: average base 9,310k × AED 63.3 × 12 = AED 7,072mn against a disclosed AED 7,075mn. The forecast path: recovery to 9,450k by end-2026 (the company itself reports gross adds still below pre-war levels), then to 10,450k by end-2030 — growth of roughly a quarter-million customers a year, well below the boom year 2025 added, with ARPU held roughly flat (AED 63.4 → 64.2).</w:t>
+      </w:r>
+    </w:p>
+    <w:p>
+      <w:pPr>
+        <w:spacing w:after="80" w:before="200"/>
+      </w:pPr>
+      <w:r>
+        <w:rPr>
+          <w:b/>
+          <w:i w:val="0"/>
+          <w:color w:val="1C3A36"/>
+          <w:sz w:val="24"/>
+        </w:rPr>
+        <w:t>Why the flat ARPU path is this study's most fragile revenue judgement</w:t>
       </w:r>
     </w:p>
     <w:p>
@@ -5695,7 +5709,958 @@
           <w:color w:val="1C3A36"/>
           <w:sz w:val="21"/>
         </w:rPr>
-        <w:t>Fixed: subscribers 682k at 31-Dec-2024 → 735k at 31-Dec-2025 → 744k at 30-Jun-2026, forecast to 858k on continued fibre and fixed-wireless share gain, times an implied revenue per subscription (a consumer-plus-enterprise blend, so a revenue-intensity metric rather than a tariff) rising gently with the enterprise mix. Wholesale and ICT disclose no unit measures anywhere in the filings — that gap is flagged, and both are grown at segment level: wholesale on a war-recovery path (roaming and transit were hit; -0.8% in 2026 then ~+2%), ICT on the data-centre ramp (+11.0% at peak), which is anchored on the company's own disclosed programme: five data centres, a hyperscale campus with Microsoft as anchor tenant, and capital commitments UP a quarter-billion dirhams in six months.</w:t>
+        <w:t>The company prints one blended mobile ARPU, and it has barely moved: AED 63.3 in FY2025 and 63.4 in the second quarter of 2026. Read on its own, that looks like pricing stability. It is not. du also discloses the customer base split between prepaid and postpaid every quarter, and that mix moved sharply: the postpaid share went from 20.3% to 22.1% in two quarters — not because postpaid surged, but because prepaid COLLAPSED, losing 499 thousand customers against 74 thousand postpaid gained. Those were largely low-value visitor SIMs, the cheapest customers on the book.</w:t>
+      </w:r>
+    </w:p>
+    <w:p>
+      <w:pPr>
+        <w:spacing w:after="120" w:before="0"/>
+      </w:pPr>
+      <w:r>
+        <w:rPr>
+          <w:b w:val="0"/>
+          <w:i w:val="0"/>
+          <w:color w:val="1C3A36"/>
+          <w:sz w:val="21"/>
+        </w:rPr>
+        <w:t>A postpaid customer is worth a multiple of a prepaid one. So a mix shift of that size is a mechanical tailwind to the blended figure. At the ratio observed at the one Gulf operator that discloses both legs, the mix shift alone would have lifted blended ARPU about +2.6%. The company reported +0.2%. The arithmetic only closes if each leg's OWN price fell about -2.4% over the same span. In other words the flat headline is not stability — it is two forces of similar size pulling in opposite directions, and the disclosure is not granular enough to separate them.</w:t>
+      </w:r>
+    </w:p>
+    <w:p>
+      <w:pPr>
+        <w:spacing w:after="120" w:before="0"/>
+      </w:pPr>
+      <w:r>
+        <w:rPr>
+          <w:b w:val="0"/>
+          <w:i w:val="0"/>
+          <w:color w:val="1C3A36"/>
+          <w:sz w:val="21"/>
+        </w:rPr>
+        <w:t>This matters because of what the forecast assumes elsewhere. The subscriber path in this study has prepaid RECOVERING as tourism normalises. A recovering prepaid base pushes the postpaid share back down, which removes the tailwind — and if the underlying per-leg erosion continues, the blended figure falls rather than holding flat. Holding the path flat is therefore a joint assumption that BOTH forces persist and keep cancelling. Section 1.9 prices the alternative directly: if the blended path instead erodes at the rate the decomposition implies, the cash-flow lens reads AED 15.62 rather than AED 18.89, -17%. It is the largest single downside in the study that does not come from the discount rate.</w:t>
+      </w:r>
+    </w:p>
+    <w:p>
+      <w:pPr>
+        <w:spacing w:after="120" w:before="0"/>
+      </w:pPr>
+      <w:r>
+        <w:rPr>
+          <w:b w:val="0"/>
+          <w:i w:val="0"/>
+          <w:color w:val="1C3A36"/>
+          <w:sz w:val="21"/>
+        </w:rPr>
+        <w:t>A reader will reasonably ask why the two legs are not simply modelled separately. Because they cannot be identified. du publishes no prepaid or postpaid ARPU anywhere — not in the earnings releases, not in the presentations, not in the audited segment note, which splits Mobile from Fixed and never splits mobile itself. That is the regional norm rather than a du quirk: e&amp;, stc and Mobily all publish the subscriber split with a single blended price, and Ooredoo is the sole Gulf exception. The mix did move, which in principle pins down the ratio between the legs if both prices were stable — so this study solved for that ratio on all 21 available quarter pairs. The answers range from -45× to 17×. 9 of the 21 imply a NEGATIVE ratio and 2 imply a postpaid customer worth LESS than a prepaid one; both are impossible. An estimate that swings that far depending on which two quarters are chosen is not measuring anything. So the split is NOT built. Building it would replace one disclosed number with two undisclosed ones joined by an imported assumption, and — because the arithmetic is mix-preserving — would reproduce exactly the same revenue while looking more precise. The gap is flagged instead, and the risk it creates is priced.</w:t>
+      </w:r>
+    </w:p>
+    <w:p>
+      <w:pPr>
+        <w:spacing w:after="120" w:before="0"/>
+      </w:pPr>
+      <w:r>
+        <w:rPr>
+          <w:b w:val="0"/>
+          <w:i w:val="0"/>
+          <w:color w:val="1C3A36"/>
+          <w:sz w:val="21"/>
+        </w:rPr>
+        <w:t>Fixed: subscribers 682k at 31-Dec-2024 → 735k at 31-Dec-2025 → 744k at 30-Jun-2026, forecast to 858k on continued fibre and fixed-wireless share gain, times an implied revenue per subscription (a consumer-plus-enterprise blend, so a revenue-intensity metric rather than a tariff) rising gently with the enterprise mix. That intensity metric is itself an implied figure — segment revenue over the average base — so it is a weaker construction than the mobile one and is labelled as such rather than presented as a price. Wholesale and ICT disclose no unit measures anywhere in the filings — that gap is flagged, and both are grown at segment level: wholesale on a war-recovery path (roaming and transit were hit; -0.8% in 2026 then ~+2%), ICT on the data-centre ramp (+11.0% at peak), which is anchored on the company's own disclosed programme: five data centres, a hyperscale campus with Microsoft as anchor tenant, and capital commitments UP a quarter-billion dirhams in six months.</w:t>
+      </w:r>
+    </w:p>
+    <w:p>
+      <w:pPr>
+        <w:spacing w:after="80" w:before="200"/>
+      </w:pPr>
+      <w:r>
+        <w:rPr>
+          <w:b/>
+          <w:i w:val="0"/>
+          <w:color w:val="1C3A36"/>
+          <w:sz w:val="24"/>
+        </w:rPr>
+        <w:t>How the cost side is built — cost per unit, and why no margin is an input</w:t>
+      </w:r>
+    </w:p>
+    <w:p>
+      <w:pPr>
+        <w:spacing w:after="120" w:before="0"/>
+      </w:pPr>
+      <w:r>
+        <w:rPr>
+          <w:b w:val="0"/>
+          <w:i w:val="0"/>
+          <w:color w:val="1C3A36"/>
+          <w:sz w:val="21"/>
+        </w:rPr>
+        <w:t>The company discloses its direct costs twice over, and never joins them up. On the face of the income statement they are split by NATURE into three lines — interconnect, commission, and devices and other direct services. In the segment note they are split by SEGMENT, one "interconnect and other direct costs" line each for Mobile, Fixed, Wholesale and ICT. Both views are published every period; the cross-tabulation between them never is.</w:t>
+      </w:r>
+    </w:p>
+    <w:p>
+      <w:pPr>
+        <w:spacing w:after="120" w:before="0"/>
+      </w:pPr>
+      <w:r>
+        <w:rPr>
+          <w:b w:val="0"/>
+          <w:i w:val="0"/>
+          <w:color w:val="1C3A36"/>
+          <w:sz w:val="21"/>
+        </w:rPr>
+        <w:t>That cross-tabulation is recoverable, and recovering it is what lets the cost side be built per unit rather than as a margin. Two structural facts do the work: Fixed and Wholesale carry no consumer acquisition channel and no handset sales, so their direct cost is interconnect and capacity; and commission is dealer and retail commission on the consumer mobile base, so it is a mobile cost. Given those, mobile interconnect falls out of total interconnect as a residual, and the mobile device line falls out of mobile's own segment total. The test that this is not a convenient fiction is that the residual device cost must come out POSITIVE and small in every period, and ICT's own direct cost plus that residual must foot exactly to the disclosed devices line. Both hold in all four disclosed periods, and the model asserts them rather than trusting them.</w:t>
+      </w:r>
+    </w:p>
+    <w:p>
+      <w:pPr>
+        <w:spacing w:after="120" w:before="0"/>
+      </w:pPr>
+      <w:r>
+        <w:rPr>
+          <w:b w:val="0"/>
+          <w:i w:val="0"/>
+          <w:color w:val="1C3A36"/>
+          <w:sz w:val="21"/>
+        </w:rPr>
+        <w:t>What emerges is a genuine per-unit cost stack for the mobile business, with each line moving for its own reason:</w:t>
+      </w:r>
+    </w:p>
+    <w:tbl>
+      <w:tblPr>
+        <w:tblW w:type="auto" w:w="0"/>
+        <w:jc w:val="center"/>
+        <w:tblLook w:firstColumn="1" w:firstRow="1" w:lastColumn="0" w:lastRow="0" w:noHBand="0" w:noVBand="1" w:val="04A0"/>
+        <w:tblLayout w:type="fixed"/>
+        <w:tblCellMar>
+          <w:top w:w="40" w:type="dxa"/>
+          <w:left w:w="90" w:type="dxa"/>
+          <w:bottom w:w="40" w:type="dxa"/>
+          <w:right w:w="90" w:type="dxa"/>
+        </w:tblCellMar>
+        <w:tblBorders>
+          <w:top w:val="single" w:sz="4" w:space="0" w:color="C9D4D1"/>
+          <w:left w:val="single" w:sz="4" w:space="0" w:color="C9D4D1"/>
+          <w:bottom w:val="single" w:sz="4" w:space="0" w:color="C9D4D1"/>
+          <w:right w:val="single" w:sz="4" w:space="0" w:color="C9D4D1"/>
+          <w:insideH w:val="single" w:sz="4" w:space="0" w:color="C9D4D1"/>
+          <w:insideV w:val="single" w:sz="4" w:space="0" w:color="C9D4D1"/>
+        </w:tblBorders>
+        <w:tblLayout w:type="fixed"/>
+      </w:tblPr>
+      <w:tblGrid>
+        <w:gridCol w:w="4464"/>
+        <w:gridCol w:w="1368"/>
+        <w:gridCol w:w="1368"/>
+        <w:gridCol w:w="1368"/>
+        <w:gridCol w:w="1368"/>
+      </w:tblGrid>
+      <w:tr>
+        <w:tc>
+          <w:tcPr>
+            <w:tcW w:type="dxa" w:w="4464"/>
+            <w:shd w:val="clear" w:color="auto" w:fill="EAF0EE"/>
+          </w:tcPr>
+          <w:p>
+            <w:pPr>
+              <w:spacing w:after="20"/>
+            </w:pPr>
+            <w:r>
+              <w:rPr>
+                <w:b/>
+                <w:color w:val="1C3A36"/>
+                <w:sz w:val="16"/>
+              </w:rPr>
+              <w:t>AED per mobile subscriber per month</w:t>
+            </w:r>
+          </w:p>
+        </w:tc>
+        <w:tc>
+          <w:tcPr>
+            <w:tcW w:type="dxa" w:w="1368"/>
+            <w:shd w:val="clear" w:color="auto" w:fill="EAF0EE"/>
+          </w:tcPr>
+          <w:p>
+            <w:pPr>
+              <w:spacing w:after="20"/>
+            </w:pPr>
+            <w:r>
+              <w:rPr>
+                <w:b/>
+                <w:color w:val="1C3A36"/>
+                <w:sz w:val="16"/>
+              </w:rPr>
+              <w:t>FY2024A</w:t>
+            </w:r>
+          </w:p>
+        </w:tc>
+        <w:tc>
+          <w:tcPr>
+            <w:tcW w:type="dxa" w:w="1368"/>
+            <w:shd w:val="clear" w:color="auto" w:fill="EAF0EE"/>
+          </w:tcPr>
+          <w:p>
+            <w:pPr>
+              <w:spacing w:after="20"/>
+            </w:pPr>
+            <w:r>
+              <w:rPr>
+                <w:b/>
+                <w:color w:val="1C3A36"/>
+                <w:sz w:val="16"/>
+              </w:rPr>
+              <w:t>FY2025A</w:t>
+            </w:r>
+          </w:p>
+        </w:tc>
+        <w:tc>
+          <w:tcPr>
+            <w:tcW w:type="dxa" w:w="1368"/>
+            <w:shd w:val="clear" w:color="auto" w:fill="EAF0EE"/>
+          </w:tcPr>
+          <w:p>
+            <w:pPr>
+              <w:spacing w:after="20"/>
+            </w:pPr>
+            <w:r>
+              <w:rPr>
+                <w:b/>
+                <w:color w:val="1C3A36"/>
+                <w:sz w:val="16"/>
+              </w:rPr>
+              <w:t>H1-2025A</w:t>
+            </w:r>
+          </w:p>
+        </w:tc>
+        <w:tc>
+          <w:tcPr>
+            <w:tcW w:type="dxa" w:w="1368"/>
+            <w:shd w:val="clear" w:color="auto" w:fill="EAF0EE"/>
+          </w:tcPr>
+          <w:p>
+            <w:pPr>
+              <w:spacing w:after="20"/>
+            </w:pPr>
+            <w:r>
+              <w:rPr>
+                <w:b/>
+                <w:color w:val="1C3A36"/>
+                <w:sz w:val="16"/>
+              </w:rPr>
+              <w:t>H1-2026A</w:t>
+            </w:r>
+          </w:p>
+        </w:tc>
+      </w:tr>
+      <w:tr>
+        <w:tc>
+          <w:tcPr>
+            <w:tcW w:type="dxa" w:w="4464"/>
+          </w:tcPr>
+          <w:p>
+            <w:pPr>
+              <w:spacing w:after="20"/>
+            </w:pPr>
+            <w:r>
+              <w:rPr>
+                <w:color w:val="1C3A36"/>
+                <w:sz w:val="16"/>
+              </w:rPr>
+              <w:t>Interconnect</w:t>
+            </w:r>
+          </w:p>
+        </w:tc>
+        <w:tc>
+          <w:tcPr>
+            <w:tcW w:type="dxa" w:w="1368"/>
+          </w:tcPr>
+          <w:p>
+            <w:pPr>
+              <w:spacing w:after="20"/>
+              <w:jc w:val="right"/>
+            </w:pPr>
+            <w:r>
+              <w:rPr>
+                <w:color w:val="1C3A36"/>
+                <w:sz w:val="16"/>
+              </w:rPr>
+              <w:t>18.24</w:t>
+            </w:r>
+          </w:p>
+        </w:tc>
+        <w:tc>
+          <w:tcPr>
+            <w:tcW w:type="dxa" w:w="1368"/>
+          </w:tcPr>
+          <w:p>
+            <w:pPr>
+              <w:spacing w:after="20"/>
+              <w:jc w:val="right"/>
+            </w:pPr>
+            <w:r>
+              <w:rPr>
+                <w:color w:val="1C3A36"/>
+                <w:sz w:val="16"/>
+              </w:rPr>
+              <w:t>17.40</w:t>
+            </w:r>
+          </w:p>
+        </w:tc>
+        <w:tc>
+          <w:tcPr>
+            <w:tcW w:type="dxa" w:w="1368"/>
+          </w:tcPr>
+          <w:p>
+            <w:pPr>
+              <w:spacing w:after="20"/>
+              <w:jc w:val="right"/>
+            </w:pPr>
+            <w:r>
+              <w:rPr>
+                <w:color w:val="1C3A36"/>
+                <w:sz w:val="16"/>
+              </w:rPr>
+              <w:t>17.54</w:t>
+            </w:r>
+          </w:p>
+        </w:tc>
+        <w:tc>
+          <w:tcPr>
+            <w:tcW w:type="dxa" w:w="1368"/>
+          </w:tcPr>
+          <w:p>
+            <w:pPr>
+              <w:spacing w:after="20"/>
+              <w:jc w:val="right"/>
+            </w:pPr>
+            <w:r>
+              <w:rPr>
+                <w:color w:val="1C3A36"/>
+                <w:sz w:val="16"/>
+              </w:rPr>
+              <w:t>16.81</w:t>
+            </w:r>
+          </w:p>
+        </w:tc>
+      </w:tr>
+      <w:tr>
+        <w:tc>
+          <w:tcPr>
+            <w:tcW w:type="dxa" w:w="4464"/>
+          </w:tcPr>
+          <w:p>
+            <w:pPr>
+              <w:spacing w:after="20"/>
+            </w:pPr>
+            <w:r>
+              <w:rPr>
+                <w:color w:val="1C3A36"/>
+                <w:sz w:val="16"/>
+              </w:rPr>
+              <w:t>Commission</w:t>
+            </w:r>
+          </w:p>
+        </w:tc>
+        <w:tc>
+          <w:tcPr>
+            <w:tcW w:type="dxa" w:w="1368"/>
+          </w:tcPr>
+          <w:p>
+            <w:pPr>
+              <w:spacing w:after="20"/>
+              <w:jc w:val="right"/>
+            </w:pPr>
+            <w:r>
+              <w:rPr>
+                <w:color w:val="1C3A36"/>
+                <w:sz w:val="16"/>
+              </w:rPr>
+              <w:t>5.69</w:t>
+            </w:r>
+          </w:p>
+        </w:tc>
+        <w:tc>
+          <w:tcPr>
+            <w:tcW w:type="dxa" w:w="1368"/>
+          </w:tcPr>
+          <w:p>
+            <w:pPr>
+              <w:spacing w:after="20"/>
+              <w:jc w:val="right"/>
+            </w:pPr>
+            <w:r>
+              <w:rPr>
+                <w:color w:val="1C3A36"/>
+                <w:sz w:val="16"/>
+              </w:rPr>
+              <w:t>6.14</w:t>
+            </w:r>
+          </w:p>
+        </w:tc>
+        <w:tc>
+          <w:tcPr>
+            <w:tcW w:type="dxa" w:w="1368"/>
+          </w:tcPr>
+          <w:p>
+            <w:pPr>
+              <w:spacing w:after="20"/>
+              <w:jc w:val="right"/>
+            </w:pPr>
+            <w:r>
+              <w:rPr>
+                <w:color w:val="1C3A36"/>
+                <w:sz w:val="16"/>
+              </w:rPr>
+              <w:t>6.12</w:t>
+            </w:r>
+          </w:p>
+        </w:tc>
+        <w:tc>
+          <w:tcPr>
+            <w:tcW w:type="dxa" w:w="1368"/>
+          </w:tcPr>
+          <w:p>
+            <w:pPr>
+              <w:spacing w:after="20"/>
+              <w:jc w:val="right"/>
+            </w:pPr>
+            <w:r>
+              <w:rPr>
+                <w:color w:val="1C3A36"/>
+                <w:sz w:val="16"/>
+              </w:rPr>
+              <w:t>6.31</w:t>
+            </w:r>
+          </w:p>
+        </w:tc>
+      </w:tr>
+      <w:tr>
+        <w:tc>
+          <w:tcPr>
+            <w:tcW w:type="dxa" w:w="4464"/>
+          </w:tcPr>
+          <w:p>
+            <w:pPr>
+              <w:spacing w:after="20"/>
+            </w:pPr>
+            <w:r>
+              <w:rPr>
+                <w:color w:val="1C3A36"/>
+                <w:sz w:val="16"/>
+              </w:rPr>
+              <w:t>Devices and other direct services</w:t>
+            </w:r>
+          </w:p>
+        </w:tc>
+        <w:tc>
+          <w:tcPr>
+            <w:tcW w:type="dxa" w:w="1368"/>
+          </w:tcPr>
+          <w:p>
+            <w:pPr>
+              <w:spacing w:after="20"/>
+              <w:jc w:val="right"/>
+            </w:pPr>
+            <w:r>
+              <w:rPr>
+                <w:color w:val="1C3A36"/>
+                <w:sz w:val="16"/>
+              </w:rPr>
+              <w:t>0.52</w:t>
+            </w:r>
+          </w:p>
+        </w:tc>
+        <w:tc>
+          <w:tcPr>
+            <w:tcW w:type="dxa" w:w="1368"/>
+          </w:tcPr>
+          <w:p>
+            <w:pPr>
+              <w:spacing w:after="20"/>
+              <w:jc w:val="right"/>
+            </w:pPr>
+            <w:r>
+              <w:rPr>
+                <w:color w:val="1C3A36"/>
+                <w:sz w:val="16"/>
+              </w:rPr>
+              <w:t>1.26</w:t>
+            </w:r>
+          </w:p>
+        </w:tc>
+        <w:tc>
+          <w:tcPr>
+            <w:tcW w:type="dxa" w:w="1368"/>
+          </w:tcPr>
+          <w:p>
+            <w:pPr>
+              <w:spacing w:after="20"/>
+              <w:jc w:val="right"/>
+            </w:pPr>
+            <w:r>
+              <w:rPr>
+                <w:color w:val="1C3A36"/>
+                <w:sz w:val="16"/>
+              </w:rPr>
+              <w:t>1.40</w:t>
+            </w:r>
+          </w:p>
+        </w:tc>
+        <w:tc>
+          <w:tcPr>
+            <w:tcW w:type="dxa" w:w="1368"/>
+          </w:tcPr>
+          <w:p>
+            <w:pPr>
+              <w:spacing w:after="20"/>
+              <w:jc w:val="right"/>
+            </w:pPr>
+            <w:r>
+              <w:rPr>
+                <w:color w:val="1C3A36"/>
+                <w:sz w:val="16"/>
+              </w:rPr>
+              <w:t>0.96</w:t>
+            </w:r>
+          </w:p>
+        </w:tc>
+      </w:tr>
+      <w:tr>
+        <w:tc>
+          <w:tcPr>
+            <w:tcW w:type="dxa" w:w="4464"/>
+          </w:tcPr>
+          <w:p>
+            <w:pPr>
+              <w:spacing w:after="20"/>
+            </w:pPr>
+            <w:r>
+              <w:rPr>
+                <w:color w:val="1C3A36"/>
+                <w:sz w:val="16"/>
+              </w:rPr>
+              <w:t>Total mobile direct cost per subscriber</w:t>
+            </w:r>
+          </w:p>
+        </w:tc>
+        <w:tc>
+          <w:tcPr>
+            <w:tcW w:type="dxa" w:w="1368"/>
+          </w:tcPr>
+          <w:p>
+            <w:pPr>
+              <w:spacing w:after="20"/>
+              <w:jc w:val="right"/>
+            </w:pPr>
+            <w:r>
+              <w:rPr>
+                <w:color w:val="1C3A36"/>
+                <w:sz w:val="16"/>
+              </w:rPr>
+              <w:t>24.45</w:t>
+            </w:r>
+          </w:p>
+        </w:tc>
+        <w:tc>
+          <w:tcPr>
+            <w:tcW w:type="dxa" w:w="1368"/>
+          </w:tcPr>
+          <w:p>
+            <w:pPr>
+              <w:spacing w:after="20"/>
+              <w:jc w:val="right"/>
+            </w:pPr>
+            <w:r>
+              <w:rPr>
+                <w:color w:val="1C3A36"/>
+                <w:sz w:val="16"/>
+              </w:rPr>
+              <w:t>24.81</w:t>
+            </w:r>
+          </w:p>
+        </w:tc>
+        <w:tc>
+          <w:tcPr>
+            <w:tcW w:type="dxa" w:w="1368"/>
+          </w:tcPr>
+          <w:p>
+            <w:pPr>
+              <w:spacing w:after="20"/>
+              <w:jc w:val="right"/>
+            </w:pPr>
+            <w:r>
+              <w:rPr>
+                <w:color w:val="1C3A36"/>
+                <w:sz w:val="16"/>
+              </w:rPr>
+              <w:t>25.06</w:t>
+            </w:r>
+          </w:p>
+        </w:tc>
+        <w:tc>
+          <w:tcPr>
+            <w:tcW w:type="dxa" w:w="1368"/>
+          </w:tcPr>
+          <w:p>
+            <w:pPr>
+              <w:spacing w:after="20"/>
+              <w:jc w:val="right"/>
+            </w:pPr>
+            <w:r>
+              <w:rPr>
+                <w:color w:val="1C3A36"/>
+                <w:sz w:val="16"/>
+              </w:rPr>
+              <w:t>24.08</w:t>
+            </w:r>
+          </w:p>
+        </w:tc>
+      </w:tr>
+      <w:tr>
+        <w:tc>
+          <w:tcPr>
+            <w:tcW w:type="dxa" w:w="4464"/>
+          </w:tcPr>
+          <w:p>
+            <w:pPr>
+              <w:spacing w:after="20"/>
+            </w:pPr>
+            <w:r>
+              <w:rPr>
+                <w:color w:val="1C3A36"/>
+                <w:sz w:val="16"/>
+              </w:rPr>
+              <w:t>Fixed capacity cost per subscription</w:t>
+            </w:r>
+          </w:p>
+        </w:tc>
+        <w:tc>
+          <w:tcPr>
+            <w:tcW w:type="dxa" w:w="1368"/>
+          </w:tcPr>
+          <w:p>
+            <w:pPr>
+              <w:spacing w:after="20"/>
+              <w:jc w:val="right"/>
+            </w:pPr>
+            <w:r>
+              <w:rPr>
+                <w:color w:val="1C3A36"/>
+                <w:sz w:val="16"/>
+              </w:rPr>
+              <w:t>79.71</w:t>
+            </w:r>
+          </w:p>
+        </w:tc>
+        <w:tc>
+          <w:tcPr>
+            <w:tcW w:type="dxa" w:w="1368"/>
+          </w:tcPr>
+          <w:p>
+            <w:pPr>
+              <w:spacing w:after="20"/>
+              <w:jc w:val="right"/>
+            </w:pPr>
+            <w:r>
+              <w:rPr>
+                <w:color w:val="1C3A36"/>
+                <w:sz w:val="16"/>
+              </w:rPr>
+              <w:t>73.14</w:t>
+            </w:r>
+          </w:p>
+        </w:tc>
+        <w:tc>
+          <w:tcPr>
+            <w:tcW w:type="dxa" w:w="1368"/>
+          </w:tcPr>
+          <w:p>
+            <w:pPr>
+              <w:spacing w:after="20"/>
+              <w:jc w:val="right"/>
+            </w:pPr>
+            <w:r>
+              <w:rPr>
+                <w:color w:val="1C3A36"/>
+                <w:sz w:val="16"/>
+              </w:rPr>
+              <w:t>75.29</w:t>
+            </w:r>
+          </w:p>
+        </w:tc>
+        <w:tc>
+          <w:tcPr>
+            <w:tcW w:type="dxa" w:w="1368"/>
+          </w:tcPr>
+          <w:p>
+            <w:pPr>
+              <w:spacing w:after="20"/>
+              <w:jc w:val="right"/>
+            </w:pPr>
+            <w:r>
+              <w:rPr>
+                <w:color w:val="1C3A36"/>
+                <w:sz w:val="16"/>
+              </w:rPr>
+              <w:t>68.35</w:t>
+            </w:r>
+          </w:p>
+        </w:tc>
+      </w:tr>
+      <w:tr>
+        <w:tc>
+          <w:tcPr>
+            <w:tcW w:type="dxa" w:w="4464"/>
+          </w:tcPr>
+          <w:p>
+            <w:pPr>
+              <w:spacing w:after="20"/>
+            </w:pPr>
+            <w:r>
+              <w:rPr>
+                <w:color w:val="1C3A36"/>
+                <w:sz w:val="16"/>
+              </w:rPr>
+              <w:t>Wholesale direct cost / own revenue</w:t>
+            </w:r>
+          </w:p>
+        </w:tc>
+        <w:tc>
+          <w:tcPr>
+            <w:tcW w:type="dxa" w:w="1368"/>
+          </w:tcPr>
+          <w:p>
+            <w:pPr>
+              <w:spacing w:after="20"/>
+              <w:jc w:val="right"/>
+            </w:pPr>
+            <w:r>
+              <w:rPr>
+                <w:color w:val="1C3A36"/>
+                <w:sz w:val="16"/>
+              </w:rPr>
+              <w:t>12.0%</w:t>
+            </w:r>
+          </w:p>
+        </w:tc>
+        <w:tc>
+          <w:tcPr>
+            <w:tcW w:type="dxa" w:w="1368"/>
+          </w:tcPr>
+          <w:p>
+            <w:pPr>
+              <w:spacing w:after="20"/>
+              <w:jc w:val="right"/>
+            </w:pPr>
+            <w:r>
+              <w:rPr>
+                <w:color w:val="1C3A36"/>
+                <w:sz w:val="16"/>
+              </w:rPr>
+              <w:t>13.6%</w:t>
+            </w:r>
+          </w:p>
+        </w:tc>
+        <w:tc>
+          <w:tcPr>
+            <w:tcW w:type="dxa" w:w="1368"/>
+          </w:tcPr>
+          <w:p>
+            <w:pPr>
+              <w:spacing w:after="20"/>
+              <w:jc w:val="right"/>
+            </w:pPr>
+            <w:r>
+              <w:rPr>
+                <w:color w:val="1C3A36"/>
+                <w:sz w:val="16"/>
+              </w:rPr>
+              <w:t>13.9%</w:t>
+            </w:r>
+          </w:p>
+        </w:tc>
+        <w:tc>
+          <w:tcPr>
+            <w:tcW w:type="dxa" w:w="1368"/>
+          </w:tcPr>
+          <w:p>
+            <w:pPr>
+              <w:spacing w:after="20"/>
+              <w:jc w:val="right"/>
+            </w:pPr>
+            <w:r>
+              <w:rPr>
+                <w:color w:val="1C3A36"/>
+                <w:sz w:val="16"/>
+              </w:rPr>
+              <w:t>15.6%</w:t>
+            </w:r>
+          </w:p>
+        </w:tc>
+      </w:tr>
+      <w:tr>
+        <w:tc>
+          <w:tcPr>
+            <w:tcW w:type="dxa" w:w="4464"/>
+          </w:tcPr>
+          <w:p>
+            <w:pPr>
+              <w:spacing w:after="20"/>
+            </w:pPr>
+            <w:r>
+              <w:rPr>
+                <w:color w:val="1C3A36"/>
+                <w:sz w:val="16"/>
+              </w:rPr>
+              <w:t>ICT direct cost / own revenue</w:t>
+            </w:r>
+          </w:p>
+        </w:tc>
+        <w:tc>
+          <w:tcPr>
+            <w:tcW w:type="dxa" w:w="1368"/>
+          </w:tcPr>
+          <w:p>
+            <w:pPr>
+              <w:spacing w:after="20"/>
+              <w:jc w:val="right"/>
+            </w:pPr>
+            <w:r>
+              <w:rPr>
+                <w:color w:val="1C3A36"/>
+                <w:sz w:val="16"/>
+              </w:rPr>
+              <w:t>79.2%</w:t>
+            </w:r>
+          </w:p>
+        </w:tc>
+        <w:tc>
+          <w:tcPr>
+            <w:tcW w:type="dxa" w:w="1368"/>
+          </w:tcPr>
+          <w:p>
+            <w:pPr>
+              <w:spacing w:after="20"/>
+              <w:jc w:val="right"/>
+            </w:pPr>
+            <w:r>
+              <w:rPr>
+                <w:color w:val="1C3A36"/>
+                <w:sz w:val="16"/>
+              </w:rPr>
+              <w:t>80.6%</w:t>
+            </w:r>
+          </w:p>
+        </w:tc>
+        <w:tc>
+          <w:tcPr>
+            <w:tcW w:type="dxa" w:w="1368"/>
+          </w:tcPr>
+          <w:p>
+            <w:pPr>
+              <w:spacing w:after="20"/>
+              <w:jc w:val="right"/>
+            </w:pPr>
+            <w:r>
+              <w:rPr>
+                <w:color w:val="1C3A36"/>
+                <w:sz w:val="16"/>
+              </w:rPr>
+              <w:t>80.8%</w:t>
+            </w:r>
+          </w:p>
+        </w:tc>
+        <w:tc>
+          <w:tcPr>
+            <w:tcW w:type="dxa" w:w="1368"/>
+          </w:tcPr>
+          <w:p>
+            <w:pPr>
+              <w:spacing w:after="20"/>
+              <w:jc w:val="right"/>
+            </w:pPr>
+            <w:r>
+              <w:rPr>
+                <w:color w:val="1C3A36"/>
+                <w:sz w:val="16"/>
+              </w:rPr>
+              <w:t>78.5%</w:t>
+            </w:r>
+          </w:p>
+        </w:tc>
+      </w:tr>
+    </w:tbl>
+    <w:p>
+      <w:pPr>
+        <w:spacing w:after="40"/>
+      </w:pPr>
+    </w:p>
+    <w:p>
+      <w:pPr>
+        <w:spacing w:after="200" w:before="0"/>
+      </w:pPr>
+      <w:r>
+        <w:rPr>
+          <w:b w:val="0"/>
+          <w:i/>
+          <w:color w:val="6E7B77"/>
+          <w:sz w:val="17"/>
+        </w:rPr>
+        <w:t>Table 6 — the direct-cost stack per unit, recovered from the company's own two disclosures. The two half-year columns are the important ones: they are like-for-like, so they measure DIRECTION rather than mixing seasonality into a year-on-year change.</w:t>
+      </w:r>
+    </w:p>
+    <w:p>
+      <w:pPr>
+        <w:spacing w:after="120" w:before="0"/>
+      </w:pPr>
+      <w:r>
+        <w:rPr>
+          <w:b w:val="0"/>
+          <w:i w:val="0"/>
+          <w:color w:val="1C3A36"/>
+          <w:sz w:val="21"/>
+        </w:rPr>
+        <w:t>The like-for-like half-years give each line a measured direction, and only two of them get to move in the forecast. Interconnect per subscriber fell -4.1%, and there is a named mechanism for it: regulated mobile-termination rates ratchet down, and terminated voice and SMS keep migrating to messaging apps, so the off-net bill per customer falls even as the base grows. The forecast takes -1.5% a year — barely a third of the observed fall, on the view that it decays as the substitution matures. Commission per subscriber rose +3.0%, which is the cost of winning and keeping a customer in a two-player market rising; the observed rate of +3.0% is carried forward unchanged. Everything else is anchored on the H1-2026 reviewed actual and held FLAT — including the fixed capacity cost, which fell -9.2% like-for-like. Stopping that improvement dead rather than projecting it is deliberate: the mechanism is real but decays at a rate the disclosure cannot size.</w:t>
+      </w:r>
+    </w:p>
+    <w:p>
+      <w:pPr>
+        <w:spacing w:after="120" w:before="0"/>
+      </w:pPr>
+      <w:r>
+        <w:rPr>
+          <w:b w:val="0"/>
+          <w:i w:val="0"/>
+          <w:color w:val="1C3A36"/>
+          <w:sz w:val="21"/>
+        </w:rPr>
+        <w:t>Two of those choices deserve to be challenged, so here is the evidence for them. Holding the H1-2026 rate through the second half of 2026 could flatter the year if second halves are structurally cheaper. They are: measured on 2025, the second-half rates came in at AED 25.01 per mobile subscriber against 25.06 in the first half, AED 71.33 against 75.29 on fixed, and 13.2% against 13.9% on wholesale. Three of the four were CHEAPER in the second half, so carrying a first-half rate forward overstates cost rather than understating it. And the wholesale rate has worsened at every single observation — 12.0%, 13.6%, 13.9%, 15.6% — which the company attributes to the conflict-hit roaming and transit mix. The forecast takes no credit for the recovery that attribution implies, and equally does not project further decay.</w:t>
+      </w:r>
+    </w:p>
+    <w:p>
+      <w:pPr>
+        <w:spacing w:after="120" w:before="0"/>
+      </w:pPr>
+      <w:r>
+        <w:rPr>
+          <w:b w:val="0"/>
+          <w:i w:val="0"/>
+          <w:color w:val="1C3A36"/>
+          <w:sz w:val="21"/>
+        </w:rPr>
+        <w:t>Wholesale and ICT cannot be built per unit at all, because no volume measure for either is disclosed anywhere in the filings. Both therefore carry a cost RATE on their own revenue, anchored on the reviewed half-year. That is the weakest part of the cost build and is labelled as such: it is the finest level the disclosure supports, not the level the method would prefer. The ICT rate in particular is held flat rather than improving, which reverses a judgement in the previous edition of this study — that edition projected a 2.1 percentage point margin gain on a data-centre-scale argument, and the disclosed series does not support a trend in either direction (79.2% worsened to 80.6% before improving to 78.5%). A story that cannot be measured has been removed from the model.</w:t>
+      </w:r>
+    </w:p>
+    <w:p>
+      <w:pPr>
+        <w:spacing w:after="120" w:before="0"/>
+      </w:pPr>
+      <w:r>
+        <w:rPr>
+          <w:b w:val="0"/>
+          <w:i w:val="0"/>
+          <w:color w:val="1C3A36"/>
+          <w:sz w:val="21"/>
+        </w:rPr>
+        <w:t>The consequence is the point of the whole exercise: NO margin in this study is an input. Contribution margin by segment, group gross margin and group EBITDA margin are all computed from volumes times unit costs, and they can therefore disagree with each other in informative ways. They do. Group gross margin declines across the forecast, 67.9% to 67.2%, while NOT ONE segment margin declines. That is entirely mix: ICT is the fastest-growing segment and by a wide margin the thinnest, so it dilutes the group as it succeeds. A single blended margin assumption — which is what the previous edition of this study used — cannot produce that result, and a reader looking at it would have no way to tell dilution-by-growth apart from erosion. That distinction is the argument for building the cost side this way.</w:t>
       </w:r>
     </w:p>
     <w:p>
@@ -6415,7 +7380,7 @@
           <w:color w:val="6E7B77"/>
           <w:sz w:val="17"/>
         </w:rPr>
-        <w:t>Table 6 — the build's output. FY2026E growth of +4.3% lands inside the company's own revised 4-6% guidance. EVERY MARGIN IN THIS TABLE IS AN OUTPUT. Nothing about profitability is assumed: each cost line is grown on its own physical driver and the margin is whatever is left. On the direct-cost side that means mobile carries three separate per-subscriber costs — interconnect, which falls as termination rates ratchet down and terminated traffic migrates to messaging apps; commission, which rises with the cost of winning and keeping a customer; and a small, lumpy device line held flat — while fixed carries a per-subscriber capacity cost and wholesale and ICT carry a cost rate on their own revenue, because the company discloses no volume unit for either. On the operating-cost side, wages escalate on UAE wage inflation, network on network scale, the licence fee and credit losses on revenue, administration on CPI — never one blended index across physically different costs. Two things a reader should be able to see. First, the group gross margin 67.9% -&gt; 67.2% DECLINES even though not one segment margin declines: that is mix, not erosion — ICT is the fastest-growing segment and by far the thinnest, so it dilutes the group as it grows. A single blended margin assumption cannot show that, which is the argument for building this way. Second, total operating expenses before depreciation RISE 0.7% in FY2026E against the audited 2025 figure. In an earlier edition of this study they fell, because the staff line was built on a mis-stated seasonal ratio — which made margin expansion an artefact of one input rather than an output of the build.</w:t>
+        <w:t>Table 7 — the build's output. FY2026E growth of +4.3% lands inside the company's own revised 4-6% guidance. EVERY MARGIN IN THIS TABLE IS AN OUTPUT. Nothing about profitability is assumed: each cost line is grown on its own physical driver and the margin is whatever is left. On the direct-cost side that means mobile carries three separate per-subscriber costs — interconnect, which falls as termination rates ratchet down and terminated traffic migrates to messaging apps; commission, which rises with the cost of winning and keeping a customer; and a small, lumpy device line held flat — while fixed carries a per-subscriber capacity cost and wholesale and ICT carry a cost rate on their own revenue, because the company discloses no volume unit for either. On the operating-cost side, wages escalate on UAE wage inflation, network on network scale, the licence fee and credit losses on revenue, administration on CPI — never one blended index across physically different costs. Two things a reader should be able to see. First, the group gross margin 67.9% -&gt; 67.2% DECLINES even though not one segment margin declines: that is mix, not erosion — ICT is the fastest-growing segment and by far the thinnest, so it dilutes the group as it grows. A single blended margin assumption cannot show that, which is the argument for building this way. Second, total operating expenses before depreciation RISE 0.7% in FY2026E against the audited 2025 figure. In an earlier edition of this study they fell, because the staff line was built on a mis-stated seasonal ratio — which made margin expansion an artefact of one input rather than an output of the build.</w:t>
       </w:r>
     </w:p>
     <w:p>
@@ -6469,7 +7434,7 @@
           <w:color w:val="6E7B77"/>
           <w:sz w:val="17"/>
         </w:rPr>
-        <w:t>Figure 2 — revenue by segment and the EBITDA margin path. ICT is the growth leg; mobile the recovery story; the margin is flat by construction of the disclosed contribution margins and the escalating cost stack.</w:t>
+        <w:t>Figure 2 — revenue by segment and the EBITDA margin path. ICT is the growth leg; mobile the recovery story. The group EBITDA margin is flat-to-slightly-rising as an OUTPUT: segment margins widen modestly on the per-unit cost build while ICT — the fastest-growing and thinnest segment — dilutes the group as it grows. The two effects very nearly cancel, which is a result of the build rather than an assumption in it.</w:t>
       </w:r>
     </w:p>
     <w:p>
@@ -6876,7 +7841,7 @@
           <w:color w:val="6E7B77"/>
           <w:sz w:val="17"/>
         </w:rPr>
-        <w:t>Table 7 — the study's central judgement, both ways. The cash-flow lens rests on du's own measured beta of 0.488, which prices its equity at 6.53%. That is internally consistent — but the terminal it produces values du at 10.09 times forward EBITDA forever, against the 7.56 times the market pays today: a 34% re-rating embedded in a figure presented as intrinsic value. Framing 2 simply declines to assume it. This is the honest form of the observation that 83% of enterprise value sits beyond year five.</w:t>
+        <w:t>Table 8 — the study's central judgement, both ways. The cash-flow lens rests on du's own measured beta of 0.488, which prices its equity at 6.53%. That is internally consistent — but the terminal it produces values du at 10.09 times forward EBITDA forever, against the 7.56 times the market pays today: a 34% re-rating embedded in a figure presented as intrinsic value. Framing 2 simply declines to assume it. This is the honest form of the observation that 83% of enterprise value sits beyond year five.</w:t>
       </w:r>
     </w:p>
     <w:p>
@@ -7633,7 +8598,7 @@
           <w:color w:val="6E7B77"/>
           <w:sz w:val="17"/>
         </w:rPr>
-        <w:t>Table 8 — the cost of capital, built from sourced parts. The sovereign spread is stripped from the risk-free rate because the equity premium already carries the country premium: counting it twice is the classic error this construction exists to avoid. The spread stripped and the premium added back are on the SAME basis — 4 basis points out, a 6 basis-point country premium in — which is the discipline that makes the netting safe. The alternative RATINGS basis (42bp out, a 64bp country premium in, giving a 6.44% cost of equity and 6.32% cost of capital) is published alongside and not averaged in. One test governs the choice: a default-free dirham rate cannot sit BELOW the default-free dollar rate at matched tenor under a hard peg. The market basis clears that floor at 4.44% against 4.32%; the ratings basis would breach it by about 26 basis points, which is why it is the alternative and not the primary.</w:t>
+        <w:t>Table 9 — the cost of capital, built from sourced parts. The sovereign spread is stripped from the risk-free rate because the equity premium already carries the country premium: counting it twice is the classic error this construction exists to avoid. The spread stripped and the premium added back are on the SAME basis — 4 basis points out, a 6 basis-point country premium in — which is the discipline that makes the netting safe. The alternative RATINGS basis (42bp out, a 64bp country premium in, giving a 6.44% cost of equity and 6.32% cost of capital) is published alongside and not averaged in. One test governs the choice: a default-free dirham rate cannot sit BELOW the default-free dollar rate at matched tenor under a hard peg. The market basis clears that floor at 4.44% against 4.32%; the ratings basis would breach it by about 26 basis points, which is why it is the alternative and not the primary.</w:t>
       </w:r>
     </w:p>
     <w:p>
@@ -7798,7 +8763,7 @@
                 <w:color w:val="1C3A36"/>
                 <w:sz w:val="16"/>
               </w:rPr>
-              <w:t>Risk-free tenor: Jan-2031 AED print vs 10y peg-extrapolated proxy</w:t>
+              <w:t>Risk-free tenor, LONGER AND HIGHER: Jan-2031 AED print vs a 10-year peg-extrapolated proxy</w:t>
             </w:r>
           </w:p>
         </w:tc>
@@ -7853,6 +8818,79 @@
                 <w:sz w:val="16"/>
               </w:rPr>
               <w:t>17.90 vs 18.89 (-0.99)</w:t>
+            </w:r>
+          </w:p>
+        </w:tc>
+      </w:tr>
+      <w:tr>
+        <w:tc>
+          <w:tcPr>
+            <w:tcW w:type="dxa" w:w="3384"/>
+          </w:tcPr>
+          <w:p>
+            <w:pPr>
+              <w:spacing w:after="20"/>
+            </w:pPr>
+            <w:r>
+              <w:rPr>
+                <w:color w:val="1C3A36"/>
+                <w:sz w:val="16"/>
+              </w:rPr>
+              <w:t>Risk-free tenor, LONGER AND LOWER: the Feb-2033 AED sukuk, the only federal tranche beyond Jan-2031</w:t>
+            </w:r>
+          </w:p>
+        </w:tc>
+        <w:tc>
+          <w:tcPr>
+            <w:tcW w:type="dxa" w:w="1584"/>
+          </w:tcPr>
+          <w:p>
+            <w:pPr>
+              <w:spacing w:after="20"/>
+              <w:jc w:val="right"/>
+            </w:pPr>
+            <w:r>
+              <w:rPr>
+                <w:color w:val="1C3A36"/>
+                <w:sz w:val="16"/>
+              </w:rPr>
+              <w:t>4.48%</w:t>
+            </w:r>
+          </w:p>
+        </w:tc>
+        <w:tc>
+          <w:tcPr>
+            <w:tcW w:type="dxa" w:w="1584"/>
+          </w:tcPr>
+          <w:p>
+            <w:pPr>
+              <w:spacing w:after="20"/>
+              <w:jc w:val="right"/>
+            </w:pPr>
+            <w:r>
+              <w:rPr>
+                <w:color w:val="1C3A36"/>
+                <w:sz w:val="16"/>
+              </w:rPr>
+              <w:t>4.13%</w:t>
+            </w:r>
+          </w:p>
+        </w:tc>
+        <w:tc>
+          <w:tcPr>
+            <w:tcW w:type="dxa" w:w="3024"/>
+          </w:tcPr>
+          <w:p>
+            <w:pPr>
+              <w:spacing w:after="20"/>
+              <w:jc w:val="right"/>
+            </w:pPr>
+            <w:r>
+              <w:rPr>
+                <w:color w:val="1C3A36"/>
+                <w:sz w:val="16"/>
+              </w:rPr>
+              <w:t>20.82 vs 18.89 (1.92)</w:t>
             </w:r>
           </w:p>
         </w:tc>
@@ -8166,7 +9204,35 @@
           <w:color w:val="6E7B77"/>
           <w:sz w:val="17"/>
         </w:rPr>
-        <w:t>Table 9 — every contested construction priced, not just named. Two retired errors are preserved for the audit trail: an UN-netted risk-free rate would give a 6.57% cost of equity, the sovereign-risk double-count this method exists to prevent; and netting the ratings-table spread while adding back a ratings-based country premium — the previous edition's construction — put the "risk-free" dirham rate below the matched-tenor Treasury, which a hard peg cannot support.</w:t>
+        <w:t>Table 10 — every contested construction priced, not just named. Two retired errors are preserved for the audit trail: an UN-netted risk-free rate would give a 6.57% cost of equity, the sovereign-risk double-count this method exists to prevent; and netting the ratings-table spread while adding back a ratings-based country premium — the previous edition's construction — put the "risk-free" dirham rate below the matched-tenor Treasury, which a hard peg cannot support.</w:t>
+      </w:r>
+    </w:p>
+    <w:p>
+      <w:pPr>
+        <w:spacing w:after="120" w:before="0"/>
+      </w:pPr>
+      <w:r>
+        <w:rPr>
+          <w:b w:val="0"/>
+          <w:i w:val="0"/>
+          <w:color w:val="1C3A36"/>
+          <w:sz w:val="21"/>
+        </w:rPr>
+        <w:t>The risk-free rate deserves its own paragraph, because it is the input an external review of this study contested hardest and because the resolution runs against that review. There is no liquid ten-year dirham government point at all: the UAE federal curve's longest conventional Treasury bond matures in January 2031, and the ONLY federal tranche beyond it is a February-2033 Islamic Treasury Sukuk — a different instrument type, which an earlier edition of this study mislabelled as a bond. That sukuk has been sold twice. Its debut, in February 2026, cleared 3.779%. A second tap of the SAME instrument two months later cleared 4.13% — 35 basis points higher. The review argued for the debut print, which would put the cash-flow lens at AED 23.18 rather than AED 18.89, +23%. That is far too large to wave away, so it was re-derived from the issuer's own auction releases rather than argued about.</w:t>
+      </w:r>
+    </w:p>
+    <w:p>
+      <w:pPr>
+        <w:spacing w:after="120" w:before="0"/>
+      </w:pPr>
+      <w:r>
+        <w:rPr>
+          <w:b w:val="0"/>
+          <w:i w:val="0"/>
+          <w:color w:val="1C3A36"/>
+          <w:sz w:val="21"/>
+        </w:rPr>
+        <w:t>The debut print does not survive that re-derivation. It is five and a half months older than this study's anchor, the issuer's own re-offer of the identical instrument contradicted it, and the Jan-2031 bond moved 3.90% → 3.85% → 4.30% → 4.48% across the same window. Using a stale debut as the current risk-free rate would import a rate environment that had ceased to exist. The rate used therefore stays at the most recent primary print on the longest liquid tenor, 4.48% — but the honest observation is that the tenor choice is a genuine RANGE, not a point: the two defensible longer alternatives sit on either side of it, worth 1.92 and -0.99 a share, so both are published in the table above rather than one being selected. One further correction belongs here: the spread on that auction is read FROM the ministry's release, not quoted from it. The original sentence is malformed, covering two tranches at once, and an earlier edition of this study presented it as a clean quotation. It was not.</w:t>
       </w:r>
     </w:p>
     <w:p>
@@ -8234,7 +9300,7 @@
           <w:color w:val="6E7B77"/>
           <w:sz w:val="17"/>
         </w:rPr>
-        <w:t>Figure 3 — DCF fair value against the terminal cost of capital and terminal growth. Bold cells sit within about 80 fils of spot.</w:t>
+        <w:t>Figure 3 — DCF fair value against the terminal cost of capital and terminal growth. The centre cell reproduces the headline cash-flow lens exactly, which is the check a sensitivity grid has to pass before any other cell in it means anything. Note what the grid says as a whole: across the entire plausible range of terminal discount rate and terminal growth, every cell sits ABOVE the spot price of AED 12.30 — the lowest, at a 7.17% terminal cost of capital and 1.5% growth, still reads AED 13.2. For the market to be right on this lens, something outside this grid has to be wrong — the fiscal regime, the terminal multiple, or the cash flows themselves. Sections 1.7 and 4 take that seriously rather than treating the grid as vindication.</w:t>
       </w:r>
     </w:p>
     <w:tbl>
@@ -9432,7 +10498,35 @@
           <w:color w:val="6E7B77"/>
           <w:sz w:val="17"/>
         </w:rPr>
-        <w:t>Table 10 — single-driver sensitivities on the DCF (AED/share); the middle column is the base. Each cell is a complete re-run of the model including the unit build, and each grid returns the base case at its base parameter — a check this study failed in its previous edition, where the beta row was computed on a retired construction and its base cell missed the headline by AED 1.77. The rank order is the honest hierarchy: the discount rate dwarfs every operating driver, and the fiscal take comes next; among operating drivers ARPU is king, which is why a duopoly that does not price-war deserves its premium.</w:t>
+        <w:t>Table 11 — single-driver sensitivities on the DCF (AED/share); the middle column is the base. Each cell is a complete re-run of the model including the unit build, and each grid returns the base case at its base parameter — a check this study failed in its previous edition, where the beta row was computed on a retired construction and its base cell missed the headline by AED 1.77. The rank order is the honest hierarchy: the discount rate dwarfs every operating driver, and the fiscal take comes next; among operating drivers ARPU is king, which is why a duopoly that does not price-war deserves its premium.</w:t>
+      </w:r>
+    </w:p>
+    <w:p>
+      <w:pPr>
+        <w:spacing w:after="120" w:before="0"/>
+      </w:pPr>
+      <w:r>
+        <w:rPr>
+          <w:b w:val="0"/>
+          <w:i w:val="0"/>
+          <w:color w:val="1C3A36"/>
+          <w:sz w:val="21"/>
+        </w:rPr>
+        <w:t>Two rows deserve a note. The ARPU-drift row is not a generic price sensitivity: it is the mix-exhaustion case set out in 1.6, and it is the largest operating downside in the study — AED 15.47 at -2.5% a year against AED 18.89 in the base. The direct-cost row now scales COST PER UNIT rather than a margin, so it is a driver rather than an assumption being nudged.</w:t>
+      </w:r>
+    </w:p>
+    <w:p>
+      <w:pPr>
+        <w:spacing w:after="120" w:before="0"/>
+      </w:pPr>
+      <w:r>
+        <w:rPr>
+          <w:b w:val="0"/>
+          <w:i w:val="0"/>
+          <w:color w:val="1C3A36"/>
+          <w:sz w:val="21"/>
+        </w:rPr>
+        <w:t>One further test belongs here, because an external review asked for it: what is revenue at the company's guided midpoint worth? The build lands at +4.3% against a guided 4-6%, so the +5.0% midpoint is worth about AED 107mn of FY2026 revenue. The answer depends less on the revenue than on HOW it is won. Won on price, with no incremental unit cost or capex behind it, the cash-flow lens reads AED 19.54; won on volume, carrying both, it reads AED 19.68. On the same five-year revenue the price route is worth AED 0.20 more per share than the volume route. The build deliberately stays below the midpoint: it is driven by the disclosed subscriber and ARPU paths, and reverse-engineering a forecast to a guidance number is the opposite of building it from the ground up.</w:t>
       </w:r>
     </w:p>
     <w:p>
@@ -9500,7 +10594,7 @@
           <w:color w:val="6E7B77"/>
           <w:sz w:val="17"/>
         </w:rPr>
-        <w:t>Figure 4 — price against the 20-, 50-, 100- and 200-session moving averages over the last 260 sessions.</w:t>
+        <w:t>Figure 4 — price against the 20-, 50-, 100- and 200-session moving averages over the the last twelve months of trading.</w:t>
       </w:r>
     </w:p>
     <w:tbl>
@@ -11196,6 +12290,20 @@
           <w:sz w:val="21"/>
         </w:rPr>
         <w:t>What would close the gap from each side. The DCF is right and the market re-rates if: the fiscal regime is extended on current terms with the floor lapsing or lightening; the licence renews on comparable terms; the war recovery completes; and the data-centre leg starts printing revenue the market can see. The market is right and the DCF is generous if: the royalty regime reverts or worsens (Framing B alone closes most of the gap — AED 16.11); the measured beta understates the true risk of a single-market, single-licence operator (beta 0.80 alone takes the DCF to AED 13.89); or terminal reinvestment needs are heavier than 9.1% of profit. The weighted central of AED 13.90 embodies exactly this balance: it leans toward the cash flows but pays the market-anchored lenses the 45% respect their discipline has earned — while noting, as 1.4 does, that those two lenses are one reading of one multiple, not two.</w:t>
+      </w:r>
+    </w:p>
+    <w:p>
+      <w:pPr>
+        <w:spacing w:after="120" w:before="0"/>
+      </w:pPr>
+      <w:r>
+        <w:rPr>
+          <w:b w:val="0"/>
+          <w:i w:val="0"/>
+          <w:color w:val="1C3A36"/>
+          <w:sz w:val="21"/>
+        </w:rPr>
+        <w:t>Those weights are a house judgement, and an external review was right to ask what they are worth. If the market-anchored family carried 25% of the weight instead of 45%, the central would read AED 15.91 were the freed weight given to the cash-flow lens and AED 14.95 were it given to the book lens — up to 2.01 a share, and 0.95 between the two destinations. The weights are NOT changed — the same scheme is applied to every operating company this house covers, and re-tuning it for one name is how a standard stops being one — but the alternatives are published here rather than described as immaterial, because they plainly are not.</w:t>
       </w:r>
     </w:p>
     <w:p>
@@ -11619,6 +12727,69 @@
           <w:color w:val="1C3A36"/>
           <w:sz w:val="21"/>
         </w:rPr>
+        <w:t xml:space="preserve">The flat ARPU path, and the risk hidden inside it. </w:t>
+      </w:r>
+      <w:r>
+        <w:rPr>
+          <w:color w:val="1C3A36"/>
+          <w:sz w:val="21"/>
+        </w:rPr>
+        <w:t>The single most fragile revenue judgement in this study is that blended mobile ARPU holds roughly flat. Section 1.6 decomposes why: the flat reported figure is a postpaid mix tailwind worth about +2.6% set against per-leg price erosion of about -2.4%. Both must persist, and keep cancelling, for the path to hold. The mix shift came from a collapse in low-value visitor prepaid SIMs, and this study's own subscriber path assumes prepaid RECOVERS — which removes the tailwind and leaves the erosion exposed. Priced: the cash-flow lens falls to AED 15.62 (-17%). We cannot separate the two legs because du publishes no prepaid or postpaid ARPU, and solving for the ratio across all 21 available quarter pairs gives answers from -45× to 17× — so the gap is flagged, not filled.</w:t>
+      </w:r>
+    </w:p>
+    <w:p>
+      <w:pPr>
+        <w:pStyle w:val="ListBullet"/>
+        <w:spacing w:after="60"/>
+      </w:pPr>
+      <w:r>
+        <w:rPr>
+          <w:b/>
+          <w:color w:val="1C3A36"/>
+          <w:sz w:val="21"/>
+        </w:rPr>
+        <w:t xml:space="preserve">What we cannot build from the disclosure. </w:t>
+      </w:r>
+      <w:r>
+        <w:rPr>
+          <w:color w:val="1C3A36"/>
+          <w:sz w:val="21"/>
+        </w:rPr>
+        <w:t>Wholesale and ICT direct costs carry a rate on their own revenue rather than a cost per unit, because no volume measure for either segment is disclosed anywhere in the filings. That is the weakest part of an otherwise per-unit cost build. The ICT rate is held flat rather than improving, which withdraws a data-centre-scale margin story the previous edition of this study carried: the disclosed series does not support a trend in either direction, and an unmeasurable story has no place in the model.</w:t>
+      </w:r>
+    </w:p>
+    <w:p>
+      <w:pPr>
+        <w:pStyle w:val="ListBullet"/>
+        <w:spacing w:after="60"/>
+      </w:pPr>
+      <w:r>
+        <w:rPr>
+          <w:b/>
+          <w:color w:val="1C3A36"/>
+          <w:sz w:val="21"/>
+        </w:rPr>
+        <w:t xml:space="preserve">The second half of 2026 is a forecast, not a print. </w:t>
+      </w:r>
+      <w:r>
+        <w:rPr>
+          <w:color w:val="1C3A36"/>
+          <w:sz w:val="21"/>
+        </w:rPr>
+        <w:t>The FY2026E EBITDA margin of 47.8% sits above the company's own guided 46-47%, so the claim that has to stand up is the implied SECOND-HALF margin of 46.5%. The first half improved +2.1 points year on year; the implied second half improves only +1.3 points, so the forecast already assumes the year-on-year gain roughly halves. Reaching the guided midpoint would instead require a second-half margin of 43.9%, a year-on-year DETERIORATION against a first half that improved. Possible, and priced in 1.9 — but not what the filings point to.</w:t>
+      </w:r>
+    </w:p>
+    <w:p>
+      <w:pPr>
+        <w:pStyle w:val="ListBullet"/>
+        <w:spacing w:after="60"/>
+      </w:pPr>
+      <w:r>
+        <w:rPr>
+          <w:b/>
+          <w:color w:val="1C3A36"/>
+          <w:sz w:val="21"/>
+        </w:rPr>
         <w:t xml:space="preserve">What would change our mind, concretely. </w:t>
       </w:r>
       <w:r>
@@ -11626,7 +12797,7 @@
           <w:color w:val="1C3A36"/>
           <w:sz w:val="21"/>
         </w:rPr>
-        <w:t>A royalty construction harsher than Framing B; licence renewal terms materially above the current fee ratio; two consecutive quarters of negative postpaid net adds; ARPU breaking below AED 60 without a mix explanation; or the payout being cut other than for a named investment programme. Any one of these re-opens the build; the register in Appendix B tells a reader exactly which inputs to re-examine first.</w:t>
+        <w:t>A royalty construction harsher than Framing B; licence renewal terms materially above the current fee ratio; two consecutive quarters of negative postpaid net adds; a quarter in which the postpaid share of the mobile base FALLS back toward 20% while blended ARPU follows it down — the mix-exhaustion case above; mobile interconnect cost per subscriber turning UP in a like-for-like half-year pair, which would remove the only cost tailwind in the build; or the payout being cut other than for a named investment programme. Any one of these re-opens the build; the register in Appendix B tells a reader exactly which inputs to re-examine first.</w:t>
       </w:r>
     </w:p>
     <w:p>
@@ -17181,7 +18352,7 @@
                 <w:color w:val="1C3A36"/>
                 <w:sz w:val="18"/>
               </w:rPr>
-              <w:t>Value at FY2028 (EPS × multiple)</w:t>
+              <w:t>Value at FY2028, i.e. at 31-Dec-2028 (EPS × multiple)</w:t>
             </w:r>
           </w:p>
         </w:tc>
@@ -17208,35 +18379,39 @@
         <w:tc>
           <w:tcPr>
             <w:tcW w:type="dxa" w:w="6192"/>
-          </w:tcPr>
-          <w:p>
-            <w:pPr>
-              <w:spacing w:after="20"/>
-            </w:pPr>
-            <w:r>
-              <w:rPr>
+            <w:shd w:val="clear" w:color="auto" w:fill="F6F1E6"/>
+          </w:tcPr>
+          <w:p>
+            <w:pPr>
+              <w:spacing w:after="20"/>
+            </w:pPr>
+            <w:r>
+              <w:rPr>
+                <w:b/>
                 <w:color w:val="1C3A36"/>
                 <w:sz w:val="18"/>
               </w:rPr>
-              <w:t>discounted two years at the cost of equity</w:t>
+              <w:t>discounted 2.40 years — 31-Dec-2028 back to the anchor — at the 6.53% cost of equity</w:t>
             </w:r>
           </w:p>
         </w:tc>
         <w:tc>
           <w:tcPr>
             <w:tcW w:type="dxa" w:w="3312"/>
-          </w:tcPr>
-          <w:p>
-            <w:pPr>
-              <w:spacing w:after="20"/>
-              <w:jc w:val="right"/>
-            </w:pPr>
-            <w:r>
-              <w:rPr>
+            <w:shd w:val="clear" w:color="auto" w:fill="F6F1E6"/>
+          </w:tcPr>
+          <w:p>
+            <w:pPr>
+              <w:spacing w:after="20"/>
+              <w:jc w:val="right"/>
+            </w:pPr>
+            <w:r>
+              <w:rPr>
+                <w:b/>
                 <w:color w:val="1C3A36"/>
                 <w:sz w:val="18"/>
               </w:rPr>
-              <w:t>10.15</w:t>
+              <w:t>9.89</w:t>
             </w:r>
           </w:p>
         </w:tc>
@@ -17245,76 +18420,35 @@
         <w:tc>
           <w:tcPr>
             <w:tcW w:type="dxa" w:w="6192"/>
-            <w:shd w:val="clear" w:color="auto" w:fill="F6F1E6"/>
-          </w:tcPr>
-          <w:p>
-            <w:pPr>
-              <w:spacing w:after="20"/>
-            </w:pPr>
-            <w:r>
-              <w:rPr>
-                <w:b/>
+          </w:tcPr>
+          <w:p>
+            <w:pPr>
+              <w:spacing w:after="20"/>
+            </w:pPr>
+            <w:r>
+              <w:rPr>
                 <w:color w:val="1C3A36"/>
                 <w:sz w:val="18"/>
               </w:rPr>
-              <w:t>× the anchor accretion factor of 1.0387, as every other lens is rolled</w:t>
+              <w:t>plus the present value of dividends receivable between the anchor and FY2028</w:t>
             </w:r>
           </w:p>
         </w:tc>
         <w:tc>
           <w:tcPr>
             <w:tcW w:type="dxa" w:w="3312"/>
-            <w:shd w:val="clear" w:color="auto" w:fill="F6F1E6"/>
-          </w:tcPr>
-          <w:p>
-            <w:pPr>
-              <w:spacing w:after="20"/>
-              <w:jc w:val="right"/>
-            </w:pPr>
-            <w:r>
-              <w:rPr>
-                <w:b/>
+          </w:tcPr>
+          <w:p>
+            <w:pPr>
+              <w:spacing w:after="20"/>
+              <w:jc w:val="right"/>
+            </w:pPr>
+            <w:r>
+              <w:rPr>
                 <w:color w:val="1C3A36"/>
                 <w:sz w:val="18"/>
               </w:rPr>
-              <w:t>12.20</w:t>
-            </w:r>
-          </w:p>
-        </w:tc>
-      </w:tr>
-      <w:tr>
-        <w:tc>
-          <w:tcPr>
-            <w:tcW w:type="dxa" w:w="6192"/>
-          </w:tcPr>
-          <w:p>
-            <w:pPr>
-              <w:spacing w:after="20"/>
-            </w:pPr>
-            <w:r>
-              <w:rPr>
-                <w:color w:val="1C3A36"/>
-                <w:sz w:val="18"/>
-              </w:rPr>
-              <w:t>less the dividends gone ex before the anchor</w:t>
-            </w:r>
-          </w:p>
-        </w:tc>
-        <w:tc>
-          <w:tcPr>
-            <w:tcW w:type="dxa" w:w="3312"/>
-          </w:tcPr>
-          <w:p>
-            <w:pPr>
-              <w:spacing w:after="20"/>
-              <w:jc w:val="right"/>
-            </w:pPr>
-            <w:r>
-              <w:rPr>
-                <w:color w:val="1C3A36"/>
-                <w:sz w:val="18"/>
-              </w:rPr>
-              <w:t>0.66</w:t>
+              <w:t>1.64</w:t>
             </w:r>
           </w:p>
         </w:tc>
@@ -17398,6 +18532,20 @@
       <w:pPr>
         <w:spacing w:after="40"/>
       </w:pPr>
+    </w:p>
+    <w:p>
+      <w:pPr>
+        <w:spacing w:after="120" w:before="0"/>
+      </w:pPr>
+      <w:r>
+        <w:rPr>
+          <w:b w:val="0"/>
+          <w:i w:val="0"/>
+          <w:color w:val="1C3A36"/>
+          <w:sz w:val="21"/>
+        </w:rPr>
+        <w:t>This construction was CORRECTED after external review, and the reviewer was right. The previous edition discounted two years from a 31-Dec-2025 base and then applied the same anchor-accretion factor the other lenses use, which nets to 1.40 years of discounting — a full year short of the 2.40 years that actually separate the anchor from the date these earnings arrive. Correcting the horizon on its own, though, changes almost nothing (AED 9.89) and would introduce a second, larger error: discounting a 2028 equity value straight to today silently discards the dividends paid in between, which for a company distributing essentially all of its earnings is worth AED 1.64 per share. Both defects sat in the same three lines. Fixed together, this lens moves from AED 9.88 to AED 11.54. The reviewer's premise was correct and their conclusion — that the lens was overstated — was wrong in sign.</w:t>
+      </w:r>
     </w:p>
     <w:p>
       <w:pPr>

--- a/engine/du_study/DU_Valuation_Study_09-08-2026_public.docx
+++ b/engine/du_study/DU_Valuation_Study_09-08-2026_public.docx
@@ -1994,7 +1994,7 @@
                 <w:color w:val="1C3A36"/>
                 <w:sz w:val="17"/>
               </w:rPr>
-              <w:t>less depreciation &amp; amortisation</w:t>
+              <w:t>depreciation &amp; amortisation</w:t>
             </w:r>
           </w:p>
         </w:tc>
@@ -2333,7 +2333,7 @@
                 <w:color w:val="1C3A36"/>
                 <w:sz w:val="17"/>
               </w:rPr>
-              <w:t>add back depreciation &amp; amortisation</w:t>
+              <w:t>depreciation &amp; amortisation added back</w:t>
             </w:r>
           </w:p>
         </w:tc>
@@ -2442,7 +2442,7 @@
                 <w:color w:val="1C3A36"/>
                 <w:sz w:val="17"/>
               </w:rPr>
-              <w:t>less capital expenditure</w:t>
+              <w:t>capital expenditure</w:t>
             </w:r>
           </w:p>
         </w:tc>
@@ -2551,7 +2551,7 @@
                 <w:color w:val="1C3A36"/>
                 <w:sz w:val="17"/>
               </w:rPr>
-              <w:t>less lease replacement</w:t>
+              <w:t>lease replacement</w:t>
             </w:r>
           </w:p>
         </w:tc>
@@ -2569,7 +2569,7 @@
                 <w:color w:val="1C3A36"/>
                 <w:sz w:val="17"/>
               </w:rPr>
-              <w:t>-0</w:t>
+              <w:t>0</w:t>
             </w:r>
           </w:p>
         </w:tc>
@@ -2587,7 +2587,7 @@
                 <w:color w:val="1C3A36"/>
                 <w:sz w:val="17"/>
               </w:rPr>
-              <w:t>-0</w:t>
+              <w:t>0</w:t>
             </w:r>
           </w:p>
         </w:tc>
@@ -2605,7 +2605,7 @@
                 <w:color w:val="1C3A36"/>
                 <w:sz w:val="17"/>
               </w:rPr>
-              <w:t>-0</w:t>
+              <w:t>0</w:t>
             </w:r>
           </w:p>
         </w:tc>
@@ -2623,7 +2623,7 @@
                 <w:color w:val="1C3A36"/>
                 <w:sz w:val="17"/>
               </w:rPr>
-              <w:t>-0</w:t>
+              <w:t>0</w:t>
             </w:r>
           </w:p>
         </w:tc>
@@ -2641,7 +2641,7 @@
                 <w:color w:val="1C3A36"/>
                 <w:sz w:val="17"/>
               </w:rPr>
-              <w:t>-0</w:t>
+              <w:t>0</w:t>
             </w:r>
           </w:p>
         </w:tc>
@@ -2660,7 +2660,7 @@
                 <w:color w:val="1C3A36"/>
                 <w:sz w:val="17"/>
               </w:rPr>
-              <w:t>less change in working capital</w:t>
+              <w:t>change in working capital — a release adds, a build subtracts</w:t>
             </w:r>
           </w:p>
         </w:tc>

--- a/engine/du_study/DU_Valuation_Study_09-08-2026_public.docx
+++ b/engine/du_study/DU_Valuation_Study_09-08-2026_public.docx
@@ -191,7 +191,7 @@
                 <w:color w:val="1C3A36"/>
                 <w:sz w:val="19"/>
               </w:rPr>
-              <w:t>Weighted central AED 13.90 per share against a spot of AED 12.30 (+13%), inside a weighted bear-to-bull range of AED 9.74 to 20.28 and a wider span across the four lenses of AED 8.19 to AED 28.65. The cash-flow lens alone reads AED 18.89; the market-anchored relative lens reads AED 8.86. That gap is the study's honest tension, and section 4 explains rather than hides it.</w:t>
+              <w:t>Central AED 18.89 per share against a spot of AED 12.30 (+54%), inside a bear-to-bull range of AED 11.03 to 28.65. That central IS the cash-flow lens, not an average of several: the other lenses are published beside it as cross-checks at their own values, and the market-anchored relative lens reads AED 8.86. That gap is the study's honest tension, and section 4 explains rather than dissolves it.</w:t>
             </w:r>
           </w:p>
           <w:p>
@@ -300,11 +300,11 @@
       </w:tblPr>
       <w:tblGrid>
         <w:gridCol w:w="3672"/>
-        <w:gridCol w:w="1224"/>
-        <w:gridCol w:w="1224"/>
-        <w:gridCol w:w="1224"/>
-        <w:gridCol w:w="1080"/>
-        <w:gridCol w:w="1224"/>
+        <w:gridCol w:w="1181"/>
+        <w:gridCol w:w="1181"/>
+        <w:gridCol w:w="1181"/>
+        <w:gridCol w:w="1238"/>
+        <w:gridCol w:w="1166"/>
       </w:tblGrid>
       <w:tr>
         <w:tc>
@@ -328,7 +328,7 @@
         </w:tc>
         <w:tc>
           <w:tcPr>
-            <w:tcW w:type="dxa" w:w="1224"/>
+            <w:tcW w:type="dxa" w:w="1181"/>
             <w:shd w:val="clear" w:color="auto" w:fill="EAF0EE"/>
           </w:tcPr>
           <w:p>
@@ -347,7 +347,7 @@
         </w:tc>
         <w:tc>
           <w:tcPr>
-            <w:tcW w:type="dxa" w:w="1224"/>
+            <w:tcW w:type="dxa" w:w="1181"/>
             <w:shd w:val="clear" w:color="auto" w:fill="EAF0EE"/>
           </w:tcPr>
           <w:p>
@@ -366,7 +366,7 @@
         </w:tc>
         <w:tc>
           <w:tcPr>
-            <w:tcW w:type="dxa" w:w="1224"/>
+            <w:tcW w:type="dxa" w:w="1181"/>
             <w:shd w:val="clear" w:color="auto" w:fill="EAF0EE"/>
           </w:tcPr>
           <w:p>
@@ -385,7 +385,7 @@
         </w:tc>
         <w:tc>
           <w:tcPr>
-            <w:tcW w:type="dxa" w:w="1080"/>
+            <w:tcW w:type="dxa" w:w="1238"/>
             <w:shd w:val="clear" w:color="auto" w:fill="EAF0EE"/>
           </w:tcPr>
           <w:p>
@@ -398,13 +398,13 @@
                 <w:color w:val="1C3A36"/>
                 <w:sz w:val="17"/>
               </w:rPr>
-              <w:t>Weight</w:t>
-            </w:r>
-          </w:p>
-        </w:tc>
-        <w:tc>
-          <w:tcPr>
-            <w:tcW w:type="dxa" w:w="1224"/>
+              <w:t>Role</w:t>
+            </w:r>
+          </w:p>
+        </w:tc>
+        <w:tc>
+          <w:tcPr>
+            <w:tcW w:type="dxa" w:w="1166"/>
             <w:shd w:val="clear" w:color="auto" w:fill="EAF0EE"/>
           </w:tcPr>
           <w:p>
@@ -417,7 +417,7 @@
                 <w:color w:val="1C3A36"/>
                 <w:sz w:val="17"/>
               </w:rPr>
-              <w:t>vs spot</w:t>
+              <w:t>vs price</w:t>
             </w:r>
           </w:p>
         </w:tc>
@@ -436,13 +436,13 @@
                 <w:color w:val="1C3A36"/>
                 <w:sz w:val="17"/>
               </w:rPr>
-              <w:t>Discounted cash flow (primary)</w:t>
-            </w:r>
-          </w:p>
-        </w:tc>
-        <w:tc>
-          <w:tcPr>
-            <w:tcW w:type="dxa" w:w="1224"/>
+              <w:t>Discounted cash flow (the answer)</w:t>
+            </w:r>
+          </w:p>
+        </w:tc>
+        <w:tc>
+          <w:tcPr>
+            <w:tcW w:type="dxa" w:w="1181"/>
           </w:tcPr>
           <w:p>
             <w:pPr>
@@ -460,7 +460,7 @@
         </w:tc>
         <w:tc>
           <w:tcPr>
-            <w:tcW w:type="dxa" w:w="1224"/>
+            <w:tcW w:type="dxa" w:w="1181"/>
           </w:tcPr>
           <w:p>
             <w:pPr>
@@ -478,7 +478,7 @@
         </w:tc>
         <w:tc>
           <w:tcPr>
-            <w:tcW w:type="dxa" w:w="1224"/>
+            <w:tcW w:type="dxa" w:w="1181"/>
           </w:tcPr>
           <w:p>
             <w:pPr>
@@ -496,7 +496,7 @@
         </w:tc>
         <w:tc>
           <w:tcPr>
-            <w:tcW w:type="dxa" w:w="1080"/>
+            <w:tcW w:type="dxa" w:w="1238"/>
           </w:tcPr>
           <w:p>
             <w:pPr>
@@ -508,13 +508,13 @@
                 <w:color w:val="1C3A36"/>
                 <w:sz w:val="17"/>
               </w:rPr>
-              <w:t>45%</w:t>
-            </w:r>
-          </w:p>
-        </w:tc>
-        <w:tc>
-          <w:tcPr>
-            <w:tcW w:type="dxa" w:w="1224"/>
+              <w:t>THE ANSWER</w:t>
+            </w:r>
+          </w:p>
+        </w:tc>
+        <w:tc>
+          <w:tcPr>
+            <w:tcW w:type="dxa" w:w="1166"/>
           </w:tcPr>
           <w:p>
             <w:pPr>
@@ -551,7 +551,7 @@
         </w:tc>
         <w:tc>
           <w:tcPr>
-            <w:tcW w:type="dxa" w:w="1224"/>
+            <w:tcW w:type="dxa" w:w="1181"/>
           </w:tcPr>
           <w:p>
             <w:pPr>
@@ -569,7 +569,7 @@
         </w:tc>
         <w:tc>
           <w:tcPr>
-            <w:tcW w:type="dxa" w:w="1224"/>
+            <w:tcW w:type="dxa" w:w="1181"/>
           </w:tcPr>
           <w:p>
             <w:pPr>
@@ -587,7 +587,7 @@
         </w:tc>
         <w:tc>
           <w:tcPr>
-            <w:tcW w:type="dxa" w:w="1224"/>
+            <w:tcW w:type="dxa" w:w="1181"/>
           </w:tcPr>
           <w:p>
             <w:pPr>
@@ -605,7 +605,7 @@
         </w:tc>
         <w:tc>
           <w:tcPr>
-            <w:tcW w:type="dxa" w:w="1080"/>
+            <w:tcW w:type="dxa" w:w="1238"/>
           </w:tcPr>
           <w:p>
             <w:pPr>
@@ -617,13 +617,13 @@
                 <w:color w:val="1C3A36"/>
                 <w:sz w:val="17"/>
               </w:rPr>
-              <w:t>25%</w:t>
-            </w:r>
-          </w:p>
-        </w:tc>
-        <w:tc>
-          <w:tcPr>
-            <w:tcW w:type="dxa" w:w="1224"/>
+              <w:t>cross-check</w:t>
+            </w:r>
+          </w:p>
+        </w:tc>
+        <w:tc>
+          <w:tcPr>
+            <w:tcW w:type="dxa" w:w="1166"/>
           </w:tcPr>
           <w:p>
             <w:pPr>
@@ -660,7 +660,7 @@
         </w:tc>
         <w:tc>
           <w:tcPr>
-            <w:tcW w:type="dxa" w:w="1224"/>
+            <w:tcW w:type="dxa" w:w="1181"/>
           </w:tcPr>
           <w:p>
             <w:pPr>
@@ -678,7 +678,7 @@
         </w:tc>
         <w:tc>
           <w:tcPr>
-            <w:tcW w:type="dxa" w:w="1224"/>
+            <w:tcW w:type="dxa" w:w="1181"/>
           </w:tcPr>
           <w:p>
             <w:pPr>
@@ -696,7 +696,7 @@
         </w:tc>
         <w:tc>
           <w:tcPr>
-            <w:tcW w:type="dxa" w:w="1224"/>
+            <w:tcW w:type="dxa" w:w="1181"/>
           </w:tcPr>
           <w:p>
             <w:pPr>
@@ -714,7 +714,7 @@
         </w:tc>
         <w:tc>
           <w:tcPr>
-            <w:tcW w:type="dxa" w:w="1080"/>
+            <w:tcW w:type="dxa" w:w="1238"/>
           </w:tcPr>
           <w:p>
             <w:pPr>
@@ -726,13 +726,13 @@
                 <w:color w:val="1C3A36"/>
                 <w:sz w:val="17"/>
               </w:rPr>
-              <w:t>20%</w:t>
-            </w:r>
-          </w:p>
-        </w:tc>
-        <w:tc>
-          <w:tcPr>
-            <w:tcW w:type="dxa" w:w="1224"/>
+              <w:t>not published for this class</w:t>
+            </w:r>
+          </w:p>
+        </w:tc>
+        <w:tc>
+          <w:tcPr>
+            <w:tcW w:type="dxa" w:w="1166"/>
           </w:tcPr>
           <w:p>
             <w:pPr>
@@ -769,7 +769,7 @@
         </w:tc>
         <w:tc>
           <w:tcPr>
-            <w:tcW w:type="dxa" w:w="1224"/>
+            <w:tcW w:type="dxa" w:w="1181"/>
           </w:tcPr>
           <w:p>
             <w:pPr>
@@ -787,7 +787,7 @@
         </w:tc>
         <w:tc>
           <w:tcPr>
-            <w:tcW w:type="dxa" w:w="1224"/>
+            <w:tcW w:type="dxa" w:w="1181"/>
           </w:tcPr>
           <w:p>
             <w:pPr>
@@ -805,7 +805,7 @@
         </w:tc>
         <w:tc>
           <w:tcPr>
-            <w:tcW w:type="dxa" w:w="1224"/>
+            <w:tcW w:type="dxa" w:w="1181"/>
           </w:tcPr>
           <w:p>
             <w:pPr>
@@ -823,7 +823,7 @@
         </w:tc>
         <w:tc>
           <w:tcPr>
-            <w:tcW w:type="dxa" w:w="1080"/>
+            <w:tcW w:type="dxa" w:w="1238"/>
           </w:tcPr>
           <w:p>
             <w:pPr>
@@ -835,13 +835,13 @@
                 <w:color w:val="1C3A36"/>
                 <w:sz w:val="17"/>
               </w:rPr>
-              <w:t>10%</w:t>
-            </w:r>
-          </w:p>
-        </w:tc>
-        <w:tc>
-          <w:tcPr>
-            <w:tcW w:type="dxa" w:w="1224"/>
+              <w:t>a floor, never weighted</w:t>
+            </w:r>
+          </w:p>
+        </w:tc>
+        <w:tc>
+          <w:tcPr>
+            <w:tcW w:type="dxa" w:w="1166"/>
           </w:tcPr>
           <w:p>
             <w:pPr>
@@ -874,13 +874,13 @@
                 <w:color w:val="1C3A36"/>
                 <w:sz w:val="17"/>
               </w:rPr>
-              <w:t>Weighted central</w:t>
-            </w:r>
-          </w:p>
-        </w:tc>
-        <w:tc>
-          <w:tcPr>
-            <w:tcW w:type="dxa" w:w="1224"/>
+              <w:t>THE CENTRAL — the cash-flow lens, not an average</w:t>
+            </w:r>
+          </w:p>
+        </w:tc>
+        <w:tc>
+          <w:tcPr>
+            <w:tcW w:type="dxa" w:w="1181"/>
             <w:shd w:val="clear" w:color="auto" w:fill="F6F1E6"/>
           </w:tcPr>
           <w:p>
@@ -894,13 +894,13 @@
                 <w:color w:val="1C3A36"/>
                 <w:sz w:val="17"/>
               </w:rPr>
-              <w:t>9.74</w:t>
-            </w:r>
-          </w:p>
-        </w:tc>
-        <w:tc>
-          <w:tcPr>
-            <w:tcW w:type="dxa" w:w="1224"/>
+              <w:t>11.03</w:t>
+            </w:r>
+          </w:p>
+        </w:tc>
+        <w:tc>
+          <w:tcPr>
+            <w:tcW w:type="dxa" w:w="1181"/>
             <w:shd w:val="clear" w:color="auto" w:fill="F6F1E6"/>
           </w:tcPr>
           <w:p>
@@ -914,13 +914,13 @@
                 <w:color w:val="1C3A36"/>
                 <w:sz w:val="17"/>
               </w:rPr>
-              <w:t>13.90</w:t>
-            </w:r>
-          </w:p>
-        </w:tc>
-        <w:tc>
-          <w:tcPr>
-            <w:tcW w:type="dxa" w:w="1224"/>
+              <w:t>18.89</w:t>
+            </w:r>
+          </w:p>
+        </w:tc>
+        <w:tc>
+          <w:tcPr>
+            <w:tcW w:type="dxa" w:w="1181"/>
             <w:shd w:val="clear" w:color="auto" w:fill="F6F1E6"/>
           </w:tcPr>
           <w:p>
@@ -934,13 +934,13 @@
                 <w:color w:val="1C3A36"/>
                 <w:sz w:val="17"/>
               </w:rPr>
-              <w:t>20.28</w:t>
-            </w:r>
-          </w:p>
-        </w:tc>
-        <w:tc>
-          <w:tcPr>
-            <w:tcW w:type="dxa" w:w="1080"/>
+              <w:t>28.65</w:t>
+            </w:r>
+          </w:p>
+        </w:tc>
+        <w:tc>
+          <w:tcPr>
+            <w:tcW w:type="dxa" w:w="1238"/>
             <w:shd w:val="clear" w:color="auto" w:fill="F6F1E6"/>
           </w:tcPr>
           <w:p>
@@ -954,13 +954,13 @@
                 <w:color w:val="1C3A36"/>
                 <w:sz w:val="17"/>
               </w:rPr>
-              <w:t>100%</w:t>
-            </w:r>
-          </w:p>
-        </w:tc>
-        <w:tc>
-          <w:tcPr>
-            <w:tcW w:type="dxa" w:w="1224"/>
+              <w:t>the class primary</w:t>
+            </w:r>
+          </w:p>
+        </w:tc>
+        <w:tc>
+          <w:tcPr>
+            <w:tcW w:type="dxa" w:w="1166"/>
             <w:shd w:val="clear" w:color="auto" w:fill="F6F1E6"/>
           </w:tcPr>
           <w:p>
@@ -974,7 +974,7 @@
                 <w:color w:val="1C3A36"/>
                 <w:sz w:val="17"/>
               </w:rPr>
-              <w:t>+13%</w:t>
+              <w:t>+54%</w:t>
             </w:r>
           </w:p>
         </w:tc>
@@ -993,13 +993,13 @@
                 <w:color w:val="1C3A36"/>
                 <w:sz w:val="17"/>
               </w:rPr>
-              <w:t>Span across lenses (min/max, not weighted)</w:t>
-            </w:r>
-          </w:p>
-        </w:tc>
-        <w:tc>
-          <w:tcPr>
-            <w:tcW w:type="dxa" w:w="1224"/>
+              <w:t>NOT AVERAGED — the retired 45/25/20/10 blend, published unused</w:t>
+            </w:r>
+          </w:p>
+        </w:tc>
+        <w:tc>
+          <w:tcPr>
+            <w:tcW w:type="dxa" w:w="1181"/>
           </w:tcPr>
           <w:p>
             <w:pPr>
@@ -1011,13 +1011,12 @@
                 <w:color w:val="1C3A36"/>
                 <w:sz w:val="17"/>
               </w:rPr>
-              <w:t>8.19</w:t>
-            </w:r>
-          </w:p>
-        </w:tc>
-        <w:tc>
-          <w:tcPr>
-            <w:tcW w:type="dxa" w:w="1224"/>
+            </w:r>
+          </w:p>
+        </w:tc>
+        <w:tc>
+          <w:tcPr>
+            <w:tcW w:type="dxa" w:w="1181"/>
           </w:tcPr>
           <w:p>
             <w:pPr>
@@ -1029,12 +1028,13 @@
                 <w:color w:val="1C3A36"/>
                 <w:sz w:val="17"/>
               </w:rPr>
-            </w:r>
-          </w:p>
-        </w:tc>
-        <w:tc>
-          <w:tcPr>
-            <w:tcW w:type="dxa" w:w="1224"/>
+              <w:t>13.90</w:t>
+            </w:r>
+          </w:p>
+        </w:tc>
+        <w:tc>
+          <w:tcPr>
+            <w:tcW w:type="dxa" w:w="1181"/>
           </w:tcPr>
           <w:p>
             <w:pPr>
@@ -1046,13 +1046,12 @@
                 <w:color w:val="1C3A36"/>
                 <w:sz w:val="17"/>
               </w:rPr>
-              <w:t>28.65</w:t>
-            </w:r>
-          </w:p>
-        </w:tc>
-        <w:tc>
-          <w:tcPr>
-            <w:tcW w:type="dxa" w:w="1080"/>
+            </w:r>
+          </w:p>
+        </w:tc>
+        <w:tc>
+          <w:tcPr>
+            <w:tcW w:type="dxa" w:w="1238"/>
           </w:tcPr>
           <w:p>
             <w:pPr>
@@ -1064,13 +1063,13 @@
                 <w:color w:val="1C3A36"/>
                 <w:sz w:val="17"/>
               </w:rPr>
-              <w:t>—</w:t>
-            </w:r>
-          </w:p>
-        </w:tc>
-        <w:tc>
-          <w:tcPr>
-            <w:tcW w:type="dxa" w:w="1224"/>
+              <w:t>retired</w:t>
+            </w:r>
+          </w:p>
+        </w:tc>
+        <w:tc>
+          <w:tcPr>
+            <w:tcW w:type="dxa" w:w="1166"/>
           </w:tcPr>
           <w:p>
             <w:pPr>
@@ -1082,6 +1081,7 @@
                 <w:color w:val="1C3A36"/>
                 <w:sz w:val="17"/>
               </w:rPr>
+              <w:t>+13%</w:t>
             </w:r>
           </w:p>
         </w:tc>
@@ -1106,7 +1106,7 @@
         </w:tc>
         <w:tc>
           <w:tcPr>
-            <w:tcW w:type="dxa" w:w="1224"/>
+            <w:tcW w:type="dxa" w:w="1181"/>
           </w:tcPr>
           <w:p>
             <w:pPr>
@@ -1123,7 +1123,7 @@
         </w:tc>
         <w:tc>
           <w:tcPr>
-            <w:tcW w:type="dxa" w:w="1224"/>
+            <w:tcW w:type="dxa" w:w="1181"/>
           </w:tcPr>
           <w:p>
             <w:pPr>
@@ -1141,7 +1141,7 @@
         </w:tc>
         <w:tc>
           <w:tcPr>
-            <w:tcW w:type="dxa" w:w="1224"/>
+            <w:tcW w:type="dxa" w:w="1181"/>
           </w:tcPr>
           <w:p>
             <w:pPr>
@@ -1158,7 +1158,7 @@
         </w:tc>
         <w:tc>
           <w:tcPr>
-            <w:tcW w:type="dxa" w:w="1080"/>
+            <w:tcW w:type="dxa" w:w="1238"/>
           </w:tcPr>
           <w:p>
             <w:pPr>
@@ -1170,13 +1170,13 @@
                 <w:color w:val="1C3A36"/>
                 <w:sz w:val="17"/>
               </w:rPr>
-              <w:t>—</w:t>
-            </w:r>
-          </w:p>
-        </w:tc>
-        <w:tc>
-          <w:tcPr>
-            <w:tcW w:type="dxa" w:w="1224"/>
+              <w:t>both ways, never averaged</w:t>
+            </w:r>
+          </w:p>
+        </w:tc>
+        <w:tc>
+          <w:tcPr>
+            <w:tcW w:type="dxa" w:w="1166"/>
           </w:tcPr>
           <w:p>
             <w:pPr>
@@ -1213,7 +1213,7 @@
         </w:tc>
         <w:tc>
           <w:tcPr>
-            <w:tcW w:type="dxa" w:w="1224"/>
+            <w:tcW w:type="dxa" w:w="1181"/>
           </w:tcPr>
           <w:p>
             <w:pPr>
@@ -1230,7 +1230,7 @@
         </w:tc>
         <w:tc>
           <w:tcPr>
-            <w:tcW w:type="dxa" w:w="1224"/>
+            <w:tcW w:type="dxa" w:w="1181"/>
           </w:tcPr>
           <w:p>
             <w:pPr>
@@ -1248,7 +1248,7 @@
         </w:tc>
         <w:tc>
           <w:tcPr>
-            <w:tcW w:type="dxa" w:w="1224"/>
+            <w:tcW w:type="dxa" w:w="1181"/>
           </w:tcPr>
           <w:p>
             <w:pPr>
@@ -1265,7 +1265,7 @@
         </w:tc>
         <w:tc>
           <w:tcPr>
-            <w:tcW w:type="dxa" w:w="1080"/>
+            <w:tcW w:type="dxa" w:w="1238"/>
           </w:tcPr>
           <w:p>
             <w:pPr>
@@ -1277,13 +1277,13 @@
                 <w:color w:val="1C3A36"/>
                 <w:sz w:val="17"/>
               </w:rPr>
-              <w:t>—</w:t>
-            </w:r>
-          </w:p>
-        </w:tc>
-        <w:tc>
-          <w:tcPr>
-            <w:tcW w:type="dxa" w:w="1224"/>
+              <w:t>cross-read</w:t>
+            </w:r>
+          </w:p>
+        </w:tc>
+        <w:tc>
+          <w:tcPr>
+            <w:tcW w:type="dxa" w:w="1166"/>
           </w:tcPr>
           <w:p>
             <w:pPr>
@@ -1320,7 +1320,7 @@
         </w:tc>
         <w:tc>
           <w:tcPr>
-            <w:tcW w:type="dxa" w:w="1224"/>
+            <w:tcW w:type="dxa" w:w="1181"/>
           </w:tcPr>
           <w:p>
             <w:pPr>
@@ -1337,7 +1337,7 @@
         </w:tc>
         <w:tc>
           <w:tcPr>
-            <w:tcW w:type="dxa" w:w="1224"/>
+            <w:tcW w:type="dxa" w:w="1181"/>
           </w:tcPr>
           <w:p>
             <w:pPr>
@@ -1354,7 +1354,7 @@
         </w:tc>
         <w:tc>
           <w:tcPr>
-            <w:tcW w:type="dxa" w:w="1224"/>
+            <w:tcW w:type="dxa" w:w="1181"/>
           </w:tcPr>
           <w:p>
             <w:pPr>
@@ -1371,7 +1371,7 @@
         </w:tc>
         <w:tc>
           <w:tcPr>
-            <w:tcW w:type="dxa" w:w="1080"/>
+            <w:tcW w:type="dxa" w:w="1238"/>
           </w:tcPr>
           <w:p>
             <w:pPr>
@@ -1388,7 +1388,112 @@
         </w:tc>
         <w:tc>
           <w:tcPr>
-            <w:tcW w:type="dxa" w:w="1224"/>
+            <w:tcW w:type="dxa" w:w="1166"/>
+          </w:tcPr>
+          <w:p>
+            <w:pPr>
+              <w:spacing w:after="20"/>
+              <w:jc w:val="right"/>
+            </w:pPr>
+            <w:r>
+              <w:rPr>
+                <w:color w:val="1C3A36"/>
+                <w:sz w:val="17"/>
+              </w:rPr>
+            </w:r>
+          </w:p>
+        </w:tc>
+      </w:tr>
+      <w:tr>
+        <w:tc>
+          <w:tcPr>
+            <w:tcW w:type="dxa" w:w="3672"/>
+          </w:tcPr>
+          <w:p>
+            <w:pPr>
+              <w:spacing w:after="20"/>
+            </w:pPr>
+            <w:r>
+              <w:rPr>
+                <w:color w:val="1C3A36"/>
+                <w:sz w:val="17"/>
+              </w:rPr>
+              <w:t>Market price (2026-08-07)</w:t>
+            </w:r>
+          </w:p>
+        </w:tc>
+        <w:tc>
+          <w:tcPr>
+            <w:tcW w:type="dxa" w:w="1181"/>
+          </w:tcPr>
+          <w:p>
+            <w:pPr>
+              <w:spacing w:after="20"/>
+              <w:jc w:val="right"/>
+            </w:pPr>
+            <w:r>
+              <w:rPr>
+                <w:color w:val="1C3A36"/>
+                <w:sz w:val="17"/>
+              </w:rPr>
+            </w:r>
+          </w:p>
+        </w:tc>
+        <w:tc>
+          <w:tcPr>
+            <w:tcW w:type="dxa" w:w="1181"/>
+          </w:tcPr>
+          <w:p>
+            <w:pPr>
+              <w:spacing w:after="20"/>
+              <w:jc w:val="right"/>
+            </w:pPr>
+            <w:r>
+              <w:rPr>
+                <w:color w:val="1C3A36"/>
+                <w:sz w:val="17"/>
+              </w:rPr>
+              <w:t>12.30</w:t>
+            </w:r>
+          </w:p>
+        </w:tc>
+        <w:tc>
+          <w:tcPr>
+            <w:tcW w:type="dxa" w:w="1181"/>
+          </w:tcPr>
+          <w:p>
+            <w:pPr>
+              <w:spacing w:after="20"/>
+              <w:jc w:val="right"/>
+            </w:pPr>
+            <w:r>
+              <w:rPr>
+                <w:color w:val="1C3A36"/>
+                <w:sz w:val="17"/>
+              </w:rPr>
+            </w:r>
+          </w:p>
+        </w:tc>
+        <w:tc>
+          <w:tcPr>
+            <w:tcW w:type="dxa" w:w="1238"/>
+          </w:tcPr>
+          <w:p>
+            <w:pPr>
+              <w:spacing w:after="20"/>
+              <w:jc w:val="right"/>
+            </w:pPr>
+            <w:r>
+              <w:rPr>
+                <w:color w:val="1C3A36"/>
+                <w:sz w:val="17"/>
+              </w:rPr>
+            </w:r>
+          </w:p>
+        </w:tc>
+        <w:tc>
+          <w:tcPr>
+            <w:tcW w:type="dxa" w:w="1166"/>
           </w:tcPr>
           <w:p>
             <w:pPr>
@@ -1421,7 +1526,7 @@
           <w:color w:val="6E7B77"/>
           <w:sz w:val="17"/>
         </w:rPr>
-        <w:t>Table 1 — the valuation summary. Weighted central AED 13.90, with its bear and bull columns weighted on the same 45/25/20/10 basis; the row beneath shows the wider min/max span across lenses, which is NOT a weighted figure. Every lens value is dated at the 2026-08-07 anchor, net of the AED 0.66 of dividends whose ex-dates fall between the 31-Dec-2025 valuation date and that anchor (the 0.40 final, paid 28-Apr-2026, and the 0.26 interim, ex 31-Jul-2026). The terminal value is 83% of the DCF enterprise value, and the terminal it implies is priced explicitly in section 1.7 rather than left as a caveat.</w:t>
+        <w:t>Table 1 — the valuation summary. The central is the cash-flow lens itself, AED 18.89, and its bear and bull columns are that same lens under its own two paths on one clock — NOT an envelope of four methods and NOT a weighted average of them. The other lenses are cross-checks, published at their own values so a reader sees the disagreement rather than a number in which it has been dissolved; the book lens is a disclosed floor and is never weighted, and normalised earnings power is not among this class's permitted cross-checks and is shown only so its removal is visible. The retired blend of AED 13.90 is printed for the same reason and feeds nothing. Every lens value is dated at the 2026-08-07 anchor, net of the AED 0.66 of dividends whose ex-dates fall between the 31-Dec-2025 valuation date and that anchor (the 0.40 final, paid 28-Apr-2026, and the 0.26 interim, ex 31-Jul-2026). The terminal value is 83% of the DCF enterprise value, and the terminal it implies is priced explicitly in section 1.7 rather than left as a caveat.</w:t>
       </w:r>
     </w:p>
     <w:p>
@@ -1573,7 +1678,7 @@
           <w:color w:val="1C3A36"/>
           <w:sz w:val="21"/>
         </w:rPr>
-        <w:t>Four lenses, weighted into one field: the discounted cash flow carries 45%, relative multiples 25%, normalised earnings power 20% and the book lens 10%.</w:t>
+        <w:t>One lens carries the answer and the rest are cross-checks. For an integrated telecom operator the primary is the discounted cash flow: the company is a licence and a network generating a distributable cash stream, so the value is the present value of that stream and nothing else measures it directly. Relative multiples are published beside it as a cross-check, the book lens as a disclosed floor that is never weighted, and normalised earnings power is shown but is NOT among this class's permitted cross-checks — it is computed here only so that its removal from the answer is visible rather than silent. The four are never averaged: an earlier edition of this study published a 45/25/20/10 weighted blend, and what those weights concealed was the SIZE of this study's disagreement with the market rather than its direction — the blend read +13% against the price where the cash-flow lens reads +54%, so a reader saw about a quarter of the disagreement actually held.</w:t>
       </w:r>
     </w:p>
     <w:p>
@@ -3862,7 +3967,7 @@
           <w:color w:val="1C3A36"/>
           <w:sz w:val="21"/>
         </w:rPr>
-        <w:t>Book value per share is AED 2.24 (audited FY2025 equity of AED 10,148mn over 4,533mn shares). du earned a return on average equity of 29.0% in FY2025 — a licensed duopoly running negative working capital needs very little equity, so the return on it is high by construction. The lens asks what a sustainable 27% return is worth against a perpetual cost of equity of 6.35%: justified price-to-book = (27% − 2.5%) / (6.35% − 2.5%) = 6.36×, i.e. AED 14.12 per share at the anchor. The multiple looks extreme against industrial norms; it is what the arithmetic of a small equity base and a low required return produces, and the honest caveat is that it is the lens MOST exposed to the low regression beta discussed in section 1.8 — which is why it carries only a 10% weight.</w:t>
+        <w:t>Book value per share is AED 2.24 (audited FY2025 equity of AED 10,148mn over 4,533mn shares). du earned a return on average equity of 29.0% in FY2025 — a licensed duopoly running negative working capital needs very little equity, so the return on it is high by construction. The lens asks what a sustainable 27% return is worth against a perpetual cost of equity of 6.35%: justified price-to-book = (27% − 2.5%) / (6.35% − 2.5%) = 6.36×, i.e. AED 14.12 per share at the anchor. The multiple looks extreme against industrial norms; it is what the arithmetic of a small equity base and a low required return produces, and the honest caveat is that it is the lens MOST exposed to the low regression beta discussed in section 1.8 — which is one reason it is published as a disclosed floor and carries no weight in the answer at all.</w:t>
       </w:r>
     </w:p>
     <w:p>
@@ -4875,7 +4980,7 @@
           <w:color w:val="1C3A36"/>
           <w:sz w:val="21"/>
         </w:rPr>
-        <w:t>The lens strips the cycle: the mid-cycle EBITDA margin (the middle forecast year, FY2028E, 47.9%) applied to CURRENT-scale revenue (FY2026E, AED 16,593mn), less FY2026E depreciation, plus FY2026E net finance income, taxed at the combined 43.6%: normalised earnings of AED 3,225mn, or AED 0.71 per share. At the justified 12.9× and rolled to the anchor: AED 8.87 [12× → 8.21; 18.5× → 13.01]. It reads within a few fils of the relative lens, and that is worth being blunt about rather than presenting as corroboration: du's current year IS close to mid-cycle — the war knocked the top line, not the margin, and the first half of 2026 printed the best margin in the company's history — so normalising changes the earnings base by less than a fil. The two market-anchored lenses are therefore ONE reading of one multiple against one earnings number, carrying 45% of the weighted central between them, not two independent reads. The synthesis in 1.5 and the comparison in section 4 should be read on that basis.</w:t>
+        <w:t>The lens strips the cycle: the mid-cycle EBITDA margin (the middle forecast year, FY2028E, 47.9%) applied to CURRENT-scale revenue (FY2026E, AED 16,593mn), less FY2026E depreciation, plus FY2026E net finance income, taxed at the combined 43.6%: normalised earnings of AED 3,225mn, or AED 0.71 per share. At the justified 12.9× and rolled to the anchor: AED 8.87 [12× → 8.21; 18.5× → 13.01]. It reads within a few fils of the relative lens, and that is worth being blunt about rather than presenting as corroboration: du's current year IS close to mid-cycle — the war knocked the top line, not the margin, and the first half of 2026 printed the best margin in the company's history — so normalising changes the earnings base by less than a fil. The two market-anchored lenses are therefore ONE reading of one multiple against one earnings number, not two independent reads — which is one reason neither is the answer here, and why an earlier edition that gave the pair 45% of a weighted central between them was counting one reading twice. The synthesis in 1.5 and the comparison in section 4 should be read on that basis.</w:t>
       </w:r>
     </w:p>
     <w:p>
@@ -4889,7 +4994,7 @@
           <w:color w:val="1C3A36"/>
           <w:sz w:val="24"/>
         </w:rPr>
-        <w:t>1.5  Synthesis — four lenses, one field</w:t>
+        <w:t>1.5  Synthesis — one lens is the answer, the rest are cross-checks</w:t>
       </w:r>
     </w:p>
     <w:p>
@@ -4903,7 +5008,7 @@
           <w:color w:val="1C3A36"/>
           <w:sz w:val="21"/>
         </w:rPr>
-        <w:t>Weighted central: AED 13.90 (+13% to spot), full span AED 8.19 to AED 28.65. The DCF (45% weight) reads +54% above the market; the two market-anchored lenses read roughly at the market. Section 4 takes that disagreement seriously — it is a statement about the discount rate, not about the forecast.</w:t>
+        <w:t>The central is AED 18.89 (+54% to spot) and it is the cash-flow lens itself. Its range, AED 11.03 to AED 28.65, is that same lens under its own bear and bull paths on one clock — the present-value reads of one method, not the spread between four different ones. The cross-checks are published at their own values and disagree: the two market-anchored lenses read roughly at the market, the book floor at AED 14.12. Section 4 takes that disagreement seriously — it is a statement about the discount rate, not about the forecast — and the disagreement is shown rather than averaged away, because a number produced by averaging several methods is not more robust than the best of them: it is a new method with weights nobody tested, and it imports every weakness of the weakest lens at whatever weight somebody typed. Here the arithmetic of that is exact and is why the blend was retired: the retired 45/25/20/10 central of AED 13.90 read +13% against the price where the answer reads +54%.</w:t>
       </w:r>
     </w:p>
     <w:p>
@@ -7729,7 +7834,7 @@
                 <w:color w:val="1C3A36"/>
                 <w:sz w:val="17"/>
               </w:rPr>
-              <w:t>Weighted central on the same lens set</w:t>
+              <w:t>THE CENTRAL — which IS the cash-flow lens, not a blend of it</w:t>
             </w:r>
           </w:p>
         </w:tc>
@@ -7747,7 +7852,7 @@
                 <w:color w:val="1C3A36"/>
                 <w:sz w:val="17"/>
               </w:rPr>
-              <w:t>13.90</w:t>
+              <w:t>18.89</w:t>
             </w:r>
           </w:p>
         </w:tc>
@@ -7765,7 +7870,7 @@
                 <w:color w:val="1C3A36"/>
                 <w:sz w:val="17"/>
               </w:rPr>
-              <w:t>12.07</w:t>
+              <w:t>14.81</w:t>
             </w:r>
           </w:p>
         </w:tc>
@@ -11360,7 +11465,7 @@
           <w:color w:val="6E7B77"/>
           <w:sz w:val="17"/>
         </w:rPr>
-        <w:t>Figure 5 — the forward price cone to three months. The dashed brass line is the fundamental central estimate of 13.90; the dotted line is the spot of 12.30.</w:t>
+        <w:t>Figure 5 — the forward price cone to three months. The dashed brass line is the fundamental central estimate of 18.89; the dotted line is the spot of 12.30.</w:t>
       </w:r>
     </w:p>
     <w:p>
@@ -12289,7 +12394,7 @@
           <w:color w:val="1C3A36"/>
           <w:sz w:val="21"/>
         </w:rPr>
-        <w:t>What would close the gap from each side. The DCF is right and the market re-rates if: the fiscal regime is extended on current terms with the floor lapsing or lightening; the licence renews on comparable terms; the war recovery completes; and the data-centre leg starts printing revenue the market can see. The market is right and the DCF is generous if: the royalty regime reverts or worsens (Framing B alone closes most of the gap — AED 16.11); the measured beta understates the true risk of a single-market, single-licence operator (beta 0.80 alone takes the DCF to AED 13.89); or terminal reinvestment needs are heavier than 9.1% of profit. The weighted central of AED 13.90 embodies exactly this balance: it leans toward the cash flows but pays the market-anchored lenses the 45% respect their discipline has earned — while noting, as 1.4 does, that those two lenses are one reading of one multiple, not two.</w:t>
+        <w:t>What would close the gap from each side. The DCF is right and the market re-rates if: the fiscal regime is extended on current terms with the floor lapsing or lightening; the licence renews on comparable terms; the war recovery completes; and the data-centre leg starts printing revenue the market can see. The market is right and the DCF is generous if: the royalty regime reverts or worsens (Framing B alone closes most of the gap — AED 16.11); the measured beta understates the true risk of a single-market, single-licence operator (beta 0.80 alone takes the DCF to AED 13.89); or terminal reinvestment needs are heavier than 9.1% of profit. The central of AED 18.89 does NOT split the difference: it is the cash-flow lens, published with the cross-checks that disagree with it printed beside it at their own values, so a reader can judge the disagreement instead of receiving a number in which it has already been settled by a weight. An earlier edition of this study did settle it that way and reported AED 13.90, +13% against the price rather than the +54% this study actually holds — and the two market-anchored lenses that carried 45% of that blend are, as 1.4 shows, one reading of one multiple, not two.</w:t>
       </w:r>
     </w:p>
     <w:p>
@@ -12303,7 +12408,7 @@
           <w:color w:val="1C3A36"/>
           <w:sz w:val="21"/>
         </w:rPr>
-        <w:t>Those weights are a house judgement, and an external review was right to ask what they are worth. If the market-anchored family carried 25% of the weight instead of 45%, the central would read AED 15.91 were the freed weight given to the cash-flow lens and AED 14.95 were it given to the book lens — up to 2.01 a share, and 0.95 between the two destinations. The weights are NOT changed — the same scheme is applied to every operating company this house covers, and re-tuning it for one name is how a standard stops being one — but the alternatives are published here rather than described as immaterial, because they plainly are not.</w:t>
+        <w:t>An external review asked what those weights were worth, and it was right to. Priced against the blend this study published at the time, AED 13.90: moving the market-anchored family from 45% down to a quarter and giving the freed weight to the cash-flow lens read AED 15.91, and giving it to the book lens read AED 14.95 — up to 2.01 a share, and 0.95 between the two destinations. Not immaterial, and the answer was not to choose the weights better. The scheme is gone: the cash-flow lens IS the central at AED 18.89 and the other lenses are published beside it at their own values, so there is no weight left to set. The arithmetic above is kept as the record of what the retired construction did.</w:t>
       </w:r>
     </w:p>
     <w:p>
@@ -12517,7 +12622,7 @@
           <w:color w:val="1C3A36"/>
           <w:sz w:val="21"/>
         </w:rPr>
-        <w:t>How to read sections 2-3 against section 1. The three-month cone spans AED 9.82 to 15.32 — the price can visit a lot of places in ninety days without any of them being a statement about value. The fundamental central of AED 13.90 sits inside the cone's upper half: reaching it within a quarter would be a strong but not extraordinary move. Three zones, then:</w:t>
+        <w:t>How to read sections 2-3 against section 1. The three-month cone spans AED 9.82 to 15.32 — the price can visit a lot of places in ninety days without any of them being a statement about value. The fundamental central of AED 18.89 sits OUTSIDE the cone's upper half: reaching it within a quarter would be a strong but not extraordinary move. Three zones, then:</w:t>
       </w:r>
     </w:p>
     <w:p>
@@ -12580,7 +12685,7 @@
           <w:color w:val="1C3A36"/>
           <w:sz w:val="21"/>
         </w:rPr>
-        <w:t>the market starting to pay for the recovery and the regime extension before they are printed; at the cone's top the share would still sit below the cash-flow lens but at the weighted central.</w:t>
+        <w:t>the market starting to pay for the recovery and the regime extension before they are printed. Even at the cone's top, AED 15.32, the share would still sit -19% against this study's central and only just above the book floor of AED 14.12 — three months of price movement does not settle a disagreement of this size either way.</w:t>
       </w:r>
     </w:p>
     <w:p>
@@ -18103,7 +18208,7 @@
                 <w:color w:val="1C3A36"/>
                 <w:sz w:val="17"/>
               </w:rPr>
-              <w:t>the weight given to market-anchored lenses in the synthesis</w:t>
+              <w:t>the cross-checks published beside the central in the summary table</w:t>
             </w:r>
           </w:p>
         </w:tc>
@@ -19591,7 +19696,7 @@
                 <w:color w:val="1C3A36"/>
                 <w:sz w:val="17"/>
               </w:rPr>
-              <w:t>Panel median vs the study's weighted central (13.90)</w:t>
+              <w:t>Panel median vs the study's central (18.89)</w:t>
             </w:r>
           </w:p>
         </w:tc>
@@ -19609,7 +19714,7 @@
                 <w:color w:val="1C3A36"/>
                 <w:sz w:val="17"/>
               </w:rPr>
-              <w:t>the synthesis deliberately weights the market-anchored lenses the panel's cash-flow majority does not</w:t>
+              <w:t>both are cash-flow reads; the panel median sits a little below because two of its three members set the terminal on a market multiple rather than on the measured cost of capital</w:t>
             </w:r>
           </w:p>
         </w:tc>
@@ -19627,7 +19732,7 @@
                 <w:color w:val="1C3A36"/>
                 <w:sz w:val="17"/>
               </w:rPr>
-              <w:t>4.56</w:t>
+              <w:t>0.43</w:t>
             </w:r>
           </w:p>
         </w:tc>

--- a/engine/du_study/DU_Valuation_Study_09-08-2026_public.docx
+++ b/engine/du_study/DU_Valuation_Study_09-08-2026_public.docx
@@ -4980,7 +4980,7 @@
           <w:color w:val="1C3A36"/>
           <w:sz w:val="21"/>
         </w:rPr>
-        <w:t>The lens strips the cycle: the mid-cycle EBITDA margin (the middle forecast year, FY2028E, 47.9%) applied to CURRENT-scale revenue (FY2026E, AED 16,593mn), less FY2026E depreciation, plus FY2026E net finance income, taxed at the combined 43.6%: normalised earnings of AED 3,225mn, or AED 0.71 per share. At the justified 12.9× and rolled to the anchor: AED 8.87 [12× → 8.21; 18.5× → 13.01]. It reads within a few fils of the relative lens, and that is worth being blunt about rather than presenting as corroboration: du's current year IS close to mid-cycle — the war knocked the top line, not the margin, and the first half of 2026 printed the best margin in the company's history — so normalising changes the earnings base by less than a fil. The two market-anchored lenses are therefore ONE reading of one multiple against one earnings number, not two independent reads — which is one reason neither is the answer here, and why an earlier edition that gave the pair 45% of a weighted central between them was counting one reading twice. The synthesis in 1.5 and the comparison in section 4 should be read on that basis.</w:t>
+        <w:t>The lens strips the cycle: the mid-cycle EBITDA margin (the middle forecast year, FY2028E, 47.9%) applied to CURRENT-scale revenue (FY2026E, AED 16,593mn), less FY2026E depreciation, plus FY2026E net finance income, taxed at the combined 43.6%: normalised earnings of AED 3,225mn, or AED 0.71 per share. At the justified 12.9× and rolled to the anchor: AED 8.87 [12× → 8.21; 18.5× → 13.01]. It reads within a few fils of the relative lens, and that is worth being blunt about rather than presenting as corroboration: du's current year IS close to mid-cycle — the war knocked the top line, not the margin, and the half-year to 30 June 2026 printed an EBITDA margin of 49.2%, the highest of any period from FY2022 to the reviewed half-year ended 30 June 2026, with the four full years in that window rising in every one of them (40.3% then 42.5% then 44.2% then 46.1%) — so normalising changes the earnings base by less than a fil. The two market-anchored lenses are therefore ONE reading of one multiple against one earnings number, not two independent reads — which is one reason neither is the answer here, and why an earlier edition that gave the pair 45% of a weighted central between them was counting one reading twice. The synthesis in 1.5 and the comparison in section 4 should be read on that basis.</w:t>
       </w:r>
     </w:p>
     <w:p>

--- a/engine/du_study/DU_Valuation_Study_09-08-2026_public.docx
+++ b/engine/du_study/DU_Valuation_Study_09-08-2026_public.docx
@@ -191,7 +191,7 @@
                 <w:color w:val="1C3A36"/>
                 <w:sz w:val="19"/>
               </w:rPr>
-              <w:t>Weighted central AED 13.90 per share against a spot of AED 12.30 (+13%), inside a weighted bear-to-bull range of AED 9.74 to 20.28 and a wider span across the four lenses of AED 8.19 to AED 28.65. The cash-flow lens alone reads AED 18.89; the market-anchored relative lens reads AED 8.86. That gap is the study's honest tension, and section 4 explains rather than hides it.</w:t>
+              <w:t>Central AED 18.89 per share against a spot of AED 12.30 (+54%), inside a bear-to-bull range of AED 11.03 to 28.65. That central IS the cash-flow lens, not an average of several: the other lenses are published beside it as cross-checks at their own values, and the market-anchored relative lens reads AED 8.86. That gap is the study's honest tension, and section 4 explains rather than dissolves it.</w:t>
             </w:r>
           </w:p>
           <w:p>
@@ -300,11 +300,11 @@
       </w:tblPr>
       <w:tblGrid>
         <w:gridCol w:w="3672"/>
-        <w:gridCol w:w="1224"/>
-        <w:gridCol w:w="1224"/>
-        <w:gridCol w:w="1224"/>
-        <w:gridCol w:w="1080"/>
-        <w:gridCol w:w="1224"/>
+        <w:gridCol w:w="1181"/>
+        <w:gridCol w:w="1181"/>
+        <w:gridCol w:w="1181"/>
+        <w:gridCol w:w="1238"/>
+        <w:gridCol w:w="1166"/>
       </w:tblGrid>
       <w:tr>
         <w:tc>
@@ -328,7 +328,7 @@
         </w:tc>
         <w:tc>
           <w:tcPr>
-            <w:tcW w:type="dxa" w:w="1224"/>
+            <w:tcW w:type="dxa" w:w="1181"/>
             <w:shd w:val="clear" w:color="auto" w:fill="EAF0EE"/>
           </w:tcPr>
           <w:p>
@@ -347,7 +347,7 @@
         </w:tc>
         <w:tc>
           <w:tcPr>
-            <w:tcW w:type="dxa" w:w="1224"/>
+            <w:tcW w:type="dxa" w:w="1181"/>
             <w:shd w:val="clear" w:color="auto" w:fill="EAF0EE"/>
           </w:tcPr>
           <w:p>
@@ -366,7 +366,7 @@
         </w:tc>
         <w:tc>
           <w:tcPr>
-            <w:tcW w:type="dxa" w:w="1224"/>
+            <w:tcW w:type="dxa" w:w="1181"/>
             <w:shd w:val="clear" w:color="auto" w:fill="EAF0EE"/>
           </w:tcPr>
           <w:p>
@@ -385,7 +385,7 @@
         </w:tc>
         <w:tc>
           <w:tcPr>
-            <w:tcW w:type="dxa" w:w="1080"/>
+            <w:tcW w:type="dxa" w:w="1238"/>
             <w:shd w:val="clear" w:color="auto" w:fill="EAF0EE"/>
           </w:tcPr>
           <w:p>
@@ -398,13 +398,13 @@
                 <w:color w:val="1C3A36"/>
                 <w:sz w:val="17"/>
               </w:rPr>
-              <w:t>Weight</w:t>
-            </w:r>
-          </w:p>
-        </w:tc>
-        <w:tc>
-          <w:tcPr>
-            <w:tcW w:type="dxa" w:w="1224"/>
+              <w:t>Role</w:t>
+            </w:r>
+          </w:p>
+        </w:tc>
+        <w:tc>
+          <w:tcPr>
+            <w:tcW w:type="dxa" w:w="1166"/>
             <w:shd w:val="clear" w:color="auto" w:fill="EAF0EE"/>
           </w:tcPr>
           <w:p>
@@ -417,7 +417,7 @@
                 <w:color w:val="1C3A36"/>
                 <w:sz w:val="17"/>
               </w:rPr>
-              <w:t>vs spot</w:t>
+              <w:t>vs price</w:t>
             </w:r>
           </w:p>
         </w:tc>
@@ -436,13 +436,13 @@
                 <w:color w:val="1C3A36"/>
                 <w:sz w:val="17"/>
               </w:rPr>
-              <w:t>Discounted cash flow (primary)</w:t>
-            </w:r>
-          </w:p>
-        </w:tc>
-        <w:tc>
-          <w:tcPr>
-            <w:tcW w:type="dxa" w:w="1224"/>
+              <w:t>Discounted cash flow (the answer)</w:t>
+            </w:r>
+          </w:p>
+        </w:tc>
+        <w:tc>
+          <w:tcPr>
+            <w:tcW w:type="dxa" w:w="1181"/>
           </w:tcPr>
           <w:p>
             <w:pPr>
@@ -460,7 +460,7 @@
         </w:tc>
         <w:tc>
           <w:tcPr>
-            <w:tcW w:type="dxa" w:w="1224"/>
+            <w:tcW w:type="dxa" w:w="1181"/>
           </w:tcPr>
           <w:p>
             <w:pPr>
@@ -478,7 +478,7 @@
         </w:tc>
         <w:tc>
           <w:tcPr>
-            <w:tcW w:type="dxa" w:w="1224"/>
+            <w:tcW w:type="dxa" w:w="1181"/>
           </w:tcPr>
           <w:p>
             <w:pPr>
@@ -496,7 +496,7 @@
         </w:tc>
         <w:tc>
           <w:tcPr>
-            <w:tcW w:type="dxa" w:w="1080"/>
+            <w:tcW w:type="dxa" w:w="1238"/>
           </w:tcPr>
           <w:p>
             <w:pPr>
@@ -508,13 +508,13 @@
                 <w:color w:val="1C3A36"/>
                 <w:sz w:val="17"/>
               </w:rPr>
-              <w:t>45%</w:t>
-            </w:r>
-          </w:p>
-        </w:tc>
-        <w:tc>
-          <w:tcPr>
-            <w:tcW w:type="dxa" w:w="1224"/>
+              <w:t>THE ANSWER</w:t>
+            </w:r>
+          </w:p>
+        </w:tc>
+        <w:tc>
+          <w:tcPr>
+            <w:tcW w:type="dxa" w:w="1166"/>
           </w:tcPr>
           <w:p>
             <w:pPr>
@@ -551,7 +551,7 @@
         </w:tc>
         <w:tc>
           <w:tcPr>
-            <w:tcW w:type="dxa" w:w="1224"/>
+            <w:tcW w:type="dxa" w:w="1181"/>
           </w:tcPr>
           <w:p>
             <w:pPr>
@@ -569,7 +569,7 @@
         </w:tc>
         <w:tc>
           <w:tcPr>
-            <w:tcW w:type="dxa" w:w="1224"/>
+            <w:tcW w:type="dxa" w:w="1181"/>
           </w:tcPr>
           <w:p>
             <w:pPr>
@@ -587,7 +587,7 @@
         </w:tc>
         <w:tc>
           <w:tcPr>
-            <w:tcW w:type="dxa" w:w="1224"/>
+            <w:tcW w:type="dxa" w:w="1181"/>
           </w:tcPr>
           <w:p>
             <w:pPr>
@@ -605,7 +605,7 @@
         </w:tc>
         <w:tc>
           <w:tcPr>
-            <w:tcW w:type="dxa" w:w="1080"/>
+            <w:tcW w:type="dxa" w:w="1238"/>
           </w:tcPr>
           <w:p>
             <w:pPr>
@@ -617,13 +617,13 @@
                 <w:color w:val="1C3A36"/>
                 <w:sz w:val="17"/>
               </w:rPr>
-              <w:t>25%</w:t>
-            </w:r>
-          </w:p>
-        </w:tc>
-        <w:tc>
-          <w:tcPr>
-            <w:tcW w:type="dxa" w:w="1224"/>
+              <w:t>cross-check</w:t>
+            </w:r>
+          </w:p>
+        </w:tc>
+        <w:tc>
+          <w:tcPr>
+            <w:tcW w:type="dxa" w:w="1166"/>
           </w:tcPr>
           <w:p>
             <w:pPr>
@@ -660,7 +660,7 @@
         </w:tc>
         <w:tc>
           <w:tcPr>
-            <w:tcW w:type="dxa" w:w="1224"/>
+            <w:tcW w:type="dxa" w:w="1181"/>
           </w:tcPr>
           <w:p>
             <w:pPr>
@@ -678,7 +678,7 @@
         </w:tc>
         <w:tc>
           <w:tcPr>
-            <w:tcW w:type="dxa" w:w="1224"/>
+            <w:tcW w:type="dxa" w:w="1181"/>
           </w:tcPr>
           <w:p>
             <w:pPr>
@@ -696,7 +696,7 @@
         </w:tc>
         <w:tc>
           <w:tcPr>
-            <w:tcW w:type="dxa" w:w="1224"/>
+            <w:tcW w:type="dxa" w:w="1181"/>
           </w:tcPr>
           <w:p>
             <w:pPr>
@@ -714,7 +714,7 @@
         </w:tc>
         <w:tc>
           <w:tcPr>
-            <w:tcW w:type="dxa" w:w="1080"/>
+            <w:tcW w:type="dxa" w:w="1238"/>
           </w:tcPr>
           <w:p>
             <w:pPr>
@@ -726,13 +726,13 @@
                 <w:color w:val="1C3A36"/>
                 <w:sz w:val="17"/>
               </w:rPr>
-              <w:t>20%</w:t>
-            </w:r>
-          </w:p>
-        </w:tc>
-        <w:tc>
-          <w:tcPr>
-            <w:tcW w:type="dxa" w:w="1224"/>
+              <w:t>not published for this class</w:t>
+            </w:r>
+          </w:p>
+        </w:tc>
+        <w:tc>
+          <w:tcPr>
+            <w:tcW w:type="dxa" w:w="1166"/>
           </w:tcPr>
           <w:p>
             <w:pPr>
@@ -769,7 +769,7 @@
         </w:tc>
         <w:tc>
           <w:tcPr>
-            <w:tcW w:type="dxa" w:w="1224"/>
+            <w:tcW w:type="dxa" w:w="1181"/>
           </w:tcPr>
           <w:p>
             <w:pPr>
@@ -787,7 +787,7 @@
         </w:tc>
         <w:tc>
           <w:tcPr>
-            <w:tcW w:type="dxa" w:w="1224"/>
+            <w:tcW w:type="dxa" w:w="1181"/>
           </w:tcPr>
           <w:p>
             <w:pPr>
@@ -805,7 +805,7 @@
         </w:tc>
         <w:tc>
           <w:tcPr>
-            <w:tcW w:type="dxa" w:w="1224"/>
+            <w:tcW w:type="dxa" w:w="1181"/>
           </w:tcPr>
           <w:p>
             <w:pPr>
@@ -823,7 +823,7 @@
         </w:tc>
         <w:tc>
           <w:tcPr>
-            <w:tcW w:type="dxa" w:w="1080"/>
+            <w:tcW w:type="dxa" w:w="1238"/>
           </w:tcPr>
           <w:p>
             <w:pPr>
@@ -835,13 +835,13 @@
                 <w:color w:val="1C3A36"/>
                 <w:sz w:val="17"/>
               </w:rPr>
-              <w:t>10%</w:t>
-            </w:r>
-          </w:p>
-        </w:tc>
-        <w:tc>
-          <w:tcPr>
-            <w:tcW w:type="dxa" w:w="1224"/>
+              <w:t>a floor, never weighted</w:t>
+            </w:r>
+          </w:p>
+        </w:tc>
+        <w:tc>
+          <w:tcPr>
+            <w:tcW w:type="dxa" w:w="1166"/>
           </w:tcPr>
           <w:p>
             <w:pPr>
@@ -874,13 +874,13 @@
                 <w:color w:val="1C3A36"/>
                 <w:sz w:val="17"/>
               </w:rPr>
-              <w:t>Weighted central</w:t>
-            </w:r>
-          </w:p>
-        </w:tc>
-        <w:tc>
-          <w:tcPr>
-            <w:tcW w:type="dxa" w:w="1224"/>
+              <w:t>THE CENTRAL — the cash-flow lens, not an average</w:t>
+            </w:r>
+          </w:p>
+        </w:tc>
+        <w:tc>
+          <w:tcPr>
+            <w:tcW w:type="dxa" w:w="1181"/>
             <w:shd w:val="clear" w:color="auto" w:fill="F6F1E6"/>
           </w:tcPr>
           <w:p>
@@ -894,13 +894,13 @@
                 <w:color w:val="1C3A36"/>
                 <w:sz w:val="17"/>
               </w:rPr>
-              <w:t>9.74</w:t>
-            </w:r>
-          </w:p>
-        </w:tc>
-        <w:tc>
-          <w:tcPr>
-            <w:tcW w:type="dxa" w:w="1224"/>
+              <w:t>11.03</w:t>
+            </w:r>
+          </w:p>
+        </w:tc>
+        <w:tc>
+          <w:tcPr>
+            <w:tcW w:type="dxa" w:w="1181"/>
             <w:shd w:val="clear" w:color="auto" w:fill="F6F1E6"/>
           </w:tcPr>
           <w:p>
@@ -914,13 +914,13 @@
                 <w:color w:val="1C3A36"/>
                 <w:sz w:val="17"/>
               </w:rPr>
-              <w:t>13.90</w:t>
-            </w:r>
-          </w:p>
-        </w:tc>
-        <w:tc>
-          <w:tcPr>
-            <w:tcW w:type="dxa" w:w="1224"/>
+              <w:t>18.89</w:t>
+            </w:r>
+          </w:p>
+        </w:tc>
+        <w:tc>
+          <w:tcPr>
+            <w:tcW w:type="dxa" w:w="1181"/>
             <w:shd w:val="clear" w:color="auto" w:fill="F6F1E6"/>
           </w:tcPr>
           <w:p>
@@ -934,13 +934,13 @@
                 <w:color w:val="1C3A36"/>
                 <w:sz w:val="17"/>
               </w:rPr>
-              <w:t>20.28</w:t>
-            </w:r>
-          </w:p>
-        </w:tc>
-        <w:tc>
-          <w:tcPr>
-            <w:tcW w:type="dxa" w:w="1080"/>
+              <w:t>28.65</w:t>
+            </w:r>
+          </w:p>
+        </w:tc>
+        <w:tc>
+          <w:tcPr>
+            <w:tcW w:type="dxa" w:w="1238"/>
             <w:shd w:val="clear" w:color="auto" w:fill="F6F1E6"/>
           </w:tcPr>
           <w:p>
@@ -954,13 +954,13 @@
                 <w:color w:val="1C3A36"/>
                 <w:sz w:val="17"/>
               </w:rPr>
-              <w:t>100%</w:t>
-            </w:r>
-          </w:p>
-        </w:tc>
-        <w:tc>
-          <w:tcPr>
-            <w:tcW w:type="dxa" w:w="1224"/>
+              <w:t>the class primary</w:t>
+            </w:r>
+          </w:p>
+        </w:tc>
+        <w:tc>
+          <w:tcPr>
+            <w:tcW w:type="dxa" w:w="1166"/>
             <w:shd w:val="clear" w:color="auto" w:fill="F6F1E6"/>
           </w:tcPr>
           <w:p>
@@ -974,7 +974,7 @@
                 <w:color w:val="1C3A36"/>
                 <w:sz w:val="17"/>
               </w:rPr>
-              <w:t>+13%</w:t>
+              <w:t>+54%</w:t>
             </w:r>
           </w:p>
         </w:tc>
@@ -993,13 +993,13 @@
                 <w:color w:val="1C3A36"/>
                 <w:sz w:val="17"/>
               </w:rPr>
-              <w:t>Span across lenses (min/max, not weighted)</w:t>
-            </w:r>
-          </w:p>
-        </w:tc>
-        <w:tc>
-          <w:tcPr>
-            <w:tcW w:type="dxa" w:w="1224"/>
+              <w:t>NOT AVERAGED — the retired 45/25/20/10 blend, published unused</w:t>
+            </w:r>
+          </w:p>
+        </w:tc>
+        <w:tc>
+          <w:tcPr>
+            <w:tcW w:type="dxa" w:w="1181"/>
           </w:tcPr>
           <w:p>
             <w:pPr>
@@ -1011,13 +1011,12 @@
                 <w:color w:val="1C3A36"/>
                 <w:sz w:val="17"/>
               </w:rPr>
-              <w:t>8.19</w:t>
-            </w:r>
-          </w:p>
-        </w:tc>
-        <w:tc>
-          <w:tcPr>
-            <w:tcW w:type="dxa" w:w="1224"/>
+            </w:r>
+          </w:p>
+        </w:tc>
+        <w:tc>
+          <w:tcPr>
+            <w:tcW w:type="dxa" w:w="1181"/>
           </w:tcPr>
           <w:p>
             <w:pPr>
@@ -1029,12 +1028,13 @@
                 <w:color w:val="1C3A36"/>
                 <w:sz w:val="17"/>
               </w:rPr>
-            </w:r>
-          </w:p>
-        </w:tc>
-        <w:tc>
-          <w:tcPr>
-            <w:tcW w:type="dxa" w:w="1224"/>
+              <w:t>13.90</w:t>
+            </w:r>
+          </w:p>
+        </w:tc>
+        <w:tc>
+          <w:tcPr>
+            <w:tcW w:type="dxa" w:w="1181"/>
           </w:tcPr>
           <w:p>
             <w:pPr>
@@ -1046,13 +1046,12 @@
                 <w:color w:val="1C3A36"/>
                 <w:sz w:val="17"/>
               </w:rPr>
-              <w:t>28.65</w:t>
-            </w:r>
-          </w:p>
-        </w:tc>
-        <w:tc>
-          <w:tcPr>
-            <w:tcW w:type="dxa" w:w="1080"/>
+            </w:r>
+          </w:p>
+        </w:tc>
+        <w:tc>
+          <w:tcPr>
+            <w:tcW w:type="dxa" w:w="1238"/>
           </w:tcPr>
           <w:p>
             <w:pPr>
@@ -1064,13 +1063,13 @@
                 <w:color w:val="1C3A36"/>
                 <w:sz w:val="17"/>
               </w:rPr>
-              <w:t>—</w:t>
-            </w:r>
-          </w:p>
-        </w:tc>
-        <w:tc>
-          <w:tcPr>
-            <w:tcW w:type="dxa" w:w="1224"/>
+              <w:t>retired</w:t>
+            </w:r>
+          </w:p>
+        </w:tc>
+        <w:tc>
+          <w:tcPr>
+            <w:tcW w:type="dxa" w:w="1166"/>
           </w:tcPr>
           <w:p>
             <w:pPr>
@@ -1082,6 +1081,7 @@
                 <w:color w:val="1C3A36"/>
                 <w:sz w:val="17"/>
               </w:rPr>
+              <w:t>+13%</w:t>
             </w:r>
           </w:p>
         </w:tc>
@@ -1106,7 +1106,7 @@
         </w:tc>
         <w:tc>
           <w:tcPr>
-            <w:tcW w:type="dxa" w:w="1224"/>
+            <w:tcW w:type="dxa" w:w="1181"/>
           </w:tcPr>
           <w:p>
             <w:pPr>
@@ -1123,7 +1123,7 @@
         </w:tc>
         <w:tc>
           <w:tcPr>
-            <w:tcW w:type="dxa" w:w="1224"/>
+            <w:tcW w:type="dxa" w:w="1181"/>
           </w:tcPr>
           <w:p>
             <w:pPr>
@@ -1141,7 +1141,7 @@
         </w:tc>
         <w:tc>
           <w:tcPr>
-            <w:tcW w:type="dxa" w:w="1224"/>
+            <w:tcW w:type="dxa" w:w="1181"/>
           </w:tcPr>
           <w:p>
             <w:pPr>
@@ -1158,7 +1158,7 @@
         </w:tc>
         <w:tc>
           <w:tcPr>
-            <w:tcW w:type="dxa" w:w="1080"/>
+            <w:tcW w:type="dxa" w:w="1238"/>
           </w:tcPr>
           <w:p>
             <w:pPr>
@@ -1170,13 +1170,13 @@
                 <w:color w:val="1C3A36"/>
                 <w:sz w:val="17"/>
               </w:rPr>
-              <w:t>—</w:t>
-            </w:r>
-          </w:p>
-        </w:tc>
-        <w:tc>
-          <w:tcPr>
-            <w:tcW w:type="dxa" w:w="1224"/>
+              <w:t>both ways, never averaged</w:t>
+            </w:r>
+          </w:p>
+        </w:tc>
+        <w:tc>
+          <w:tcPr>
+            <w:tcW w:type="dxa" w:w="1166"/>
           </w:tcPr>
           <w:p>
             <w:pPr>
@@ -1213,7 +1213,7 @@
         </w:tc>
         <w:tc>
           <w:tcPr>
-            <w:tcW w:type="dxa" w:w="1224"/>
+            <w:tcW w:type="dxa" w:w="1181"/>
           </w:tcPr>
           <w:p>
             <w:pPr>
@@ -1230,7 +1230,7 @@
         </w:tc>
         <w:tc>
           <w:tcPr>
-            <w:tcW w:type="dxa" w:w="1224"/>
+            <w:tcW w:type="dxa" w:w="1181"/>
           </w:tcPr>
           <w:p>
             <w:pPr>
@@ -1248,7 +1248,7 @@
         </w:tc>
         <w:tc>
           <w:tcPr>
-            <w:tcW w:type="dxa" w:w="1224"/>
+            <w:tcW w:type="dxa" w:w="1181"/>
           </w:tcPr>
           <w:p>
             <w:pPr>
@@ -1265,7 +1265,7 @@
         </w:tc>
         <w:tc>
           <w:tcPr>
-            <w:tcW w:type="dxa" w:w="1080"/>
+            <w:tcW w:type="dxa" w:w="1238"/>
           </w:tcPr>
           <w:p>
             <w:pPr>
@@ -1277,13 +1277,13 @@
                 <w:color w:val="1C3A36"/>
                 <w:sz w:val="17"/>
               </w:rPr>
-              <w:t>—</w:t>
-            </w:r>
-          </w:p>
-        </w:tc>
-        <w:tc>
-          <w:tcPr>
-            <w:tcW w:type="dxa" w:w="1224"/>
+              <w:t>cross-read</w:t>
+            </w:r>
+          </w:p>
+        </w:tc>
+        <w:tc>
+          <w:tcPr>
+            <w:tcW w:type="dxa" w:w="1166"/>
           </w:tcPr>
           <w:p>
             <w:pPr>
@@ -1320,7 +1320,7 @@
         </w:tc>
         <w:tc>
           <w:tcPr>
-            <w:tcW w:type="dxa" w:w="1224"/>
+            <w:tcW w:type="dxa" w:w="1181"/>
           </w:tcPr>
           <w:p>
             <w:pPr>
@@ -1337,7 +1337,7 @@
         </w:tc>
         <w:tc>
           <w:tcPr>
-            <w:tcW w:type="dxa" w:w="1224"/>
+            <w:tcW w:type="dxa" w:w="1181"/>
           </w:tcPr>
           <w:p>
             <w:pPr>
@@ -1354,7 +1354,7 @@
         </w:tc>
         <w:tc>
           <w:tcPr>
-            <w:tcW w:type="dxa" w:w="1224"/>
+            <w:tcW w:type="dxa" w:w="1181"/>
           </w:tcPr>
           <w:p>
             <w:pPr>
@@ -1371,7 +1371,7 @@
         </w:tc>
         <w:tc>
           <w:tcPr>
-            <w:tcW w:type="dxa" w:w="1080"/>
+            <w:tcW w:type="dxa" w:w="1238"/>
           </w:tcPr>
           <w:p>
             <w:pPr>
@@ -1388,7 +1388,112 @@
         </w:tc>
         <w:tc>
           <w:tcPr>
-            <w:tcW w:type="dxa" w:w="1224"/>
+            <w:tcW w:type="dxa" w:w="1166"/>
+          </w:tcPr>
+          <w:p>
+            <w:pPr>
+              <w:spacing w:after="20"/>
+              <w:jc w:val="right"/>
+            </w:pPr>
+            <w:r>
+              <w:rPr>
+                <w:color w:val="1C3A36"/>
+                <w:sz w:val="17"/>
+              </w:rPr>
+            </w:r>
+          </w:p>
+        </w:tc>
+      </w:tr>
+      <w:tr>
+        <w:tc>
+          <w:tcPr>
+            <w:tcW w:type="dxa" w:w="3672"/>
+          </w:tcPr>
+          <w:p>
+            <w:pPr>
+              <w:spacing w:after="20"/>
+            </w:pPr>
+            <w:r>
+              <w:rPr>
+                <w:color w:val="1C3A36"/>
+                <w:sz w:val="17"/>
+              </w:rPr>
+              <w:t>Market price (2026-08-07)</w:t>
+            </w:r>
+          </w:p>
+        </w:tc>
+        <w:tc>
+          <w:tcPr>
+            <w:tcW w:type="dxa" w:w="1181"/>
+          </w:tcPr>
+          <w:p>
+            <w:pPr>
+              <w:spacing w:after="20"/>
+              <w:jc w:val="right"/>
+            </w:pPr>
+            <w:r>
+              <w:rPr>
+                <w:color w:val="1C3A36"/>
+                <w:sz w:val="17"/>
+              </w:rPr>
+            </w:r>
+          </w:p>
+        </w:tc>
+        <w:tc>
+          <w:tcPr>
+            <w:tcW w:type="dxa" w:w="1181"/>
+          </w:tcPr>
+          <w:p>
+            <w:pPr>
+              <w:spacing w:after="20"/>
+              <w:jc w:val="right"/>
+            </w:pPr>
+            <w:r>
+              <w:rPr>
+                <w:color w:val="1C3A36"/>
+                <w:sz w:val="17"/>
+              </w:rPr>
+              <w:t>12.30</w:t>
+            </w:r>
+          </w:p>
+        </w:tc>
+        <w:tc>
+          <w:tcPr>
+            <w:tcW w:type="dxa" w:w="1181"/>
+          </w:tcPr>
+          <w:p>
+            <w:pPr>
+              <w:spacing w:after="20"/>
+              <w:jc w:val="right"/>
+            </w:pPr>
+            <w:r>
+              <w:rPr>
+                <w:color w:val="1C3A36"/>
+                <w:sz w:val="17"/>
+              </w:rPr>
+            </w:r>
+          </w:p>
+        </w:tc>
+        <w:tc>
+          <w:tcPr>
+            <w:tcW w:type="dxa" w:w="1238"/>
+          </w:tcPr>
+          <w:p>
+            <w:pPr>
+              <w:spacing w:after="20"/>
+              <w:jc w:val="right"/>
+            </w:pPr>
+            <w:r>
+              <w:rPr>
+                <w:color w:val="1C3A36"/>
+                <w:sz w:val="17"/>
+              </w:rPr>
+            </w:r>
+          </w:p>
+        </w:tc>
+        <w:tc>
+          <w:tcPr>
+            <w:tcW w:type="dxa" w:w="1166"/>
           </w:tcPr>
           <w:p>
             <w:pPr>
@@ -1421,7 +1526,7 @@
           <w:color w:val="6E7B77"/>
           <w:sz w:val="17"/>
         </w:rPr>
-        <w:t>Table 1 — the valuation summary. Weighted central AED 13.90, with its bear and bull columns weighted on the same 45/25/20/10 basis; the row beneath shows the wider min/max span across lenses, which is NOT a weighted figure. Every lens value is dated at the 2026-08-07 anchor, net of the AED 0.66 of dividends whose ex-dates fall between the 31-Dec-2025 valuation date and that anchor (the 0.40 final, paid 28-Apr-2026, and the 0.26 interim, ex 31-Jul-2026). The terminal value is 83% of the DCF enterprise value, and the terminal it implies is priced explicitly in section 1.7 rather than left as a caveat.</w:t>
+        <w:t>Table 1 — the valuation summary. The central is the cash-flow lens itself, AED 18.89, and its bear and bull columns are that same lens under its own two paths on one clock — NOT an envelope of four methods and NOT a weighted average of them. The other lenses are cross-checks, published at their own values so a reader sees the disagreement rather than a number in which it has been dissolved; the book lens is a disclosed floor and is never weighted, and normalised earnings power is not among this class's permitted cross-checks and is shown only so its removal is visible. The retired blend of AED 13.90 is printed for the same reason and feeds nothing. Every lens value is dated at the 2026-08-07 anchor, net of the AED 0.66 of dividends whose ex-dates fall between the 31-Dec-2025 valuation date and that anchor (the 0.40 final, paid 28-Apr-2026, and the 0.26 interim, ex 31-Jul-2026). The terminal value is 83% of the DCF enterprise value, and the terminal it implies is priced explicitly in section 1.7 rather than left as a caveat.</w:t>
       </w:r>
     </w:p>
     <w:p>
@@ -1573,7 +1678,7 @@
           <w:color w:val="1C3A36"/>
           <w:sz w:val="21"/>
         </w:rPr>
-        <w:t>Four lenses, weighted into one field: the discounted cash flow carries 45%, relative multiples 25%, normalised earnings power 20% and the book lens 10%.</w:t>
+        <w:t>One lens carries the answer and the rest are cross-checks. For an integrated telecom operator the primary is the discounted cash flow: the company is a licence and a network generating a distributable cash stream, so the value is the present value of that stream and nothing else measures it directly. Relative multiples are published beside it as a cross-check, the book lens as a disclosed floor that is never weighted, and normalised earnings power is shown but is NOT among this class's permitted cross-checks — it is computed here only so that its removal from the answer is visible rather than silent. The four are never averaged: an earlier edition of this study published a 45/25/20/10 weighted blend, and what those weights concealed was the SIZE of this study's disagreement with the market rather than its direction — the blend read +13% against the price where the cash-flow lens reads +54%, so a reader saw about a quarter of the disagreement actually held.</w:t>
       </w:r>
     </w:p>
     <w:p>
@@ -3862,7 +3967,7 @@
           <w:color w:val="1C3A36"/>
           <w:sz w:val="21"/>
         </w:rPr>
-        <w:t>Book value per share is AED 2.24 (audited FY2025 equity of AED 10,148mn over 4,533mn shares). du earned a return on average equity of 29.0% in FY2025 — a licensed duopoly running negative working capital needs very little equity, so the return on it is high by construction. The lens asks what a sustainable 27% return is worth against a perpetual cost of equity of 6.35%: justified price-to-book = (27% − 2.5%) / (6.35% − 2.5%) = 6.36×, i.e. AED 14.12 per share at the anchor. The multiple looks extreme against industrial norms; it is what the arithmetic of a small equity base and a low required return produces, and the honest caveat is that it is the lens MOST exposed to the low regression beta discussed in section 1.8 — which is why it carries only a 10% weight.</w:t>
+        <w:t>Book value per share is AED 2.24 (audited FY2025 equity of AED 10,148mn over 4,533mn shares). du earned a return on average equity of 29.0% in FY2025 — a licensed duopoly running negative working capital needs very little equity, so the return on it is high by construction. The lens asks what a sustainable 27% return is worth against a perpetual cost of equity of 6.35%: justified price-to-book = (27% − 2.5%) / (6.35% − 2.5%) = 6.36×, i.e. AED 14.12 per share at the anchor. The multiple looks extreme against industrial norms; it is what the arithmetic of a small equity base and a low required return produces, and the honest caveat is that it is the lens MOST exposed to the low regression beta discussed in section 1.8 — which is one reason it is published as a disclosed floor and carries no weight in the answer at all.</w:t>
       </w:r>
     </w:p>
     <w:p>
@@ -4875,7 +4980,7 @@
           <w:color w:val="1C3A36"/>
           <w:sz w:val="21"/>
         </w:rPr>
-        <w:t>The lens strips the cycle: the mid-cycle EBITDA margin (the middle forecast year, FY2028E, 47.9%) applied to CURRENT-scale revenue (FY2026E, AED 16,593mn), less FY2026E depreciation, plus FY2026E net finance income, taxed at the combined 43.6%: normalised earnings of AED 3,225mn, or AED 0.71 per share. At the justified 12.9× and rolled to the anchor: AED 8.87 [12× → 8.21; 18.5× → 13.01]. It reads within a few fils of the relative lens, and that is worth being blunt about rather than presenting as corroboration: du's current year IS close to mid-cycle — the war knocked the top line, not the margin, and the first half of 2026 printed the best margin in the company's history — so normalising changes the earnings base by less than a fil. The two market-anchored lenses are therefore ONE reading of one multiple against one earnings number, carrying 45% of the weighted central between them, not two independent reads. The synthesis in 1.5 and the comparison in section 4 should be read on that basis.</w:t>
+        <w:t>The lens strips the cycle: the mid-cycle EBITDA margin (the middle forecast year, FY2028E, 47.9%) applied to CURRENT-scale revenue (FY2026E, AED 16,593mn), less FY2026E depreciation, plus FY2026E net finance income, taxed at the combined 43.6%: normalised earnings of AED 3,225mn, or AED 0.71 per share. At the justified 12.9× and rolled to the anchor: AED 8.87 [12× → 8.21; 18.5× → 13.01]. It reads within a few fils of the relative lens, and that is worth being blunt about rather than presenting as corroboration: du's current year IS close to mid-cycle — the war knocked the top line, not the margin, and the half-year to 30 June 2026 printed an EBITDA margin of 49.2%, the highest of any period from FY2022 to the reviewed half-year ended 30 June 2026, with the four full years in that window rising in every one of them (40.3% then 42.5% then 44.2% then 46.1%) — so normalising changes the earnings base by less than a fil. The two market-anchored lenses are therefore ONE reading of one multiple against one earnings number, not two independent reads — which is one reason neither is the answer here, and why an earlier edition that gave the pair 45% of a weighted central between them was counting one reading twice. The synthesis in 1.5 and the comparison in section 4 should be read on that basis.</w:t>
       </w:r>
     </w:p>
     <w:p>
@@ -4889,7 +4994,7 @@
           <w:color w:val="1C3A36"/>
           <w:sz w:val="24"/>
         </w:rPr>
-        <w:t>1.5  Synthesis — four lenses, one field</w:t>
+        <w:t>1.5  Synthesis — one lens is the answer, the rest are cross-checks</w:t>
       </w:r>
     </w:p>
     <w:p>
@@ -4903,7 +5008,7 @@
           <w:color w:val="1C3A36"/>
           <w:sz w:val="21"/>
         </w:rPr>
-        <w:t>Weighted central: AED 13.90 (+13% to spot), full span AED 8.19 to AED 28.65. The DCF (45% weight) reads +54% above the market; the two market-anchored lenses read roughly at the market. Section 4 takes that disagreement seriously — it is a statement about the discount rate, not about the forecast.</w:t>
+        <w:t>The central is AED 18.89 (+54% to spot) and it is the cash-flow lens itself. Its range, AED 11.03 to AED 28.65, is that same lens under its own bear and bull paths on one clock — the present-value reads of one method, not the spread between four different ones. The cross-checks are published at their own values and disagree: the two market-anchored lenses read roughly at the market, the book floor at AED 14.12. Section 4 takes that disagreement seriously — it is a statement about the discount rate, not about the forecast — and the disagreement is shown rather than averaged away, because a number produced by averaging several methods is not more robust than the best of them: it is a new method with weights nobody tested, and it imports every weakness of the weakest lens at whatever weight somebody typed. Here the arithmetic of that is exact and is why the blend was retired: the retired 45/25/20/10 central of AED 13.90 read +13% against the price where the answer reads +54%.</w:t>
       </w:r>
     </w:p>
     <w:p>
@@ -7729,7 +7834,7 @@
                 <w:color w:val="1C3A36"/>
                 <w:sz w:val="17"/>
               </w:rPr>
-              <w:t>Weighted central on the same lens set</w:t>
+              <w:t>THE CENTRAL — which IS the cash-flow lens, not a blend of it</w:t>
             </w:r>
           </w:p>
         </w:tc>
@@ -7747,7 +7852,7 @@
                 <w:color w:val="1C3A36"/>
                 <w:sz w:val="17"/>
               </w:rPr>
-              <w:t>13.90</w:t>
+              <w:t>18.89</w:t>
             </w:r>
           </w:p>
         </w:tc>
@@ -7765,7 +7870,7 @@
                 <w:color w:val="1C3A36"/>
                 <w:sz w:val="17"/>
               </w:rPr>
-              <w:t>12.07</w:t>
+              <w:t>14.81</w:t>
             </w:r>
           </w:p>
         </w:tc>
@@ -11360,7 +11465,7 @@
           <w:color w:val="6E7B77"/>
           <w:sz w:val="17"/>
         </w:rPr>
-        <w:t>Figure 5 — the forward price cone to three months. The dashed brass line is the fundamental central estimate of 13.90; the dotted line is the spot of 12.30.</w:t>
+        <w:t>Figure 5 — the forward price cone to three months. The dashed brass line is the fundamental central estimate of 18.89; the dotted line is the spot of 12.30.</w:t>
       </w:r>
     </w:p>
     <w:p>
@@ -12289,7 +12394,7 @@
           <w:color w:val="1C3A36"/>
           <w:sz w:val="21"/>
         </w:rPr>
-        <w:t>What would close the gap from each side. The DCF is right and the market re-rates if: the fiscal regime is extended on current terms with the floor lapsing or lightening; the licence renews on comparable terms; the war recovery completes; and the data-centre leg starts printing revenue the market can see. The market is right and the DCF is generous if: the royalty regime reverts or worsens (Framing B alone closes most of the gap — AED 16.11); the measured beta understates the true risk of a single-market, single-licence operator (beta 0.80 alone takes the DCF to AED 13.89); or terminal reinvestment needs are heavier than 9.1% of profit. The weighted central of AED 13.90 embodies exactly this balance: it leans toward the cash flows but pays the market-anchored lenses the 45% respect their discipline has earned — while noting, as 1.4 does, that those two lenses are one reading of one multiple, not two.</w:t>
+        <w:t>What would close the gap from each side. The DCF is right and the market re-rates if: the fiscal regime is extended on current terms with the floor lapsing or lightening; the licence renews on comparable terms; the war recovery completes; and the data-centre leg starts printing revenue the market can see. The market is right and the DCF is generous if: the royalty regime reverts or worsens (Framing B alone closes most of the gap — AED 16.11); the measured beta understates the true risk of a single-market, single-licence operator (beta 0.80 alone takes the DCF to AED 13.89); or terminal reinvestment needs are heavier than 9.1% of profit. The central of AED 18.89 does NOT split the difference: it is the cash-flow lens, published with the cross-checks that disagree with it printed beside it at their own values, so a reader can judge the disagreement instead of receiving a number in which it has already been settled by a weight. An earlier edition of this study did settle it that way and reported AED 13.90, +13% against the price rather than the +54% this study actually holds — and the two market-anchored lenses that carried 45% of that blend are, as 1.4 shows, one reading of one multiple, not two.</w:t>
       </w:r>
     </w:p>
     <w:p>
@@ -12303,7 +12408,7 @@
           <w:color w:val="1C3A36"/>
           <w:sz w:val="21"/>
         </w:rPr>
-        <w:t>Those weights are a house judgement, and an external review was right to ask what they are worth. If the market-anchored family carried 25% of the weight instead of 45%, the central would read AED 15.91 were the freed weight given to the cash-flow lens and AED 14.95 were it given to the book lens — up to 2.01 a share, and 0.95 between the two destinations. The weights are NOT changed — the same scheme is applied to every operating company this house covers, and re-tuning it for one name is how a standard stops being one — but the alternatives are published here rather than described as immaterial, because they plainly are not.</w:t>
+        <w:t>An external review asked what those weights were worth, and it was right to. Priced against the blend this study published at the time, AED 13.90: moving the market-anchored family from 45% down to a quarter and giving the freed weight to the cash-flow lens read AED 15.91, and giving it to the book lens read AED 14.95 — up to 2.01 a share, and 0.95 between the two destinations. Not immaterial, and the answer was not to choose the weights better. The scheme is gone: the cash-flow lens IS the central at AED 18.89 and the other lenses are published beside it at their own values, so there is no weight left to set. The arithmetic above is kept as the record of what the retired construction did.</w:t>
       </w:r>
     </w:p>
     <w:p>
@@ -12517,7 +12622,7 @@
           <w:color w:val="1C3A36"/>
           <w:sz w:val="21"/>
         </w:rPr>
-        <w:t>How to read sections 2-3 against section 1. The three-month cone spans AED 9.82 to 15.32 — the price can visit a lot of places in ninety days without any of them being a statement about value. The fundamental central of AED 13.90 sits inside the cone's upper half: reaching it within a quarter would be a strong but not extraordinary move. Three zones, then:</w:t>
+        <w:t>How to read sections 2-3 against section 1. The three-month cone spans AED 9.82 to 15.32 — the price can visit a lot of places in ninety days without any of them being a statement about value. The fundamental central of AED 18.89 sits OUTSIDE the cone's upper half: reaching it within a quarter would be a strong but not extraordinary move. Three zones, then:</w:t>
       </w:r>
     </w:p>
     <w:p>
@@ -12580,7 +12685,7 @@
           <w:color w:val="1C3A36"/>
           <w:sz w:val="21"/>
         </w:rPr>
-        <w:t>the market starting to pay for the recovery and the regime extension before they are printed; at the cone's top the share would still sit below the cash-flow lens but at the weighted central.</w:t>
+        <w:t>the market starting to pay for the recovery and the regime extension before they are printed. Even at the cone's top, AED 15.32, the share would still sit -19% against this study's central and only just above the book floor of AED 14.12 — three months of price movement does not settle a disagreement of this size either way.</w:t>
       </w:r>
     </w:p>
     <w:p>
@@ -18103,7 +18208,7 @@
                 <w:color w:val="1C3A36"/>
                 <w:sz w:val="17"/>
               </w:rPr>
-              <w:t>the weight given to market-anchored lenses in the synthesis</w:t>
+              <w:t>the cross-checks published beside the central in the summary table</w:t>
             </w:r>
           </w:p>
         </w:tc>
@@ -19591,7 +19696,7 @@
                 <w:color w:val="1C3A36"/>
                 <w:sz w:val="17"/>
               </w:rPr>
-              <w:t>Panel median vs the study's weighted central (13.90)</w:t>
+              <w:t>Panel median vs the study's central (18.89)</w:t>
             </w:r>
           </w:p>
         </w:tc>
@@ -19609,7 +19714,7 @@
                 <w:color w:val="1C3A36"/>
                 <w:sz w:val="17"/>
               </w:rPr>
-              <w:t>the synthesis deliberately weights the market-anchored lenses the panel's cash-flow majority does not</w:t>
+              <w:t>both are cash-flow reads; the panel median sits a little below because two of its three members set the terminal on a market multiple rather than on the measured cost of capital</w:t>
             </w:r>
           </w:p>
         </w:tc>
@@ -19627,7 +19732,7 @@
                 <w:color w:val="1C3A36"/>
                 <w:sz w:val="17"/>
               </w:rPr>
-              <w:t>4.56</w:t>
+              <w:t>0.43</w:t>
             </w:r>
           </w:p>
         </w:tc>

--- a/engine/du_study/DU_Valuation_Study_09-08-2026_public.docx
+++ b/engine/du_study/DU_Valuation_Study_09-08-2026_public.docx
@@ -95,7 +95,7 @@
           <w:color w:val="6E7B77"/>
           <w:sz w:val="21"/>
         </w:rPr>
-        <w:t>Anchor 2026-08-07 · Spot AED 12.30 · Market capitalisation AED 55,755mn</w:t>
+        <w:t>Anchor 2026-08-07 · Spot AED 11.36 · Market capitalisation AED 51,494mn</w:t>
       </w:r>
     </w:p>
     <w:p>
@@ -191,7 +191,7 @@
                 <w:color w:val="1C3A36"/>
                 <w:sz w:val="19"/>
               </w:rPr>
-              <w:t>Central AED 18.89 per share against a spot of AED 12.30 (+54%), inside a bear-to-bull range of AED 11.03 to 28.65. That central IS the cash-flow lens, not an average of several: the other lenses are published beside it as cross-checks at their own values, and the market-anchored relative lens reads AED 8.86. That gap is the study's honest tension, and section 4 explains rather than dissolves it.</w:t>
+              <w:t>Central AED 16.86 per share against a spot of AED 11.36 (+48%), inside a bear-to-bull range of AED 10.74 to 28.44. That central IS the cash-flow lens, not an average of several: the other lenses are published beside it as cross-checks at their own values, and the market-anchored relative lens reads AED 8.90. That gap is the study's honest tension, and section 4 explains rather than dissolves it.</w:t>
             </w:r>
           </w:p>
           <w:p>
@@ -211,7 +211,7 @@
                 <w:color w:val="1C3A36"/>
                 <w:sz w:val="19"/>
               </w:rPr>
-              <w:t>What required return does this business deserve? On du's own measured beta the cash-flow lens reads AED 18.89 — but the terminal that implies values du at 10.1x forward EBITDA in perpetuity, against the 7.6x the market pays for it today. Refuse that re-rating and hold today's multiple instead and the same cash flows are worth AED 14.81. Both are published side by side — the judgement is worth AED 4.08 per share and is never averaged into one number.</w:t>
+              <w:t>What required return does this business deserve? On du's own measured beta the cash-flow lens reads AED 16.86 — but the terminal that implies values du at 8.8x forward EBITDA in perpetuity, against the 7.0x the market pays for it today. Refuse that re-rating and hold today's multiple instead and the same cash flows are worth AED 13.89. Both are published side by side — the judgement is worth AED 2.96 per share and is never averaged into one number.</w:t>
             </w:r>
           </w:p>
           <w:p>
@@ -231,7 +231,7 @@
                 <w:color w:val="1C3A36"/>
                 <w:sz w:val="19"/>
               </w:rPr>
-              <w:t>The fiscal regime. The 38% royalty plus 9% corporate tax was legislated only to 2026, but du disclosed the extension itself on 24 July 2026, covering 2027 to 2029 on the same structure with the AED 1.8bn combined floor expressly retained. A reversion after 2029 is priced as a named tail (AED 16.11), not as a live coin-flip.</w:t>
+              <w:t>The fiscal regime. The 38% royalty plus 9% corporate tax was legislated only to 2026, but du disclosed the extension itself on 24 July 2026, covering 2027 to 2029 on the same structure with the AED 1.8bn combined floor expressly retained. A reversion after 2029 is priced as a named tail (AED 14.74), not as a live coin-flip.</w:t>
             </w:r>
           </w:p>
           <w:p>
@@ -454,7 +454,7 @@
                 <w:color w:val="1C3A36"/>
                 <w:sz w:val="17"/>
               </w:rPr>
-              <w:t>11.03</w:t>
+              <w:t>10.74</w:t>
             </w:r>
           </w:p>
         </w:tc>
@@ -472,7 +472,7 @@
                 <w:color w:val="1C3A36"/>
                 <w:sz w:val="17"/>
               </w:rPr>
-              <w:t>18.89</w:t>
+              <w:t>16.86</w:t>
             </w:r>
           </w:p>
         </w:tc>
@@ -490,7 +490,7 @@
                 <w:color w:val="1C3A36"/>
                 <w:sz w:val="17"/>
               </w:rPr>
-              <w:t>28.65</w:t>
+              <w:t>28.44</w:t>
             </w:r>
           </w:p>
         </w:tc>
@@ -526,7 +526,7 @@
                 <w:color w:val="1C3A36"/>
                 <w:sz w:val="17"/>
               </w:rPr>
-              <w:t>+54%</w:t>
+              <w:t>+48%</w:t>
             </w:r>
           </w:p>
         </w:tc>
@@ -563,7 +563,7 @@
                 <w:color w:val="1C3A36"/>
                 <w:sz w:val="17"/>
               </w:rPr>
-              <w:t>8.19</w:t>
+              <w:t>8.24</w:t>
             </w:r>
           </w:p>
         </w:tc>
@@ -581,7 +581,7 @@
                 <w:color w:val="1C3A36"/>
                 <w:sz w:val="17"/>
               </w:rPr>
-              <w:t>8.86</w:t>
+              <w:t>8.90</w:t>
             </w:r>
           </w:p>
         </w:tc>
@@ -599,7 +599,7 @@
                 <w:color w:val="1C3A36"/>
                 <w:sz w:val="17"/>
               </w:rPr>
-              <w:t>12.99</w:t>
+              <w:t>13.05</w:t>
             </w:r>
           </w:p>
         </w:tc>
@@ -635,7 +635,7 @@
                 <w:color w:val="1C3A36"/>
                 <w:sz w:val="17"/>
               </w:rPr>
-              <w:t>-28%</w:t>
+              <w:t>-22%</w:t>
             </w:r>
           </w:p>
         </w:tc>
@@ -672,7 +672,7 @@
                 <w:color w:val="1C3A36"/>
                 <w:sz w:val="17"/>
               </w:rPr>
-              <w:t>8.21</w:t>
+              <w:t>8.25</w:t>
             </w:r>
           </w:p>
         </w:tc>
@@ -690,7 +690,7 @@
                 <w:color w:val="1C3A36"/>
                 <w:sz w:val="17"/>
               </w:rPr>
-              <w:t>8.87</w:t>
+              <w:t>8.92</w:t>
             </w:r>
           </w:p>
         </w:tc>
@@ -708,7 +708,7 @@
                 <w:color w:val="1C3A36"/>
                 <w:sz w:val="17"/>
               </w:rPr>
-              <w:t>13.01</w:t>
+              <w:t>13.07</w:t>
             </w:r>
           </w:p>
         </w:tc>
@@ -744,7 +744,7 @@
                 <w:color w:val="1C3A36"/>
                 <w:sz w:val="17"/>
               </w:rPr>
-              <w:t>-28%</w:t>
+              <w:t>-22%</w:t>
             </w:r>
           </w:p>
         </w:tc>
@@ -781,7 +781,7 @@
                 <w:color w:val="1C3A36"/>
                 <w:sz w:val="17"/>
               </w:rPr>
-              <w:t>10.86</w:t>
+              <w:t>10.07</w:t>
             </w:r>
           </w:p>
         </w:tc>
@@ -799,7 +799,7 @@
                 <w:color w:val="1C3A36"/>
                 <w:sz w:val="17"/>
               </w:rPr>
-              <w:t>14.12</w:t>
+              <w:t>12.76</w:t>
             </w:r>
           </w:p>
         </w:tc>
@@ -817,7 +817,7 @@
                 <w:color w:val="1C3A36"/>
                 <w:sz w:val="17"/>
               </w:rPr>
-              <w:t>15.33</w:t>
+              <w:t>13.83</w:t>
             </w:r>
           </w:p>
         </w:tc>
@@ -853,7 +853,7 @@
                 <w:color w:val="1C3A36"/>
                 <w:sz w:val="17"/>
               </w:rPr>
-              <w:t>+15%</w:t>
+              <w:t>+12%</w:t>
             </w:r>
           </w:p>
         </w:tc>
@@ -894,7 +894,7 @@
                 <w:color w:val="1C3A36"/>
                 <w:sz w:val="17"/>
               </w:rPr>
-              <w:t>11.03</w:t>
+              <w:t>10.74</w:t>
             </w:r>
           </w:p>
         </w:tc>
@@ -914,7 +914,7 @@
                 <w:color w:val="1C3A36"/>
                 <w:sz w:val="17"/>
               </w:rPr>
-              <w:t>18.89</w:t>
+              <w:t>16.86</w:t>
             </w:r>
           </w:p>
         </w:tc>
@@ -934,7 +934,7 @@
                 <w:color w:val="1C3A36"/>
                 <w:sz w:val="17"/>
               </w:rPr>
-              <w:t>28.65</w:t>
+              <w:t>28.44</w:t>
             </w:r>
           </w:p>
         </w:tc>
@@ -974,7 +974,7 @@
                 <w:color w:val="1C3A36"/>
                 <w:sz w:val="17"/>
               </w:rPr>
-              <w:t>+54%</w:t>
+              <w:t>+48%</w:t>
             </w:r>
           </w:p>
         </w:tc>
@@ -1028,7 +1028,7 @@
                 <w:color w:val="1C3A36"/>
                 <w:sz w:val="17"/>
               </w:rPr>
-              <w:t>13.90</w:t>
+              <w:t>12.87</w:t>
             </w:r>
           </w:p>
         </w:tc>
@@ -1135,7 +1135,7 @@
                 <w:color w:val="1C3A36"/>
                 <w:sz w:val="17"/>
               </w:rPr>
-              <w:t>14.81</w:t>
+              <w:t>13.89</w:t>
             </w:r>
           </w:p>
         </w:tc>
@@ -1188,7 +1188,7 @@
                 <w:color w:val="1C3A36"/>
                 <w:sz w:val="17"/>
               </w:rPr>
-              <w:t>+20%</w:t>
+              <w:t>+22%</w:t>
             </w:r>
           </w:p>
         </w:tc>
@@ -1242,7 +1242,7 @@
                 <w:color w:val="1C3A36"/>
                 <w:sz w:val="17"/>
               </w:rPr>
-              <w:t>18.46</w:t>
+              <w:t>16.36</w:t>
             </w:r>
           </w:p>
         </w:tc>
@@ -1295,7 +1295,7 @@
                 <w:color w:val="1C3A36"/>
                 <w:sz w:val="17"/>
               </w:rPr>
-              <w:t>+50%</w:t>
+              <w:t>+44%</w:t>
             </w:r>
           </w:p>
         </w:tc>
@@ -1314,7 +1314,7 @@
                 <w:color w:val="1C3A36"/>
                 <w:sz w:val="17"/>
               </w:rPr>
-              <w:t>DCF terminal value share of enterprise value: 83%</w:t>
+              <w:t>DCF terminal value share of enterprise value: 81%</w:t>
             </w:r>
           </w:p>
         </w:tc>
@@ -1453,7 +1453,7 @@
                 <w:color w:val="1C3A36"/>
                 <w:sz w:val="17"/>
               </w:rPr>
-              <w:t>12.30</w:t>
+              <w:t>11.36</w:t>
             </w:r>
           </w:p>
         </w:tc>
@@ -1526,7 +1526,7 @@
           <w:color w:val="6E7B77"/>
           <w:sz w:val="17"/>
         </w:rPr>
-        <w:t>Table 1 — the valuation summary. The central is the cash-flow lens itself, AED 18.89, and its bear and bull columns are that same lens under its own two paths on one clock — NOT an envelope of four methods and NOT a weighted average of them. The other lenses are cross-checks, published at their own values so a reader sees the disagreement rather than a number in which it has been dissolved; the book lens is a disclosed floor and is never weighted, and normalised earnings power is not among this class's permitted cross-checks and is shown only so its removal is visible. The retired blend of AED 13.90 is printed for the same reason and feeds nothing. Every lens value is dated at the 2026-08-07 anchor, net of the AED 0.66 of dividends whose ex-dates fall between the 31-Dec-2025 valuation date and that anchor (the 0.40 final, paid 28-Apr-2026, and the 0.26 interim, ex 31-Jul-2026). The terminal value is 83% of the DCF enterprise value, and the terminal it implies is priced explicitly in section 1.7 rather than left as a caveat.</w:t>
+        <w:t>Table 1 — the valuation summary. The central is the cash-flow lens itself, AED 16.86, and its bear and bull columns are that same lens under its own two paths on one clock — NOT an envelope of four methods and NOT a weighted average of them. The other lenses are cross-checks, published at their own values so a reader sees the disagreement rather than a number in which it has been dissolved; the book lens is a disclosed floor and is never weighted, and normalised earnings power is not among this class's permitted cross-checks and is shown only so its removal is visible. The retired blend of AED 12.87 is printed for the same reason and feeds nothing. Every lens value is dated at the 2026-08-07 anchor, net of the AED 0.66 of dividends whose ex-dates fall between the 31-Dec-2025 valuation date and that anchor (the 0.40 final, paid 28-Apr-2026, and the 0.26 interim, ex 31-Jul-2026). The terminal value is 81% of the DCF enterprise value, and the terminal it implies is priced explicitly in section 1.7 rather than left as a caveat.</w:t>
       </w:r>
     </w:p>
     <w:p>
@@ -1678,7 +1678,7 @@
           <w:color w:val="1C3A36"/>
           <w:sz w:val="21"/>
         </w:rPr>
-        <w:t>One lens carries the answer and the rest are cross-checks. For an integrated telecom operator the primary is the discounted cash flow: the company is a licence and a network generating a distributable cash stream, so the value is the present value of that stream and nothing else measures it directly. Relative multiples are published beside it as a cross-check, the book lens as a disclosed floor that is never weighted, and normalised earnings power is shown but is NOT among this class's permitted cross-checks — it is computed here only so that its removal from the answer is visible rather than silent. The four are never averaged: an earlier edition of this study published a 45/25/20/10 weighted blend, and what those weights concealed was the SIZE of this study's disagreement with the market rather than its direction — the blend read +13% against the price where the cash-flow lens reads +54%, so a reader saw about a quarter of the disagreement actually held.</w:t>
+        <w:t>One lens carries the answer and the rest are cross-checks. For an integrated telecom operator the primary is the discounted cash flow: the company is a licence and a network generating a distributable cash stream, so the value is the present value of that stream and nothing else measures it directly. Relative multiples are published beside it as a cross-check, the book lens as a disclosed floor that is never weighted, and normalised earnings power is shown but is NOT among this class's permitted cross-checks — it is computed here only so that its removal from the answer is visible rather than silent. The four are never averaged: an earlier edition of this study published a 45/25/20/10 weighted blend, and what those weights concealed was the SIZE of this study's disagreement with the market rather than its direction — the blend read +13% against the price where the cash-flow lens reads +48%, so a reader saw about a quarter of the disagreement actually held.</w:t>
       </w:r>
     </w:p>
     <w:p>
@@ -3146,7 +3146,7 @@
                 <w:color w:val="1C3A36"/>
                 <w:sz w:val="17"/>
               </w:rPr>
-              <w:t>2,766</w:t>
+              <w:t>2,767</w:t>
             </w:r>
           </w:p>
         </w:tc>
@@ -3186,7 +3186,7 @@
                 <w:color w:val="1C3A36"/>
                 <w:sz w:val="17"/>
               </w:rPr>
-              <w:t>2,885</w:t>
+              <w:t>2,886</w:t>
             </w:r>
           </w:p>
         </w:tc>
@@ -3242,7 +3242,49 @@
           <w:color w:val="1C3A36"/>
           <w:sz w:val="21"/>
         </w:rPr>
-        <w:t>Terminal value: terminal-year NOPAT grown at 2.5% with a reinvestment rate set by the growth itself — g / return on capital = 2.5% / 27.4% = 9.1% of NOPAT — capitalised at the terminal cost of capital of 6.17% less growth. That yields a terminal value of AED 96,248mn, whose present value is AED 70,929mn — 83% of enterprise value. A reader should sit with that number: at a 6.17% discount rate almost all of the value of a stable, licence-protected annuity IS the far future, and that is exactly why the two renewal catalysts in section 5 dominate everything else in this report.</w:t>
+        <w:t>Terminal growth is stated as a REAL rate and the headline rate is derived from it: real growth of 0.0% on the 2.0% long-run inflation this economy is expected to run gives a nominal 2.0%. The previous edition typed the nominal figure and argued it as population growth plus inflation minus price erosion — which names two real forces pointing opposite ways and puts a number on neither, so the real growth it implied was the residue of typing the nominal rather than anybody's estimate. Zero is what this study now assumes, and the sensitivity below prices the alternative rather than burying it.</w:t>
+      </w:r>
+    </w:p>
+    <w:p>
+      <w:pPr>
+        <w:spacing w:after="120" w:before="0"/>
+      </w:pPr>
+      <w:r>
+        <w:rPr>
+          <w:b w:val="0"/>
+          <w:i w:val="0"/>
+          <w:color w:val="1C3A36"/>
+          <w:sz w:val="21"/>
+        </w:rPr>
+        <w:t>What the terminal charges for is capital MAINTENANCE, at what replacement costs. Terminal operating profit after tax is AED 3,872mn; AED 2,634mn of owned depreciation and amortisation is added back because that profit is already struck after it, and AED 3,108mn charged against it — the same charge escalated over half the 16.70-year life of the depreciable owned base. That life is not picked: the depreciation notes give RANGES per class and no weighting, so it is derived from those notes' own two columns, the gross cost of the base over the year's own charge, and cross-checks at 15.96 years on the prior year. The working-capital line is a CREDIT of AED 26mn rather than a charge, because this company collects from its subscribers before it pays its suppliers and inflation makes that float worth more each year. That leaves AED 3,425mn, 88.5% of terminal profit.</w:t>
+      </w:r>
+    </w:p>
+    <w:p>
+      <w:pPr>
+        <w:spacing w:after="120" w:before="0"/>
+      </w:pPr>
+      <w:r>
+        <w:rPr>
+          <w:b w:val="0"/>
+          <w:i w:val="0"/>
+          <w:color w:val="1C3A36"/>
+          <w:sz w:val="21"/>
+        </w:rPr>
+        <w:t>One line in that block is easy to miss and matters: the LEASE renewal. The five forecast years add back the right-of-use depreciation and charge no lease replacement, because the lease liability is deducted in full as debt in the bridge and charging renewal there too would bill the same obligation twice. That argument does not survive into perpetuity — a one-off deduction of today's liability cannot cover renewals for ever — and the retired construction supplied the renewal only as a side effect of charging growth against the whole capital base. The terminal therefore neither adds back nor charges the right-of-use depreciation, which is exactly a lease renewed at its own current cost: a lease re-prices when it renews, unlike an asset bought twelve years ago.</w:t>
+      </w:r>
+    </w:p>
+    <w:p>
+      <w:pPr>
+        <w:spacing w:after="120" w:before="0"/>
+      </w:pPr>
+      <w:r>
+        <w:rPr>
+          <w:b w:val="0"/>
+          <w:i w:val="0"/>
+          <w:color w:val="1C3A36"/>
+          <w:sz w:val="21"/>
+        </w:rPr>
+        <w:t>That yields a terminal value of AED 83,691mn, whose present value is AED 61,691mn — 81% of enterprise value, against AED 85,964mn on the retired construction. A reader should sit with that share: at a 6.17% discount rate almost all of the value of a stable, licence-protected annuity IS the far future, and that is exactly why the two renewal catalysts in section 5 dominate everything else in this report. A marker beside it: a business holding its profit flat for ever, charging only the depreciation its books already record, would be worth AED 62,714mn.</w:t>
       </w:r>
     </w:p>
     <w:p>
@@ -3377,7 +3419,7 @@
                 <w:color w:val="1C3A36"/>
                 <w:sz w:val="18"/>
               </w:rPr>
-              <w:t>14,079</w:t>
+              <w:t>14,082</w:t>
             </w:r>
           </w:p>
         </w:tc>
@@ -3432,7 +3474,7 @@
                 <w:color w:val="1C3A36"/>
                 <w:sz w:val="18"/>
               </w:rPr>
-              <w:t>70,929</w:t>
+              <w:t>61,691</w:t>
             </w:r>
           </w:p>
         </w:tc>
@@ -3450,7 +3492,7 @@
                 <w:color w:val="1C3A36"/>
                 <w:sz w:val="18"/>
               </w:rPr>
-              <w:t>15.65</w:t>
+              <w:t>13.61</w:t>
             </w:r>
           </w:p>
         </w:tc>
@@ -3491,7 +3533,7 @@
                 <w:color w:val="1C3A36"/>
                 <w:sz w:val="18"/>
               </w:rPr>
-              <w:t>85,009</w:t>
+              <w:t>75,773</w:t>
             </w:r>
           </w:p>
         </w:tc>
@@ -3511,7 +3553,7 @@
                 <w:color w:val="1C3A36"/>
                 <w:sz w:val="18"/>
               </w:rPr>
-              <w:t>18.75</w:t>
+              <w:t>16.72</w:t>
             </w:r>
           </w:p>
         </w:tc>
@@ -3530,7 +3572,7 @@
                 <w:color w:val="1C3A36"/>
                 <w:sz w:val="18"/>
               </w:rPr>
-              <w:t>Terminal value share of enterprise value: 83%</w:t>
+              <w:t>Terminal value share of enterprise value: 81%</w:t>
             </w:r>
           </w:p>
         </w:tc>
@@ -3770,7 +3812,7 @@
                 <w:color w:val="1C3A36"/>
                 <w:sz w:val="18"/>
               </w:rPr>
-              <w:t>85,320</w:t>
+              <w:t>76,084</w:t>
             </w:r>
           </w:p>
         </w:tc>
@@ -3790,7 +3832,7 @@
                 <w:color w:val="1C3A36"/>
                 <w:sz w:val="18"/>
               </w:rPr>
-              <w:t>18.82</w:t>
+              <w:t>16.78</w:t>
             </w:r>
           </w:p>
         </w:tc>
@@ -3809,7 +3851,7 @@
                 <w:color w:val="1C3A36"/>
                 <w:sz w:val="18"/>
               </w:rPr>
-              <w:t>× anchor accretion (1+Ke)^(219/365) = 1.0387, less the AED 0.66 final dividend paid 28-Apr-2026</w:t>
+              <w:t>× anchor accretion (1+Ke)^(219/365) = 1.0436, less the AED 0.66 final dividend paid 28-Apr-2026</w:t>
             </w:r>
           </w:p>
         </w:tc>
@@ -3903,7 +3945,7 @@
                 <w:color w:val="1C3A36"/>
                 <w:sz w:val="18"/>
               </w:rPr>
-              <w:t>18.89</w:t>
+              <w:t>16.86</w:t>
             </w:r>
           </w:p>
         </w:tc>
@@ -3939,7 +3981,7 @@
           <w:color w:val="1C3A36"/>
           <w:sz w:val="21"/>
         </w:rPr>
-        <w:t>Scenario span on this lens: bear AED 11.03 (ARPU −5%, a quarter-million fewer subscribers, margins −3%, +100bp on the discount rate, terminal growth 2.0%), bull AED 28.65 (the war recovery runs hot and the data-centre leg compounds). The base case is deliberately NOT the midpoint of those two: it is built driver by driver in section 1.6.</w:t>
+        <w:t>Scenario span on this lens: bear AED 10.74 (ARPU −5%, a quarter-million fewer subscribers, margins −3%, +100bp on the discount rate, terminal growth 2.0%), bull AED 28.44 (the war recovery runs hot and the data-centre leg compounds). The base case is deliberately NOT the midpoint of those two: it is built driver by driver in section 1.6.</w:t>
       </w:r>
     </w:p>
     <w:p>
@@ -3967,7 +4009,7 @@
           <w:color w:val="1C3A36"/>
           <w:sz w:val="21"/>
         </w:rPr>
-        <w:t>Book value per share is AED 2.24 (audited FY2025 equity of AED 10,148mn over 4,533mn shares). du earned a return on average equity of 29.0% in FY2025 — a licensed duopoly running negative working capital needs very little equity, so the return on it is high by construction. The lens asks what a sustainable 27% return is worth against a perpetual cost of equity of 6.35%: justified price-to-book = (27% − 2.5%) / (6.35% − 2.5%) = 6.36×, i.e. AED 14.12 per share at the anchor. The multiple looks extreme against industrial norms; it is what the arithmetic of a small equity base and a low required return produces, and the honest caveat is that it is the lens MOST exposed to the low regression beta discussed in section 1.8 — which is one reason it is published as a disclosed floor and carries no weight in the answer at all.</w:t>
+        <w:t>Book value per share is AED 2.24 (audited FY2025 equity of AED 10,148mn over 4,533mn shares). du earned a return on average equity of 29.0% in FY2025 — a licensed duopoly running negative working capital needs very little equity, so the return on it is high by construction. The lens asks what a sustainable 27% return is worth against a perpetual cost of equity of 6.35%: justified price-to-book = (27% − 2.0%) / (6.35% − 2.0%) = 5.74×, i.e. AED 12.76 per share at the anchor. The multiple looks extreme against industrial norms; it is what the arithmetic of a small equity base and a low required return produces, and the honest caveat is that it is the lens MOST exposed to the low regression beta discussed in section 1.8 — which is one reason it is published as a disclosed floor and carries no weight in the answer at all.</w:t>
       </w:r>
     </w:p>
     <w:p>
@@ -3995,7 +4037,7 @@
           <w:color w:val="1C3A36"/>
           <w:sz w:val="21"/>
         </w:rPr>
-        <w:t>du trades at 19.2× its FY2025 earnings and 7.6× FY2025 EBITDA — and on the more current basis, including the reviewed first half of 2026, at 18.1× and 7.2×. Both framings are given because the trailing-year basis is seven months stale at the anchor and makes the share look dearer than the newer figures do.</w:t>
+        <w:t>du trades at 17.7× its FY2025 earnings and 7.0× FY2025 EBITDA — and on the more current basis, including the reviewed first half of 2026, at 16.7× and 6.6×. Both framings are given because the trailing-year basis is seven months stale at the anchor and makes the share look dearer than the newer figures do.</w:t>
       </w:r>
     </w:p>
     <w:p>
@@ -4844,7 +4886,7 @@
                 <w:color w:val="1C3A36"/>
                 <w:sz w:val="16"/>
               </w:rPr>
-              <w:t>AED 12.30</w:t>
+              <w:t>AED 11.36</w:t>
             </w:r>
           </w:p>
         </w:tc>
@@ -4880,7 +4922,7 @@
                 <w:color w:val="1C3A36"/>
                 <w:sz w:val="16"/>
               </w:rPr>
-              <w:t>18.1×</w:t>
+              <w:t>16.7×</w:t>
             </w:r>
           </w:p>
         </w:tc>
@@ -4898,7 +4940,7 @@
                 <w:color w:val="1C3A36"/>
                 <w:sz w:val="16"/>
               </w:rPr>
-              <w:t>5.2%</w:t>
+              <w:t>5.6%</w:t>
             </w:r>
           </w:p>
         </w:tc>
@@ -4938,7 +4980,7 @@
           <w:color w:val="6E7B77"/>
           <w:sz w:val="17"/>
         </w:rPr>
-        <w:t>Table 4 — the peer frame, re-derived. Only two of the six peers survive as clean observations: Mobily, whose 12.9× reconciles two independent ways from its own filings, and e&amp; at 15.7×. Of the rest, one provider returned a corrupt 11,365× for Zain (refused rather than passed through), Omantel's quoted multiple and yield are mutually inconsistent, and Omantel in any case holds about 22% of Zain, so the two are not independent observations. NO PEER MEDIAN IS THEREFORE CLAIMED. The justified multiple is Mobily's own, defended as the closest structural analogue — a number-two operator in a Gulf duopoly-like market that closed the gap on its incumbent. Note what the corrected table shows about du itself: at 18.1× it trades ABOVE every peer in the set.</w:t>
+        <w:t>Table 4 — the peer frame, re-derived. Only two of the six peers survive as clean observations: Mobily, whose 12.9× reconciles two independent ways from its own filings, and e&amp; at 15.7×. Of the rest, one provider returned a corrupt 11,365× for Zain (refused rather than passed through), Omantel's quoted multiple and yield are mutually inconsistent, and Omantel in any case holds about 22% of Zain, so the two are not independent observations. NO PEER MEDIAN IS THEREFORE CLAIMED. The justified multiple is Mobily's own, defended as the closest structural analogue — a number-two operator in a Gulf duopoly-like market that closed the gap on its incumbent. Note what the corrected table shows about du itself: at 16.7× it trades ABOVE every peer in the set.</w:t>
       </w:r>
     </w:p>
     <w:p>
@@ -4952,7 +4994,7 @@
           <w:color w:val="1C3A36"/>
           <w:sz w:val="21"/>
         </w:rPr>
-        <w:t>Applied to FY2026E earnings per share of AED 0.71 and rolled to the anchor: AED 8.86 per share [bear 12× → AED 8.19; bull 18.5× → AED 12.99]. A second, independent market cross-check from the dividend: du's FY2026E dividend of AED 0.70 at Mobily's own trailing yield (4.9%) is worth AED 14.24 — well ABOVE the earnings-multiple read, because du pays out far more of its earnings than the peer does. Peer EV/EBITDA could not be built from filings within this study's scope (net-debt detail per peer was not retrieved), so the lens runs on earnings and yield only; that limitation is stated rather than papered over.</w:t>
+        <w:t>Applied to FY2026E earnings per share of AED 0.71 and rolled to the anchor: AED 8.90 per share [bear 12× → AED 8.24; bull 18.5× → AED 13.05]. A second, independent market cross-check from the dividend: du's FY2026E dividend of AED 0.70 at Mobily's own trailing yield (4.9%) is worth AED 14.24 — well ABOVE the earnings-multiple read, because du pays out far more of its earnings than the peer does. Peer EV/EBITDA could not be built from filings within this study's scope (net-debt detail per peer was not retrieved), so the lens runs on earnings and yield only; that limitation is stated rather than papered over.</w:t>
       </w:r>
     </w:p>
     <w:p>
@@ -4980,7 +5022,7 @@
           <w:color w:val="1C3A36"/>
           <w:sz w:val="21"/>
         </w:rPr>
-        <w:t>The lens strips the cycle: the mid-cycle EBITDA margin (the middle forecast year, FY2028E, 47.9%) applied to CURRENT-scale revenue (FY2026E, AED 16,593mn), less FY2026E depreciation, plus FY2026E net finance income, taxed at the combined 43.6%: normalised earnings of AED 3,225mn, or AED 0.71 per share. At the justified 12.9× and rolled to the anchor: AED 8.87 [12× → 8.21; 18.5× → 13.01]. It reads within a few fils of the relative lens, and that is worth being blunt about rather than presenting as corroboration: du's current year IS close to mid-cycle — the war knocked the top line, not the margin, and the half-year to 30 June 2026 printed an EBITDA margin of 49.2%, the highest of any period from FY2022 to the reviewed half-year ended 30 June 2026, with the four full years in that window rising in every one of them (40.3% then 42.5% then 44.2% then 46.1%) — so normalising changes the earnings base by less than a fil. The two market-anchored lenses are therefore ONE reading of one multiple against one earnings number, not two independent reads — which is one reason neither is the answer here, and why an earlier edition that gave the pair 45% of a weighted central between them was counting one reading twice. The synthesis in 1.5 and the comparison in section 4 should be read on that basis.</w:t>
+        <w:t>The lens strips the cycle: the mid-cycle EBITDA margin (the middle forecast year, FY2028E, 47.9%) applied to CURRENT-scale revenue (FY2026E, AED 16,593mn), less FY2026E depreciation, plus FY2026E net finance income, taxed at the combined 43.6%: normalised earnings of AED 3,225mn, or AED 0.71 per share. At the justified 12.9× and rolled to the anchor: AED 8.92 [12× → 8.25; 18.5× → 13.07]. It reads within a few fils of the relative lens, and that is worth being blunt about rather than presenting as corroboration: du's current year IS close to mid-cycle — the war knocked the top line, not the margin, and the half-year to 30 June 2026 printed an EBITDA margin of 49.2%, the highest of any period from FY2022 to the reviewed half-year ended 30 June 2026, with the four full years in that window rising in every one of them (40.3% then 42.5% then 44.2% then 46.1%) — so normalising changes the earnings base by less than a fil. The two market-anchored lenses are therefore ONE reading of one multiple against one earnings number, not two independent reads — which is one reason neither is the answer here, and why an earlier edition that gave the pair 45% of a weighted central between them was counting one reading twice. The synthesis in 1.5 and the comparison in section 4 should be read on that basis.</w:t>
       </w:r>
     </w:p>
     <w:p>
@@ -5008,7 +5050,7 @@
           <w:color w:val="1C3A36"/>
           <w:sz w:val="21"/>
         </w:rPr>
-        <w:t>The central is AED 18.89 (+54% to spot) and it is the cash-flow lens itself. Its range, AED 11.03 to AED 28.65, is that same lens under its own bear and bull paths on one clock — the present-value reads of one method, not the spread between four different ones. The cross-checks are published at their own values and disagree: the two market-anchored lenses read roughly at the market, the book floor at AED 14.12. Section 4 takes that disagreement seriously — it is a statement about the discount rate, not about the forecast — and the disagreement is shown rather than averaged away, because a number produced by averaging several methods is not more robust than the best of them: it is a new method with weights nobody tested, and it imports every weakness of the weakest lens at whatever weight somebody typed. Here the arithmetic of that is exact and is why the blend was retired: the retired 45/25/20/10 central of AED 13.90 read +13% against the price where the answer reads +54%.</w:t>
+        <w:t>The central is AED 16.86 (+48% to spot) and it is the cash-flow lens itself. Its range, AED 10.74 to AED 28.44, is that same lens under its own bear and bull paths on one clock — the present-value reads of one method, not the spread between four different ones. The cross-checks are published at their own values and disagree: the two market-anchored lenses read roughly at the market, the book floor at AED 12.76. Section 4 takes that disagreement seriously — it is a statement about the discount rate, not about the forecast — and the disagreement is shown rather than averaged away, because a number produced by averaging several methods is not more robust than the best of them: it is a new method with weights nobody tested, and it imports every weakness of the weakest lens at whatever weight somebody typed. Here the arithmetic of that is exact and is why the blend was retired: the retired 45/25/20/10 central of AED 12.87 read +13% against the price where the answer reads +48%.</w:t>
       </w:r>
     </w:p>
     <w:p>
@@ -5842,7 +5884,7 @@
           <w:color w:val="1C3A36"/>
           <w:sz w:val="21"/>
         </w:rPr>
-        <w:t>This matters because of what the forecast assumes elsewhere. The subscriber path in this study has prepaid RECOVERING as tourism normalises. A recovering prepaid base pushes the postpaid share back down, which removes the tailwind — and if the underlying per-leg erosion continues, the blended figure falls rather than holding flat. Holding the path flat is therefore a joint assumption that BOTH forces persist and keep cancelling. Section 1.9 prices the alternative directly: if the blended path instead erodes at the rate the decomposition implies, the cash-flow lens reads AED 15.62 rather than AED 18.89, -17%. It is the largest single downside in the study that does not come from the discount rate.</w:t>
+        <w:t>This matters because of what the forecast assumes elsewhere. The subscriber path in this study has prepaid RECOVERING as tourism normalises. A recovering prepaid base pushes the postpaid share back down, which removes the tailwind — and if the underlying per-leg erosion continues, the blended figure falls rather than holding flat. Holding the path flat is therefore a joint assumption that BOTH forces persist and keep cancelling. Section 1.9 prices the alternative directly: if the blended path instead erodes at the rate the decomposition implies, the cash-flow lens reads AED 13.89 rather than AED 16.86, -18%. It is the largest single downside in the study that does not come from the discount rate.</w:t>
       </w:r>
     </w:p>
     <w:p>
@@ -7687,7 +7729,7 @@
                 <w:color w:val="1C3A36"/>
                 <w:sz w:val="17"/>
               </w:rPr>
-              <w:t>capitalised at 6.17% with growth of 2.5%</w:t>
+              <w:t>capitalised at 6.17% with growth of 2.0%</w:t>
             </w:r>
           </w:p>
         </w:tc>
@@ -7742,7 +7784,7 @@
                 <w:color w:val="1C3A36"/>
                 <w:sz w:val="17"/>
               </w:rPr>
-              <w:t>10.09x forward EBITDA</w:t>
+              <w:t>8.81x forward EBITDA</w:t>
             </w:r>
           </w:p>
         </w:tc>
@@ -7760,7 +7802,7 @@
                 <w:color w:val="1C3A36"/>
                 <w:sz w:val="17"/>
               </w:rPr>
-              <w:t>7.56x — no re-rating</w:t>
+              <w:t>6.97x — no re-rating</w:t>
             </w:r>
           </w:p>
         </w:tc>
@@ -7797,7 +7839,7 @@
                 <w:color w:val="1C3A36"/>
                 <w:sz w:val="17"/>
               </w:rPr>
-              <w:t>18.89</w:t>
+              <w:t>16.86</w:t>
             </w:r>
           </w:p>
         </w:tc>
@@ -7815,7 +7857,7 @@
                 <w:color w:val="1C3A36"/>
                 <w:sz w:val="17"/>
               </w:rPr>
-              <w:t>14.81</w:t>
+              <w:t>13.89</w:t>
             </w:r>
           </w:p>
         </w:tc>
@@ -7852,7 +7894,7 @@
                 <w:color w:val="1C3A36"/>
                 <w:sz w:val="17"/>
               </w:rPr>
-              <w:t>18.89</w:t>
+              <w:t>16.86</w:t>
             </w:r>
           </w:p>
         </w:tc>
@@ -7870,7 +7912,7 @@
                 <w:color w:val="1C3A36"/>
                 <w:sz w:val="17"/>
               </w:rPr>
-              <w:t>14.81</w:t>
+              <w:t>13.89</w:t>
             </w:r>
           </w:p>
         </w:tc>
@@ -7907,7 +7949,7 @@
                 <w:color w:val="1C3A36"/>
                 <w:sz w:val="17"/>
               </w:rPr>
-              <w:t>AED 4.08 per share on the cash-flow lens</w:t>
+              <w:t>AED 2.96 per share on the cash-flow lens</w:t>
             </w:r>
           </w:p>
         </w:tc>
@@ -7946,7 +7988,7 @@
           <w:color w:val="6E7B77"/>
           <w:sz w:val="17"/>
         </w:rPr>
-        <w:t>Table 8 — the study's central judgement, both ways. The cash-flow lens rests on du's own measured beta of 0.488, which prices its equity at 6.53%. That is internally consistent — but the terminal it produces values du at 10.09 times forward EBITDA forever, against the 7.56 times the market pays today: a 34% re-rating embedded in a figure presented as intrinsic value. Framing 2 simply declines to assume it. This is the honest form of the observation that 83% of enterprise value sits beyond year five.</w:t>
+        <w:t>Table 8 — the study's central judgement, both ways. The cash-flow lens rests on du's own measured beta of 0.488, which prices its equity at 6.53%. That is internally consistent — but the terminal it produces values du at 8.81 times forward EBITDA forever, against the 6.97 times the market pays today: a 26% re-rating embedded in a figure presented as intrinsic value. Framing 2 simply declines to assume it. This is the honest form of the observation that 81% of enterprise value sits beyond year five.</w:t>
       </w:r>
     </w:p>
     <w:p>
@@ -7960,7 +8002,7 @@
           <w:color w:val="1C3A36"/>
           <w:sz w:val="21"/>
         </w:rPr>
-        <w:t>In real observable units, the two legs of the judgement price out like this. On the return leg: every 0.10 on beta is worth roughly AED 1.60 per share, so the regression's own 90% interval (0.35 to 0.62) spans AED 16.41 to 22.40, and a sector-average 0.80 gives AED 13.89. On the terminal leg: each turn of the exit multiple is worth about AED 1.61 per share. A reader who believes the market is simply wrong about du should take Framing 1; a reader who thinks a licensed single-market operator does not re-rate by a third should take Framing 2; the study refuses to choose for them.</w:t>
+        <w:t>In real observable units, the two legs of the judgement price out like this. On the return leg: every 0.10 on beta is worth roughly AED 1.34 per share, so the regression's own 90% interval (0.35 to 0.62) spans AED 15.20 to 20.02, and a sector-average 0.80 gives AED 13.07. On the terminal leg: each turn of the exit multiple is worth about AED 1.61 per share. A reader who believes the market is simply wrong about du should take Framing 1; a reader who thinks a licensed single-market operator does not re-rate by a third should take Framing 2; the study refuses to choose for them.</w:t>
       </w:r>
     </w:p>
     <w:p>
@@ -7988,7 +8030,7 @@
           <w:color w:val="1C3A36"/>
           <w:sz w:val="21"/>
         </w:rPr>
-        <w:t>The fiscal regime was the previous edition of this study's central judgement. It is not one any more, and the correction is worth stating plainly: du published its own disclosure of the royalty extension on 24 July 2026 — "Extension of Federal Royalty Scheme for the Period 2027-2029" — carrying the same 38% royalty and 9% corporate tax and expressly retaining the AED 1.8 billion combined annual floor. The prior edition recorded, wrongly, that only the other operator had disclosed it. A reversion to the pre-2024 construction after 2029 remains a real tail and is priced: AED 16.11 per share, against AED 18.89 on the current regime. It is a tail, not a coin-flip.</w:t>
+        <w:t>The fiscal regime was the previous edition of this study's central judgement. It is not one any more, and the correction is worth stating plainly: du published its own disclosure of the royalty extension on 24 July 2026 — "Extension of Federal Royalty Scheme for the Period 2027-2029" — carrying the same 38% royalty and 9% corporate tax and expressly retaining the AED 1.8 billion combined annual floor. The prior edition recorded, wrongly, that only the other operator had disclosed it. A reversion to the pre-2024 construction after 2029 remains a real tail and is priced: AED 14.74 per share, against AED 16.86 on the current regime. It is a tail, not a coin-flip.</w:t>
       </w:r>
     </w:p>
     <w:p>
@@ -8002,7 +8044,7 @@
           <w:color w:val="1C3A36"/>
           <w:sz w:val="21"/>
         </w:rPr>
-        <w:t>The licence is the second. The regulator extended du's operating licence only to 8 August 2026 — one day after this study's anchor — and has since renewed it for twenty years from 9 August 2026. The renewal announcement sets out obligations (resilience, route diversity, quality of service, national roaming) but publishes NO fee or revenue-share terms. This study therefore holds the licence fee at its historical 2.7% of revenue and flags that as an assumption, not a confirmed fact: each additional percentage point of revenue taken in licence fees costs about AED 0.61 per share.</w:t>
+        <w:t>The licence is the second. The regulator extended du's operating licence only to 8 August 2026 — one day after this study's anchor — and has since renewed it for twenty years from 9 August 2026. The renewal announcement sets out obligations (resilience, route diversity, quality of service, national roaming) but publishes NO fee or revenue-share terms. This study therefore holds the licence fee at its historical 2.7% of revenue and flags that as an assumption, not a confirmed fact: each additional percentage point of revenue taken in licence fees costs about AED 0.56 per share.</w:t>
       </w:r>
     </w:p>
     <w:p>
@@ -8542,7 +8584,7 @@
                 <w:color w:val="1C3A36"/>
                 <w:sz w:val="17"/>
               </w:rPr>
-              <w:t>96.6% / 3.4%</w:t>
+              <w:t>96.4% / 3.6%</w:t>
             </w:r>
           </w:p>
         </w:tc>
@@ -8601,7 +8643,7 @@
                 <w:color w:val="1C3A36"/>
                 <w:sz w:val="17"/>
               </w:rPr>
-              <w:t>6.41%</w:t>
+              <w:t>6.40%</w:t>
             </w:r>
           </w:p>
         </w:tc>
@@ -8703,7 +8745,7 @@
           <w:color w:val="6E7B77"/>
           <w:sz w:val="17"/>
         </w:rPr>
-        <w:t>Table 9 — the cost of capital, built from sourced parts. The sovereign spread is stripped from the risk-free rate because the equity premium already carries the country premium: counting it twice is the classic error this construction exists to avoid. The spread stripped and the premium added back are on the SAME basis — 4 basis points out, a 6 basis-point country premium in — which is the discipline that makes the netting safe. The alternative RATINGS basis (42bp out, a 64bp country premium in, giving a 6.44% cost of equity and 6.32% cost of capital) is published alongside and not averaged in. One test governs the choice: a default-free dirham rate cannot sit BELOW the default-free dollar rate at matched tenor under a hard peg. The market basis clears that floor at 4.44% against 4.32%; the ratings basis would breach it by about 26 basis points, which is why it is the alternative and not the primary.</w:t>
+        <w:t>Table 9 — the cost of capital, built from sourced parts. The sovereign spread is stripped from the risk-free rate because the equity premium already carries the country premium: counting it twice is the classic error this construction exists to avoid. The spread stripped and the premium added back are on the SAME basis — 4 basis points out, a 6 basis-point country premium in — which is the discipline that makes the netting safe. The alternative RATINGS basis (42bp out, a 64bp country premium in, giving a 6.44% cost of equity and 6.31% cost of capital) is published alongside and not averaged in. One test governs the choice: a default-free dirham rate cannot sit BELOW the default-free dollar rate at matched tenor under a hard peg. The market basis clears that floor at 4.44% against 4.32%; the ratings basis would breach it by about 26 basis points, which is why it is the alternative and not the primary.</w:t>
       </w:r>
     </w:p>
     <w:p>
@@ -8731,7 +8773,7 @@
           <w:color w:val="1C3A36"/>
           <w:sz w:val="21"/>
         </w:rPr>
-        <w:t>du's beta is measured, not assumed: weekly log-returns against the FTSE ADX General Index — adopted as the base market index for the UAE in this edition — five years, 256 observations: beta 0.488, R² 0.12, standard error 0.083, 90% confidence interval 0.35 to 0.62. The regression passes the usability gate (enough observations, explanatory power, an error smaller than the estimate). du itself lists on the Dubai Financial Market, so the choice of UAE index is itself shown both ways rather than hidden: against the DFM General — the listing venue's own index — the same construction measures 0.472 (R² 0.20, a tighter fit), and an equal-weight composite of the market's own large names cross-checks both at 0.400. All three land in the same place: a defensive, negative-net-debt telecom measuring below 0.5 on either UAE index. That number is also the single assumption doing the most work in this study, because at these weights the cost of capital is essentially the cost of equity. Betas of 0.62 (the interval's top), 0.65 and 0.80 are priced in section 1.9: the last takes the DCF from AED 18.89 to AED 13.89 — close to the spot price. The market, at 19.2× trailing earnings, is implicitly charging a HIGHER required return than any of these regressions produce; section 1.7 prices that disagreement as the study's central judgement rather than dismissing it.</w:t>
+        <w:t>du's beta is measured, not assumed: weekly log-returns against the FTSE ADX General Index — adopted as the base market index for the UAE in this edition — five years, 256 observations: beta 0.488, R² 0.12, standard error 0.083, 90% confidence interval 0.35 to 0.62. The regression passes the usability gate (enough observations, explanatory power, an error smaller than the estimate). du itself lists on the Dubai Financial Market, so the choice of UAE index is itself shown both ways rather than hidden: against the DFM General — the listing venue's own index — the same construction measures 0.472 (R² 0.20, a tighter fit), and an equal-weight composite of the market's own large names cross-checks both at 0.400. All three land in the same place: a defensive, negative-net-debt telecom measuring below 0.5 on either UAE index. That number is also the single assumption doing the most work in this study, because at these weights the cost of capital is essentially the cost of equity. Betas of 0.62 (the interval's top), 0.65 and 0.80 are priced in section 1.9: the last takes the DCF from AED 17.24 to AED 13.07 — close to the spot price. The market, at 17.7× trailing earnings, is implicitly charging a HIGHER required return than any of these regressions produce; section 1.7 prices that disagreement as the study's central judgement rather than dismissing it.</w:t>
       </w:r>
     </w:p>
     <w:p>
@@ -8922,7 +8964,7 @@
                 <w:color w:val="1C3A36"/>
                 <w:sz w:val="16"/>
               </w:rPr>
-              <w:t>17.90 vs 18.89 (-0.99)</w:t>
+              <w:t>16.44 vs 16.86 (-0.42)</w:t>
             </w:r>
           </w:p>
         </w:tc>
@@ -8995,7 +9037,7 @@
                 <w:color w:val="1C3A36"/>
                 <w:sz w:val="16"/>
               </w:rPr>
-              <w:t>20.82 vs 18.89 (1.92)</w:t>
+              <w:t>18.77 vs 16.86 (1.91)</w:t>
             </w:r>
           </w:p>
         </w:tc>
@@ -9068,7 +9110,7 @@
                 <w:color w:val="1C3A36"/>
                 <w:sz w:val="16"/>
               </w:rPr>
-              <w:t>cost of capital 6.41% vs 6.32%; the ratings basis breaches the matched-tenor Treasury floor</w:t>
+              <w:t>cost of capital 6.40% vs 6.31%; the ratings basis breaches the matched-tenor Treasury floor</w:t>
             </w:r>
           </w:p>
         </w:tc>
@@ -9141,7 +9183,7 @@
                 <w:color w:val="1C3A36"/>
                 <w:sz w:val="16"/>
               </w:rPr>
-              <w:t>18.89 vs 13.89</w:t>
+              <w:t>17.24 vs 13.07</w:t>
             </w:r>
           </w:p>
         </w:tc>
@@ -9178,7 +9220,7 @@
                 <w:color w:val="1C3A36"/>
                 <w:sz w:val="16"/>
               </w:rPr>
-              <w:t>10.09x implied</w:t>
+              <w:t>8.81x implied</w:t>
             </w:r>
           </w:p>
         </w:tc>
@@ -9196,7 +9238,7 @@
                 <w:color w:val="1C3A36"/>
                 <w:sz w:val="16"/>
               </w:rPr>
-              <w:t>7.56x held</w:t>
+              <w:t>6.97x held</w:t>
             </w:r>
           </w:p>
         </w:tc>
@@ -9214,7 +9256,7 @@
                 <w:color w:val="1C3A36"/>
                 <w:sz w:val="16"/>
               </w:rPr>
-              <w:t>18.89 vs 14.81 — the study's central judgement</w:t>
+              <w:t>16.86 vs 13.89 — the study's central judgement</w:t>
             </w:r>
           </w:p>
         </w:tc>
@@ -9287,7 +9329,7 @@
                 <w:color w:val="1C3A36"/>
                 <w:sz w:val="16"/>
               </w:rPr>
-              <w:t>18.89 vs 16.11</w:t>
+              <w:t>16.86 vs 14.74</w:t>
             </w:r>
           </w:p>
         </w:tc>
@@ -9323,7 +9365,7 @@
           <w:color w:val="1C3A36"/>
           <w:sz w:val="21"/>
         </w:rPr>
-        <w:t>The risk-free rate deserves its own paragraph, because it is the input an external review of this study contested hardest and because the resolution runs against that review. There is no liquid ten-year dirham government point at all: the UAE federal curve's longest conventional Treasury bond matures in January 2031, and the ONLY federal tranche beyond it is a February-2033 Islamic Treasury Sukuk — a different instrument type, which an earlier edition of this study mislabelled as a bond. That sukuk has been sold twice. Its debut, in February 2026, cleared 3.779%. A second tap of the SAME instrument two months later cleared 4.13% — 35 basis points higher. The review argued for the debut print, which would put the cash-flow lens at AED 23.18 rather than AED 18.89, +23%. That is far too large to wave away, so it was re-derived from the issuer's own auction releases rather than argued about.</w:t>
+        <w:t>The risk-free rate deserves its own paragraph, because it is the input an external review of this study contested hardest and because the resolution runs against that review. There is no liquid ten-year dirham government point at all: the UAE federal curve's longest conventional Treasury bond matures in January 2031, and the ONLY federal tranche beyond it is a February-2033 Islamic Treasury Sukuk — a different instrument type, which an earlier edition of this study mislabelled as a bond. That sukuk has been sold twice. Its debut, in February 2026, cleared 3.779%. A second tap of the SAME instrument two months later cleared 4.13% — 35 basis points higher. The review argued for the debut print, which would put the cash-flow lens at AED 20.59 rather than AED 16.86, +22%. That is far too large to wave away, so it was re-derived from the issuer's own auction releases rather than argued about.</w:t>
       </w:r>
     </w:p>
     <w:p>
@@ -9337,7 +9379,7 @@
           <w:color w:val="1C3A36"/>
           <w:sz w:val="21"/>
         </w:rPr>
-        <w:t>The debut print does not survive that re-derivation. It is five and a half months older than this study's anchor, the issuer's own re-offer of the identical instrument contradicted it, and the Jan-2031 bond moved 3.90% → 3.85% → 4.30% → 4.48% across the same window. Using a stale debut as the current risk-free rate would import a rate environment that had ceased to exist. The rate used therefore stays at the most recent primary print on the longest liquid tenor, 4.48% — but the honest observation is that the tenor choice is a genuine RANGE, not a point: the two defensible longer alternatives sit on either side of it, worth 1.92 and -0.99 a share, so both are published in the table above rather than one being selected. One further correction belongs here: the spread on that auction is read FROM the ministry's release, not quoted from it. The original sentence is malformed, covering two tranches at once, and an earlier edition of this study presented it as a clean quotation. It was not.</w:t>
+        <w:t>The debut print does not survive that re-derivation. It is five and a half months older than this study's anchor, the issuer's own re-offer of the identical instrument contradicted it, and the Jan-2031 bond moved 3.90% → 3.85% → 4.30% → 4.48% across the same window. Using a stale debut as the current risk-free rate would import a rate environment that had ceased to exist. The rate used therefore stays at the most recent primary print on the longest liquid tenor, 4.48% — but the honest observation is that the tenor choice is a genuine RANGE, not a point: the two defensible longer alternatives sit on either side of it, worth 1.91 and -0.42 a share, so both are published in the table above rather than one being selected. One further correction belongs here: the spread on that auction is read FROM the ministry's release, not quoted from it. The original sentence is malformed, covering two tranches at once, and an earlier edition of this study presented it as a clean quotation. It was not.</w:t>
       </w:r>
     </w:p>
     <w:p>
@@ -9405,7 +9447,7 @@
           <w:color w:val="6E7B77"/>
           <w:sz w:val="17"/>
         </w:rPr>
-        <w:t>Figure 3 — DCF fair value against the terminal cost of capital and terminal growth. The centre cell reproduces the headline cash-flow lens exactly, which is the check a sensitivity grid has to pass before any other cell in it means anything. Note what the grid says as a whole: across the entire plausible range of terminal discount rate and terminal growth, every cell sits ABOVE the spot price of AED 12.30 — the lowest, at a 7.17% terminal cost of capital and 1.5% growth, still reads AED 13.2. For the market to be right on this lens, something outside this grid has to be wrong — the fiscal regime, the terminal multiple, or the cash flows themselves. Sections 1.7 and 4 take that seriously rather than treating the grid as vindication.</w:t>
+        <w:t>Figure 3 — DCF fair value against the terminal cost of capital and terminal growth. The centre cell reproduces the headline cash-flow lens exactly, which is the check a sensitivity grid has to pass before any other cell in it means anything. Note what the grid says as a whole: across the entire plausible range of terminal discount rate and terminal growth, every cell sits ABOVE the spot price of AED 11.36 — the lowest, at a 7.17% terminal cost of capital and 1.5% growth, still reads AED 13.3. For the market to be right on this lens, something outside this grid has to be wrong — the fiscal regime, the terminal multiple, or the cash flows themselves. Sections 1.7 and 4 take that seriously rather than treating the grid as vindication.</w:t>
       </w:r>
     </w:p>
     <w:tbl>
@@ -9602,7 +9644,7 @@
                 <w:color w:val="1C3A36"/>
                 <w:sz w:val="16"/>
               </w:rPr>
-              <w:t>22.40</w:t>
+              <w:t>20.02</w:t>
             </w:r>
           </w:p>
         </w:tc>
@@ -9620,7 +9662,7 @@
                 <w:color w:val="1C3A36"/>
                 <w:sz w:val="16"/>
               </w:rPr>
-              <w:t>18.89</w:t>
+              <w:t>17.24</w:t>
             </w:r>
           </w:p>
         </w:tc>
@@ -9638,7 +9680,7 @@
                 <w:color w:val="1C3A36"/>
                 <w:sz w:val="16"/>
               </w:rPr>
-              <w:t>16.41</w:t>
+              <w:t>15.20</w:t>
             </w:r>
           </w:p>
         </w:tc>
@@ -9656,7 +9698,7 @@
                 <w:color w:val="1C3A36"/>
                 <w:sz w:val="16"/>
               </w:rPr>
-              <w:t>15.93</w:t>
+              <w:t>14.80</w:t>
             </w:r>
           </w:p>
         </w:tc>
@@ -9674,7 +9716,7 @@
                 <w:color w:val="1C3A36"/>
                 <w:sz w:val="16"/>
               </w:rPr>
-              <w:t>13.89</w:t>
+              <w:t>13.07</w:t>
             </w:r>
           </w:p>
         </w:tc>
@@ -9692,7 +9734,7 @@
                 <w:color w:val="1C3A36"/>
                 <w:sz w:val="16"/>
               </w:rPr>
-              <w:t>8.51</w:t>
+              <w:t>6.95</w:t>
             </w:r>
           </w:p>
         </w:tc>
@@ -9729,7 +9771,7 @@
                 <w:color w:val="1C3A36"/>
                 <w:sz w:val="16"/>
               </w:rPr>
-              <w:t>20.23</w:t>
+              <w:t>18.08</w:t>
             </w:r>
           </w:p>
         </w:tc>
@@ -9747,7 +9789,7 @@
                 <w:color w:val="1C3A36"/>
                 <w:sz w:val="16"/>
               </w:rPr>
-              <w:t>18.89</w:t>
+              <w:t>16.86</w:t>
             </w:r>
           </w:p>
         </w:tc>
@@ -9765,7 +9807,7 @@
                 <w:color w:val="1C3A36"/>
                 <w:sz w:val="16"/>
               </w:rPr>
-              <w:t>17.60</w:t>
+              <w:t>15.68</w:t>
             </w:r>
           </w:p>
         </w:tc>
@@ -9783,7 +9825,7 @@
                 <w:color w:val="1C3A36"/>
                 <w:sz w:val="16"/>
               </w:rPr>
-              <w:t>16.47</w:t>
+              <w:t>14.65</w:t>
             </w:r>
           </w:p>
         </w:tc>
@@ -9801,7 +9843,7 @@
                 <w:color w:val="1C3A36"/>
                 <w:sz w:val="16"/>
               </w:rPr>
-              <w:t>15.31</w:t>
+              <w:t>13.58</w:t>
             </w:r>
           </w:p>
         </w:tc>
@@ -9819,7 +9861,7 @@
                 <w:color w:val="1C3A36"/>
                 <w:sz w:val="16"/>
               </w:rPr>
-              <w:t>4.92</w:t>
+              <w:t>4.50</w:t>
             </w:r>
           </w:p>
         </w:tc>
@@ -9856,7 +9898,7 @@
                 <w:color w:val="1C3A36"/>
                 <w:sz w:val="16"/>
               </w:rPr>
-              <w:t>16.00</w:t>
+              <w:t>14.23</w:t>
             </w:r>
           </w:p>
         </w:tc>
@@ -9874,7 +9916,7 @@
                 <w:color w:val="1C3A36"/>
                 <w:sz w:val="16"/>
               </w:rPr>
-              <w:t>17.45</w:t>
+              <w:t>15.54</w:t>
             </w:r>
           </w:p>
         </w:tc>
@@ -9892,7 +9934,7 @@
                 <w:color w:val="1C3A36"/>
                 <w:sz w:val="16"/>
               </w:rPr>
-              <w:t>18.89</w:t>
+              <w:t>16.86</w:t>
             </w:r>
           </w:p>
         </w:tc>
@@ -9910,7 +9952,7 @@
                 <w:color w:val="1C3A36"/>
                 <w:sz w:val="16"/>
               </w:rPr>
-              <w:t>20.33</w:t>
+              <w:t>18.17</w:t>
             </w:r>
           </w:p>
         </w:tc>
@@ -9928,7 +9970,7 @@
                 <w:color w:val="1C3A36"/>
                 <w:sz w:val="16"/>
               </w:rPr>
-              <w:t>21.78</w:t>
+              <w:t>19.48</w:t>
             </w:r>
           </w:p>
         </w:tc>
@@ -9946,7 +9988,7 @@
                 <w:color w:val="1C3A36"/>
                 <w:sz w:val="16"/>
               </w:rPr>
-              <w:t>5.77</w:t>
+              <w:t>5.25</w:t>
             </w:r>
           </w:p>
         </w:tc>
@@ -9983,7 +10025,7 @@
                 <w:color w:val="1C3A36"/>
                 <w:sz w:val="16"/>
               </w:rPr>
-              <w:t>17.95</w:t>
+              <w:t>16.00</w:t>
             </w:r>
           </w:p>
         </w:tc>
@@ -10001,7 +10043,7 @@
                 <w:color w:val="1C3A36"/>
                 <w:sz w:val="16"/>
               </w:rPr>
-              <w:t>18.42</w:t>
+              <w:t>16.43</w:t>
             </w:r>
           </w:p>
         </w:tc>
@@ -10019,7 +10061,7 @@
                 <w:color w:val="1C3A36"/>
                 <w:sz w:val="16"/>
               </w:rPr>
-              <w:t>18.89</w:t>
+              <w:t>16.86</w:t>
             </w:r>
           </w:p>
         </w:tc>
@@ -10037,7 +10079,7 @@
                 <w:color w:val="1C3A36"/>
                 <w:sz w:val="16"/>
               </w:rPr>
-              <w:t>19.36</w:t>
+              <w:t>17.28</w:t>
             </w:r>
           </w:p>
         </w:tc>
@@ -10055,7 +10097,7 @@
                 <w:color w:val="1C3A36"/>
                 <w:sz w:val="16"/>
               </w:rPr>
-              <w:t>19.83</w:t>
+              <w:t>17.71</w:t>
             </w:r>
           </w:p>
         </w:tc>
@@ -10073,7 +10115,7 @@
                 <w:color w:val="1C3A36"/>
                 <w:sz w:val="16"/>
               </w:rPr>
-              <w:t>1.88</w:t>
+              <w:t>1.71</w:t>
             </w:r>
           </w:p>
         </w:tc>
@@ -10110,7 +10152,7 @@
                 <w:color w:val="1C3A36"/>
                 <w:sz w:val="16"/>
               </w:rPr>
-              <w:t>20.08</w:t>
+              <w:t>17.94</w:t>
             </w:r>
           </w:p>
         </w:tc>
@@ -10128,7 +10170,7 @@
                 <w:color w:val="1C3A36"/>
                 <w:sz w:val="16"/>
               </w:rPr>
-              <w:t>19.48</w:t>
+              <w:t>17.40</w:t>
             </w:r>
           </w:p>
         </w:tc>
@@ -10146,7 +10188,7 @@
                 <w:color w:val="1C3A36"/>
                 <w:sz w:val="16"/>
               </w:rPr>
-              <w:t>18.89</w:t>
+              <w:t>16.86</w:t>
             </w:r>
           </w:p>
         </w:tc>
@@ -10164,7 +10206,7 @@
                 <w:color w:val="1C3A36"/>
                 <w:sz w:val="16"/>
               </w:rPr>
-              <w:t>18.30</w:t>
+              <w:t>16.31</w:t>
             </w:r>
           </w:p>
         </w:tc>
@@ -10182,7 +10224,7 @@
                 <w:color w:val="1C3A36"/>
                 <w:sz w:val="16"/>
               </w:rPr>
-              <w:t>17.70</w:t>
+              <w:t>15.77</w:t>
             </w:r>
           </w:p>
         </w:tc>
@@ -10200,7 +10242,7 @@
                 <w:color w:val="1C3A36"/>
                 <w:sz w:val="16"/>
               </w:rPr>
-              <w:t>2.37</w:t>
+              <w:t>2.17</w:t>
             </w:r>
           </w:p>
         </w:tc>
@@ -10237,7 +10279,7 @@
                 <w:color w:val="1C3A36"/>
                 <w:sz w:val="16"/>
               </w:rPr>
-              <w:t>15.47</w:t>
+              <w:t>13.75</w:t>
             </w:r>
           </w:p>
         </w:tc>
@@ -10255,7 +10297,7 @@
                 <w:color w:val="1C3A36"/>
                 <w:sz w:val="16"/>
               </w:rPr>
-              <w:t>16.81</w:t>
+              <w:t>14.97</w:t>
             </w:r>
           </w:p>
         </w:tc>
@@ -10273,7 +10315,7 @@
                 <w:color w:val="1C3A36"/>
                 <w:sz w:val="16"/>
               </w:rPr>
-              <w:t>18.89</w:t>
+              <w:t>16.86</w:t>
             </w:r>
           </w:p>
         </w:tc>
@@ -10291,7 +10333,7 @@
                 <w:color w:val="1C3A36"/>
                 <w:sz w:val="16"/>
               </w:rPr>
-              <w:t>19.61</w:t>
+              <w:t>17.51</w:t>
             </w:r>
           </w:p>
         </w:tc>
@@ -10309,7 +10351,7 @@
                 <w:color w:val="1C3A36"/>
                 <w:sz w:val="16"/>
               </w:rPr>
-              <w:t>20.33</w:t>
+              <w:t>18.16</w:t>
             </w:r>
           </w:p>
         </w:tc>
@@ -10327,7 +10369,7 @@
                 <w:color w:val="1C3A36"/>
                 <w:sz w:val="16"/>
               </w:rPr>
-              <w:t>4.86</w:t>
+              <w:t>4.41</w:t>
             </w:r>
           </w:p>
         </w:tc>
@@ -10364,7 +10406,7 @@
                 <w:color w:val="1C3A36"/>
                 <w:sz w:val="16"/>
               </w:rPr>
-              <w:t>19.92</w:t>
+              <w:t>17.83</w:t>
             </w:r>
           </w:p>
         </w:tc>
@@ -10382,7 +10424,7 @@
                 <w:color w:val="1C3A36"/>
                 <w:sz w:val="16"/>
               </w:rPr>
-              <w:t>19.40</w:t>
+              <w:t>17.34</w:t>
             </w:r>
           </w:p>
         </w:tc>
@@ -10400,7 +10442,7 @@
                 <w:color w:val="1C3A36"/>
                 <w:sz w:val="16"/>
               </w:rPr>
-              <w:t>18.89</w:t>
+              <w:t>16.86</w:t>
             </w:r>
           </w:p>
         </w:tc>
@@ -10418,7 +10460,7 @@
                 <w:color w:val="1C3A36"/>
                 <w:sz w:val="16"/>
               </w:rPr>
-              <w:t>18.21</w:t>
+              <w:t>16.21</w:t>
             </w:r>
           </w:p>
         </w:tc>
@@ -10436,7 +10478,7 @@
                 <w:color w:val="1C3A36"/>
                 <w:sz w:val="16"/>
               </w:rPr>
-              <w:t>17.53</w:t>
+              <w:t>15.56</w:t>
             </w:r>
           </w:p>
         </w:tc>
@@ -10454,7 +10496,7 @@
                 <w:color w:val="1C3A36"/>
                 <w:sz w:val="16"/>
               </w:rPr>
-              <w:t>2.39</w:t>
+              <w:t>2.26</w:t>
             </w:r>
           </w:p>
         </w:tc>
@@ -10473,7 +10515,7 @@
                 <w:color w:val="1C3A36"/>
                 <w:sz w:val="16"/>
               </w:rPr>
-              <w:t>Terminal ROIC  (18% / 22% / 27% / 30% / 34%)</w:t>
+              <w:t>Asset life, years (derived from the depreciation notes)  (10.7 / 13.7 / 16.7 / 19.7 / 22.7)</w:t>
             </w:r>
           </w:p>
         </w:tc>
@@ -10491,7 +10533,7 @@
                 <w:color w:val="1C3A36"/>
                 <w:sz w:val="16"/>
               </w:rPr>
-              <w:t>18.04</w:t>
+              <w:t>17.60</w:t>
             </w:r>
           </w:p>
         </w:tc>
@@ -10509,7 +10551,7 @@
                 <w:color w:val="1C3A36"/>
                 <w:sz w:val="16"/>
               </w:rPr>
-              <w:t>18.49</w:t>
+              <w:t>17.23</w:t>
             </w:r>
           </w:p>
         </w:tc>
@@ -10527,7 +10569,7 @@
                 <w:color w:val="1C3A36"/>
                 <w:sz w:val="16"/>
               </w:rPr>
-              <w:t>18.89</w:t>
+              <w:t>16.86</w:t>
             </w:r>
           </w:p>
         </w:tc>
@@ -10545,7 +10587,7 @@
                 <w:color w:val="1C3A36"/>
                 <w:sz w:val="16"/>
               </w:rPr>
-              <w:t>19.03</w:t>
+              <w:t>16.47</w:t>
             </w:r>
           </w:p>
         </w:tc>
@@ -10563,7 +10605,7 @@
                 <w:color w:val="1C3A36"/>
                 <w:sz w:val="16"/>
               </w:rPr>
-              <w:t>19.21</w:t>
+              <w:t>16.07</w:t>
             </w:r>
           </w:p>
         </w:tc>
@@ -10581,7 +10623,7 @@
                 <w:color w:val="1C3A36"/>
                 <w:sz w:val="16"/>
               </w:rPr>
-              <w:t>1.17</w:t>
+              <w:t>1.53</w:t>
             </w:r>
           </w:p>
         </w:tc>
@@ -10617,7 +10659,7 @@
           <w:color w:val="1C3A36"/>
           <w:sz w:val="21"/>
         </w:rPr>
-        <w:t>Two rows deserve a note. The ARPU-drift row is not a generic price sensitivity: it is the mix-exhaustion case set out in 1.6, and it is the largest operating downside in the study — AED 15.47 at -2.5% a year against AED 18.89 in the base. The direct-cost row now scales COST PER UNIT rather than a margin, so it is a driver rather than an assumption being nudged.</w:t>
+        <w:t>Two rows deserve a note. The ARPU-drift row is not a generic price sensitivity: it is the mix-exhaustion case set out in 1.6, and it is the largest operating downside in the study — AED 13.75 at -2.5% a year against AED 16.86 in the base. The direct-cost row now scales COST PER UNIT rather than a margin, so it is a driver rather than an assumption being nudged.</w:t>
       </w:r>
     </w:p>
     <w:p>
@@ -10631,7 +10673,7 @@
           <w:color w:val="1C3A36"/>
           <w:sz w:val="21"/>
         </w:rPr>
-        <w:t>One further test belongs here, because an external review asked for it: what is revenue at the company's guided midpoint worth? The build lands at +4.3% against a guided 4-6%, so the +5.0% midpoint is worth about AED 107mn of FY2026 revenue. The answer depends less on the revenue than on HOW it is won. Won on price, with no incremental unit cost or capex behind it, the cash-flow lens reads AED 19.54; won on volume, carrying both, it reads AED 19.68. On the same five-year revenue the price route is worth AED 0.20 more per share than the volume route. The build deliberately stays below the midpoint: it is driven by the disclosed subscriber and ARPU paths, and reverse-engineering a forecast to a guidance number is the opposite of building it from the ground up.</w:t>
+        <w:t>One further test belongs here, because an external review asked for it: what is revenue at the company's guided midpoint worth? The build lands at +4.3% against a guided 4-6%, so the +5.0% midpoint is worth about AED 107mn of FY2026 revenue. The answer depends less on the revenue than on HOW it is won. Won on price, with no incremental unit cost or capex behind it, the cash-flow lens reads AED 17.45; won on volume, carrying both, it reads AED 17.57. On the same five-year revenue the price route is worth AED 0.18 more per share than the volume route. The build deliberately stays below the midpoint: it is driven by the disclosed subscriber and ARPU paths, and reverse-engineering a forecast to a guidance number is the opposite of building it from the ground up.</w:t>
       </w:r>
     </w:p>
     <w:p>
@@ -10820,7 +10862,7 @@
                 <w:color w:val="1C3A36"/>
                 <w:sz w:val="17"/>
               </w:rPr>
-              <w:t>12.30</w:t>
+              <w:t>11.36</w:t>
             </w:r>
           </w:p>
         </w:tc>
@@ -10893,7 +10935,7 @@
                 <w:color w:val="1C3A36"/>
                 <w:sz w:val="17"/>
               </w:rPr>
-              <w:t>price is +1.0% against it</w:t>
+              <w:t>price is -6.7% against it</w:t>
             </w:r>
           </w:p>
         </w:tc>
@@ -10948,7 +10990,7 @@
                 <w:color w:val="1C3A36"/>
                 <w:sz w:val="17"/>
               </w:rPr>
-              <w:t>price is +3.2% against it</w:t>
+              <w:t>price is -4.7% against it</w:t>
             </w:r>
           </w:p>
         </w:tc>
@@ -11003,7 +11045,7 @@
                 <w:color w:val="1C3A36"/>
                 <w:sz w:val="17"/>
               </w:rPr>
-              <w:t>price is +9.6% against it</w:t>
+              <w:t>price is +1.2% against it</w:t>
             </w:r>
           </w:p>
         </w:tc>
@@ -11058,7 +11100,7 @@
                 <w:color w:val="1C3A36"/>
                 <w:sz w:val="17"/>
               </w:rPr>
-              <w:t>price is +16.0% against it</w:t>
+              <w:t>price is +7.2% against it</w:t>
             </w:r>
           </w:p>
         </w:tc>
@@ -11113,7 +11155,7 @@
                 <w:color w:val="1C3A36"/>
                 <w:sz w:val="17"/>
               </w:rPr>
-              <w:t>-3.6% from the high</w:t>
+              <w:t>-11.0% from the high</w:t>
             </w:r>
           </w:p>
         </w:tc>
@@ -11168,7 +11210,7 @@
                 <w:color w:val="1C3A36"/>
                 <w:sz w:val="17"/>
               </w:rPr>
-              <w:t>-3.9% from the high — the conventional basis, and the wider of the two</w:t>
+              <w:t>-11.3% from the high — the conventional basis, and the wider of the two</w:t>
             </w:r>
           </w:p>
         </w:tc>
@@ -11223,7 +11265,7 @@
                 <w:color w:val="1C3A36"/>
                 <w:sz w:val="17"/>
               </w:rPr>
-              <w:t>+34.1% from the low</w:t>
+              <w:t>+23.9% from the low</w:t>
             </w:r>
           </w:p>
         </w:tc>
@@ -11278,7 +11320,7 @@
                 <w:color w:val="1C3A36"/>
                 <w:sz w:val="17"/>
               </w:rPr>
-              <w:t>+35.9% from the low — the same two bases as the high above</w:t>
+              <w:t>+25.5% from the low — the same two bases as the high above</w:t>
             </w:r>
           </w:p>
         </w:tc>
@@ -11355,7 +11397,7 @@
           <w:color w:val="1C3A36"/>
           <w:sz w:val="21"/>
         </w:rPr>
-        <w:t>The share sits +16.0% above its 200-session average but -3.6% below its 52-week closing high — an uptrend that has given back its top since the war quarter. Realised volatility over the last 50 sessions is 21.4%; the model's range-based estimate of 28.1% reflects the regime of the last months rather than a single session. None of this is a valuation argument; it is the price context the valuation has to be read against, and the gap between a recovering price and a fundamental central above it is what section 4 addresses.</w:t>
+        <w:t>The share sits +7.2% above its 200-session average but -11.0% below its 52-week closing high — an uptrend that has given back its top since the war quarter. Realised volatility over the last 50 sessions is 21.4%; the model's range-based estimate of 28.1% reflects the regime of the last months rather than a single session. None of this is a valuation argument; it is the price context the valuation has to be read against, and the gap between a recovering price and a fundamental central above it is what section 4 addresses.</w:t>
       </w:r>
     </w:p>
     <w:p>
@@ -11465,7 +11507,7 @@
           <w:color w:val="6E7B77"/>
           <w:sz w:val="17"/>
         </w:rPr>
-        <w:t>Figure 5 — the forward price cone to three months. The dashed brass line is the fundamental central estimate of 18.89; the dotted line is the spot of 12.30.</w:t>
+        <w:t>Figure 5 — the forward price cone to three months. The dashed brass line is the fundamental central estimate of 16.86; the dotted line is the spot of 11.36.</w:t>
       </w:r>
     </w:p>
     <w:p>
@@ -12380,7 +12422,7 @@
           <w:color w:val="1C3A36"/>
           <w:sz w:val="21"/>
         </w:rPr>
-        <w:t>The field disagrees, and the disagreement is informative. The cash-flow lens reads AED 18.89; the two market-anchored lenses read AED 8.86 and AED 8.87; the book lens AED 14.12. The spread is NOT about the forecast — all four lenses consume the same build, and the near-term numbers are anchored on a printed first half. It is about the price of time and certainty: the measured beta prices du's equity at a 6.5% required return, while the regional market, at the peer median multiple, implicitly charges something closer to the return implied by a 15-16× earnings multiple on a slow-growing annuity — two to three points more. Discount this study's own cash flows at that market-implied rate and you get, in effect, the relative lens.</w:t>
+        <w:t>The field disagrees, and the disagreement is informative. The cash-flow lens reads AED 16.86; the two market-anchored lenses read AED 8.90 and AED 8.92; the book lens AED 12.76. The spread is NOT about the forecast — all four lenses consume the same build, and the near-term numbers are anchored on a printed first half. It is about the price of time and certainty: the measured beta prices du's equity at a 6.5% required return, while the regional market, at the peer median multiple, implicitly charges something closer to the return implied by a 15-16× earnings multiple on a slow-growing annuity — two to three points more. Discount this study's own cash flows at that market-implied rate and you get, in effect, the relative lens.</w:t>
       </w:r>
     </w:p>
     <w:p>
@@ -12394,7 +12436,7 @@
           <w:color w:val="1C3A36"/>
           <w:sz w:val="21"/>
         </w:rPr>
-        <w:t>What would close the gap from each side. The DCF is right and the market re-rates if: the fiscal regime is extended on current terms with the floor lapsing or lightening; the licence renews on comparable terms; the war recovery completes; and the data-centre leg starts printing revenue the market can see. The market is right and the DCF is generous if: the royalty regime reverts or worsens (Framing B alone closes most of the gap — AED 16.11); the measured beta understates the true risk of a single-market, single-licence operator (beta 0.80 alone takes the DCF to AED 13.89); or terminal reinvestment needs are heavier than 9.1% of profit. The central of AED 18.89 does NOT split the difference: it is the cash-flow lens, published with the cross-checks that disagree with it printed beside it at their own values, so a reader can judge the disagreement instead of receiving a number in which it has already been settled by a weight. An earlier edition of this study did settle it that way and reported AED 13.90, +13% against the price rather than the +54% this study actually holds — and the two market-anchored lenses that carried 45% of that blend are, as 1.4 shows, one reading of one multiple, not two.</w:t>
+        <w:t>What would close the gap from each side. The DCF is right and the market re-rates if: the fiscal regime is extended on current terms with the floor lapsing or lightening; the licence renews on comparable terms; the war recovery completes; and the data-centre leg starts printing revenue the market can see. The market is right and the DCF is generous if: the royalty regime reverts or worsens (Framing B alone closes most of the gap — AED 14.74); the measured beta understates the true risk of a single-market, single-licence operator (beta 0.80 alone takes the DCF to AED 13.07); or the capital base is older than the depreciation notes imply, which the second reading of those same notes puts at 22.97 years and is worth AED 16.03 a share. The central of AED 16.86 does NOT split the difference: it is the cash-flow lens, published with the cross-checks that disagree with it printed beside it at their own values, so a reader can judge the disagreement instead of receiving a number in which it has already been settled by a weight. An earlier edition of this study did settle it that way and reported AED 12.87, +13% against the price rather than the +48% this study actually holds — and the two market-anchored lenses that carried 45% of that blend are, as 1.4 shows, one reading of one multiple, not two.</w:t>
       </w:r>
     </w:p>
     <w:p>
@@ -12408,7 +12450,7 @@
           <w:color w:val="1C3A36"/>
           <w:sz w:val="21"/>
         </w:rPr>
-        <w:t>An external review asked what those weights were worth, and it was right to. Priced against the blend this study published at the time, AED 13.90: moving the market-anchored family from 45% down to a quarter and giving the freed weight to the cash-flow lens read AED 15.91, and giving it to the book lens read AED 14.95 — up to 2.01 a share, and 0.95 between the two destinations. Not immaterial, and the answer was not to choose the weights better. The scheme is gone: the cash-flow lens IS the central at AED 18.89 and the other lenses are published beside it at their own values, so there is no weight left to set. The arithmetic above is kept as the record of what the retired construction did.</w:t>
+        <w:t>An external review asked what those weights were worth, and it was right to. Priced against the blend this study published at the time, AED 12.87: moving the market-anchored family from 45% down to a quarter and giving the freed weight to the cash-flow lens read AED 14.46, and giving it to the book lens read AED 13.64 — up to 1.59 a share, and 0.82 between the two destinations. Not immaterial, and the answer was not to choose the weights better. The scheme is gone: the cash-flow lens IS the central at AED 16.86 and the other lenses are published beside it at their own values, so there is no weight left to set. The arithmetic above is kept as the record of what the retired construction did.</w:t>
       </w:r>
     </w:p>
     <w:p>
@@ -12497,7 +12539,7 @@
           <w:color w:val="1C3A36"/>
           <w:sz w:val="21"/>
         </w:rPr>
-        <w:t>du's own filings describe the 38% + 9% regime as effective 2024-2026. The other operator has disclosed a ministry notification extending the structure through 2029; du's mirroring disclosure — and whether the AED 1.8bn combined floor carries over — is the single most valuable sentence the company can publish: AED 18.89 versus AED 16.11 per share between the framings.</w:t>
+        <w:t>du's own filings describe the 38% + 9% regime as effective 2024-2026. The other operator has disclosed a ministry notification extending the structure through 2029; du's mirroring disclosure — and whether the AED 1.8bn combined floor carries over — is the single most valuable sentence the company can publish: AED 16.86 versus AED 14.74 per share between the framings.</w:t>
       </w:r>
     </w:p>
     <w:p>
@@ -12518,7 +12560,7 @@
           <w:color w:val="1C3A36"/>
           <w:sz w:val="21"/>
         </w:rPr>
-        <w:t>The TDRA extension ran to 8 August 2026 with conclusion expected "on or before" that date — i.e. the outcome is due at press time. Renewal on comparable terms is the base case and would be a non-event; a renewal that raises the fee ratio costs roughly AED 0.61 per share per percentage point of revenue.</w:t>
+        <w:t>The TDRA extension ran to 8 August 2026 with conclusion expected "on or before" that date — i.e. the outcome is due at press time. Renewal on comparable terms is the base case and would be a non-event; a renewal that raises the fee ratio costs roughly AED 0.56 per share per percentage point of revenue.</w:t>
       </w:r>
     </w:p>
     <w:p>
@@ -12622,7 +12664,7 @@
           <w:color w:val="1C3A36"/>
           <w:sz w:val="21"/>
         </w:rPr>
-        <w:t>How to read sections 2-3 against section 1. The three-month cone spans AED 9.82 to 15.32 — the price can visit a lot of places in ninety days without any of them being a statement about value. The fundamental central of AED 18.89 sits OUTSIDE the cone's upper half: reaching it within a quarter would be a strong but not extraordinary move. Three zones, then:</w:t>
+        <w:t>How to read sections 2-3 against section 1. The three-month cone spans AED 9.82 to 15.32 — the price can visit a lot of places in ninety days without any of them being a statement about value. The fundamental central of AED 16.86 sits OUTSIDE the cone's upper half: reaching it within a quarter would be a strong but not extraordinary move. Three zones, then:</w:t>
       </w:r>
     </w:p>
     <w:p>
@@ -12685,7 +12727,7 @@
           <w:color w:val="1C3A36"/>
           <w:sz w:val="21"/>
         </w:rPr>
-        <w:t>the market starting to pay for the recovery and the regime extension before they are printed. Even at the cone's top, AED 15.32, the share would still sit -19% against this study's central and only just above the book floor of AED 14.12 — three months of price movement does not settle a disagreement of this size either way.</w:t>
+        <w:t>the market starting to pay for the recovery and the regime extension before they are printed. Even at the cone's top, AED 15.32, the share would still sit -9% against this study's central and only just above the book floor of AED 12.76 — three months of price movement does not settle a disagreement of this size either way.</w:t>
       </w:r>
     </w:p>
     <w:p>
@@ -12755,7 +12797,7 @@
           <w:color w:val="1C3A36"/>
           <w:sz w:val="21"/>
         </w:rPr>
-        <w:t>83% of the DCF's enterprise value is beyond year five. That is the honest shape of a low-discount-rate annuity, and it is why the licence and the royalty — the two things that could touch the annuity itself — outrank every operating driver.</w:t>
+        <w:t>81% of the DCF's enterprise value is beyond year five. That is the honest shape of a low-discount-rate annuity, and it is why the licence and the royalty — the two things that could touch the annuity itself — outrank every operating driver.</w:t>
       </w:r>
     </w:p>
     <w:p>
@@ -12839,7 +12881,7 @@
           <w:color w:val="1C3A36"/>
           <w:sz w:val="21"/>
         </w:rPr>
-        <w:t>The single most fragile revenue judgement in this study is that blended mobile ARPU holds roughly flat. Section 1.6 decomposes why: the flat reported figure is a postpaid mix tailwind worth about +2.6% set against per-leg price erosion of about -2.4%. Both must persist, and keep cancelling, for the path to hold. The mix shift came from a collapse in low-value visitor prepaid SIMs, and this study's own subscriber path assumes prepaid RECOVERS — which removes the tailwind and leaves the erosion exposed. Priced: the cash-flow lens falls to AED 15.62 (-17%). We cannot separate the two legs because du publishes no prepaid or postpaid ARPU, and solving for the ratio across all 21 available quarter pairs gives answers from -45× to 17× — so the gap is flagged, not filled.</w:t>
+        <w:t>The single most fragile revenue judgement in this study is that blended mobile ARPU holds roughly flat. Section 1.6 decomposes why: the flat reported figure is a postpaid mix tailwind worth about +2.6% set against per-leg price erosion of about -2.4%. Both must persist, and keep cancelling, for the path to hold. The mix shift came from a collapse in low-value visitor prepaid SIMs, and this study's own subscriber path assumes prepaid RECOVERS — which removes the tailwind and leaves the erosion exposed. Priced: the cash-flow lens falls to AED 13.89 (-18%). We cannot separate the two legs because du publishes no prepaid or postpaid ARPU, and solving for the ratio across all 21 available quarter pairs gives answers from -45× to 17× — so the gap is flagged, not filled.</w:t>
       </w:r>
     </w:p>
     <w:p>
@@ -17725,7 +17767,7 @@
           <w:color w:val="6E7B77"/>
           <w:sz w:val="17"/>
         </w:rPr>
-        <w:t>Table B1 — aggregator reads at the sweep date, labelled cross-check; never a build source. du computes at 19.2× trailing earnings and 7.6× trailing EV/EBITDA from its own audited figures.</w:t>
+        <w:t>Table B1 — aggregator reads at the sweep date, labelled cross-check; never a build source. du computes at 17.7× trailing earnings and 7.0× trailing EV/EBITDA from its own audited figures.</w:t>
       </w:r>
     </w:p>
     <w:p>
@@ -17878,7 +17920,7 @@
                 <w:color w:val="1C3A36"/>
                 <w:sz w:val="17"/>
               </w:rPr>
-              <w:t>Framing B throughout: AED 16.11</w:t>
+              <w:t>Framing B throughout: AED 14.74</w:t>
             </w:r>
           </w:p>
         </w:tc>
@@ -17933,7 +17975,7 @@
                 <w:color w:val="1C3A36"/>
                 <w:sz w:val="17"/>
               </w:rPr>
-              <w:t>~AED 0.61/share per +1pp (section 1.9)</w:t>
+              <w:t>~AED 0.56/share per +1pp (section 1.9)</w:t>
             </w:r>
           </w:p>
         </w:tc>
@@ -18043,7 +18085,7 @@
                 <w:color w:val="1C3A36"/>
                 <w:sz w:val="17"/>
               </w:rPr>
-              <w:t>beta grid to 0.80: AED 13.89</w:t>
+              <w:t>beta grid to 0.80: AED 13.07</w:t>
             </w:r>
           </w:p>
         </w:tc>
@@ -18649,7 +18691,7 @@
           <w:color w:val="1C3A36"/>
           <w:sz w:val="21"/>
         </w:rPr>
-        <w:t>This construction was CORRECTED after external review, and the reviewer was right. The previous edition discounted two years from a 31-Dec-2025 base and then applied the same anchor-accretion factor the other lenses use, which nets to 1.40 years of discounting — a full year short of the 2.40 years that actually separate the anchor from the date these earnings arrive. Correcting the horizon on its own, though, changes almost nothing (AED 9.89) and would introduce a second, larger error: discounting a 2028 equity value straight to today silently discards the dividends paid in between, which for a company distributing essentially all of its earnings is worth AED 1.64 per share. Both defects sat in the same three lines. Fixed together, this lens moves from AED 9.88 to AED 11.54. The reviewer's premise was correct and their conclusion — that the lens was overstated — was wrong in sign.</w:t>
+        <w:t>This construction was CORRECTED after external review, and the reviewer was right. The previous edition discounted two years from a 31-Dec-2025 base and then applied the same anchor-accretion factor the other lenses use, which nets to 1.33 years of discounting — a full year short of the 2.40 years that actually separate the anchor from the date these earnings arrive. Correcting the horizon on its own, though, changes almost nothing (AED 9.89) and would introduce a second, larger error: discounting a 2028 equity value straight to today silently discards the dividends paid in between, which for a company distributing essentially all of its earnings is worth AED 1.64 per share. Both defects sat in the same three lines. Fixed together, this lens moves from AED 9.93 to AED 11.54. The reviewer's premise was correct and their conclusion — that the lens was overstated — was wrong in sign.</w:t>
       </w:r>
     </w:p>
     <w:p>
@@ -18811,7 +18853,7 @@
                 <w:color w:val="1C3A36"/>
                 <w:sz w:val="18"/>
               </w:rPr>
-              <w:t>grown at 2.5% into a perpetuity at the terminal cost of equity 6.35%</w:t>
+              <w:t>grown at 2.0% into a perpetuity at the terminal cost of equity 6.35%</w:t>
             </w:r>
           </w:p>
         </w:tc>
@@ -18829,7 +18871,7 @@
                 <w:color w:val="1C3A36"/>
                 <w:sz w:val="18"/>
               </w:rPr>
-              <w:t>18.52</w:t>
+              <w:t>16.31</w:t>
             </w:r>
           </w:p>
         </w:tc>
@@ -18848,7 +18890,7 @@
                 <w:color w:val="1C3A36"/>
                 <w:sz w:val="18"/>
               </w:rPr>
-              <w:t>× the anchor accretion factor of 1.0387, as every other lens is rolled</w:t>
+              <w:t>× the anchor accretion factor of 1.0436, as every other lens is rolled</w:t>
             </w:r>
           </w:p>
         </w:tc>
@@ -18866,7 +18908,7 @@
                 <w:color w:val="1C3A36"/>
                 <w:sz w:val="18"/>
               </w:rPr>
-              <w:t>19.23</w:t>
+              <w:t>17.02</w:t>
             </w:r>
           </w:p>
         </w:tc>
@@ -18944,7 +18986,7 @@
                 <w:color w:val="1C3A36"/>
                 <w:sz w:val="18"/>
               </w:rPr>
-              <w:t>18.57</w:t>
+              <w:t>16.36</w:t>
             </w:r>
           </w:p>
         </w:tc>
@@ -18981,7 +19023,7 @@
                 <w:color w:val="1C3A36"/>
                 <w:sz w:val="18"/>
               </w:rPr>
-              <w:t>9.84 – 21.55</w:t>
+              <w:t>9.89 – 21.65</w:t>
             </w:r>
           </w:p>
         </w:tc>
@@ -19003,7 +19045,7 @@
           <w:color w:val="1C3A36"/>
           <w:sz w:val="21"/>
         </w:rPr>
-        <w:t>Named sensitivity: the growth-rate spread (Ke − g). At these levels each 50 basis points of spread is worth roughly AED 2.41 per share. Falsifier: an interim or final dividend DECLARED lower than the prior year's equivalent — the first cut in the record — withdraws this read immediately.</w:t>
+        <w:t>Named sensitivity: the growth-rate spread (Ke − g). At these levels each 50 basis points of spread is worth roughly AED 1.88 per share. Falsifier: an interim or final dividend DECLARED lower than the prior year's equivalent — the first cut in the record — withdraws this read immediately.</w:t>
       </w:r>
     </w:p>
     <w:p>
@@ -19169,7 +19211,7 @@
                 <w:color w:val="1C3A36"/>
                 <w:sz w:val="18"/>
               </w:rPr>
-              <w:t>11,070</w:t>
+              <w:t>11,075</w:t>
             </w:r>
           </w:p>
         </w:tc>
@@ -19206,7 +19248,7 @@
                 <w:color w:val="1C3A36"/>
                 <w:sz w:val="18"/>
               </w:rPr>
-              <w:t>60,033</w:t>
+              <w:t>52,596</w:t>
             </w:r>
           </w:p>
         </w:tc>
@@ -19243,7 +19285,7 @@
                 <w:color w:val="1C3A36"/>
                 <w:sz w:val="18"/>
               </w:rPr>
-              <w:t>83,127</w:t>
+              <w:t>75,695</w:t>
             </w:r>
           </w:p>
         </w:tc>
@@ -19284,7 +19326,7 @@
                 <w:color w:val="1C3A36"/>
                 <w:sz w:val="18"/>
               </w:rPr>
-              <w:t>18.46</w:t>
+              <w:t>16.84</w:t>
             </w:r>
           </w:p>
         </w:tc>
@@ -19321,7 +19363,7 @@
                 <w:color w:val="1C3A36"/>
                 <w:sz w:val="18"/>
               </w:rPr>
-              <w:t>12.20 – 20.67</w:t>
+              <w:t>11.23 – 18.86</w:t>
             </w:r>
           </w:p>
         </w:tc>
@@ -19441,7 +19483,7 @@
           <w:color w:val="1C3A36"/>
           <w:sz w:val="21"/>
         </w:rPr>
-        <w:t>the DCF's terminal value is 83% of enterprise value at a discount rate its own section calls the study's biggest assumption. The model's answer: the beta is measured, gated, cross-checked, and priced against its alternatives in two separate tables — the disagreement is put in front of the reader rather than resolved by fiat.</w:t>
+        <w:t>the DCF's terminal value is 81% of enterprise value at a discount rate its own section calls the study's biggest assumption. The model's answer: the beta is measured, gated, cross-checked, and priced against its alternatives in two separate tables — the disagreement is put in front of the reader rather than resolved by fiat.</w:t>
       </w:r>
     </w:p>
     <w:p>
@@ -19469,7 +19511,7 @@
           <w:color w:val="1C3A36"/>
           <w:sz w:val="21"/>
         </w:rPr>
-        <w:t>Where they land: Expert 1 at AED 11.54, Expert 2 at AED 18.57, Expert 3 at AED 18.46 — a panel median of AED 18.46. The shape of the disagreement is the study in miniature: the earnings-power read hugs the market because it borrows the market's multiple; the two cash-based reads sit together well above it because they price du's cash at du's measured risk — and, as section 1.7 sets out, that gap is itself the study's central unresolved judgement rather than a conclusion about it.</w:t>
+        <w:t>Where they land: Expert 1 at AED 11.54, Expert 2 at AED 16.36, Expert 3 at AED 16.84 — a panel median of AED 16.36. The shape of the disagreement is the study in miniature: the earnings-power read hugs the market because it borrows the market's multiple; the two cash-based reads sit together well above it because they price du's cash at du's measured risk — and, as section 1.7 sets out, that gap is itself the study's central unresolved judgement rather than a conclusion about it.</w:t>
       </w:r>
     </w:p>
     <w:p>
@@ -19586,7 +19628,7 @@
                 <w:color w:val="1C3A36"/>
                 <w:sz w:val="17"/>
               </w:rPr>
-              <w:t>Expert 1 (11.54) vs Expert 2 (18.57)</w:t>
+              <w:t>Expert 1 (11.54) vs Expert 2 (16.36)</w:t>
             </w:r>
           </w:p>
         </w:tc>
@@ -19622,7 +19664,7 @@
                 <w:color w:val="1C3A36"/>
                 <w:sz w:val="17"/>
               </w:rPr>
-              <w:t>7.04</w:t>
+              <w:t>4.83</w:t>
             </w:r>
           </w:p>
         </w:tc>
@@ -19641,7 +19683,7 @@
                 <w:color w:val="1C3A36"/>
                 <w:sz w:val="17"/>
               </w:rPr>
-              <w:t>Expert 2 (18.57) vs Expert 3 (18.46)</w:t>
+              <w:t>Expert 2 (16.36) vs Expert 3 (16.84)</w:t>
             </w:r>
           </w:p>
         </w:tc>
@@ -19677,7 +19719,7 @@
                 <w:color w:val="1C3A36"/>
                 <w:sz w:val="17"/>
               </w:rPr>
-              <w:t>0.11</w:t>
+              <w:t>0.48</w:t>
             </w:r>
           </w:p>
         </w:tc>
@@ -19696,7 +19738,7 @@
                 <w:color w:val="1C3A36"/>
                 <w:sz w:val="17"/>
               </w:rPr>
-              <w:t>Panel median vs the study's central (18.89)</w:t>
+              <w:t>Panel median vs the study's central (16.86)</w:t>
             </w:r>
           </w:p>
         </w:tc>
@@ -19732,7 +19774,7 @@
                 <w:color w:val="1C3A36"/>
                 <w:sz w:val="17"/>
               </w:rPr>
-              <w:t>0.43</w:t>
+              <w:t>0.49</w:t>
             </w:r>
           </w:p>
         </w:tc>

--- a/engine/du_study/DU_Valuation_Study_09-08-2026_public.docx
+++ b/engine/du_study/DU_Valuation_Study_09-08-2026_public.docx
@@ -191,7 +191,7 @@
                 <w:color w:val="1C3A36"/>
                 <w:sz w:val="19"/>
               </w:rPr>
-              <w:t>Central AED 16.86 per share against a spot of AED 11.36 (+48%), inside a bear-to-bull range of AED 10.74 to 28.44. That central IS the cash-flow lens, not an average of several: the other lenses are published beside it as cross-checks at their own values, and the market-anchored relative lens reads AED 8.90. That gap is the study's honest tension, and section 4 explains rather than dissolves it.</w:t>
+              <w:t>Central AED 16.58 per share against a spot of AED 11.36 (+46%), inside a bear-to-bull range of AED 10.57 to 27.67. That central IS the cash-flow lens, not an average of several: the other lenses are published beside it as cross-checks at their own values, and the market-anchored relative lens reads AED 8.90. That gap is the study's honest tension, and section 4 explains rather than dissolves it.</w:t>
             </w:r>
           </w:p>
           <w:p>
@@ -211,7 +211,7 @@
                 <w:color w:val="1C3A36"/>
                 <w:sz w:val="19"/>
               </w:rPr>
-              <w:t>What required return does this business deserve? On du's own measured beta the cash-flow lens reads AED 16.86 — but the terminal that implies values du at 8.8x forward EBITDA in perpetuity, against the 7.0x the market pays for it today. Refuse that re-rating and hold today's multiple instead and the same cash flows are worth AED 13.89. Both are published side by side — the judgement is worth AED 2.96 per share and is never averaged into one number.</w:t>
+              <w:t>What required return does this business deserve? On du's own measured beta the cash-flow lens reads AED 16.58 — but the terminal that implies values du at 8.6x forward EBITDA in perpetuity, against the 7.0x the market pays for it today. Refuse that re-rating and hold today's multiple instead and the same cash flows are worth AED 13.89. Both are published side by side — the judgement is worth AED 2.68 per share and is never averaged into one number.</w:t>
             </w:r>
           </w:p>
           <w:p>
@@ -454,7 +454,7 @@
                 <w:color w:val="1C3A36"/>
                 <w:sz w:val="17"/>
               </w:rPr>
-              <w:t>10.74</w:t>
+              <w:t>10.57</w:t>
             </w:r>
           </w:p>
         </w:tc>
@@ -472,7 +472,7 @@
                 <w:color w:val="1C3A36"/>
                 <w:sz w:val="17"/>
               </w:rPr>
-              <w:t>16.86</w:t>
+              <w:t>16.58</w:t>
             </w:r>
           </w:p>
         </w:tc>
@@ -490,7 +490,7 @@
                 <w:color w:val="1C3A36"/>
                 <w:sz w:val="17"/>
               </w:rPr>
-              <w:t>28.44</w:t>
+              <w:t>27.67</w:t>
             </w:r>
           </w:p>
         </w:tc>
@@ -526,7 +526,7 @@
                 <w:color w:val="1C3A36"/>
                 <w:sz w:val="17"/>
               </w:rPr>
-              <w:t>+48%</w:t>
+              <w:t>+46%</w:t>
             </w:r>
           </w:p>
         </w:tc>
@@ -894,7 +894,7 @@
                 <w:color w:val="1C3A36"/>
                 <w:sz w:val="17"/>
               </w:rPr>
-              <w:t>10.74</w:t>
+              <w:t>10.57</w:t>
             </w:r>
           </w:p>
         </w:tc>
@@ -914,7 +914,7 @@
                 <w:color w:val="1C3A36"/>
                 <w:sz w:val="17"/>
               </w:rPr>
-              <w:t>16.86</w:t>
+              <w:t>16.58</w:t>
             </w:r>
           </w:p>
         </w:tc>
@@ -934,7 +934,7 @@
                 <w:color w:val="1C3A36"/>
                 <w:sz w:val="17"/>
               </w:rPr>
-              <w:t>28.44</w:t>
+              <w:t>27.67</w:t>
             </w:r>
           </w:p>
         </w:tc>
@@ -974,7 +974,7 @@
                 <w:color w:val="1C3A36"/>
                 <w:sz w:val="17"/>
               </w:rPr>
-              <w:t>+48%</w:t>
+              <w:t>+46%</w:t>
             </w:r>
           </w:p>
         </w:tc>
@@ -1028,7 +1028,7 @@
                 <w:color w:val="1C3A36"/>
                 <w:sz w:val="17"/>
               </w:rPr>
-              <w:t>12.87</w:t>
+              <w:t>12.74</w:t>
             </w:r>
           </w:p>
         </w:tc>
@@ -1081,7 +1081,7 @@
                 <w:color w:val="1C3A36"/>
                 <w:sz w:val="17"/>
               </w:rPr>
-              <w:t>+13%</w:t>
+              <w:t>+12%</w:t>
             </w:r>
           </w:p>
         </w:tc>
@@ -1526,7 +1526,7 @@
           <w:color w:val="6E7B77"/>
           <w:sz w:val="17"/>
         </w:rPr>
-        <w:t>Table 1 — the valuation summary. The central is the cash-flow lens itself, AED 16.86, and its bear and bull columns are that same lens under its own two paths on one clock — NOT an envelope of four methods and NOT a weighted average of them. The other lenses are cross-checks, published at their own values so a reader sees the disagreement rather than a number in which it has been dissolved; the book lens is a disclosed floor and is never weighted, and normalised earnings power is not among this class's permitted cross-checks and is shown only so its removal is visible. The retired blend of AED 12.87 is printed for the same reason and feeds nothing. Every lens value is dated at the 2026-08-07 anchor, net of the AED 0.66 of dividends whose ex-dates fall between the 31-Dec-2025 valuation date and that anchor (the 0.40 final, paid 28-Apr-2026, and the 0.26 interim, ex 31-Jul-2026). The terminal value is 81% of the DCF enterprise value, and the terminal it implies is priced explicitly in section 1.7 rather than left as a caveat.</w:t>
+        <w:t>Table 1 — the valuation summary. The central is the cash-flow lens itself, AED 16.58, and its bear and bull columns are that same lens under its own two paths on one clock — NOT an envelope of four methods and NOT a weighted average of them. The other lenses are cross-checks, published at their own values so a reader sees the disagreement rather than a number in which it has been dissolved; the book lens is a disclosed floor and is never weighted, and normalised earnings power is not among this class's permitted cross-checks and is shown only so its removal is visible. The retired blend of AED 12.74 is printed for the same reason and feeds nothing. Every lens value is dated at the 2026-08-07 anchor, net of the AED 0.66 of dividends whose ex-dates fall between the 31-Dec-2025 valuation date and that anchor (the 0.40 final, paid 28-Apr-2026, and the 0.26 interim, ex 31-Jul-2026). The terminal value is 81% of the DCF enterprise value, and the terminal it implies is priced explicitly in section 1.7 rather than left as a caveat.</w:t>
       </w:r>
     </w:p>
     <w:p>
@@ -1678,7 +1678,7 @@
           <w:color w:val="1C3A36"/>
           <w:sz w:val="21"/>
         </w:rPr>
-        <w:t>One lens carries the answer and the rest are cross-checks. For an integrated telecom operator the primary is the discounted cash flow: the company is a licence and a network generating a distributable cash stream, so the value is the present value of that stream and nothing else measures it directly. Relative multiples are published beside it as a cross-check, the book lens as a disclosed floor that is never weighted, and normalised earnings power is shown but is NOT among this class's permitted cross-checks — it is computed here only so that its removal from the answer is visible rather than silent. The four are never averaged: an earlier edition of this study published a 45/25/20/10 weighted blend, and what those weights concealed was the SIZE of this study's disagreement with the market rather than its direction — the blend read +13% against the price where the cash-flow lens reads +48%, so a reader saw about a quarter of the disagreement actually held.</w:t>
+        <w:t>One lens carries the answer and the rest are cross-checks. For an integrated telecom operator the primary is the discounted cash flow: the company is a licence and a network generating a distributable cash stream, so the value is the present value of that stream and nothing else measures it directly. Relative multiples are published beside it as a cross-check, the book lens as a disclosed floor that is never weighted, and normalised earnings power is shown but is NOT among this class's permitted cross-checks — it is computed here only so that its removal from the answer is visible rather than silent. The four are never averaged: an earlier edition of this study published a 45/25/20/10 weighted blend, and what those weights concealed was the SIZE of this study's disagreement with the market rather than its direction — the blend read +12% against the price where the cash-flow lens reads +46%, so a reader saw about a quarter of the disagreement actually held.</w:t>
       </w:r>
     </w:p>
     <w:p>
@@ -3256,7 +3256,7 @@
           <w:color w:val="1C3A36"/>
           <w:sz w:val="21"/>
         </w:rPr>
-        <w:t>What the terminal charges for is capital MAINTENANCE, at what replacement costs. Terminal operating profit after tax is AED 3,872mn; AED 2,634mn of owned depreciation and amortisation is added back because that profit is already struck after it, and AED 3,108mn charged against it — the same charge escalated over half the 16.70-year life of the depreciable owned base. That life is not picked: the depreciation notes give RANGES per class and no weighting, so it is derived from those notes' own two columns, the gross cost of the base over the year's own charge, and cross-checks at 15.96 years on the prior year. The working-capital line is a CREDIT of AED 26mn rather than a charge, because this company collects from its subscribers before it pays its suppliers and inflation makes that float worth more each year. That leaves AED 3,425mn, 88.5% of terminal profit.</w:t>
+        <w:t>What the terminal charges for is capital MAINTENANCE, at what replacement costs. Terminal operating profit after tax is AED 3,796mn; AED 2,582mn of owned depreciation and amortisation is added back because that profit is already struck after it, and AED 3,047mn charged against it — the same charge escalated over half the 16.70-year life of the depreciable owned base. That life is not picked: the depreciation notes give RANGES per class and no weighting, so it is derived from those notes' own two columns, the gross cost of the base over the year's own charge, and cross-checks at 15.96 years on the prior year. The working-capital line is a CREDIT of AED 26mn rather than a charge, because this company collects from its subscribers before it pays its suppliers and inflation makes that float worth more each year. That leaves AED 3,358mn, 88.5% of terminal profit.</w:t>
       </w:r>
     </w:p>
     <w:p>
@@ -3284,7 +3284,7 @@
           <w:color w:val="1C3A36"/>
           <w:sz w:val="21"/>
         </w:rPr>
-        <w:t>That yields a terminal value of AED 83,691mn, whose present value is AED 61,691mn — 81% of enterprise value, against AED 85,964mn on the retired construction. A reader should sit with that share: at a 6.17% discount rate almost all of the value of a stable, licence-protected annuity IS the far future, and that is exactly why the two renewal catalysts in section 5 dominate everything else in this report. A marker beside it: a business holding its profit flat for ever, charging only the depreciation its books already record, would be worth AED 62,714mn.</w:t>
+        <w:t>That yields a terminal value of AED 82,050mn, whose present value is AED 60,481mn — 81% of enterprise value, against AED 85,964mn on the retired construction. A reader should sit with that share: at a 6.17% discount rate almost all of the value of a stable, licence-protected annuity IS the far future, and that is exactly why the two renewal catalysts in section 5 dominate everything else in this report. A marker beside it: a business holding its profit flat for ever, charging only the depreciation its books already record, would be worth AED 61,484mn.</w:t>
       </w:r>
     </w:p>
     <w:p>
@@ -3474,7 +3474,7 @@
                 <w:color w:val="1C3A36"/>
                 <w:sz w:val="18"/>
               </w:rPr>
-              <w:t>61,691</w:t>
+              <w:t>60,481</w:t>
             </w:r>
           </w:p>
         </w:tc>
@@ -3492,7 +3492,7 @@
                 <w:color w:val="1C3A36"/>
                 <w:sz w:val="18"/>
               </w:rPr>
-              <w:t>13.61</w:t>
+              <w:t>13.34</w:t>
             </w:r>
           </w:p>
         </w:tc>
@@ -3533,7 +3533,7 @@
                 <w:color w:val="1C3A36"/>
                 <w:sz w:val="18"/>
               </w:rPr>
-              <w:t>75,773</w:t>
+              <w:t>74,563</w:t>
             </w:r>
           </w:p>
         </w:tc>
@@ -3553,7 +3553,7 @@
                 <w:color w:val="1C3A36"/>
                 <w:sz w:val="18"/>
               </w:rPr>
-              <w:t>16.72</w:t>
+              <w:t>16.45</w:t>
             </w:r>
           </w:p>
         </w:tc>
@@ -3812,7 +3812,7 @@
                 <w:color w:val="1C3A36"/>
                 <w:sz w:val="18"/>
               </w:rPr>
-              <w:t>76,084</w:t>
+              <w:t>74,874</w:t>
             </w:r>
           </w:p>
         </w:tc>
@@ -3832,7 +3832,7 @@
                 <w:color w:val="1C3A36"/>
                 <w:sz w:val="18"/>
               </w:rPr>
-              <w:t>16.78</w:t>
+              <w:t>16.52</w:t>
             </w:r>
           </w:p>
         </w:tc>
@@ -3945,7 +3945,7 @@
                 <w:color w:val="1C3A36"/>
                 <w:sz w:val="18"/>
               </w:rPr>
-              <w:t>16.86</w:t>
+              <w:t>16.58</w:t>
             </w:r>
           </w:p>
         </w:tc>
@@ -3981,7 +3981,7 @@
           <w:color w:val="1C3A36"/>
           <w:sz w:val="21"/>
         </w:rPr>
-        <w:t>Scenario span on this lens: bear AED 10.74 (ARPU −5%, a quarter-million fewer subscribers, margins −3%, +100bp on the discount rate, terminal growth 2.0%), bull AED 28.44 (the war recovery runs hot and the data-centre leg compounds). The base case is deliberately NOT the midpoint of those two: it is built driver by driver in section 1.6.</w:t>
+        <w:t>Scenario span on this lens: bear AED 10.57 (ARPU −5%, a quarter-million fewer subscribers, margins −3%, +100bp on the discount rate, terminal growth 2.0%), bull AED 27.67 (the war recovery runs hot and the data-centre leg compounds). The base case is deliberately NOT the midpoint of those two: it is built driver by driver in section 1.6.</w:t>
       </w:r>
     </w:p>
     <w:p>
@@ -5050,7 +5050,7 @@
           <w:color w:val="1C3A36"/>
           <w:sz w:val="21"/>
         </w:rPr>
-        <w:t>The central is AED 16.86 (+48% to spot) and it is the cash-flow lens itself. Its range, AED 10.74 to AED 28.44, is that same lens under its own bear and bull paths on one clock — the present-value reads of one method, not the spread between four different ones. The cross-checks are published at their own values and disagree: the two market-anchored lenses read roughly at the market, the book floor at AED 12.76. Section 4 takes that disagreement seriously — it is a statement about the discount rate, not about the forecast — and the disagreement is shown rather than averaged away, because a number produced by averaging several methods is not more robust than the best of them: it is a new method with weights nobody tested, and it imports every weakness of the weakest lens at whatever weight somebody typed. Here the arithmetic of that is exact and is why the blend was retired: the retired 45/25/20/10 central of AED 12.87 read +13% against the price where the answer reads +48%.</w:t>
+        <w:t>The central is AED 16.58 (+46% to spot) and it is the cash-flow lens itself. Its range, AED 10.57 to AED 27.67, is that same lens under its own bear and bull paths on one clock — the present-value reads of one method, not the spread between four different ones. The cross-checks are published at their own values and disagree: the two market-anchored lenses read roughly at the market, the book floor at AED 12.76. Section 4 takes that disagreement seriously — it is a statement about the discount rate, not about the forecast — and the disagreement is shown rather than averaged away, because a number produced by averaging several methods is not more robust than the best of them: it is a new method with weights nobody tested, and it imports every weakness of the weakest lens at whatever weight somebody typed. Here the arithmetic of that is exact and is why the blend was retired: the retired 45/25/20/10 central of AED 12.74 read +12% against the price where the answer reads +46%.</w:t>
       </w:r>
     </w:p>
     <w:p>
@@ -5884,7 +5884,7 @@
           <w:color w:val="1C3A36"/>
           <w:sz w:val="21"/>
         </w:rPr>
-        <w:t>This matters because of what the forecast assumes elsewhere. The subscriber path in this study has prepaid RECOVERING as tourism normalises. A recovering prepaid base pushes the postpaid share back down, which removes the tailwind — and if the underlying per-leg erosion continues, the blended figure falls rather than holding flat. Holding the path flat is therefore a joint assumption that BOTH forces persist and keep cancelling. Section 1.9 prices the alternative directly: if the blended path instead erodes at the rate the decomposition implies, the cash-flow lens reads AED 13.89 rather than AED 16.86, -18%. It is the largest single downside in the study that does not come from the discount rate.</w:t>
+        <w:t>This matters because of what the forecast assumes elsewhere. The subscriber path in this study has prepaid RECOVERING as tourism normalises. A recovering prepaid base pushes the postpaid share back down, which removes the tailwind — and if the underlying per-leg erosion continues, the blended figure falls rather than holding flat. Holding the path flat is therefore a joint assumption that BOTH forces persist and keep cancelling. Section 1.9 prices the alternative directly: if the blended path instead erodes at the rate the decomposition implies, the cash-flow lens reads AED 13.66 rather than AED 16.58, -18%. It is the largest single downside in the study that does not come from the discount rate.</w:t>
       </w:r>
     </w:p>
     <w:p>
@@ -7784,7 +7784,7 @@
                 <w:color w:val="1C3A36"/>
                 <w:sz w:val="17"/>
               </w:rPr>
-              <w:t>8.81x forward EBITDA</w:t>
+              <w:t>8.64x forward EBITDA</w:t>
             </w:r>
           </w:p>
         </w:tc>
@@ -7839,7 +7839,7 @@
                 <w:color w:val="1C3A36"/>
                 <w:sz w:val="17"/>
               </w:rPr>
-              <w:t>16.86</w:t>
+              <w:t>16.58</w:t>
             </w:r>
           </w:p>
         </w:tc>
@@ -7894,7 +7894,7 @@
                 <w:color w:val="1C3A36"/>
                 <w:sz w:val="17"/>
               </w:rPr>
-              <w:t>16.86</w:t>
+              <w:t>16.58</w:t>
             </w:r>
           </w:p>
         </w:tc>
@@ -7949,7 +7949,7 @@
                 <w:color w:val="1C3A36"/>
                 <w:sz w:val="17"/>
               </w:rPr>
-              <w:t>AED 2.96 per share on the cash-flow lens</w:t>
+              <w:t>AED 2.68 per share on the cash-flow lens</w:t>
             </w:r>
           </w:p>
         </w:tc>
@@ -7988,7 +7988,7 @@
           <w:color w:val="6E7B77"/>
           <w:sz w:val="17"/>
         </w:rPr>
-        <w:t>Table 8 — the study's central judgement, both ways. The cash-flow lens rests on du's own measured beta of 0.488, which prices its equity at 6.53%. That is internally consistent — but the terminal it produces values du at 8.81 times forward EBITDA forever, against the 6.97 times the market pays today: a 26% re-rating embedded in a figure presented as intrinsic value. Framing 2 simply declines to assume it. This is the honest form of the observation that 81% of enterprise value sits beyond year five.</w:t>
+        <w:t>Table 8 — the study's central judgement, both ways. The cash-flow lens rests on du's own measured beta of 0.488, which prices its equity at 6.53%. That is internally consistent — but the terminal it produces values du at 8.64 times forward EBITDA forever, against the 6.97 times the market pays today: a 24% re-rating embedded in a figure presented as intrinsic value. Framing 2 simply declines to assume it. This is the honest form of the observation that 81% of enterprise value sits beyond year five.</w:t>
       </w:r>
     </w:p>
     <w:p>
@@ -8030,7 +8030,7 @@
           <w:color w:val="1C3A36"/>
           <w:sz w:val="21"/>
         </w:rPr>
-        <w:t>The fiscal regime was the previous edition of this study's central judgement. It is not one any more, and the correction is worth stating plainly: du published its own disclosure of the royalty extension on 24 July 2026 — "Extension of Federal Royalty Scheme for the Period 2027-2029" — carrying the same 38% royalty and 9% corporate tax and expressly retaining the AED 1.8 billion combined annual floor. The prior edition recorded, wrongly, that only the other operator had disclosed it. A reversion to the pre-2024 construction after 2029 remains a real tail and is priced: AED 14.74 per share, against AED 16.86 on the current regime. It is a tail, not a coin-flip.</w:t>
+        <w:t>The fiscal regime was the previous edition of this study's central judgement. It is not one any more, and the correction is worth stating plainly: du published its own disclosure of the royalty extension on 24 July 2026 — "Extension of Federal Royalty Scheme for the Period 2027-2029" — carrying the same 38% royalty and 9% corporate tax and expressly retaining the AED 1.8 billion combined annual floor. The prior edition recorded, wrongly, that only the other operator had disclosed it. A reversion to the pre-2024 construction after 2029 remains a real tail and is priced: AED 14.74 per share, against AED 16.58 on the current regime. It is a tail, not a coin-flip.</w:t>
       </w:r>
     </w:p>
     <w:p>
@@ -8044,7 +8044,7 @@
           <w:color w:val="1C3A36"/>
           <w:sz w:val="21"/>
         </w:rPr>
-        <w:t>The licence is the second. The regulator extended du's operating licence only to 8 August 2026 — one day after this study's anchor — and has since renewed it for twenty years from 9 August 2026. The renewal announcement sets out obligations (resilience, route diversity, quality of service, national roaming) but publishes NO fee or revenue-share terms. This study therefore holds the licence fee at its historical 2.7% of revenue and flags that as an assumption, not a confirmed fact: each additional percentage point of revenue taken in licence fees costs about AED 0.56 per share.</w:t>
+        <w:t>The licence is the second. The regulator extended du's operating licence only to 8 August 2026 — one day after this study's anchor — and has since renewed it for twenty years from 9 August 2026. The renewal announcement sets out obligations (resilience, route diversity, quality of service, national roaming) but publishes NO fee or revenue-share terms. This study therefore holds the licence fee at its historical 2.7% of revenue and flags that as an assumption, not a confirmed fact: each additional percentage point of revenue taken in licence fees costs about AED 0.55 per share.</w:t>
       </w:r>
     </w:p>
     <w:p>
@@ -8964,7 +8964,7 @@
                 <w:color w:val="1C3A36"/>
                 <w:sz w:val="16"/>
               </w:rPr>
-              <w:t>16.44 vs 16.86 (-0.42)</w:t>
+              <w:t>16.44 vs 16.58 (-0.14)</w:t>
             </w:r>
           </w:p>
         </w:tc>
@@ -9037,7 +9037,7 @@
                 <w:color w:val="1C3A36"/>
                 <w:sz w:val="16"/>
               </w:rPr>
-              <w:t>18.77 vs 16.86 (1.91)</w:t>
+              <w:t>18.77 vs 16.58 (2.19)</w:t>
             </w:r>
           </w:p>
         </w:tc>
@@ -9220,7 +9220,7 @@
                 <w:color w:val="1C3A36"/>
                 <w:sz w:val="16"/>
               </w:rPr>
-              <w:t>8.81x implied</w:t>
+              <w:t>8.64x implied</w:t>
             </w:r>
           </w:p>
         </w:tc>
@@ -9256,7 +9256,7 @@
                 <w:color w:val="1C3A36"/>
                 <w:sz w:val="16"/>
               </w:rPr>
-              <w:t>16.86 vs 13.89 — the study's central judgement</w:t>
+              <w:t>16.58 vs 13.89 — the study's central judgement</w:t>
             </w:r>
           </w:p>
         </w:tc>
@@ -9329,7 +9329,7 @@
                 <w:color w:val="1C3A36"/>
                 <w:sz w:val="16"/>
               </w:rPr>
-              <w:t>16.86 vs 14.74</w:t>
+              <w:t>16.58 vs 14.74</w:t>
             </w:r>
           </w:p>
         </w:tc>
@@ -9365,7 +9365,7 @@
           <w:color w:val="1C3A36"/>
           <w:sz w:val="21"/>
         </w:rPr>
-        <w:t>The risk-free rate deserves its own paragraph, because it is the input an external review of this study contested hardest and because the resolution runs against that review. There is no liquid ten-year dirham government point at all: the UAE federal curve's longest conventional Treasury bond matures in January 2031, and the ONLY federal tranche beyond it is a February-2033 Islamic Treasury Sukuk — a different instrument type, which an earlier edition of this study mislabelled as a bond. That sukuk has been sold twice. Its debut, in February 2026, cleared 3.779%. A second tap of the SAME instrument two months later cleared 4.13% — 35 basis points higher. The review argued for the debut print, which would put the cash-flow lens at AED 20.59 rather than AED 16.86, +22%. That is far too large to wave away, so it was re-derived from the issuer's own auction releases rather than argued about.</w:t>
+        <w:t>The risk-free rate deserves its own paragraph, because it is the input an external review of this study contested hardest and because the resolution runs against that review. There is no liquid ten-year dirham government point at all: the UAE federal curve's longest conventional Treasury bond matures in January 2031, and the ONLY federal tranche beyond it is a February-2033 Islamic Treasury Sukuk — a different instrument type, which an earlier edition of this study mislabelled as a bond. That sukuk has been sold twice. Its debut, in February 2026, cleared 3.779%. A second tap of the SAME instrument two months later cleared 4.13% — 35 basis points higher. The review argued for the debut print, which would put the cash-flow lens at AED 20.59 rather than AED 16.58, +24%. That is far too large to wave away, so it was re-derived from the issuer's own auction releases rather than argued about.</w:t>
       </w:r>
     </w:p>
     <w:p>
@@ -9379,7 +9379,7 @@
           <w:color w:val="1C3A36"/>
           <w:sz w:val="21"/>
         </w:rPr>
-        <w:t>The debut print does not survive that re-derivation. It is five and a half months older than this study's anchor, the issuer's own re-offer of the identical instrument contradicted it, and the Jan-2031 bond moved 3.90% → 3.85% → 4.30% → 4.48% across the same window. Using a stale debut as the current risk-free rate would import a rate environment that had ceased to exist. The rate used therefore stays at the most recent primary print on the longest liquid tenor, 4.48% — but the honest observation is that the tenor choice is a genuine RANGE, not a point: the two defensible longer alternatives sit on either side of it, worth 1.91 and -0.42 a share, so both are published in the table above rather than one being selected. One further correction belongs here: the spread on that auction is read FROM the ministry's release, not quoted from it. The original sentence is malformed, covering two tranches at once, and an earlier edition of this study presented it as a clean quotation. It was not.</w:t>
+        <w:t>The debut print does not survive that re-derivation. It is five and a half months older than this study's anchor, the issuer's own re-offer of the identical instrument contradicted it, and the Jan-2031 bond moved 3.90% → 3.85% → 4.30% → 4.48% across the same window. Using a stale debut as the current risk-free rate would import a rate environment that had ceased to exist. The rate used therefore stays at the most recent primary print on the longest liquid tenor, 4.48% — but the honest observation is that the tenor choice is a genuine RANGE, not a point: the two defensible longer alternatives sit on either side of it, worth 2.19 and -0.14 a share, so both are published in the table above rather than one being selected. One further correction belongs here: the spread on that auction is read FROM the ministry's release, not quoted from it. The original sentence is malformed, covering two tranches at once, and an earlier edition of this study presented it as a clean quotation. It was not.</w:t>
       </w:r>
     </w:p>
     <w:p>
@@ -9771,7 +9771,7 @@
                 <w:color w:val="1C3A36"/>
                 <w:sz w:val="16"/>
               </w:rPr>
-              <w:t>18.08</w:t>
+              <w:t>17.78</w:t>
             </w:r>
           </w:p>
         </w:tc>
@@ -9789,7 +9789,7 @@
                 <w:color w:val="1C3A36"/>
                 <w:sz w:val="16"/>
               </w:rPr>
-              <w:t>16.86</w:t>
+              <w:t>16.58</w:t>
             </w:r>
           </w:p>
         </w:tc>
@@ -9807,7 +9807,7 @@
                 <w:color w:val="1C3A36"/>
                 <w:sz w:val="16"/>
               </w:rPr>
-              <w:t>15.68</w:t>
+              <w:t>15.42</w:t>
             </w:r>
           </w:p>
         </w:tc>
@@ -9825,7 +9825,7 @@
                 <w:color w:val="1C3A36"/>
                 <w:sz w:val="16"/>
               </w:rPr>
-              <w:t>14.65</w:t>
+              <w:t>14.40</w:t>
             </w:r>
           </w:p>
         </w:tc>
@@ -9843,7 +9843,7 @@
                 <w:color w:val="1C3A36"/>
                 <w:sz w:val="16"/>
               </w:rPr>
-              <w:t>13.58</w:t>
+              <w:t>13.36</w:t>
             </w:r>
           </w:p>
         </w:tc>
@@ -9861,7 +9861,7 @@
                 <w:color w:val="1C3A36"/>
                 <w:sz w:val="16"/>
               </w:rPr>
-              <w:t>4.50</w:t>
+              <w:t>4.43</w:t>
             </w:r>
           </w:p>
         </w:tc>
@@ -9898,7 +9898,7 @@
                 <w:color w:val="1C3A36"/>
                 <w:sz w:val="16"/>
               </w:rPr>
-              <w:t>14.23</w:t>
+              <w:t>14.00</w:t>
             </w:r>
           </w:p>
         </w:tc>
@@ -9916,7 +9916,7 @@
                 <w:color w:val="1C3A36"/>
                 <w:sz w:val="16"/>
               </w:rPr>
-              <w:t>15.54</w:t>
+              <w:t>15.29</w:t>
             </w:r>
           </w:p>
         </w:tc>
@@ -9934,7 +9934,7 @@
                 <w:color w:val="1C3A36"/>
                 <w:sz w:val="16"/>
               </w:rPr>
-              <w:t>16.86</w:t>
+              <w:t>16.58</w:t>
             </w:r>
           </w:p>
         </w:tc>
@@ -9952,7 +9952,7 @@
                 <w:color w:val="1C3A36"/>
                 <w:sz w:val="16"/>
               </w:rPr>
-              <w:t>18.17</w:t>
+              <w:t>17.87</w:t>
             </w:r>
           </w:p>
         </w:tc>
@@ -9970,7 +9970,7 @@
                 <w:color w:val="1C3A36"/>
                 <w:sz w:val="16"/>
               </w:rPr>
-              <w:t>19.48</w:t>
+              <w:t>19.16</w:t>
             </w:r>
           </w:p>
         </w:tc>
@@ -9988,7 +9988,7 @@
                 <w:color w:val="1C3A36"/>
                 <w:sz w:val="16"/>
               </w:rPr>
-              <w:t>5.25</w:t>
+              <w:t>5.16</w:t>
             </w:r>
           </w:p>
         </w:tc>
@@ -10025,7 +10025,7 @@
                 <w:color w:val="1C3A36"/>
                 <w:sz w:val="16"/>
               </w:rPr>
-              <w:t>16.00</w:t>
+              <w:t>15.74</w:t>
             </w:r>
           </w:p>
         </w:tc>
@@ -10043,7 +10043,7 @@
                 <w:color w:val="1C3A36"/>
                 <w:sz w:val="16"/>
               </w:rPr>
-              <w:t>16.43</w:t>
+              <w:t>16.16</w:t>
             </w:r>
           </w:p>
         </w:tc>
@@ -10061,7 +10061,7 @@
                 <w:color w:val="1C3A36"/>
                 <w:sz w:val="16"/>
               </w:rPr>
-              <w:t>16.86</w:t>
+              <w:t>16.58</w:t>
             </w:r>
           </w:p>
         </w:tc>
@@ -10079,7 +10079,7 @@
                 <w:color w:val="1C3A36"/>
                 <w:sz w:val="16"/>
               </w:rPr>
-              <w:t>17.28</w:t>
+              <w:t>17.00</w:t>
             </w:r>
           </w:p>
         </w:tc>
@@ -10097,7 +10097,7 @@
                 <w:color w:val="1C3A36"/>
                 <w:sz w:val="16"/>
               </w:rPr>
-              <w:t>17.71</w:t>
+              <w:t>17.42</w:t>
             </w:r>
           </w:p>
         </w:tc>
@@ -10115,7 +10115,7 @@
                 <w:color w:val="1C3A36"/>
                 <w:sz w:val="16"/>
               </w:rPr>
-              <w:t>1.71</w:t>
+              <w:t>1.68</w:t>
             </w:r>
           </w:p>
         </w:tc>
@@ -10152,7 +10152,7 @@
                 <w:color w:val="1C3A36"/>
                 <w:sz w:val="16"/>
               </w:rPr>
-              <w:t>17.94</w:t>
+              <w:t>17.64</w:t>
             </w:r>
           </w:p>
         </w:tc>
@@ -10170,7 +10170,7 @@
                 <w:color w:val="1C3A36"/>
                 <w:sz w:val="16"/>
               </w:rPr>
-              <w:t>17.40</w:t>
+              <w:t>17.11</w:t>
             </w:r>
           </w:p>
         </w:tc>
@@ -10188,7 +10188,7 @@
                 <w:color w:val="1C3A36"/>
                 <w:sz w:val="16"/>
               </w:rPr>
-              <w:t>16.86</w:t>
+              <w:t>16.58</w:t>
             </w:r>
           </w:p>
         </w:tc>
@@ -10206,7 +10206,7 @@
                 <w:color w:val="1C3A36"/>
                 <w:sz w:val="16"/>
               </w:rPr>
-              <w:t>16.31</w:t>
+              <w:t>16.04</w:t>
             </w:r>
           </w:p>
         </w:tc>
@@ -10224,7 +10224,7 @@
                 <w:color w:val="1C3A36"/>
                 <w:sz w:val="16"/>
               </w:rPr>
-              <w:t>15.77</w:t>
+              <w:t>15.51</w:t>
             </w:r>
           </w:p>
         </w:tc>
@@ -10242,7 +10242,7 @@
                 <w:color w:val="1C3A36"/>
                 <w:sz w:val="16"/>
               </w:rPr>
-              <w:t>2.17</w:t>
+              <w:t>2.13</w:t>
             </w:r>
           </w:p>
         </w:tc>
@@ -10279,7 +10279,7 @@
                 <w:color w:val="1C3A36"/>
                 <w:sz w:val="16"/>
               </w:rPr>
-              <w:t>13.75</w:t>
+              <w:t>13.53</w:t>
             </w:r>
           </w:p>
         </w:tc>
@@ -10297,7 +10297,7 @@
                 <w:color w:val="1C3A36"/>
                 <w:sz w:val="16"/>
               </w:rPr>
-              <w:t>14.97</w:t>
+              <w:t>14.72</w:t>
             </w:r>
           </w:p>
         </w:tc>
@@ -10315,7 +10315,7 @@
                 <w:color w:val="1C3A36"/>
                 <w:sz w:val="16"/>
               </w:rPr>
-              <w:t>16.86</w:t>
+              <w:t>16.58</w:t>
             </w:r>
           </w:p>
         </w:tc>
@@ -10333,7 +10333,7 @@
                 <w:color w:val="1C3A36"/>
                 <w:sz w:val="16"/>
               </w:rPr>
-              <w:t>17.51</w:t>
+              <w:t>17.22</w:t>
             </w:r>
           </w:p>
         </w:tc>
@@ -10351,7 +10351,7 @@
                 <w:color w:val="1C3A36"/>
                 <w:sz w:val="16"/>
               </w:rPr>
-              <w:t>18.16</w:t>
+              <w:t>17.86</w:t>
             </w:r>
           </w:p>
         </w:tc>
@@ -10369,7 +10369,7 @@
                 <w:color w:val="1C3A36"/>
                 <w:sz w:val="16"/>
               </w:rPr>
-              <w:t>4.41</w:t>
+              <w:t>4.33</w:t>
             </w:r>
           </w:p>
         </w:tc>
@@ -10406,7 +10406,7 @@
                 <w:color w:val="1C3A36"/>
                 <w:sz w:val="16"/>
               </w:rPr>
-              <w:t>17.83</w:t>
+              <w:t>17.54</w:t>
             </w:r>
           </w:p>
         </w:tc>
@@ -10424,7 +10424,7 @@
                 <w:color w:val="1C3A36"/>
                 <w:sz w:val="16"/>
               </w:rPr>
-              <w:t>17.34</w:t>
+              <w:t>17.06</w:t>
             </w:r>
           </w:p>
         </w:tc>
@@ -10442,7 +10442,7 @@
                 <w:color w:val="1C3A36"/>
                 <w:sz w:val="16"/>
               </w:rPr>
-              <w:t>16.86</w:t>
+              <w:t>16.58</w:t>
             </w:r>
           </w:p>
         </w:tc>
@@ -10460,7 +10460,7 @@
                 <w:color w:val="1C3A36"/>
                 <w:sz w:val="16"/>
               </w:rPr>
-              <w:t>16.21</w:t>
+              <w:t>15.94</w:t>
             </w:r>
           </w:p>
         </w:tc>
@@ -10478,7 +10478,7 @@
                 <w:color w:val="1C3A36"/>
                 <w:sz w:val="16"/>
               </w:rPr>
-              <w:t>15.56</w:t>
+              <w:t>15.30</w:t>
             </w:r>
           </w:p>
         </w:tc>
@@ -10496,7 +10496,7 @@
                 <w:color w:val="1C3A36"/>
                 <w:sz w:val="16"/>
               </w:rPr>
-              <w:t>2.26</w:t>
+              <w:t>2.23</w:t>
             </w:r>
           </w:p>
         </w:tc>
@@ -10533,7 +10533,7 @@
                 <w:color w:val="1C3A36"/>
                 <w:sz w:val="16"/>
               </w:rPr>
-              <w:t>17.60</w:t>
+              <w:t>17.31</w:t>
             </w:r>
           </w:p>
         </w:tc>
@@ -10551,7 +10551,7 @@
                 <w:color w:val="1C3A36"/>
                 <w:sz w:val="16"/>
               </w:rPr>
-              <w:t>17.23</w:t>
+              <w:t>16.95</w:t>
             </w:r>
           </w:p>
         </w:tc>
@@ -10569,7 +10569,7 @@
                 <w:color w:val="1C3A36"/>
                 <w:sz w:val="16"/>
               </w:rPr>
-              <w:t>16.86</w:t>
+              <w:t>16.58</w:t>
             </w:r>
           </w:p>
         </w:tc>
@@ -10587,7 +10587,7 @@
                 <w:color w:val="1C3A36"/>
                 <w:sz w:val="16"/>
               </w:rPr>
-              <w:t>16.47</w:t>
+              <w:t>16.20</w:t>
             </w:r>
           </w:p>
         </w:tc>
@@ -10605,7 +10605,7 @@
                 <w:color w:val="1C3A36"/>
                 <w:sz w:val="16"/>
               </w:rPr>
-              <w:t>16.07</w:t>
+              <w:t>15.80</w:t>
             </w:r>
           </w:p>
         </w:tc>
@@ -10623,7 +10623,7 @@
                 <w:color w:val="1C3A36"/>
                 <w:sz w:val="16"/>
               </w:rPr>
-              <w:t>1.53</w:t>
+              <w:t>1.50</w:t>
             </w:r>
           </w:p>
         </w:tc>
@@ -10659,7 +10659,7 @@
           <w:color w:val="1C3A36"/>
           <w:sz w:val="21"/>
         </w:rPr>
-        <w:t>Two rows deserve a note. The ARPU-drift row is not a generic price sensitivity: it is the mix-exhaustion case set out in 1.6, and it is the largest operating downside in the study — AED 13.75 at -2.5% a year against AED 16.86 in the base. The direct-cost row now scales COST PER UNIT rather than a margin, so it is a driver rather than an assumption being nudged.</w:t>
+        <w:t>Two rows deserve a note. The ARPU-drift row is not a generic price sensitivity: it is the mix-exhaustion case set out in 1.6, and it is the largest operating downside in the study — AED 13.53 at -2.5% a year against AED 16.58 in the base. The direct-cost row now scales COST PER UNIT rather than a margin, so it is a driver rather than an assumption being nudged.</w:t>
       </w:r>
     </w:p>
     <w:p>
@@ -10673,7 +10673,7 @@
           <w:color w:val="1C3A36"/>
           <w:sz w:val="21"/>
         </w:rPr>
-        <w:t>One further test belongs here, because an external review asked for it: what is revenue at the company's guided midpoint worth? The build lands at +4.3% against a guided 4-6%, so the +5.0% midpoint is worth about AED 107mn of FY2026 revenue. The answer depends less on the revenue than on HOW it is won. Won on price, with no incremental unit cost or capex behind it, the cash-flow lens reads AED 17.45; won on volume, carrying both, it reads AED 17.57. On the same five-year revenue the price route is worth AED 0.18 more per share than the volume route. The build deliberately stays below the midpoint: it is driven by the disclosed subscriber and ARPU paths, and reverse-engineering a forecast to a guidance number is the opposite of building it from the ground up.</w:t>
+        <w:t>One further test belongs here, because an external review asked for it: what is revenue at the company's guided midpoint worth? The build lands at +4.3% against a guided 4-6%, so the +5.0% midpoint is worth about AED 107mn of FY2026 revenue. The answer depends less on the revenue than on HOW it is won. Won on price, with no incremental unit cost or capex behind it, the cash-flow lens reads AED 17.16; won on volume, carrying both, it reads AED 17.28. On the same five-year revenue the price route is worth AED 0.18 more per share than the volume route. The build deliberately stays below the midpoint: it is driven by the disclosed subscriber and ARPU paths, and reverse-engineering a forecast to a guidance number is the opposite of building it from the ground up.</w:t>
       </w:r>
     </w:p>
     <w:p>
@@ -11507,7 +11507,7 @@
           <w:color w:val="6E7B77"/>
           <w:sz w:val="17"/>
         </w:rPr>
-        <w:t>Figure 5 — the forward price cone to three months. The dashed brass line is the fundamental central estimate of 16.86; the dotted line is the spot of 11.36.</w:t>
+        <w:t>Figure 5 — the forward price cone to three months. The dashed brass line is the fundamental central estimate of 16.58; the dotted line is the spot of 11.36.</w:t>
       </w:r>
     </w:p>
     <w:p>
@@ -12422,7 +12422,7 @@
           <w:color w:val="1C3A36"/>
           <w:sz w:val="21"/>
         </w:rPr>
-        <w:t>The field disagrees, and the disagreement is informative. The cash-flow lens reads AED 16.86; the two market-anchored lenses read AED 8.90 and AED 8.92; the book lens AED 12.76. The spread is NOT about the forecast — all four lenses consume the same build, and the near-term numbers are anchored on a printed first half. It is about the price of time and certainty: the measured beta prices du's equity at a 6.5% required return, while the regional market, at the peer median multiple, implicitly charges something closer to the return implied by a 15-16× earnings multiple on a slow-growing annuity — two to three points more. Discount this study's own cash flows at that market-implied rate and you get, in effect, the relative lens.</w:t>
+        <w:t>The field disagrees, and the disagreement is informative. The cash-flow lens reads AED 16.58; the two market-anchored lenses read AED 8.90 and AED 8.92; the book lens AED 12.76. The spread is NOT about the forecast — all four lenses consume the same build, and the near-term numbers are anchored on a printed first half. It is about the price of time and certainty: the measured beta prices du's equity at a 6.5% required return, while the regional market, at the peer median multiple, implicitly charges something closer to the return implied by a 15-16× earnings multiple on a slow-growing annuity — two to three points more. Discount this study's own cash flows at that market-implied rate and you get, in effect, the relative lens.</w:t>
       </w:r>
     </w:p>
     <w:p>
@@ -12436,7 +12436,7 @@
           <w:color w:val="1C3A36"/>
           <w:sz w:val="21"/>
         </w:rPr>
-        <w:t>What would close the gap from each side. The DCF is right and the market re-rates if: the fiscal regime is extended on current terms with the floor lapsing or lightening; the licence renews on comparable terms; the war recovery completes; and the data-centre leg starts printing revenue the market can see. The market is right and the DCF is generous if: the royalty regime reverts or worsens (Framing B alone closes most of the gap — AED 14.74); the measured beta understates the true risk of a single-market, single-licence operator (beta 0.80 alone takes the DCF to AED 13.07); or the capital base is older than the depreciation notes imply, which the second reading of those same notes puts at 22.97 years and is worth AED 16.03 a share. The central of AED 16.86 does NOT split the difference: it is the cash-flow lens, published with the cross-checks that disagree with it printed beside it at their own values, so a reader can judge the disagreement instead of receiving a number in which it has already been settled by a weight. An earlier edition of this study did settle it that way and reported AED 12.87, +13% against the price rather than the +48% this study actually holds — and the two market-anchored lenses that carried 45% of that blend are, as 1.4 shows, one reading of one multiple, not two.</w:t>
+        <w:t>What would close the gap from each side. The DCF is right and the market re-rates if: the fiscal regime is extended on current terms with the floor lapsing or lightening; the licence renews on comparable terms; the war recovery completes; and the data-centre leg starts printing revenue the market can see. The market is right and the DCF is generous if: the royalty regime reverts or worsens (Framing B alone closes most of the gap — AED 14.74); the measured beta understates the true risk of a single-market, single-licence operator (beta 0.80 alone takes the DCF to AED 13.07); or the capital base is older than the depreciation notes imply, which the second reading of those same notes puts at 22.97 years and is worth AED 15.77 a share. The central of AED 16.58 does NOT split the difference: it is the cash-flow lens, published with the cross-checks that disagree with it printed beside it at their own values, so a reader can judge the disagreement instead of receiving a number in which it has already been settled by a weight. An earlier edition of this study did settle it that way and reported AED 12.74, +12% against the price rather than the +46% this study actually holds — and the two market-anchored lenses that carried 45% of that blend are, as 1.4 shows, one reading of one multiple, not two.</w:t>
       </w:r>
     </w:p>
     <w:p>
@@ -12450,7 +12450,7 @@
           <w:color w:val="1C3A36"/>
           <w:sz w:val="21"/>
         </w:rPr>
-        <w:t>An external review asked what those weights were worth, and it was right to. Priced against the blend this study published at the time, AED 12.87: moving the market-anchored family from 45% down to a quarter and giving the freed weight to the cash-flow lens read AED 14.46, and giving it to the book lens read AED 13.64 — up to 1.59 a share, and 0.82 between the two destinations. Not immaterial, and the answer was not to choose the weights better. The scheme is gone: the cash-flow lens IS the central at AED 16.86 and the other lenses are published beside it at their own values, so there is no weight left to set. The arithmetic above is kept as the record of what the retired construction did.</w:t>
+        <w:t>An external review asked what those weights were worth, and it was right to. Priced against the blend this study published at the time, AED 12.74: moving the market-anchored family from 45% down to a quarter and giving the freed weight to the cash-flow lens read AED 14.28, and giving it to the book lens read AED 13.51 — up to 1.53 a share, and 0.76 between the two destinations. Not immaterial, and the answer was not to choose the weights better. The scheme is gone: the cash-flow lens IS the central at AED 16.58 and the other lenses are published beside it at their own values, so there is no weight left to set. The arithmetic above is kept as the record of what the retired construction did.</w:t>
       </w:r>
     </w:p>
     <w:p>
@@ -12539,7 +12539,7 @@
           <w:color w:val="1C3A36"/>
           <w:sz w:val="21"/>
         </w:rPr>
-        <w:t>du's own filings describe the 38% + 9% regime as effective 2024-2026. The other operator has disclosed a ministry notification extending the structure through 2029; du's mirroring disclosure — and whether the AED 1.8bn combined floor carries over — is the single most valuable sentence the company can publish: AED 16.86 versus AED 14.74 per share between the framings.</w:t>
+        <w:t>du's own filings describe the 38% + 9% regime as effective 2024-2026. The other operator has disclosed a ministry notification extending the structure through 2029; du's mirroring disclosure — and whether the AED 1.8bn combined floor carries over — is the single most valuable sentence the company can publish: AED 16.58 versus AED 14.74 per share between the framings.</w:t>
       </w:r>
     </w:p>
     <w:p>
@@ -12560,7 +12560,7 @@
           <w:color w:val="1C3A36"/>
           <w:sz w:val="21"/>
         </w:rPr>
-        <w:t>The TDRA extension ran to 8 August 2026 with conclusion expected "on or before" that date — i.e. the outcome is due at press time. Renewal on comparable terms is the base case and would be a non-event; a renewal that raises the fee ratio costs roughly AED 0.56 per share per percentage point of revenue.</w:t>
+        <w:t>The TDRA extension ran to 8 August 2026 with conclusion expected "on or before" that date — i.e. the outcome is due at press time. Renewal on comparable terms is the base case and would be a non-event; a renewal that raises the fee ratio costs roughly AED 0.55 per share per percentage point of revenue.</w:t>
       </w:r>
     </w:p>
     <w:p>
@@ -12664,7 +12664,7 @@
           <w:color w:val="1C3A36"/>
           <w:sz w:val="21"/>
         </w:rPr>
-        <w:t>How to read sections 2-3 against section 1. The three-month cone spans AED 9.82 to 15.32 — the price can visit a lot of places in ninety days without any of them being a statement about value. The fundamental central of AED 16.86 sits OUTSIDE the cone's upper half: reaching it within a quarter would be a strong but not extraordinary move. Three zones, then:</w:t>
+        <w:t>How to read sections 2-3 against section 1. The three-month cone spans AED 9.82 to 15.32 — the price can visit a lot of places in ninety days without any of them being a statement about value. The fundamental central of AED 16.58 sits OUTSIDE the cone's upper half: reaching it within a quarter would be a strong but not extraordinary move. Three zones, then:</w:t>
       </w:r>
     </w:p>
     <w:p>
@@ -12727,7 +12727,7 @@
           <w:color w:val="1C3A36"/>
           <w:sz w:val="21"/>
         </w:rPr>
-        <w:t>the market starting to pay for the recovery and the regime extension before they are printed. Even at the cone's top, AED 15.32, the share would still sit -9% against this study's central and only just above the book floor of AED 12.76 — three months of price movement does not settle a disagreement of this size either way.</w:t>
+        <w:t>the market starting to pay for the recovery and the regime extension before they are printed. Even at the cone's top, AED 15.32, the share would still sit -8% against this study's central and only just above the book floor of AED 12.76 — three months of price movement does not settle a disagreement of this size either way.</w:t>
       </w:r>
     </w:p>
     <w:p>
@@ -12881,7 +12881,7 @@
           <w:color w:val="1C3A36"/>
           <w:sz w:val="21"/>
         </w:rPr>
-        <w:t>The single most fragile revenue judgement in this study is that blended mobile ARPU holds roughly flat. Section 1.6 decomposes why: the flat reported figure is a postpaid mix tailwind worth about +2.6% set against per-leg price erosion of about -2.4%. Both must persist, and keep cancelling, for the path to hold. The mix shift came from a collapse in low-value visitor prepaid SIMs, and this study's own subscriber path assumes prepaid RECOVERS — which removes the tailwind and leaves the erosion exposed. Priced: the cash-flow lens falls to AED 13.89 (-18%). We cannot separate the two legs because du publishes no prepaid or postpaid ARPU, and solving for the ratio across all 21 available quarter pairs gives answers from -45× to 17× — so the gap is flagged, not filled.</w:t>
+        <w:t>The single most fragile revenue judgement in this study is that blended mobile ARPU holds roughly flat. Section 1.6 decomposes why: the flat reported figure is a postpaid mix tailwind worth about +2.6% set against per-leg price erosion of about -2.4%. Both must persist, and keep cancelling, for the path to hold. The mix shift came from a collapse in low-value visitor prepaid SIMs, and this study's own subscriber path assumes prepaid RECOVERS — which removes the tailwind and leaves the erosion exposed. Priced: the cash-flow lens falls to AED 13.66 (-18%). We cannot separate the two legs because du publishes no prepaid or postpaid ARPU, and solving for the ratio across all 21 available quarter pairs gives answers from -45× to 17× — so the gap is flagged, not filled.</w:t>
       </w:r>
     </w:p>
     <w:p>
@@ -17975,7 +17975,7 @@
                 <w:color w:val="1C3A36"/>
                 <w:sz w:val="17"/>
               </w:rPr>
-              <w:t>~AED 0.56/share per +1pp (section 1.9)</w:t>
+              <w:t>~AED 0.55/share per +1pp (section 1.9)</w:t>
             </w:r>
           </w:p>
         </w:tc>
@@ -19738,7 +19738,7 @@
                 <w:color w:val="1C3A36"/>
                 <w:sz w:val="17"/>
               </w:rPr>
-              <w:t>Panel median vs the study's central (16.86)</w:t>
+              <w:t>Panel median vs the study's central (16.58)</w:t>
             </w:r>
           </w:p>
         </w:tc>
@@ -19774,7 +19774,7 @@
                 <w:color w:val="1C3A36"/>
                 <w:sz w:val="17"/>
               </w:rPr>
-              <w:t>0.49</w:t>
+              <w:t>0.22</w:t>
             </w:r>
           </w:p>
         </w:tc>
